--- a/лаба2_веб.docx
+++ b/лаба2_веб.docx
@@ -2295,7 +2295,7 @@
                 <w:szCs w:val="21"/>
                 <w:lang w:eastAsia="uk-UA"/>
               </w:rPr>
-              <w:t>main</w:t>
+              <w:t>hr</w:t>
             </w:r>
             <w:proofErr w:type="spellEnd"/>
             <w:r>
@@ -2321,16 +2321,6 @@
                 <w:lang w:eastAsia="uk-UA"/>
               </w:rPr>
             </w:pPr>
-            <w:r>
-              <w:rPr>
-                <w:rFonts w:ascii="Consolas" w:eastAsia="Times New Roman" w:hAnsi="Consolas" w:cs="Times New Roman"/>
-                <w:color w:val="6688CC"/>
-                <w:sz w:val="21"/>
-                <w:szCs w:val="21"/>
-                <w:lang w:eastAsia="uk-UA"/>
-              </w:rPr>
-              <w:t xml:space="preserve">        </w:t>
-            </w:r>
           </w:p>
           <w:p>
             <w:pPr>
@@ -2352,91 +2342,29 @@
                 <w:szCs w:val="21"/>
                 <w:lang w:eastAsia="uk-UA"/>
               </w:rPr>
-              <w:t>        &lt;</w:t>
-            </w:r>
-            <w:r>
-              <w:rPr>
-                <w:rFonts w:ascii="Consolas" w:eastAsia="Times New Roman" w:hAnsi="Consolas" w:cs="Times New Roman"/>
-                <w:color w:val="225588"/>
-                <w:sz w:val="21"/>
-                <w:szCs w:val="21"/>
-                <w:lang w:eastAsia="uk-UA"/>
-              </w:rPr>
-              <w:t>h2</w:t>
-            </w:r>
-            <w:r>
-              <w:rPr>
-                <w:rFonts w:ascii="Consolas" w:eastAsia="Times New Roman" w:hAnsi="Consolas" w:cs="Times New Roman"/>
-                <w:color w:val="6688CC"/>
-                <w:sz w:val="21"/>
-                <w:szCs w:val="21"/>
-                <w:lang w:eastAsia="uk-UA"/>
-              </w:rPr>
-              <w:t>&gt;</w:t>
-            </w:r>
-            <w:proofErr w:type="spellStart"/>
-            <w:r>
-              <w:rPr>
-                <w:rFonts w:ascii="Consolas" w:eastAsia="Times New Roman" w:hAnsi="Consolas" w:cs="Times New Roman"/>
-                <w:color w:val="6688CC"/>
-                <w:sz w:val="21"/>
-                <w:szCs w:val="21"/>
-                <w:lang w:eastAsia="uk-UA"/>
-              </w:rPr>
-              <w:t>Personal</w:t>
-            </w:r>
-            <w:proofErr w:type="spellEnd"/>
-            <w:r>
-              <w:rPr>
-                <w:rFonts w:ascii="Consolas" w:eastAsia="Times New Roman" w:hAnsi="Consolas" w:cs="Times New Roman"/>
-                <w:color w:val="6688CC"/>
-                <w:sz w:val="21"/>
-                <w:szCs w:val="21"/>
-                <w:lang w:eastAsia="uk-UA"/>
-              </w:rPr>
-              <w:t xml:space="preserve"> </w:t>
-            </w:r>
-            <w:proofErr w:type="spellStart"/>
-            <w:r>
-              <w:rPr>
-                <w:rFonts w:ascii="Consolas" w:eastAsia="Times New Roman" w:hAnsi="Consolas" w:cs="Times New Roman"/>
-                <w:color w:val="6688CC"/>
-                <w:sz w:val="21"/>
-                <w:szCs w:val="21"/>
-                <w:lang w:eastAsia="uk-UA"/>
-              </w:rPr>
-              <w:t>profile</w:t>
-            </w:r>
-            <w:proofErr w:type="spellEnd"/>
-            <w:r>
-              <w:rPr>
-                <w:rFonts w:ascii="Consolas" w:eastAsia="Times New Roman" w:hAnsi="Consolas" w:cs="Times New Roman"/>
-                <w:color w:val="6688CC"/>
-                <w:sz w:val="21"/>
-                <w:szCs w:val="21"/>
-                <w:lang w:eastAsia="uk-UA"/>
-              </w:rPr>
-              <w:t>:&lt;/</w:t>
-            </w:r>
-            <w:r>
-              <w:rPr>
-                <w:rFonts w:ascii="Consolas" w:eastAsia="Times New Roman" w:hAnsi="Consolas" w:cs="Times New Roman"/>
-                <w:color w:val="225588"/>
-                <w:sz w:val="21"/>
-                <w:szCs w:val="21"/>
-                <w:lang w:eastAsia="uk-UA"/>
-              </w:rPr>
-              <w:t>h2</w:t>
-            </w:r>
-            <w:r>
-              <w:rPr>
-                <w:rFonts w:ascii="Consolas" w:eastAsia="Times New Roman" w:hAnsi="Consolas" w:cs="Times New Roman"/>
-                <w:color w:val="6688CC"/>
-                <w:sz w:val="21"/>
-                <w:szCs w:val="21"/>
-                <w:lang w:eastAsia="uk-UA"/>
-              </w:rPr>
-              <w:t xml:space="preserve">&gt; </w:t>
+              <w:t>    &lt;</w:t>
+            </w:r>
+            <w:proofErr w:type="spellStart"/>
+            <w:r>
+              <w:rPr>
+                <w:rFonts w:ascii="Consolas" w:eastAsia="Times New Roman" w:hAnsi="Consolas" w:cs="Times New Roman"/>
+                <w:color w:val="225588"/>
+                <w:sz w:val="21"/>
+                <w:szCs w:val="21"/>
+                <w:lang w:eastAsia="uk-UA"/>
+              </w:rPr>
+              <w:t>main</w:t>
+            </w:r>
+            <w:proofErr w:type="spellEnd"/>
+            <w:r>
+              <w:rPr>
+                <w:rFonts w:ascii="Consolas" w:eastAsia="Times New Roman" w:hAnsi="Consolas" w:cs="Times New Roman"/>
+                <w:color w:val="6688CC"/>
+                <w:sz w:val="21"/>
+                <w:szCs w:val="21"/>
+                <w:lang w:eastAsia="uk-UA"/>
+              </w:rPr>
+              <w:t>&gt;</w:t>
             </w:r>
           </w:p>
           <w:p>
@@ -2459,663 +2387,7 @@
                 <w:szCs w:val="21"/>
                 <w:lang w:eastAsia="uk-UA"/>
               </w:rPr>
-              <w:t>        &lt;</w:t>
-            </w:r>
-            <w:r>
-              <w:rPr>
-                <w:rFonts w:ascii="Consolas" w:eastAsia="Times New Roman" w:hAnsi="Consolas" w:cs="Times New Roman"/>
-                <w:color w:val="225588"/>
-                <w:sz w:val="21"/>
-                <w:szCs w:val="21"/>
-                <w:lang w:eastAsia="uk-UA"/>
-              </w:rPr>
-              <w:t>p</w:t>
-            </w:r>
-            <w:r>
-              <w:rPr>
-                <w:rFonts w:ascii="Consolas" w:eastAsia="Times New Roman" w:hAnsi="Consolas" w:cs="Times New Roman"/>
-                <w:color w:val="6688CC"/>
-                <w:sz w:val="21"/>
-                <w:szCs w:val="21"/>
-                <w:lang w:eastAsia="uk-UA"/>
-              </w:rPr>
-              <w:t>&gt;</w:t>
-            </w:r>
-            <w:proofErr w:type="spellStart"/>
-            <w:r>
-              <w:rPr>
-                <w:rFonts w:ascii="Consolas" w:eastAsia="Times New Roman" w:hAnsi="Consolas" w:cs="Times New Roman"/>
-                <w:color w:val="6688CC"/>
-                <w:sz w:val="21"/>
-                <w:szCs w:val="21"/>
-                <w:lang w:eastAsia="uk-UA"/>
-              </w:rPr>
-              <w:t>Ambitious</w:t>
-            </w:r>
-            <w:proofErr w:type="spellEnd"/>
-            <w:r>
-              <w:rPr>
-                <w:rFonts w:ascii="Consolas" w:eastAsia="Times New Roman" w:hAnsi="Consolas" w:cs="Times New Roman"/>
-                <w:color w:val="6688CC"/>
-                <w:sz w:val="21"/>
-                <w:szCs w:val="21"/>
-                <w:lang w:eastAsia="uk-UA"/>
-              </w:rPr>
-              <w:t xml:space="preserve"> </w:t>
-            </w:r>
-            <w:proofErr w:type="spellStart"/>
-            <w:r>
-              <w:rPr>
-                <w:rFonts w:ascii="Consolas" w:eastAsia="Times New Roman" w:hAnsi="Consolas" w:cs="Times New Roman"/>
-                <w:color w:val="6688CC"/>
-                <w:sz w:val="21"/>
-                <w:szCs w:val="21"/>
-                <w:lang w:eastAsia="uk-UA"/>
-              </w:rPr>
-              <w:t>cybersecurity</w:t>
-            </w:r>
-            <w:proofErr w:type="spellEnd"/>
-            <w:r>
-              <w:rPr>
-                <w:rFonts w:ascii="Consolas" w:eastAsia="Times New Roman" w:hAnsi="Consolas" w:cs="Times New Roman"/>
-                <w:color w:val="6688CC"/>
-                <w:sz w:val="21"/>
-                <w:szCs w:val="21"/>
-                <w:lang w:eastAsia="uk-UA"/>
-              </w:rPr>
-              <w:t xml:space="preserve"> </w:t>
-            </w:r>
-            <w:proofErr w:type="spellStart"/>
-            <w:r>
-              <w:rPr>
-                <w:rFonts w:ascii="Consolas" w:eastAsia="Times New Roman" w:hAnsi="Consolas" w:cs="Times New Roman"/>
-                <w:color w:val="6688CC"/>
-                <w:sz w:val="21"/>
-                <w:szCs w:val="21"/>
-                <w:lang w:eastAsia="uk-UA"/>
-              </w:rPr>
-              <w:t>student</w:t>
-            </w:r>
-            <w:proofErr w:type="spellEnd"/>
-            <w:r>
-              <w:rPr>
-                <w:rFonts w:ascii="Consolas" w:eastAsia="Times New Roman" w:hAnsi="Consolas" w:cs="Times New Roman"/>
-                <w:color w:val="6688CC"/>
-                <w:sz w:val="21"/>
-                <w:szCs w:val="21"/>
-                <w:lang w:eastAsia="uk-UA"/>
-              </w:rPr>
-              <w:t xml:space="preserve"> </w:t>
-            </w:r>
-            <w:proofErr w:type="spellStart"/>
-            <w:r>
-              <w:rPr>
-                <w:rFonts w:ascii="Consolas" w:eastAsia="Times New Roman" w:hAnsi="Consolas" w:cs="Times New Roman"/>
-                <w:color w:val="6688CC"/>
-                <w:sz w:val="21"/>
-                <w:szCs w:val="21"/>
-                <w:lang w:eastAsia="uk-UA"/>
-              </w:rPr>
-              <w:t>at</w:t>
-            </w:r>
-            <w:proofErr w:type="spellEnd"/>
-            <w:r>
-              <w:rPr>
-                <w:rFonts w:ascii="Consolas" w:eastAsia="Times New Roman" w:hAnsi="Consolas" w:cs="Times New Roman"/>
-                <w:color w:val="6688CC"/>
-                <w:sz w:val="21"/>
-                <w:szCs w:val="21"/>
-                <w:lang w:eastAsia="uk-UA"/>
-              </w:rPr>
-              <w:t xml:space="preserve"> </w:t>
-            </w:r>
-            <w:proofErr w:type="spellStart"/>
-            <w:r>
-              <w:rPr>
-                <w:rFonts w:ascii="Consolas" w:eastAsia="Times New Roman" w:hAnsi="Consolas" w:cs="Times New Roman"/>
-                <w:color w:val="6688CC"/>
-                <w:sz w:val="21"/>
-                <w:szCs w:val="21"/>
-                <w:lang w:eastAsia="uk-UA"/>
-              </w:rPr>
-              <w:t>Lviv</w:t>
-            </w:r>
-            <w:proofErr w:type="spellEnd"/>
-            <w:r>
-              <w:rPr>
-                <w:rFonts w:ascii="Consolas" w:eastAsia="Times New Roman" w:hAnsi="Consolas" w:cs="Times New Roman"/>
-                <w:color w:val="6688CC"/>
-                <w:sz w:val="21"/>
-                <w:szCs w:val="21"/>
-                <w:lang w:eastAsia="uk-UA"/>
-              </w:rPr>
-              <w:t xml:space="preserve"> </w:t>
-            </w:r>
-            <w:proofErr w:type="spellStart"/>
-            <w:r>
-              <w:rPr>
-                <w:rFonts w:ascii="Consolas" w:eastAsia="Times New Roman" w:hAnsi="Consolas" w:cs="Times New Roman"/>
-                <w:color w:val="6688CC"/>
-                <w:sz w:val="21"/>
-                <w:szCs w:val="21"/>
-                <w:lang w:eastAsia="uk-UA"/>
-              </w:rPr>
-              <w:t>Polytechnic</w:t>
-            </w:r>
-            <w:proofErr w:type="spellEnd"/>
-            <w:r>
-              <w:rPr>
-                <w:rFonts w:ascii="Consolas" w:eastAsia="Times New Roman" w:hAnsi="Consolas" w:cs="Times New Roman"/>
-                <w:color w:val="6688CC"/>
-                <w:sz w:val="21"/>
-                <w:szCs w:val="21"/>
-                <w:lang w:eastAsia="uk-UA"/>
-              </w:rPr>
-              <w:t xml:space="preserve"> </w:t>
-            </w:r>
-            <w:proofErr w:type="spellStart"/>
-            <w:r>
-              <w:rPr>
-                <w:rFonts w:ascii="Consolas" w:eastAsia="Times New Roman" w:hAnsi="Consolas" w:cs="Times New Roman"/>
-                <w:color w:val="6688CC"/>
-                <w:sz w:val="21"/>
-                <w:szCs w:val="21"/>
-                <w:lang w:eastAsia="uk-UA"/>
-              </w:rPr>
-              <w:t>National</w:t>
-            </w:r>
-            <w:proofErr w:type="spellEnd"/>
-            <w:r>
-              <w:rPr>
-                <w:rFonts w:ascii="Consolas" w:eastAsia="Times New Roman" w:hAnsi="Consolas" w:cs="Times New Roman"/>
-                <w:color w:val="6688CC"/>
-                <w:sz w:val="21"/>
-                <w:szCs w:val="21"/>
-                <w:lang w:eastAsia="uk-UA"/>
-              </w:rPr>
-              <w:t xml:space="preserve"> </w:t>
-            </w:r>
-            <w:proofErr w:type="spellStart"/>
-            <w:r>
-              <w:rPr>
-                <w:rFonts w:ascii="Consolas" w:eastAsia="Times New Roman" w:hAnsi="Consolas" w:cs="Times New Roman"/>
-                <w:color w:val="6688CC"/>
-                <w:sz w:val="21"/>
-                <w:szCs w:val="21"/>
-                <w:lang w:eastAsia="uk-UA"/>
-              </w:rPr>
-              <w:t>University</w:t>
-            </w:r>
-            <w:proofErr w:type="spellEnd"/>
-            <w:r>
-              <w:rPr>
-                <w:rFonts w:ascii="Consolas" w:eastAsia="Times New Roman" w:hAnsi="Consolas" w:cs="Times New Roman"/>
-                <w:color w:val="6688CC"/>
-                <w:sz w:val="21"/>
-                <w:szCs w:val="21"/>
-                <w:lang w:eastAsia="uk-UA"/>
-              </w:rPr>
-              <w:t xml:space="preserve"> </w:t>
-            </w:r>
-            <w:proofErr w:type="spellStart"/>
-            <w:r>
-              <w:rPr>
-                <w:rFonts w:ascii="Consolas" w:eastAsia="Times New Roman" w:hAnsi="Consolas" w:cs="Times New Roman"/>
-                <w:color w:val="6688CC"/>
-                <w:sz w:val="21"/>
-                <w:szCs w:val="21"/>
-                <w:lang w:eastAsia="uk-UA"/>
-              </w:rPr>
-              <w:t>with</w:t>
-            </w:r>
-            <w:proofErr w:type="spellEnd"/>
-            <w:r>
-              <w:rPr>
-                <w:rFonts w:ascii="Consolas" w:eastAsia="Times New Roman" w:hAnsi="Consolas" w:cs="Times New Roman"/>
-                <w:color w:val="6688CC"/>
-                <w:sz w:val="21"/>
-                <w:szCs w:val="21"/>
-                <w:lang w:eastAsia="uk-UA"/>
-              </w:rPr>
-              <w:t xml:space="preserve"> a </w:t>
-            </w:r>
-            <w:proofErr w:type="spellStart"/>
-            <w:r>
-              <w:rPr>
-                <w:rFonts w:ascii="Consolas" w:eastAsia="Times New Roman" w:hAnsi="Consolas" w:cs="Times New Roman"/>
-                <w:color w:val="6688CC"/>
-                <w:sz w:val="21"/>
-                <w:szCs w:val="21"/>
-                <w:lang w:eastAsia="uk-UA"/>
-              </w:rPr>
-              <w:t>strong</w:t>
-            </w:r>
-            <w:proofErr w:type="spellEnd"/>
-            <w:r>
-              <w:rPr>
-                <w:rFonts w:ascii="Consolas" w:eastAsia="Times New Roman" w:hAnsi="Consolas" w:cs="Times New Roman"/>
-                <w:color w:val="6688CC"/>
-                <w:sz w:val="21"/>
-                <w:szCs w:val="21"/>
-                <w:lang w:eastAsia="uk-UA"/>
-              </w:rPr>
-              <w:t xml:space="preserve"> </w:t>
-            </w:r>
-            <w:proofErr w:type="spellStart"/>
-            <w:r>
-              <w:rPr>
-                <w:rFonts w:ascii="Consolas" w:eastAsia="Times New Roman" w:hAnsi="Consolas" w:cs="Times New Roman"/>
-                <w:color w:val="6688CC"/>
-                <w:sz w:val="21"/>
-                <w:szCs w:val="21"/>
-                <w:lang w:eastAsia="uk-UA"/>
-              </w:rPr>
-              <w:t>grounding</w:t>
-            </w:r>
-            <w:proofErr w:type="spellEnd"/>
-            <w:r>
-              <w:rPr>
-                <w:rFonts w:ascii="Consolas" w:eastAsia="Times New Roman" w:hAnsi="Consolas" w:cs="Times New Roman"/>
-                <w:color w:val="6688CC"/>
-                <w:sz w:val="21"/>
-                <w:szCs w:val="21"/>
-                <w:lang w:eastAsia="uk-UA"/>
-              </w:rPr>
-              <w:t xml:space="preserve"> </w:t>
-            </w:r>
-            <w:proofErr w:type="spellStart"/>
-            <w:r>
-              <w:rPr>
-                <w:rFonts w:ascii="Consolas" w:eastAsia="Times New Roman" w:hAnsi="Consolas" w:cs="Times New Roman"/>
-                <w:color w:val="6688CC"/>
-                <w:sz w:val="21"/>
-                <w:szCs w:val="21"/>
-                <w:lang w:eastAsia="uk-UA"/>
-              </w:rPr>
-              <w:t>in</w:t>
-            </w:r>
-            <w:proofErr w:type="spellEnd"/>
-            <w:r>
-              <w:rPr>
-                <w:rFonts w:ascii="Consolas" w:eastAsia="Times New Roman" w:hAnsi="Consolas" w:cs="Times New Roman"/>
-                <w:color w:val="6688CC"/>
-                <w:sz w:val="21"/>
-                <w:szCs w:val="21"/>
-                <w:lang w:eastAsia="uk-UA"/>
-              </w:rPr>
-              <w:t xml:space="preserve"> </w:t>
-            </w:r>
-            <w:proofErr w:type="spellStart"/>
-            <w:r>
-              <w:rPr>
-                <w:rFonts w:ascii="Consolas" w:eastAsia="Times New Roman" w:hAnsi="Consolas" w:cs="Times New Roman"/>
-                <w:color w:val="6688CC"/>
-                <w:sz w:val="21"/>
-                <w:szCs w:val="21"/>
-                <w:lang w:eastAsia="uk-UA"/>
-              </w:rPr>
-              <w:t>programming</w:t>
-            </w:r>
-            <w:proofErr w:type="spellEnd"/>
-            <w:r>
-              <w:rPr>
-                <w:rFonts w:ascii="Consolas" w:eastAsia="Times New Roman" w:hAnsi="Consolas" w:cs="Times New Roman"/>
-                <w:color w:val="6688CC"/>
-                <w:sz w:val="21"/>
-                <w:szCs w:val="21"/>
-                <w:lang w:eastAsia="uk-UA"/>
-              </w:rPr>
-              <w:t xml:space="preserve"> </w:t>
-            </w:r>
-            <w:proofErr w:type="spellStart"/>
-            <w:r>
-              <w:rPr>
-                <w:rFonts w:ascii="Consolas" w:eastAsia="Times New Roman" w:hAnsi="Consolas" w:cs="Times New Roman"/>
-                <w:color w:val="6688CC"/>
-                <w:sz w:val="21"/>
-                <w:szCs w:val="21"/>
-                <w:lang w:eastAsia="uk-UA"/>
-              </w:rPr>
-              <w:t>languages</w:t>
-            </w:r>
-            <w:proofErr w:type="spellEnd"/>
-            <w:r>
-              <w:rPr>
-                <w:rFonts w:ascii="Consolas" w:eastAsia="Times New Roman" w:hAnsi="Consolas" w:cs="Times New Roman"/>
-                <w:color w:val="6688CC"/>
-                <w:sz w:val="21"/>
-                <w:szCs w:val="21"/>
-                <w:lang w:eastAsia="uk-UA"/>
-              </w:rPr>
-              <w:t xml:space="preserve"> </w:t>
-            </w:r>
-            <w:proofErr w:type="spellStart"/>
-            <w:r>
-              <w:rPr>
-                <w:rFonts w:ascii="Consolas" w:eastAsia="Times New Roman" w:hAnsi="Consolas" w:cs="Times New Roman"/>
-                <w:color w:val="6688CC"/>
-                <w:sz w:val="21"/>
-                <w:szCs w:val="21"/>
-                <w:lang w:eastAsia="uk-UA"/>
-              </w:rPr>
-              <w:t>like</w:t>
-            </w:r>
-            <w:proofErr w:type="spellEnd"/>
-            <w:r>
-              <w:rPr>
-                <w:rFonts w:ascii="Consolas" w:eastAsia="Times New Roman" w:hAnsi="Consolas" w:cs="Times New Roman"/>
-                <w:color w:val="6688CC"/>
-                <w:sz w:val="21"/>
-                <w:szCs w:val="21"/>
-                <w:lang w:eastAsia="uk-UA"/>
-              </w:rPr>
-              <w:t xml:space="preserve"> </w:t>
-            </w:r>
-            <w:proofErr w:type="spellStart"/>
-            <w:r>
-              <w:rPr>
-                <w:rFonts w:ascii="Consolas" w:eastAsia="Times New Roman" w:hAnsi="Consolas" w:cs="Times New Roman"/>
-                <w:color w:val="6688CC"/>
-                <w:sz w:val="21"/>
-                <w:szCs w:val="21"/>
-                <w:lang w:eastAsia="uk-UA"/>
-              </w:rPr>
-              <w:t>Python</w:t>
-            </w:r>
-            <w:proofErr w:type="spellEnd"/>
-            <w:r>
-              <w:rPr>
-                <w:rFonts w:ascii="Consolas" w:eastAsia="Times New Roman" w:hAnsi="Consolas" w:cs="Times New Roman"/>
-                <w:color w:val="6688CC"/>
-                <w:sz w:val="21"/>
-                <w:szCs w:val="21"/>
-                <w:lang w:eastAsia="uk-UA"/>
-              </w:rPr>
-              <w:t xml:space="preserve"> </w:t>
-            </w:r>
-            <w:proofErr w:type="spellStart"/>
-            <w:r>
-              <w:rPr>
-                <w:rFonts w:ascii="Consolas" w:eastAsia="Times New Roman" w:hAnsi="Consolas" w:cs="Times New Roman"/>
-                <w:color w:val="6688CC"/>
-                <w:sz w:val="21"/>
-                <w:szCs w:val="21"/>
-                <w:lang w:eastAsia="uk-UA"/>
-              </w:rPr>
-              <w:t>and</w:t>
-            </w:r>
-            <w:proofErr w:type="spellEnd"/>
-            <w:r>
-              <w:rPr>
-                <w:rFonts w:ascii="Consolas" w:eastAsia="Times New Roman" w:hAnsi="Consolas" w:cs="Times New Roman"/>
-                <w:color w:val="6688CC"/>
-                <w:sz w:val="21"/>
-                <w:szCs w:val="21"/>
-                <w:lang w:eastAsia="uk-UA"/>
-              </w:rPr>
-              <w:t xml:space="preserve"> C#. </w:t>
-            </w:r>
-            <w:proofErr w:type="spellStart"/>
-            <w:r>
-              <w:rPr>
-                <w:rFonts w:ascii="Consolas" w:eastAsia="Times New Roman" w:hAnsi="Consolas" w:cs="Times New Roman"/>
-                <w:color w:val="6688CC"/>
-                <w:sz w:val="21"/>
-                <w:szCs w:val="21"/>
-                <w:lang w:eastAsia="uk-UA"/>
-              </w:rPr>
-              <w:t>Practical</w:t>
-            </w:r>
-            <w:proofErr w:type="spellEnd"/>
-            <w:r>
-              <w:rPr>
-                <w:rFonts w:ascii="Consolas" w:eastAsia="Times New Roman" w:hAnsi="Consolas" w:cs="Times New Roman"/>
-                <w:color w:val="6688CC"/>
-                <w:sz w:val="21"/>
-                <w:szCs w:val="21"/>
-                <w:lang w:eastAsia="uk-UA"/>
-              </w:rPr>
-              <w:t xml:space="preserve"> </w:t>
-            </w:r>
-            <w:proofErr w:type="spellStart"/>
-            <w:r>
-              <w:rPr>
-                <w:rFonts w:ascii="Consolas" w:eastAsia="Times New Roman" w:hAnsi="Consolas" w:cs="Times New Roman"/>
-                <w:color w:val="6688CC"/>
-                <w:sz w:val="21"/>
-                <w:szCs w:val="21"/>
-                <w:lang w:eastAsia="uk-UA"/>
-              </w:rPr>
-              <w:t>skills</w:t>
-            </w:r>
-            <w:proofErr w:type="spellEnd"/>
-            <w:r>
-              <w:rPr>
-                <w:rFonts w:ascii="Consolas" w:eastAsia="Times New Roman" w:hAnsi="Consolas" w:cs="Times New Roman"/>
-                <w:color w:val="6688CC"/>
-                <w:sz w:val="21"/>
-                <w:szCs w:val="21"/>
-                <w:lang w:eastAsia="uk-UA"/>
-              </w:rPr>
-              <w:t xml:space="preserve"> </w:t>
-            </w:r>
-            <w:proofErr w:type="spellStart"/>
-            <w:r>
-              <w:rPr>
-                <w:rFonts w:ascii="Consolas" w:eastAsia="Times New Roman" w:hAnsi="Consolas" w:cs="Times New Roman"/>
-                <w:color w:val="6688CC"/>
-                <w:sz w:val="21"/>
-                <w:szCs w:val="21"/>
-                <w:lang w:eastAsia="uk-UA"/>
-              </w:rPr>
-              <w:t>in</w:t>
-            </w:r>
-            <w:proofErr w:type="spellEnd"/>
-            <w:r>
-              <w:rPr>
-                <w:rFonts w:ascii="Consolas" w:eastAsia="Times New Roman" w:hAnsi="Consolas" w:cs="Times New Roman"/>
-                <w:color w:val="6688CC"/>
-                <w:sz w:val="21"/>
-                <w:szCs w:val="21"/>
-                <w:lang w:eastAsia="uk-UA"/>
-              </w:rPr>
-              <w:t xml:space="preserve"> AWS </w:t>
-            </w:r>
-            <w:proofErr w:type="spellStart"/>
-            <w:r>
-              <w:rPr>
-                <w:rFonts w:ascii="Consolas" w:eastAsia="Times New Roman" w:hAnsi="Consolas" w:cs="Times New Roman"/>
-                <w:color w:val="6688CC"/>
-                <w:sz w:val="21"/>
-                <w:szCs w:val="21"/>
-                <w:lang w:eastAsia="uk-UA"/>
-              </w:rPr>
-              <w:t>Cloud</w:t>
-            </w:r>
-            <w:proofErr w:type="spellEnd"/>
-            <w:r>
-              <w:rPr>
-                <w:rFonts w:ascii="Consolas" w:eastAsia="Times New Roman" w:hAnsi="Consolas" w:cs="Times New Roman"/>
-                <w:color w:val="6688CC"/>
-                <w:sz w:val="21"/>
-                <w:szCs w:val="21"/>
-                <w:lang w:eastAsia="uk-UA"/>
-              </w:rPr>
-              <w:t xml:space="preserve"> </w:t>
-            </w:r>
-            <w:proofErr w:type="spellStart"/>
-            <w:r>
-              <w:rPr>
-                <w:rFonts w:ascii="Consolas" w:eastAsia="Times New Roman" w:hAnsi="Consolas" w:cs="Times New Roman"/>
-                <w:color w:val="6688CC"/>
-                <w:sz w:val="21"/>
-                <w:szCs w:val="21"/>
-                <w:lang w:eastAsia="uk-UA"/>
-              </w:rPr>
-              <w:t>Security</w:t>
-            </w:r>
-            <w:proofErr w:type="spellEnd"/>
-            <w:r>
-              <w:rPr>
-                <w:rFonts w:ascii="Consolas" w:eastAsia="Times New Roman" w:hAnsi="Consolas" w:cs="Times New Roman"/>
-                <w:color w:val="6688CC"/>
-                <w:sz w:val="21"/>
-                <w:szCs w:val="21"/>
-                <w:lang w:eastAsia="uk-UA"/>
-              </w:rPr>
-              <w:t xml:space="preserve">, </w:t>
-            </w:r>
-            <w:proofErr w:type="spellStart"/>
-            <w:r>
-              <w:rPr>
-                <w:rFonts w:ascii="Consolas" w:eastAsia="Times New Roman" w:hAnsi="Consolas" w:cs="Times New Roman"/>
-                <w:color w:val="6688CC"/>
-                <w:sz w:val="21"/>
-                <w:szCs w:val="21"/>
-                <w:lang w:eastAsia="uk-UA"/>
-              </w:rPr>
-              <w:t>network</w:t>
-            </w:r>
-            <w:proofErr w:type="spellEnd"/>
-            <w:r>
-              <w:rPr>
-                <w:rFonts w:ascii="Consolas" w:eastAsia="Times New Roman" w:hAnsi="Consolas" w:cs="Times New Roman"/>
-                <w:color w:val="6688CC"/>
-                <w:sz w:val="21"/>
-                <w:szCs w:val="21"/>
-                <w:lang w:eastAsia="uk-UA"/>
-              </w:rPr>
-              <w:t xml:space="preserve"> </w:t>
-            </w:r>
-            <w:proofErr w:type="spellStart"/>
-            <w:r>
-              <w:rPr>
-                <w:rFonts w:ascii="Consolas" w:eastAsia="Times New Roman" w:hAnsi="Consolas" w:cs="Times New Roman"/>
-                <w:color w:val="6688CC"/>
-                <w:sz w:val="21"/>
-                <w:szCs w:val="21"/>
-                <w:lang w:eastAsia="uk-UA"/>
-              </w:rPr>
-              <w:t>analysis</w:t>
-            </w:r>
-            <w:proofErr w:type="spellEnd"/>
-            <w:r>
-              <w:rPr>
-                <w:rFonts w:ascii="Consolas" w:eastAsia="Times New Roman" w:hAnsi="Consolas" w:cs="Times New Roman"/>
-                <w:color w:val="6688CC"/>
-                <w:sz w:val="21"/>
-                <w:szCs w:val="21"/>
-                <w:lang w:eastAsia="uk-UA"/>
-              </w:rPr>
-              <w:t xml:space="preserve"> </w:t>
-            </w:r>
-            <w:proofErr w:type="spellStart"/>
-            <w:r>
-              <w:rPr>
-                <w:rFonts w:ascii="Consolas" w:eastAsia="Times New Roman" w:hAnsi="Consolas" w:cs="Times New Roman"/>
-                <w:color w:val="6688CC"/>
-                <w:sz w:val="21"/>
-                <w:szCs w:val="21"/>
-                <w:lang w:eastAsia="uk-UA"/>
-              </w:rPr>
-              <w:t>and</w:t>
-            </w:r>
-            <w:proofErr w:type="spellEnd"/>
-            <w:r>
-              <w:rPr>
-                <w:rFonts w:ascii="Consolas" w:eastAsia="Times New Roman" w:hAnsi="Consolas" w:cs="Times New Roman"/>
-                <w:color w:val="6688CC"/>
-                <w:sz w:val="21"/>
-                <w:szCs w:val="21"/>
-                <w:lang w:eastAsia="uk-UA"/>
-              </w:rPr>
-              <w:t xml:space="preserve"> </w:t>
-            </w:r>
-            <w:proofErr w:type="spellStart"/>
-            <w:r>
-              <w:rPr>
-                <w:rFonts w:ascii="Consolas" w:eastAsia="Times New Roman" w:hAnsi="Consolas" w:cs="Times New Roman"/>
-                <w:color w:val="6688CC"/>
-                <w:sz w:val="21"/>
-                <w:szCs w:val="21"/>
-                <w:lang w:eastAsia="uk-UA"/>
-              </w:rPr>
-              <w:t>basic</w:t>
-            </w:r>
-            <w:proofErr w:type="spellEnd"/>
-            <w:r>
-              <w:rPr>
-                <w:rFonts w:ascii="Consolas" w:eastAsia="Times New Roman" w:hAnsi="Consolas" w:cs="Times New Roman"/>
-                <w:color w:val="6688CC"/>
-                <w:sz w:val="21"/>
-                <w:szCs w:val="21"/>
-                <w:lang w:eastAsia="uk-UA"/>
-              </w:rPr>
-              <w:t xml:space="preserve"> </w:t>
-            </w:r>
-            <w:proofErr w:type="spellStart"/>
-            <w:r>
-              <w:rPr>
-                <w:rFonts w:ascii="Consolas" w:eastAsia="Times New Roman" w:hAnsi="Consolas" w:cs="Times New Roman"/>
-                <w:color w:val="6688CC"/>
-                <w:sz w:val="21"/>
-                <w:szCs w:val="21"/>
-                <w:lang w:eastAsia="uk-UA"/>
-              </w:rPr>
-              <w:t>ethical</w:t>
-            </w:r>
-            <w:proofErr w:type="spellEnd"/>
-            <w:r>
-              <w:rPr>
-                <w:rFonts w:ascii="Consolas" w:eastAsia="Times New Roman" w:hAnsi="Consolas" w:cs="Times New Roman"/>
-                <w:color w:val="6688CC"/>
-                <w:sz w:val="21"/>
-                <w:szCs w:val="21"/>
-                <w:lang w:eastAsia="uk-UA"/>
-              </w:rPr>
-              <w:t xml:space="preserve"> </w:t>
-            </w:r>
-            <w:proofErr w:type="spellStart"/>
-            <w:r>
-              <w:rPr>
-                <w:rFonts w:ascii="Consolas" w:eastAsia="Times New Roman" w:hAnsi="Consolas" w:cs="Times New Roman"/>
-                <w:color w:val="6688CC"/>
-                <w:sz w:val="21"/>
-                <w:szCs w:val="21"/>
-                <w:lang w:eastAsia="uk-UA"/>
-              </w:rPr>
-              <w:t>hacking</w:t>
-            </w:r>
-            <w:proofErr w:type="spellEnd"/>
-            <w:r>
-              <w:rPr>
-                <w:rFonts w:ascii="Consolas" w:eastAsia="Times New Roman" w:hAnsi="Consolas" w:cs="Times New Roman"/>
-                <w:color w:val="6688CC"/>
-                <w:sz w:val="21"/>
-                <w:szCs w:val="21"/>
-                <w:lang w:eastAsia="uk-UA"/>
-              </w:rPr>
-              <w:t>. &lt;/</w:t>
-            </w:r>
-            <w:r>
-              <w:rPr>
-                <w:rFonts w:ascii="Consolas" w:eastAsia="Times New Roman" w:hAnsi="Consolas" w:cs="Times New Roman"/>
-                <w:color w:val="225588"/>
-                <w:sz w:val="21"/>
-                <w:szCs w:val="21"/>
-                <w:lang w:eastAsia="uk-UA"/>
-              </w:rPr>
-              <w:t>p</w:t>
-            </w:r>
-            <w:r>
-              <w:rPr>
-                <w:rFonts w:ascii="Consolas" w:eastAsia="Times New Roman" w:hAnsi="Consolas" w:cs="Times New Roman"/>
-                <w:color w:val="6688CC"/>
-                <w:sz w:val="21"/>
-                <w:szCs w:val="21"/>
-                <w:lang w:eastAsia="uk-UA"/>
-              </w:rPr>
-              <w:t>&gt;</w:t>
+              <w:t xml:space="preserve">        </w:t>
             </w:r>
           </w:p>
           <w:p>
@@ -3138,7 +2410,91 @@
                 <w:szCs w:val="21"/>
                 <w:lang w:eastAsia="uk-UA"/>
               </w:rPr>
-              <w:t>       </w:t>
+              <w:t>        &lt;</w:t>
+            </w:r>
+            <w:r>
+              <w:rPr>
+                <w:rFonts w:ascii="Consolas" w:eastAsia="Times New Roman" w:hAnsi="Consolas" w:cs="Times New Roman"/>
+                <w:color w:val="225588"/>
+                <w:sz w:val="21"/>
+                <w:szCs w:val="21"/>
+                <w:lang w:eastAsia="uk-UA"/>
+              </w:rPr>
+              <w:t>h2</w:t>
+            </w:r>
+            <w:r>
+              <w:rPr>
+                <w:rFonts w:ascii="Consolas" w:eastAsia="Times New Roman" w:hAnsi="Consolas" w:cs="Times New Roman"/>
+                <w:color w:val="6688CC"/>
+                <w:sz w:val="21"/>
+                <w:szCs w:val="21"/>
+                <w:lang w:eastAsia="uk-UA"/>
+              </w:rPr>
+              <w:t>&gt;</w:t>
+            </w:r>
+            <w:proofErr w:type="spellStart"/>
+            <w:r>
+              <w:rPr>
+                <w:rFonts w:ascii="Consolas" w:eastAsia="Times New Roman" w:hAnsi="Consolas" w:cs="Times New Roman"/>
+                <w:color w:val="6688CC"/>
+                <w:sz w:val="21"/>
+                <w:szCs w:val="21"/>
+                <w:lang w:eastAsia="uk-UA"/>
+              </w:rPr>
+              <w:t>Personal</w:t>
+            </w:r>
+            <w:proofErr w:type="spellEnd"/>
+            <w:r>
+              <w:rPr>
+                <w:rFonts w:ascii="Consolas" w:eastAsia="Times New Roman" w:hAnsi="Consolas" w:cs="Times New Roman"/>
+                <w:color w:val="6688CC"/>
+                <w:sz w:val="21"/>
+                <w:szCs w:val="21"/>
+                <w:lang w:eastAsia="uk-UA"/>
+              </w:rPr>
+              <w:t xml:space="preserve"> </w:t>
+            </w:r>
+            <w:proofErr w:type="spellStart"/>
+            <w:r>
+              <w:rPr>
+                <w:rFonts w:ascii="Consolas" w:eastAsia="Times New Roman" w:hAnsi="Consolas" w:cs="Times New Roman"/>
+                <w:color w:val="6688CC"/>
+                <w:sz w:val="21"/>
+                <w:szCs w:val="21"/>
+                <w:lang w:eastAsia="uk-UA"/>
+              </w:rPr>
+              <w:t>profile</w:t>
+            </w:r>
+            <w:proofErr w:type="spellEnd"/>
+            <w:r>
+              <w:rPr>
+                <w:rFonts w:ascii="Consolas" w:eastAsia="Times New Roman" w:hAnsi="Consolas" w:cs="Times New Roman"/>
+                <w:color w:val="6688CC"/>
+                <w:sz w:val="21"/>
+                <w:szCs w:val="21"/>
+                <w:lang w:eastAsia="uk-UA"/>
+              </w:rPr>
+              <w:t>:&lt;/</w:t>
+            </w:r>
+            <w:r>
+              <w:rPr>
+                <w:rFonts w:ascii="Consolas" w:eastAsia="Times New Roman" w:hAnsi="Consolas" w:cs="Times New Roman"/>
+                <w:color w:val="225588"/>
+                <w:sz w:val="21"/>
+                <w:szCs w:val="21"/>
+                <w:lang w:eastAsia="uk-UA"/>
+              </w:rPr>
+              <w:t>h2</w:t>
+            </w:r>
+            <w:r>
+              <w:rPr>
+                <w:rFonts w:ascii="Consolas" w:eastAsia="Times New Roman" w:hAnsi="Consolas" w:cs="Times New Roman"/>
+                <w:color w:val="6688CC"/>
+                <w:sz w:val="21"/>
+                <w:szCs w:val="21"/>
+                <w:lang w:eastAsia="uk-UA"/>
+              </w:rPr>
+              <w:t xml:space="preserve">&gt; </w:t>
             </w:r>
           </w:p>
           <w:p>
@@ -3163,16 +2519,36 @@
               </w:rPr>
               <w:t>        &lt;</w:t>
             </w:r>
-            <w:proofErr w:type="spellStart"/>
-            <w:r>
-              <w:rPr>
-                <w:rFonts w:ascii="Consolas" w:eastAsia="Times New Roman" w:hAnsi="Consolas" w:cs="Times New Roman"/>
-                <w:color w:val="225588"/>
-                <w:sz w:val="21"/>
-                <w:szCs w:val="21"/>
-                <w:lang w:eastAsia="uk-UA"/>
-              </w:rPr>
-              <w:t>section</w:t>
+            <w:r>
+              <w:rPr>
+                <w:rFonts w:ascii="Consolas" w:eastAsia="Times New Roman" w:hAnsi="Consolas" w:cs="Times New Roman"/>
+                <w:color w:val="225588"/>
+                <w:sz w:val="21"/>
+                <w:szCs w:val="21"/>
+                <w:lang w:eastAsia="uk-UA"/>
+              </w:rPr>
+              <w:t>p</w:t>
+            </w:r>
+            <w:r>
+              <w:rPr>
+                <w:rFonts w:ascii="Consolas" w:eastAsia="Times New Roman" w:hAnsi="Consolas" w:cs="Times New Roman"/>
+                <w:color w:val="6688CC"/>
+                <w:sz w:val="21"/>
+                <w:szCs w:val="21"/>
+                <w:lang w:eastAsia="uk-UA"/>
+              </w:rPr>
+              <w:t>&gt;</w:t>
+            </w:r>
+            <w:proofErr w:type="spellStart"/>
+            <w:r>
+              <w:rPr>
+                <w:rFonts w:ascii="Consolas" w:eastAsia="Times New Roman" w:hAnsi="Consolas" w:cs="Times New Roman"/>
+                <w:color w:val="6688CC"/>
+                <w:sz w:val="21"/>
+                <w:szCs w:val="21"/>
+                <w:lang w:eastAsia="uk-UA"/>
+              </w:rPr>
+              <w:t>Ambitious</w:t>
             </w:r>
             <w:proofErr w:type="spellEnd"/>
             <w:r>
@@ -3189,65 +2565,615 @@
             <w:r>
               <w:rPr>
                 <w:rFonts w:ascii="Consolas" w:eastAsia="Times New Roman" w:hAnsi="Consolas" w:cs="Times New Roman"/>
-                <w:color w:val="DDBB88"/>
-                <w:sz w:val="21"/>
-                <w:szCs w:val="21"/>
-                <w:lang w:eastAsia="uk-UA"/>
-              </w:rPr>
-              <w:t>id</w:t>
-            </w:r>
-            <w:proofErr w:type="spellEnd"/>
-            <w:r>
-              <w:rPr>
-                <w:rFonts w:ascii="Consolas" w:eastAsia="Times New Roman" w:hAnsi="Consolas" w:cs="Times New Roman"/>
-                <w:color w:val="6688CC"/>
-                <w:sz w:val="21"/>
-                <w:szCs w:val="21"/>
-                <w:lang w:eastAsia="uk-UA"/>
-              </w:rPr>
-              <w:t>=</w:t>
-            </w:r>
-            <w:r>
-              <w:rPr>
-                <w:rFonts w:ascii="Consolas" w:eastAsia="Times New Roman" w:hAnsi="Consolas" w:cs="Times New Roman"/>
-                <w:color w:val="22AA44"/>
-                <w:sz w:val="21"/>
-                <w:szCs w:val="21"/>
-                <w:lang w:eastAsia="uk-UA"/>
-              </w:rPr>
-              <w:t>"</w:t>
-            </w:r>
-            <w:proofErr w:type="spellStart"/>
-            <w:r>
-              <w:rPr>
-                <w:rFonts w:ascii="Consolas" w:eastAsia="Times New Roman" w:hAnsi="Consolas" w:cs="Times New Roman"/>
-                <w:color w:val="22AA44"/>
-                <w:sz w:val="21"/>
-                <w:szCs w:val="21"/>
-                <w:lang w:eastAsia="uk-UA"/>
-              </w:rPr>
-              <w:t>Set_of_skills_and_background</w:t>
-            </w:r>
-            <w:proofErr w:type="spellEnd"/>
-            <w:r>
-              <w:rPr>
-                <w:rFonts w:ascii="Consolas" w:eastAsia="Times New Roman" w:hAnsi="Consolas" w:cs="Times New Roman"/>
-                <w:color w:val="22AA44"/>
-                <w:sz w:val="21"/>
-                <w:szCs w:val="21"/>
-                <w:lang w:eastAsia="uk-UA"/>
-              </w:rPr>
-              <w:t>"</w:t>
-            </w:r>
-            <w:r>
-              <w:rPr>
-                <w:rFonts w:ascii="Consolas" w:eastAsia="Times New Roman" w:hAnsi="Consolas" w:cs="Times New Roman"/>
-                <w:color w:val="6688CC"/>
-                <w:sz w:val="21"/>
-                <w:szCs w:val="21"/>
-                <w:lang w:eastAsia="uk-UA"/>
-              </w:rPr>
-              <w:t xml:space="preserve">&gt; </w:t>
+                <w:color w:val="6688CC"/>
+                <w:sz w:val="21"/>
+                <w:szCs w:val="21"/>
+                <w:lang w:eastAsia="uk-UA"/>
+              </w:rPr>
+              <w:t>cybersecurity</w:t>
+            </w:r>
+            <w:proofErr w:type="spellEnd"/>
+            <w:r>
+              <w:rPr>
+                <w:rFonts w:ascii="Consolas" w:eastAsia="Times New Roman" w:hAnsi="Consolas" w:cs="Times New Roman"/>
+                <w:color w:val="6688CC"/>
+                <w:sz w:val="21"/>
+                <w:szCs w:val="21"/>
+                <w:lang w:eastAsia="uk-UA"/>
+              </w:rPr>
+              <w:t xml:space="preserve"> </w:t>
+            </w:r>
+            <w:proofErr w:type="spellStart"/>
+            <w:r>
+              <w:rPr>
+                <w:rFonts w:ascii="Consolas" w:eastAsia="Times New Roman" w:hAnsi="Consolas" w:cs="Times New Roman"/>
+                <w:color w:val="6688CC"/>
+                <w:sz w:val="21"/>
+                <w:szCs w:val="21"/>
+                <w:lang w:eastAsia="uk-UA"/>
+              </w:rPr>
+              <w:t>student</w:t>
+            </w:r>
+            <w:proofErr w:type="spellEnd"/>
+            <w:r>
+              <w:rPr>
+                <w:rFonts w:ascii="Consolas" w:eastAsia="Times New Roman" w:hAnsi="Consolas" w:cs="Times New Roman"/>
+                <w:color w:val="6688CC"/>
+                <w:sz w:val="21"/>
+                <w:szCs w:val="21"/>
+                <w:lang w:eastAsia="uk-UA"/>
+              </w:rPr>
+              <w:t xml:space="preserve"> </w:t>
+            </w:r>
+            <w:proofErr w:type="spellStart"/>
+            <w:r>
+              <w:rPr>
+                <w:rFonts w:ascii="Consolas" w:eastAsia="Times New Roman" w:hAnsi="Consolas" w:cs="Times New Roman"/>
+                <w:color w:val="6688CC"/>
+                <w:sz w:val="21"/>
+                <w:szCs w:val="21"/>
+                <w:lang w:eastAsia="uk-UA"/>
+              </w:rPr>
+              <w:t>at</w:t>
+            </w:r>
+            <w:proofErr w:type="spellEnd"/>
+            <w:r>
+              <w:rPr>
+                <w:rFonts w:ascii="Consolas" w:eastAsia="Times New Roman" w:hAnsi="Consolas" w:cs="Times New Roman"/>
+                <w:color w:val="6688CC"/>
+                <w:sz w:val="21"/>
+                <w:szCs w:val="21"/>
+                <w:lang w:eastAsia="uk-UA"/>
+              </w:rPr>
+              <w:t xml:space="preserve"> </w:t>
+            </w:r>
+            <w:proofErr w:type="spellStart"/>
+            <w:r>
+              <w:rPr>
+                <w:rFonts w:ascii="Consolas" w:eastAsia="Times New Roman" w:hAnsi="Consolas" w:cs="Times New Roman"/>
+                <w:color w:val="6688CC"/>
+                <w:sz w:val="21"/>
+                <w:szCs w:val="21"/>
+                <w:lang w:eastAsia="uk-UA"/>
+              </w:rPr>
+              <w:t>Lviv</w:t>
+            </w:r>
+            <w:proofErr w:type="spellEnd"/>
+            <w:r>
+              <w:rPr>
+                <w:rFonts w:ascii="Consolas" w:eastAsia="Times New Roman" w:hAnsi="Consolas" w:cs="Times New Roman"/>
+                <w:color w:val="6688CC"/>
+                <w:sz w:val="21"/>
+                <w:szCs w:val="21"/>
+                <w:lang w:eastAsia="uk-UA"/>
+              </w:rPr>
+              <w:t xml:space="preserve"> </w:t>
+            </w:r>
+            <w:proofErr w:type="spellStart"/>
+            <w:r>
+              <w:rPr>
+                <w:rFonts w:ascii="Consolas" w:eastAsia="Times New Roman" w:hAnsi="Consolas" w:cs="Times New Roman"/>
+                <w:color w:val="6688CC"/>
+                <w:sz w:val="21"/>
+                <w:szCs w:val="21"/>
+                <w:lang w:eastAsia="uk-UA"/>
+              </w:rPr>
+              <w:t>Polytechnic</w:t>
+            </w:r>
+            <w:proofErr w:type="spellEnd"/>
+            <w:r>
+              <w:rPr>
+                <w:rFonts w:ascii="Consolas" w:eastAsia="Times New Roman" w:hAnsi="Consolas" w:cs="Times New Roman"/>
+                <w:color w:val="6688CC"/>
+                <w:sz w:val="21"/>
+                <w:szCs w:val="21"/>
+                <w:lang w:eastAsia="uk-UA"/>
+              </w:rPr>
+              <w:t xml:space="preserve"> </w:t>
+            </w:r>
+            <w:proofErr w:type="spellStart"/>
+            <w:r>
+              <w:rPr>
+                <w:rFonts w:ascii="Consolas" w:eastAsia="Times New Roman" w:hAnsi="Consolas" w:cs="Times New Roman"/>
+                <w:color w:val="6688CC"/>
+                <w:sz w:val="21"/>
+                <w:szCs w:val="21"/>
+                <w:lang w:eastAsia="uk-UA"/>
+              </w:rPr>
+              <w:t>National</w:t>
+            </w:r>
+            <w:proofErr w:type="spellEnd"/>
+            <w:r>
+              <w:rPr>
+                <w:rFonts w:ascii="Consolas" w:eastAsia="Times New Roman" w:hAnsi="Consolas" w:cs="Times New Roman"/>
+                <w:color w:val="6688CC"/>
+                <w:sz w:val="21"/>
+                <w:szCs w:val="21"/>
+                <w:lang w:eastAsia="uk-UA"/>
+              </w:rPr>
+              <w:t xml:space="preserve"> </w:t>
+            </w:r>
+            <w:proofErr w:type="spellStart"/>
+            <w:r>
+              <w:rPr>
+                <w:rFonts w:ascii="Consolas" w:eastAsia="Times New Roman" w:hAnsi="Consolas" w:cs="Times New Roman"/>
+                <w:color w:val="6688CC"/>
+                <w:sz w:val="21"/>
+                <w:szCs w:val="21"/>
+                <w:lang w:eastAsia="uk-UA"/>
+              </w:rPr>
+              <w:t>University</w:t>
+            </w:r>
+            <w:proofErr w:type="spellEnd"/>
+            <w:r>
+              <w:rPr>
+                <w:rFonts w:ascii="Consolas" w:eastAsia="Times New Roman" w:hAnsi="Consolas" w:cs="Times New Roman"/>
+                <w:color w:val="6688CC"/>
+                <w:sz w:val="21"/>
+                <w:szCs w:val="21"/>
+                <w:lang w:eastAsia="uk-UA"/>
+              </w:rPr>
+              <w:t xml:space="preserve"> </w:t>
+            </w:r>
+            <w:proofErr w:type="spellStart"/>
+            <w:r>
+              <w:rPr>
+                <w:rFonts w:ascii="Consolas" w:eastAsia="Times New Roman" w:hAnsi="Consolas" w:cs="Times New Roman"/>
+                <w:color w:val="6688CC"/>
+                <w:sz w:val="21"/>
+                <w:szCs w:val="21"/>
+                <w:lang w:eastAsia="uk-UA"/>
+              </w:rPr>
+              <w:t>with</w:t>
+            </w:r>
+            <w:proofErr w:type="spellEnd"/>
+            <w:r>
+              <w:rPr>
+                <w:rFonts w:ascii="Consolas" w:eastAsia="Times New Roman" w:hAnsi="Consolas" w:cs="Times New Roman"/>
+                <w:color w:val="6688CC"/>
+                <w:sz w:val="21"/>
+                <w:szCs w:val="21"/>
+                <w:lang w:eastAsia="uk-UA"/>
+              </w:rPr>
+              <w:t xml:space="preserve"> a </w:t>
+            </w:r>
+            <w:proofErr w:type="spellStart"/>
+            <w:r>
+              <w:rPr>
+                <w:rFonts w:ascii="Consolas" w:eastAsia="Times New Roman" w:hAnsi="Consolas" w:cs="Times New Roman"/>
+                <w:color w:val="6688CC"/>
+                <w:sz w:val="21"/>
+                <w:szCs w:val="21"/>
+                <w:lang w:eastAsia="uk-UA"/>
+              </w:rPr>
+              <w:t>strong</w:t>
+            </w:r>
+            <w:proofErr w:type="spellEnd"/>
+            <w:r>
+              <w:rPr>
+                <w:rFonts w:ascii="Consolas" w:eastAsia="Times New Roman" w:hAnsi="Consolas" w:cs="Times New Roman"/>
+                <w:color w:val="6688CC"/>
+                <w:sz w:val="21"/>
+                <w:szCs w:val="21"/>
+                <w:lang w:eastAsia="uk-UA"/>
+              </w:rPr>
+              <w:t xml:space="preserve"> </w:t>
+            </w:r>
+            <w:proofErr w:type="spellStart"/>
+            <w:r>
+              <w:rPr>
+                <w:rFonts w:ascii="Consolas" w:eastAsia="Times New Roman" w:hAnsi="Consolas" w:cs="Times New Roman"/>
+                <w:color w:val="6688CC"/>
+                <w:sz w:val="21"/>
+                <w:szCs w:val="21"/>
+                <w:lang w:eastAsia="uk-UA"/>
+              </w:rPr>
+              <w:t>grounding</w:t>
+            </w:r>
+            <w:proofErr w:type="spellEnd"/>
+            <w:r>
+              <w:rPr>
+                <w:rFonts w:ascii="Consolas" w:eastAsia="Times New Roman" w:hAnsi="Consolas" w:cs="Times New Roman"/>
+                <w:color w:val="6688CC"/>
+                <w:sz w:val="21"/>
+                <w:szCs w:val="21"/>
+                <w:lang w:eastAsia="uk-UA"/>
+              </w:rPr>
+              <w:t xml:space="preserve"> </w:t>
+            </w:r>
+            <w:proofErr w:type="spellStart"/>
+            <w:r>
+              <w:rPr>
+                <w:rFonts w:ascii="Consolas" w:eastAsia="Times New Roman" w:hAnsi="Consolas" w:cs="Times New Roman"/>
+                <w:color w:val="6688CC"/>
+                <w:sz w:val="21"/>
+                <w:szCs w:val="21"/>
+                <w:lang w:eastAsia="uk-UA"/>
+              </w:rPr>
+              <w:t>in</w:t>
+            </w:r>
+            <w:proofErr w:type="spellEnd"/>
+            <w:r>
+              <w:rPr>
+                <w:rFonts w:ascii="Consolas" w:eastAsia="Times New Roman" w:hAnsi="Consolas" w:cs="Times New Roman"/>
+                <w:color w:val="6688CC"/>
+                <w:sz w:val="21"/>
+                <w:szCs w:val="21"/>
+                <w:lang w:eastAsia="uk-UA"/>
+              </w:rPr>
+              <w:t xml:space="preserve"> </w:t>
+            </w:r>
+            <w:proofErr w:type="spellStart"/>
+            <w:r>
+              <w:rPr>
+                <w:rFonts w:ascii="Consolas" w:eastAsia="Times New Roman" w:hAnsi="Consolas" w:cs="Times New Roman"/>
+                <w:color w:val="6688CC"/>
+                <w:sz w:val="21"/>
+                <w:szCs w:val="21"/>
+                <w:lang w:eastAsia="uk-UA"/>
+              </w:rPr>
+              <w:t>programming</w:t>
+            </w:r>
+            <w:proofErr w:type="spellEnd"/>
+            <w:r>
+              <w:rPr>
+                <w:rFonts w:ascii="Consolas" w:eastAsia="Times New Roman" w:hAnsi="Consolas" w:cs="Times New Roman"/>
+                <w:color w:val="6688CC"/>
+                <w:sz w:val="21"/>
+                <w:szCs w:val="21"/>
+                <w:lang w:eastAsia="uk-UA"/>
+              </w:rPr>
+              <w:t xml:space="preserve"> </w:t>
+            </w:r>
+            <w:proofErr w:type="spellStart"/>
+            <w:r>
+              <w:rPr>
+                <w:rFonts w:ascii="Consolas" w:eastAsia="Times New Roman" w:hAnsi="Consolas" w:cs="Times New Roman"/>
+                <w:color w:val="6688CC"/>
+                <w:sz w:val="21"/>
+                <w:szCs w:val="21"/>
+                <w:lang w:eastAsia="uk-UA"/>
+              </w:rPr>
+              <w:t>languages</w:t>
+            </w:r>
+            <w:proofErr w:type="spellEnd"/>
+            <w:r>
+              <w:rPr>
+                <w:rFonts w:ascii="Consolas" w:eastAsia="Times New Roman" w:hAnsi="Consolas" w:cs="Times New Roman"/>
+                <w:color w:val="6688CC"/>
+                <w:sz w:val="21"/>
+                <w:szCs w:val="21"/>
+                <w:lang w:eastAsia="uk-UA"/>
+              </w:rPr>
+              <w:t xml:space="preserve"> </w:t>
+            </w:r>
+            <w:proofErr w:type="spellStart"/>
+            <w:r>
+              <w:rPr>
+                <w:rFonts w:ascii="Consolas" w:eastAsia="Times New Roman" w:hAnsi="Consolas" w:cs="Times New Roman"/>
+                <w:color w:val="6688CC"/>
+                <w:sz w:val="21"/>
+                <w:szCs w:val="21"/>
+                <w:lang w:eastAsia="uk-UA"/>
+              </w:rPr>
+              <w:t>like</w:t>
+            </w:r>
+            <w:proofErr w:type="spellEnd"/>
+            <w:r>
+              <w:rPr>
+                <w:rFonts w:ascii="Consolas" w:eastAsia="Times New Roman" w:hAnsi="Consolas" w:cs="Times New Roman"/>
+                <w:color w:val="6688CC"/>
+                <w:sz w:val="21"/>
+                <w:szCs w:val="21"/>
+                <w:lang w:eastAsia="uk-UA"/>
+              </w:rPr>
+              <w:t xml:space="preserve"> </w:t>
+            </w:r>
+            <w:proofErr w:type="spellStart"/>
+            <w:r>
+              <w:rPr>
+                <w:rFonts w:ascii="Consolas" w:eastAsia="Times New Roman" w:hAnsi="Consolas" w:cs="Times New Roman"/>
+                <w:color w:val="6688CC"/>
+                <w:sz w:val="21"/>
+                <w:szCs w:val="21"/>
+                <w:lang w:eastAsia="uk-UA"/>
+              </w:rPr>
+              <w:t>Python</w:t>
+            </w:r>
+            <w:proofErr w:type="spellEnd"/>
+            <w:r>
+              <w:rPr>
+                <w:rFonts w:ascii="Consolas" w:eastAsia="Times New Roman" w:hAnsi="Consolas" w:cs="Times New Roman"/>
+                <w:color w:val="6688CC"/>
+                <w:sz w:val="21"/>
+                <w:szCs w:val="21"/>
+                <w:lang w:eastAsia="uk-UA"/>
+              </w:rPr>
+              <w:t xml:space="preserve"> </w:t>
+            </w:r>
+            <w:proofErr w:type="spellStart"/>
+            <w:r>
+              <w:rPr>
+                <w:rFonts w:ascii="Consolas" w:eastAsia="Times New Roman" w:hAnsi="Consolas" w:cs="Times New Roman"/>
+                <w:color w:val="6688CC"/>
+                <w:sz w:val="21"/>
+                <w:szCs w:val="21"/>
+                <w:lang w:eastAsia="uk-UA"/>
+              </w:rPr>
+              <w:t>and</w:t>
+            </w:r>
+            <w:proofErr w:type="spellEnd"/>
+            <w:r>
+              <w:rPr>
+                <w:rFonts w:ascii="Consolas" w:eastAsia="Times New Roman" w:hAnsi="Consolas" w:cs="Times New Roman"/>
+                <w:color w:val="6688CC"/>
+                <w:sz w:val="21"/>
+                <w:szCs w:val="21"/>
+                <w:lang w:eastAsia="uk-UA"/>
+              </w:rPr>
+              <w:t xml:space="preserve"> C#. </w:t>
+            </w:r>
+            <w:proofErr w:type="spellStart"/>
+            <w:r>
+              <w:rPr>
+                <w:rFonts w:ascii="Consolas" w:eastAsia="Times New Roman" w:hAnsi="Consolas" w:cs="Times New Roman"/>
+                <w:color w:val="6688CC"/>
+                <w:sz w:val="21"/>
+                <w:szCs w:val="21"/>
+                <w:lang w:eastAsia="uk-UA"/>
+              </w:rPr>
+              <w:t>Practical</w:t>
+            </w:r>
+            <w:proofErr w:type="spellEnd"/>
+            <w:r>
+              <w:rPr>
+                <w:rFonts w:ascii="Consolas" w:eastAsia="Times New Roman" w:hAnsi="Consolas" w:cs="Times New Roman"/>
+                <w:color w:val="6688CC"/>
+                <w:sz w:val="21"/>
+                <w:szCs w:val="21"/>
+                <w:lang w:eastAsia="uk-UA"/>
+              </w:rPr>
+              <w:t xml:space="preserve"> </w:t>
+            </w:r>
+            <w:proofErr w:type="spellStart"/>
+            <w:r>
+              <w:rPr>
+                <w:rFonts w:ascii="Consolas" w:eastAsia="Times New Roman" w:hAnsi="Consolas" w:cs="Times New Roman"/>
+                <w:color w:val="6688CC"/>
+                <w:sz w:val="21"/>
+                <w:szCs w:val="21"/>
+                <w:lang w:eastAsia="uk-UA"/>
+              </w:rPr>
+              <w:t>skills</w:t>
+            </w:r>
+            <w:proofErr w:type="spellEnd"/>
+            <w:r>
+              <w:rPr>
+                <w:rFonts w:ascii="Consolas" w:eastAsia="Times New Roman" w:hAnsi="Consolas" w:cs="Times New Roman"/>
+                <w:color w:val="6688CC"/>
+                <w:sz w:val="21"/>
+                <w:szCs w:val="21"/>
+                <w:lang w:eastAsia="uk-UA"/>
+              </w:rPr>
+              <w:t xml:space="preserve"> </w:t>
+            </w:r>
+            <w:proofErr w:type="spellStart"/>
+            <w:r>
+              <w:rPr>
+                <w:rFonts w:ascii="Consolas" w:eastAsia="Times New Roman" w:hAnsi="Consolas" w:cs="Times New Roman"/>
+                <w:color w:val="6688CC"/>
+                <w:sz w:val="21"/>
+                <w:szCs w:val="21"/>
+                <w:lang w:eastAsia="uk-UA"/>
+              </w:rPr>
+              <w:t>in</w:t>
+            </w:r>
+            <w:proofErr w:type="spellEnd"/>
+            <w:r>
+              <w:rPr>
+                <w:rFonts w:ascii="Consolas" w:eastAsia="Times New Roman" w:hAnsi="Consolas" w:cs="Times New Roman"/>
+                <w:color w:val="6688CC"/>
+                <w:sz w:val="21"/>
+                <w:szCs w:val="21"/>
+                <w:lang w:eastAsia="uk-UA"/>
+              </w:rPr>
+              <w:t xml:space="preserve"> AWS </w:t>
+            </w:r>
+            <w:proofErr w:type="spellStart"/>
+            <w:r>
+              <w:rPr>
+                <w:rFonts w:ascii="Consolas" w:eastAsia="Times New Roman" w:hAnsi="Consolas" w:cs="Times New Roman"/>
+                <w:color w:val="6688CC"/>
+                <w:sz w:val="21"/>
+                <w:szCs w:val="21"/>
+                <w:lang w:eastAsia="uk-UA"/>
+              </w:rPr>
+              <w:t>Cloud</w:t>
+            </w:r>
+            <w:proofErr w:type="spellEnd"/>
+            <w:r>
+              <w:rPr>
+                <w:rFonts w:ascii="Consolas" w:eastAsia="Times New Roman" w:hAnsi="Consolas" w:cs="Times New Roman"/>
+                <w:color w:val="6688CC"/>
+                <w:sz w:val="21"/>
+                <w:szCs w:val="21"/>
+                <w:lang w:eastAsia="uk-UA"/>
+              </w:rPr>
+              <w:t xml:space="preserve"> </w:t>
+            </w:r>
+            <w:proofErr w:type="spellStart"/>
+            <w:r>
+              <w:rPr>
+                <w:rFonts w:ascii="Consolas" w:eastAsia="Times New Roman" w:hAnsi="Consolas" w:cs="Times New Roman"/>
+                <w:color w:val="6688CC"/>
+                <w:sz w:val="21"/>
+                <w:szCs w:val="21"/>
+                <w:lang w:eastAsia="uk-UA"/>
+              </w:rPr>
+              <w:t>Security</w:t>
+            </w:r>
+            <w:proofErr w:type="spellEnd"/>
+            <w:r>
+              <w:rPr>
+                <w:rFonts w:ascii="Consolas" w:eastAsia="Times New Roman" w:hAnsi="Consolas" w:cs="Times New Roman"/>
+                <w:color w:val="6688CC"/>
+                <w:sz w:val="21"/>
+                <w:szCs w:val="21"/>
+                <w:lang w:eastAsia="uk-UA"/>
+              </w:rPr>
+              <w:t xml:space="preserve">, </w:t>
+            </w:r>
+            <w:proofErr w:type="spellStart"/>
+            <w:r>
+              <w:rPr>
+                <w:rFonts w:ascii="Consolas" w:eastAsia="Times New Roman" w:hAnsi="Consolas" w:cs="Times New Roman"/>
+                <w:color w:val="6688CC"/>
+                <w:sz w:val="21"/>
+                <w:szCs w:val="21"/>
+                <w:lang w:eastAsia="uk-UA"/>
+              </w:rPr>
+              <w:t>network</w:t>
+            </w:r>
+            <w:proofErr w:type="spellEnd"/>
+            <w:r>
+              <w:rPr>
+                <w:rFonts w:ascii="Consolas" w:eastAsia="Times New Roman" w:hAnsi="Consolas" w:cs="Times New Roman"/>
+                <w:color w:val="6688CC"/>
+                <w:sz w:val="21"/>
+                <w:szCs w:val="21"/>
+                <w:lang w:eastAsia="uk-UA"/>
+              </w:rPr>
+              <w:t xml:space="preserve"> </w:t>
+            </w:r>
+            <w:proofErr w:type="spellStart"/>
+            <w:r>
+              <w:rPr>
+                <w:rFonts w:ascii="Consolas" w:eastAsia="Times New Roman" w:hAnsi="Consolas" w:cs="Times New Roman"/>
+                <w:color w:val="6688CC"/>
+                <w:sz w:val="21"/>
+                <w:szCs w:val="21"/>
+                <w:lang w:eastAsia="uk-UA"/>
+              </w:rPr>
+              <w:t>analysis</w:t>
+            </w:r>
+            <w:proofErr w:type="spellEnd"/>
+            <w:r>
+              <w:rPr>
+                <w:rFonts w:ascii="Consolas" w:eastAsia="Times New Roman" w:hAnsi="Consolas" w:cs="Times New Roman"/>
+                <w:color w:val="6688CC"/>
+                <w:sz w:val="21"/>
+                <w:szCs w:val="21"/>
+                <w:lang w:eastAsia="uk-UA"/>
+              </w:rPr>
+              <w:t xml:space="preserve"> </w:t>
+            </w:r>
+            <w:proofErr w:type="spellStart"/>
+            <w:r>
+              <w:rPr>
+                <w:rFonts w:ascii="Consolas" w:eastAsia="Times New Roman" w:hAnsi="Consolas" w:cs="Times New Roman"/>
+                <w:color w:val="6688CC"/>
+                <w:sz w:val="21"/>
+                <w:szCs w:val="21"/>
+                <w:lang w:eastAsia="uk-UA"/>
+              </w:rPr>
+              <w:t>and</w:t>
+            </w:r>
+            <w:proofErr w:type="spellEnd"/>
+            <w:r>
+              <w:rPr>
+                <w:rFonts w:ascii="Consolas" w:eastAsia="Times New Roman" w:hAnsi="Consolas" w:cs="Times New Roman"/>
+                <w:color w:val="6688CC"/>
+                <w:sz w:val="21"/>
+                <w:szCs w:val="21"/>
+                <w:lang w:eastAsia="uk-UA"/>
+              </w:rPr>
+              <w:t xml:space="preserve"> </w:t>
+            </w:r>
+            <w:proofErr w:type="spellStart"/>
+            <w:r>
+              <w:rPr>
+                <w:rFonts w:ascii="Consolas" w:eastAsia="Times New Roman" w:hAnsi="Consolas" w:cs="Times New Roman"/>
+                <w:color w:val="6688CC"/>
+                <w:sz w:val="21"/>
+                <w:szCs w:val="21"/>
+                <w:lang w:eastAsia="uk-UA"/>
+              </w:rPr>
+              <w:t>basic</w:t>
+            </w:r>
+            <w:proofErr w:type="spellEnd"/>
+            <w:r>
+              <w:rPr>
+                <w:rFonts w:ascii="Consolas" w:eastAsia="Times New Roman" w:hAnsi="Consolas" w:cs="Times New Roman"/>
+                <w:color w:val="6688CC"/>
+                <w:sz w:val="21"/>
+                <w:szCs w:val="21"/>
+                <w:lang w:eastAsia="uk-UA"/>
+              </w:rPr>
+              <w:t xml:space="preserve"> </w:t>
+            </w:r>
+            <w:proofErr w:type="spellStart"/>
+            <w:r>
+              <w:rPr>
+                <w:rFonts w:ascii="Consolas" w:eastAsia="Times New Roman" w:hAnsi="Consolas" w:cs="Times New Roman"/>
+                <w:color w:val="6688CC"/>
+                <w:sz w:val="21"/>
+                <w:szCs w:val="21"/>
+                <w:lang w:eastAsia="uk-UA"/>
+              </w:rPr>
+              <w:t>ethical</w:t>
+            </w:r>
+            <w:proofErr w:type="spellEnd"/>
+            <w:r>
+              <w:rPr>
+                <w:rFonts w:ascii="Consolas" w:eastAsia="Times New Roman" w:hAnsi="Consolas" w:cs="Times New Roman"/>
+                <w:color w:val="6688CC"/>
+                <w:sz w:val="21"/>
+                <w:szCs w:val="21"/>
+                <w:lang w:eastAsia="uk-UA"/>
+              </w:rPr>
+              <w:t xml:space="preserve"> </w:t>
+            </w:r>
+            <w:proofErr w:type="spellStart"/>
+            <w:r>
+              <w:rPr>
+                <w:rFonts w:ascii="Consolas" w:eastAsia="Times New Roman" w:hAnsi="Consolas" w:cs="Times New Roman"/>
+                <w:color w:val="6688CC"/>
+                <w:sz w:val="21"/>
+                <w:szCs w:val="21"/>
+                <w:lang w:eastAsia="uk-UA"/>
+              </w:rPr>
+              <w:t>hacking</w:t>
+            </w:r>
+            <w:proofErr w:type="spellEnd"/>
+            <w:r>
+              <w:rPr>
+                <w:rFonts w:ascii="Consolas" w:eastAsia="Times New Roman" w:hAnsi="Consolas" w:cs="Times New Roman"/>
+                <w:color w:val="6688CC"/>
+                <w:sz w:val="21"/>
+                <w:szCs w:val="21"/>
+                <w:lang w:eastAsia="uk-UA"/>
+              </w:rPr>
+              <w:t>. &lt;/</w:t>
+            </w:r>
+            <w:r>
+              <w:rPr>
+                <w:rFonts w:ascii="Consolas" w:eastAsia="Times New Roman" w:hAnsi="Consolas" w:cs="Times New Roman"/>
+                <w:color w:val="225588"/>
+                <w:sz w:val="21"/>
+                <w:szCs w:val="21"/>
+                <w:lang w:eastAsia="uk-UA"/>
+              </w:rPr>
+              <w:t>p</w:t>
+            </w:r>
+            <w:r>
+              <w:rPr>
+                <w:rFonts w:ascii="Consolas" w:eastAsia="Times New Roman" w:hAnsi="Consolas" w:cs="Times New Roman"/>
+                <w:color w:val="6688CC"/>
+                <w:sz w:val="21"/>
+                <w:szCs w:val="21"/>
+                <w:lang w:eastAsia="uk-UA"/>
+              </w:rPr>
+              <w:t>&gt;</w:t>
             </w:r>
           </w:p>
           <w:p>
@@ -3270,29 +3196,7 @@
                 <w:szCs w:val="21"/>
                 <w:lang w:eastAsia="uk-UA"/>
               </w:rPr>
-              <w:t>            &lt;</w:t>
-            </w:r>
-            <w:proofErr w:type="spellStart"/>
-            <w:r>
-              <w:rPr>
-                <w:rFonts w:ascii="Consolas" w:eastAsia="Times New Roman" w:hAnsi="Consolas" w:cs="Times New Roman"/>
-                <w:color w:val="225588"/>
-                <w:sz w:val="21"/>
-                <w:szCs w:val="21"/>
-                <w:lang w:eastAsia="uk-UA"/>
-              </w:rPr>
-              <w:t>article</w:t>
-            </w:r>
-            <w:proofErr w:type="spellEnd"/>
-            <w:r>
-              <w:rPr>
-                <w:rFonts w:ascii="Consolas" w:eastAsia="Times New Roman" w:hAnsi="Consolas" w:cs="Times New Roman"/>
-                <w:color w:val="6688CC"/>
-                <w:sz w:val="21"/>
-                <w:szCs w:val="21"/>
-                <w:lang w:eastAsia="uk-UA"/>
-              </w:rPr>
-              <w:t>&gt;</w:t>
+              <w:t>       </w:t>
             </w:r>
           </w:p>
           <w:p>
@@ -3315,69 +3219,93 @@
                 <w:szCs w:val="21"/>
                 <w:lang w:eastAsia="uk-UA"/>
               </w:rPr>
-              <w:t>                &lt;</w:t>
-            </w:r>
-            <w:r>
-              <w:rPr>
-                <w:rFonts w:ascii="Consolas" w:eastAsia="Times New Roman" w:hAnsi="Consolas" w:cs="Times New Roman"/>
-                <w:color w:val="225588"/>
-                <w:sz w:val="21"/>
-                <w:szCs w:val="21"/>
-                <w:lang w:eastAsia="uk-UA"/>
-              </w:rPr>
-              <w:t>h2</w:t>
-            </w:r>
-            <w:r>
-              <w:rPr>
-                <w:rFonts w:ascii="Consolas" w:eastAsia="Times New Roman" w:hAnsi="Consolas" w:cs="Times New Roman"/>
-                <w:color w:val="6688CC"/>
-                <w:sz w:val="21"/>
-                <w:szCs w:val="21"/>
-                <w:lang w:eastAsia="uk-UA"/>
-              </w:rPr>
-              <w:t>&gt;</w:t>
-            </w:r>
-            <w:proofErr w:type="spellStart"/>
-            <w:r>
-              <w:rPr>
-                <w:rFonts w:ascii="Consolas" w:eastAsia="Times New Roman" w:hAnsi="Consolas" w:cs="Times New Roman"/>
-                <w:color w:val="6688CC"/>
-                <w:sz w:val="21"/>
-                <w:szCs w:val="21"/>
-                <w:lang w:eastAsia="uk-UA"/>
-              </w:rPr>
-              <w:t>Education</w:t>
-            </w:r>
-            <w:proofErr w:type="spellEnd"/>
-            <w:r>
-              <w:rPr>
-                <w:rFonts w:ascii="Consolas" w:eastAsia="Times New Roman" w:hAnsi="Consolas" w:cs="Times New Roman"/>
-                <w:color w:val="6688CC"/>
-                <w:sz w:val="21"/>
-                <w:szCs w:val="21"/>
-                <w:lang w:eastAsia="uk-UA"/>
-              </w:rPr>
-              <w:t>:&lt;/</w:t>
-            </w:r>
-            <w:r>
-              <w:rPr>
-                <w:rFonts w:ascii="Consolas" w:eastAsia="Times New Roman" w:hAnsi="Consolas" w:cs="Times New Roman"/>
-                <w:color w:val="225588"/>
-                <w:sz w:val="21"/>
-                <w:szCs w:val="21"/>
-                <w:lang w:eastAsia="uk-UA"/>
-              </w:rPr>
-              <w:t>h2</w:t>
-            </w:r>
-            <w:r>
-              <w:rPr>
-                <w:rFonts w:ascii="Consolas" w:eastAsia="Times New Roman" w:hAnsi="Consolas" w:cs="Times New Roman"/>
-                <w:color w:val="6688CC"/>
-                <w:sz w:val="21"/>
-                <w:szCs w:val="21"/>
-                <w:lang w:eastAsia="uk-UA"/>
-              </w:rPr>
-              <w:t>&gt;</w:t>
+              <w:t>        &lt;</w:t>
+            </w:r>
+            <w:proofErr w:type="spellStart"/>
+            <w:r>
+              <w:rPr>
+                <w:rFonts w:ascii="Consolas" w:eastAsia="Times New Roman" w:hAnsi="Consolas" w:cs="Times New Roman"/>
+                <w:color w:val="225588"/>
+                <w:sz w:val="21"/>
+                <w:szCs w:val="21"/>
+                <w:lang w:eastAsia="uk-UA"/>
+              </w:rPr>
+              <w:t>section</w:t>
+            </w:r>
+            <w:proofErr w:type="spellEnd"/>
+            <w:r>
+              <w:rPr>
+                <w:rFonts w:ascii="Consolas" w:eastAsia="Times New Roman" w:hAnsi="Consolas" w:cs="Times New Roman"/>
+                <w:color w:val="6688CC"/>
+                <w:sz w:val="21"/>
+                <w:szCs w:val="21"/>
+                <w:lang w:eastAsia="uk-UA"/>
+              </w:rPr>
+              <w:t xml:space="preserve"> </w:t>
+            </w:r>
+            <w:proofErr w:type="spellStart"/>
+            <w:r>
+              <w:rPr>
+                <w:rFonts w:ascii="Consolas" w:eastAsia="Times New Roman" w:hAnsi="Consolas" w:cs="Times New Roman"/>
+                <w:color w:val="DDBB88"/>
+                <w:sz w:val="21"/>
+                <w:szCs w:val="21"/>
+                <w:lang w:eastAsia="uk-UA"/>
+              </w:rPr>
+              <w:t>id</w:t>
+            </w:r>
+            <w:proofErr w:type="spellEnd"/>
+            <w:r>
+              <w:rPr>
+                <w:rFonts w:ascii="Consolas" w:eastAsia="Times New Roman" w:hAnsi="Consolas" w:cs="Times New Roman"/>
+                <w:color w:val="6688CC"/>
+                <w:sz w:val="21"/>
+                <w:szCs w:val="21"/>
+                <w:lang w:eastAsia="uk-UA"/>
+              </w:rPr>
+              <w:t>=</w:t>
+            </w:r>
+            <w:r>
+              <w:rPr>
+                <w:rFonts w:ascii="Consolas" w:eastAsia="Times New Roman" w:hAnsi="Consolas" w:cs="Times New Roman"/>
+                <w:color w:val="22AA44"/>
+                <w:sz w:val="21"/>
+                <w:szCs w:val="21"/>
+                <w:lang w:eastAsia="uk-UA"/>
+              </w:rPr>
+              <w:t>"</w:t>
+            </w:r>
+            <w:proofErr w:type="spellStart"/>
+            <w:r>
+              <w:rPr>
+                <w:rFonts w:ascii="Consolas" w:eastAsia="Times New Roman" w:hAnsi="Consolas" w:cs="Times New Roman"/>
+                <w:color w:val="22AA44"/>
+                <w:sz w:val="21"/>
+                <w:szCs w:val="21"/>
+                <w:lang w:eastAsia="uk-UA"/>
+              </w:rPr>
+              <w:t>Set_of_skills_and_background</w:t>
+            </w:r>
+            <w:proofErr w:type="spellEnd"/>
+            <w:r>
+              <w:rPr>
+                <w:rFonts w:ascii="Consolas" w:eastAsia="Times New Roman" w:hAnsi="Consolas" w:cs="Times New Roman"/>
+                <w:color w:val="22AA44"/>
+                <w:sz w:val="21"/>
+                <w:szCs w:val="21"/>
+                <w:lang w:eastAsia="uk-UA"/>
+              </w:rPr>
+              <w:t>"</w:t>
+            </w:r>
+            <w:r>
+              <w:rPr>
+                <w:rFonts w:ascii="Consolas" w:eastAsia="Times New Roman" w:hAnsi="Consolas" w:cs="Times New Roman"/>
+                <w:color w:val="6688CC"/>
+                <w:sz w:val="21"/>
+                <w:szCs w:val="21"/>
+                <w:lang w:eastAsia="uk-UA"/>
+              </w:rPr>
+              <w:t xml:space="preserve">&gt; </w:t>
             </w:r>
           </w:p>
           <w:p>
@@ -3400,236 +3328,20 @@
                 <w:szCs w:val="21"/>
                 <w:lang w:eastAsia="uk-UA"/>
               </w:rPr>
-              <w:t>                &lt;</w:t>
-            </w:r>
-            <w:r>
-              <w:rPr>
-                <w:rFonts w:ascii="Consolas" w:eastAsia="Times New Roman" w:hAnsi="Consolas" w:cs="Times New Roman"/>
-                <w:color w:val="225588"/>
-                <w:sz w:val="21"/>
-                <w:szCs w:val="21"/>
-                <w:lang w:eastAsia="uk-UA"/>
-              </w:rPr>
-              <w:t>p</w:t>
-            </w:r>
-            <w:r>
-              <w:rPr>
-                <w:rFonts w:ascii="Consolas" w:eastAsia="Times New Roman" w:hAnsi="Consolas" w:cs="Times New Roman"/>
-                <w:color w:val="6688CC"/>
-                <w:sz w:val="21"/>
-                <w:szCs w:val="21"/>
-                <w:lang w:eastAsia="uk-UA"/>
-              </w:rPr>
-              <w:t>&gt;</w:t>
-            </w:r>
-            <w:proofErr w:type="spellStart"/>
-            <w:r>
-              <w:rPr>
-                <w:rFonts w:ascii="Consolas" w:eastAsia="Times New Roman" w:hAnsi="Consolas" w:cs="Times New Roman"/>
-                <w:color w:val="6688CC"/>
-                <w:sz w:val="21"/>
-                <w:szCs w:val="21"/>
-                <w:lang w:eastAsia="uk-UA"/>
-              </w:rPr>
-              <w:t>Bachelor</w:t>
-            </w:r>
-            <w:proofErr w:type="spellEnd"/>
-            <w:r>
-              <w:rPr>
-                <w:rFonts w:ascii="Consolas" w:eastAsia="Times New Roman" w:hAnsi="Consolas" w:cs="Times New Roman"/>
-                <w:color w:val="6688CC"/>
-                <w:sz w:val="21"/>
-                <w:szCs w:val="21"/>
-                <w:lang w:eastAsia="uk-UA"/>
-              </w:rPr>
-              <w:t xml:space="preserve"> </w:t>
-            </w:r>
-            <w:proofErr w:type="spellStart"/>
-            <w:r>
-              <w:rPr>
-                <w:rFonts w:ascii="Consolas" w:eastAsia="Times New Roman" w:hAnsi="Consolas" w:cs="Times New Roman"/>
-                <w:color w:val="6688CC"/>
-                <w:sz w:val="21"/>
-                <w:szCs w:val="21"/>
-                <w:lang w:eastAsia="uk-UA"/>
-              </w:rPr>
-              <w:t>in</w:t>
-            </w:r>
-            <w:proofErr w:type="spellEnd"/>
-            <w:r>
-              <w:rPr>
-                <w:rFonts w:ascii="Consolas" w:eastAsia="Times New Roman" w:hAnsi="Consolas" w:cs="Times New Roman"/>
-                <w:color w:val="6688CC"/>
-                <w:sz w:val="21"/>
-                <w:szCs w:val="21"/>
-                <w:lang w:eastAsia="uk-UA"/>
-              </w:rPr>
-              <w:t xml:space="preserve"> </w:t>
-            </w:r>
-            <w:proofErr w:type="spellStart"/>
-            <w:r>
-              <w:rPr>
-                <w:rFonts w:ascii="Consolas" w:eastAsia="Times New Roman" w:hAnsi="Consolas" w:cs="Times New Roman"/>
-                <w:color w:val="6688CC"/>
-                <w:sz w:val="21"/>
-                <w:szCs w:val="21"/>
-                <w:lang w:eastAsia="uk-UA"/>
-              </w:rPr>
-              <w:t>Cybersecurity</w:t>
-            </w:r>
-            <w:proofErr w:type="spellEnd"/>
-            <w:r>
-              <w:rPr>
-                <w:rFonts w:ascii="Consolas" w:eastAsia="Times New Roman" w:hAnsi="Consolas" w:cs="Times New Roman"/>
-                <w:color w:val="6688CC"/>
-                <w:sz w:val="21"/>
-                <w:szCs w:val="21"/>
-                <w:lang w:eastAsia="uk-UA"/>
-              </w:rPr>
-              <w:t xml:space="preserve"> </w:t>
-            </w:r>
-            <w:proofErr w:type="spellStart"/>
-            <w:r>
-              <w:rPr>
-                <w:rFonts w:ascii="Consolas" w:eastAsia="Times New Roman" w:hAnsi="Consolas" w:cs="Times New Roman"/>
-                <w:color w:val="6688CC"/>
-                <w:sz w:val="21"/>
-                <w:szCs w:val="21"/>
-                <w:lang w:eastAsia="uk-UA"/>
-              </w:rPr>
-              <w:t>at</w:t>
-            </w:r>
-            <w:proofErr w:type="spellEnd"/>
-            <w:r>
-              <w:rPr>
-                <w:rFonts w:ascii="Consolas" w:eastAsia="Times New Roman" w:hAnsi="Consolas" w:cs="Times New Roman"/>
-                <w:color w:val="6688CC"/>
-                <w:sz w:val="21"/>
-                <w:szCs w:val="21"/>
-                <w:lang w:eastAsia="uk-UA"/>
-              </w:rPr>
-              <w:t xml:space="preserve"> </w:t>
-            </w:r>
-            <w:proofErr w:type="spellStart"/>
-            <w:r>
-              <w:rPr>
-                <w:rFonts w:ascii="Consolas" w:eastAsia="Times New Roman" w:hAnsi="Consolas" w:cs="Times New Roman"/>
-                <w:color w:val="6688CC"/>
-                <w:sz w:val="21"/>
-                <w:szCs w:val="21"/>
-                <w:lang w:eastAsia="uk-UA"/>
-              </w:rPr>
-              <w:t>Lviv</w:t>
-            </w:r>
-            <w:proofErr w:type="spellEnd"/>
-            <w:r>
-              <w:rPr>
-                <w:rFonts w:ascii="Consolas" w:eastAsia="Times New Roman" w:hAnsi="Consolas" w:cs="Times New Roman"/>
-                <w:color w:val="6688CC"/>
-                <w:sz w:val="21"/>
-                <w:szCs w:val="21"/>
-                <w:lang w:eastAsia="uk-UA"/>
-              </w:rPr>
-              <w:t xml:space="preserve"> </w:t>
-            </w:r>
-            <w:proofErr w:type="spellStart"/>
-            <w:r>
-              <w:rPr>
-                <w:rFonts w:ascii="Consolas" w:eastAsia="Times New Roman" w:hAnsi="Consolas" w:cs="Times New Roman"/>
-                <w:color w:val="6688CC"/>
-                <w:sz w:val="21"/>
-                <w:szCs w:val="21"/>
-                <w:lang w:eastAsia="uk-UA"/>
-              </w:rPr>
-              <w:t>Polytechnic</w:t>
-            </w:r>
-            <w:proofErr w:type="spellEnd"/>
-            <w:r>
-              <w:rPr>
-                <w:rFonts w:ascii="Consolas" w:eastAsia="Times New Roman" w:hAnsi="Consolas" w:cs="Times New Roman"/>
-                <w:color w:val="6688CC"/>
-                <w:sz w:val="21"/>
-                <w:szCs w:val="21"/>
-                <w:lang w:eastAsia="uk-UA"/>
-              </w:rPr>
-              <w:t xml:space="preserve"> </w:t>
-            </w:r>
-            <w:proofErr w:type="spellStart"/>
-            <w:r>
-              <w:rPr>
-                <w:rFonts w:ascii="Consolas" w:eastAsia="Times New Roman" w:hAnsi="Consolas" w:cs="Times New Roman"/>
-                <w:color w:val="6688CC"/>
-                <w:sz w:val="21"/>
-                <w:szCs w:val="21"/>
-                <w:lang w:eastAsia="uk-UA"/>
-              </w:rPr>
-              <w:t>National</w:t>
-            </w:r>
-            <w:proofErr w:type="spellEnd"/>
-            <w:r>
-              <w:rPr>
-                <w:rFonts w:ascii="Consolas" w:eastAsia="Times New Roman" w:hAnsi="Consolas" w:cs="Times New Roman"/>
-                <w:color w:val="6688CC"/>
-                <w:sz w:val="21"/>
-                <w:szCs w:val="21"/>
-                <w:lang w:eastAsia="uk-UA"/>
-              </w:rPr>
-              <w:t xml:space="preserve"> </w:t>
-            </w:r>
-            <w:proofErr w:type="spellStart"/>
-            <w:r>
-              <w:rPr>
-                <w:rFonts w:ascii="Consolas" w:eastAsia="Times New Roman" w:hAnsi="Consolas" w:cs="Times New Roman"/>
-                <w:color w:val="6688CC"/>
-                <w:sz w:val="21"/>
-                <w:szCs w:val="21"/>
-                <w:lang w:eastAsia="uk-UA"/>
-              </w:rPr>
-              <w:t>University</w:t>
-            </w:r>
-            <w:proofErr w:type="spellEnd"/>
-            <w:r>
-              <w:rPr>
-                <w:rFonts w:ascii="Consolas" w:eastAsia="Times New Roman" w:hAnsi="Consolas" w:cs="Times New Roman"/>
-                <w:color w:val="6688CC"/>
-                <w:sz w:val="21"/>
-                <w:szCs w:val="21"/>
-                <w:lang w:eastAsia="uk-UA"/>
-              </w:rPr>
-              <w:t xml:space="preserve"> (2025 - </w:t>
-            </w:r>
-            <w:proofErr w:type="spellStart"/>
-            <w:r>
-              <w:rPr>
-                <w:rFonts w:ascii="Consolas" w:eastAsia="Times New Roman" w:hAnsi="Consolas" w:cs="Times New Roman"/>
-                <w:color w:val="6688CC"/>
-                <w:sz w:val="21"/>
-                <w:szCs w:val="21"/>
-                <w:lang w:eastAsia="uk-UA"/>
-              </w:rPr>
-              <w:t>present</w:t>
-            </w:r>
-            <w:proofErr w:type="spellEnd"/>
-            <w:r>
-              <w:rPr>
-                <w:rFonts w:ascii="Consolas" w:eastAsia="Times New Roman" w:hAnsi="Consolas" w:cs="Times New Roman"/>
-                <w:color w:val="6688CC"/>
-                <w:sz w:val="21"/>
-                <w:szCs w:val="21"/>
-                <w:lang w:eastAsia="uk-UA"/>
-              </w:rPr>
-              <w:t>)&lt;/</w:t>
-            </w:r>
-            <w:r>
-              <w:rPr>
-                <w:rFonts w:ascii="Consolas" w:eastAsia="Times New Roman" w:hAnsi="Consolas" w:cs="Times New Roman"/>
-                <w:color w:val="225588"/>
-                <w:sz w:val="21"/>
-                <w:szCs w:val="21"/>
-                <w:lang w:eastAsia="uk-UA"/>
-              </w:rPr>
-              <w:t>p</w:t>
-            </w:r>
+              <w:t>            &lt;</w:t>
+            </w:r>
+            <w:proofErr w:type="spellStart"/>
+            <w:r>
+              <w:rPr>
+                <w:rFonts w:ascii="Consolas" w:eastAsia="Times New Roman" w:hAnsi="Consolas" w:cs="Times New Roman"/>
+                <w:color w:val="225588"/>
+                <w:sz w:val="21"/>
+                <w:szCs w:val="21"/>
+                <w:lang w:eastAsia="uk-UA"/>
+              </w:rPr>
+              <w:t>article</w:t>
+            </w:r>
+            <w:proofErr w:type="spellEnd"/>
             <w:r>
               <w:rPr>
                 <w:rFonts w:ascii="Consolas" w:eastAsia="Times New Roman" w:hAnsi="Consolas" w:cs="Times New Roman"/>
@@ -3671,28 +3383,28 @@
                 <w:szCs w:val="21"/>
                 <w:lang w:eastAsia="uk-UA"/>
               </w:rPr>
-              <w:t>h3</w:t>
-            </w:r>
-            <w:r>
-              <w:rPr>
-                <w:rFonts w:ascii="Consolas" w:eastAsia="Times New Roman" w:hAnsi="Consolas" w:cs="Times New Roman"/>
-                <w:color w:val="6688CC"/>
-                <w:sz w:val="21"/>
-                <w:szCs w:val="21"/>
-                <w:lang w:eastAsia="uk-UA"/>
-              </w:rPr>
-              <w:t>&gt;</w:t>
-            </w:r>
-            <w:proofErr w:type="spellStart"/>
-            <w:r>
-              <w:rPr>
-                <w:rFonts w:ascii="Consolas" w:eastAsia="Times New Roman" w:hAnsi="Consolas" w:cs="Times New Roman"/>
-                <w:color w:val="6688CC"/>
-                <w:sz w:val="21"/>
-                <w:szCs w:val="21"/>
-                <w:lang w:eastAsia="uk-UA"/>
-              </w:rPr>
-              <w:t>Certifications</w:t>
+              <w:t>h2</w:t>
+            </w:r>
+            <w:r>
+              <w:rPr>
+                <w:rFonts w:ascii="Consolas" w:eastAsia="Times New Roman" w:hAnsi="Consolas" w:cs="Times New Roman"/>
+                <w:color w:val="6688CC"/>
+                <w:sz w:val="21"/>
+                <w:szCs w:val="21"/>
+                <w:lang w:eastAsia="uk-UA"/>
+              </w:rPr>
+              <w:t>&gt;</w:t>
+            </w:r>
+            <w:proofErr w:type="spellStart"/>
+            <w:r>
+              <w:rPr>
+                <w:rFonts w:ascii="Consolas" w:eastAsia="Times New Roman" w:hAnsi="Consolas" w:cs="Times New Roman"/>
+                <w:color w:val="6688CC"/>
+                <w:sz w:val="21"/>
+                <w:szCs w:val="21"/>
+                <w:lang w:eastAsia="uk-UA"/>
+              </w:rPr>
+              <w:t>Education</w:t>
             </w:r>
             <w:proofErr w:type="spellEnd"/>
             <w:r>
@@ -3713,7 +3425,7 @@
                 <w:szCs w:val="21"/>
                 <w:lang w:eastAsia="uk-UA"/>
               </w:rPr>
-              <w:t>h3</w:t>
+              <w:t>h2</w:t>
             </w:r>
             <w:r>
               <w:rPr>
@@ -3748,18 +3460,234 @@
               </w:rPr>
               <w:t>                &lt;</w:t>
             </w:r>
-            <w:proofErr w:type="spellStart"/>
-            <w:r>
-              <w:rPr>
-                <w:rFonts w:ascii="Consolas" w:eastAsia="Times New Roman" w:hAnsi="Consolas" w:cs="Times New Roman"/>
-                <w:color w:val="225588"/>
-                <w:sz w:val="21"/>
-                <w:szCs w:val="21"/>
-                <w:lang w:eastAsia="uk-UA"/>
-              </w:rPr>
-              <w:t>ul</w:t>
-            </w:r>
-            <w:proofErr w:type="spellEnd"/>
+            <w:r>
+              <w:rPr>
+                <w:rFonts w:ascii="Consolas" w:eastAsia="Times New Roman" w:hAnsi="Consolas" w:cs="Times New Roman"/>
+                <w:color w:val="225588"/>
+                <w:sz w:val="21"/>
+                <w:szCs w:val="21"/>
+                <w:lang w:eastAsia="uk-UA"/>
+              </w:rPr>
+              <w:t>p</w:t>
+            </w:r>
+            <w:r>
+              <w:rPr>
+                <w:rFonts w:ascii="Consolas" w:eastAsia="Times New Roman" w:hAnsi="Consolas" w:cs="Times New Roman"/>
+                <w:color w:val="6688CC"/>
+                <w:sz w:val="21"/>
+                <w:szCs w:val="21"/>
+                <w:lang w:eastAsia="uk-UA"/>
+              </w:rPr>
+              <w:t>&gt;</w:t>
+            </w:r>
+            <w:proofErr w:type="spellStart"/>
+            <w:r>
+              <w:rPr>
+                <w:rFonts w:ascii="Consolas" w:eastAsia="Times New Roman" w:hAnsi="Consolas" w:cs="Times New Roman"/>
+                <w:color w:val="6688CC"/>
+                <w:sz w:val="21"/>
+                <w:szCs w:val="21"/>
+                <w:lang w:eastAsia="uk-UA"/>
+              </w:rPr>
+              <w:t>Bachelor</w:t>
+            </w:r>
+            <w:proofErr w:type="spellEnd"/>
+            <w:r>
+              <w:rPr>
+                <w:rFonts w:ascii="Consolas" w:eastAsia="Times New Roman" w:hAnsi="Consolas" w:cs="Times New Roman"/>
+                <w:color w:val="6688CC"/>
+                <w:sz w:val="21"/>
+                <w:szCs w:val="21"/>
+                <w:lang w:eastAsia="uk-UA"/>
+              </w:rPr>
+              <w:t xml:space="preserve"> </w:t>
+            </w:r>
+            <w:proofErr w:type="spellStart"/>
+            <w:r>
+              <w:rPr>
+                <w:rFonts w:ascii="Consolas" w:eastAsia="Times New Roman" w:hAnsi="Consolas" w:cs="Times New Roman"/>
+                <w:color w:val="6688CC"/>
+                <w:sz w:val="21"/>
+                <w:szCs w:val="21"/>
+                <w:lang w:eastAsia="uk-UA"/>
+              </w:rPr>
+              <w:t>in</w:t>
+            </w:r>
+            <w:proofErr w:type="spellEnd"/>
+            <w:r>
+              <w:rPr>
+                <w:rFonts w:ascii="Consolas" w:eastAsia="Times New Roman" w:hAnsi="Consolas" w:cs="Times New Roman"/>
+                <w:color w:val="6688CC"/>
+                <w:sz w:val="21"/>
+                <w:szCs w:val="21"/>
+                <w:lang w:eastAsia="uk-UA"/>
+              </w:rPr>
+              <w:t xml:space="preserve"> </w:t>
+            </w:r>
+            <w:proofErr w:type="spellStart"/>
+            <w:r>
+              <w:rPr>
+                <w:rFonts w:ascii="Consolas" w:eastAsia="Times New Roman" w:hAnsi="Consolas" w:cs="Times New Roman"/>
+                <w:color w:val="6688CC"/>
+                <w:sz w:val="21"/>
+                <w:szCs w:val="21"/>
+                <w:lang w:eastAsia="uk-UA"/>
+              </w:rPr>
+              <w:t>Cybersecurity</w:t>
+            </w:r>
+            <w:proofErr w:type="spellEnd"/>
+            <w:r>
+              <w:rPr>
+                <w:rFonts w:ascii="Consolas" w:eastAsia="Times New Roman" w:hAnsi="Consolas" w:cs="Times New Roman"/>
+                <w:color w:val="6688CC"/>
+                <w:sz w:val="21"/>
+                <w:szCs w:val="21"/>
+                <w:lang w:eastAsia="uk-UA"/>
+              </w:rPr>
+              <w:t xml:space="preserve"> </w:t>
+            </w:r>
+            <w:proofErr w:type="spellStart"/>
+            <w:r>
+              <w:rPr>
+                <w:rFonts w:ascii="Consolas" w:eastAsia="Times New Roman" w:hAnsi="Consolas" w:cs="Times New Roman"/>
+                <w:color w:val="6688CC"/>
+                <w:sz w:val="21"/>
+                <w:szCs w:val="21"/>
+                <w:lang w:eastAsia="uk-UA"/>
+              </w:rPr>
+              <w:t>at</w:t>
+            </w:r>
+            <w:proofErr w:type="spellEnd"/>
+            <w:r>
+              <w:rPr>
+                <w:rFonts w:ascii="Consolas" w:eastAsia="Times New Roman" w:hAnsi="Consolas" w:cs="Times New Roman"/>
+                <w:color w:val="6688CC"/>
+                <w:sz w:val="21"/>
+                <w:szCs w:val="21"/>
+                <w:lang w:eastAsia="uk-UA"/>
+              </w:rPr>
+              <w:t xml:space="preserve"> </w:t>
+            </w:r>
+            <w:proofErr w:type="spellStart"/>
+            <w:r>
+              <w:rPr>
+                <w:rFonts w:ascii="Consolas" w:eastAsia="Times New Roman" w:hAnsi="Consolas" w:cs="Times New Roman"/>
+                <w:color w:val="6688CC"/>
+                <w:sz w:val="21"/>
+                <w:szCs w:val="21"/>
+                <w:lang w:eastAsia="uk-UA"/>
+              </w:rPr>
+              <w:t>Lviv</w:t>
+            </w:r>
+            <w:proofErr w:type="spellEnd"/>
+            <w:r>
+              <w:rPr>
+                <w:rFonts w:ascii="Consolas" w:eastAsia="Times New Roman" w:hAnsi="Consolas" w:cs="Times New Roman"/>
+                <w:color w:val="6688CC"/>
+                <w:sz w:val="21"/>
+                <w:szCs w:val="21"/>
+                <w:lang w:eastAsia="uk-UA"/>
+              </w:rPr>
+              <w:t xml:space="preserve"> </w:t>
+            </w:r>
+            <w:proofErr w:type="spellStart"/>
+            <w:r>
+              <w:rPr>
+                <w:rFonts w:ascii="Consolas" w:eastAsia="Times New Roman" w:hAnsi="Consolas" w:cs="Times New Roman"/>
+                <w:color w:val="6688CC"/>
+                <w:sz w:val="21"/>
+                <w:szCs w:val="21"/>
+                <w:lang w:eastAsia="uk-UA"/>
+              </w:rPr>
+              <w:t>Polytechnic</w:t>
+            </w:r>
+            <w:proofErr w:type="spellEnd"/>
+            <w:r>
+              <w:rPr>
+                <w:rFonts w:ascii="Consolas" w:eastAsia="Times New Roman" w:hAnsi="Consolas" w:cs="Times New Roman"/>
+                <w:color w:val="6688CC"/>
+                <w:sz w:val="21"/>
+                <w:szCs w:val="21"/>
+                <w:lang w:eastAsia="uk-UA"/>
+              </w:rPr>
+              <w:t xml:space="preserve"> </w:t>
+            </w:r>
+            <w:proofErr w:type="spellStart"/>
+            <w:r>
+              <w:rPr>
+                <w:rFonts w:ascii="Consolas" w:eastAsia="Times New Roman" w:hAnsi="Consolas" w:cs="Times New Roman"/>
+                <w:color w:val="6688CC"/>
+                <w:sz w:val="21"/>
+                <w:szCs w:val="21"/>
+                <w:lang w:eastAsia="uk-UA"/>
+              </w:rPr>
+              <w:t>National</w:t>
+            </w:r>
+            <w:proofErr w:type="spellEnd"/>
+            <w:r>
+              <w:rPr>
+                <w:rFonts w:ascii="Consolas" w:eastAsia="Times New Roman" w:hAnsi="Consolas" w:cs="Times New Roman"/>
+                <w:color w:val="6688CC"/>
+                <w:sz w:val="21"/>
+                <w:szCs w:val="21"/>
+                <w:lang w:eastAsia="uk-UA"/>
+              </w:rPr>
+              <w:t xml:space="preserve"> </w:t>
+            </w:r>
+            <w:proofErr w:type="spellStart"/>
+            <w:r>
+              <w:rPr>
+                <w:rFonts w:ascii="Consolas" w:eastAsia="Times New Roman" w:hAnsi="Consolas" w:cs="Times New Roman"/>
+                <w:color w:val="6688CC"/>
+                <w:sz w:val="21"/>
+                <w:szCs w:val="21"/>
+                <w:lang w:eastAsia="uk-UA"/>
+              </w:rPr>
+              <w:t>University</w:t>
+            </w:r>
+            <w:proofErr w:type="spellEnd"/>
+            <w:r>
+              <w:rPr>
+                <w:rFonts w:ascii="Consolas" w:eastAsia="Times New Roman" w:hAnsi="Consolas" w:cs="Times New Roman"/>
+                <w:color w:val="6688CC"/>
+                <w:sz w:val="21"/>
+                <w:szCs w:val="21"/>
+                <w:lang w:eastAsia="uk-UA"/>
+              </w:rPr>
+              <w:t xml:space="preserve"> (2025 - </w:t>
+            </w:r>
+            <w:proofErr w:type="spellStart"/>
+            <w:r>
+              <w:rPr>
+                <w:rFonts w:ascii="Consolas" w:eastAsia="Times New Roman" w:hAnsi="Consolas" w:cs="Times New Roman"/>
+                <w:color w:val="6688CC"/>
+                <w:sz w:val="21"/>
+                <w:szCs w:val="21"/>
+                <w:lang w:eastAsia="uk-UA"/>
+              </w:rPr>
+              <w:t>present</w:t>
+            </w:r>
+            <w:proofErr w:type="spellEnd"/>
+            <w:r>
+              <w:rPr>
+                <w:rFonts w:ascii="Consolas" w:eastAsia="Times New Roman" w:hAnsi="Consolas" w:cs="Times New Roman"/>
+                <w:color w:val="6688CC"/>
+                <w:sz w:val="21"/>
+                <w:szCs w:val="21"/>
+                <w:lang w:eastAsia="uk-UA"/>
+              </w:rPr>
+              <w:t>)&lt;/</w:t>
+            </w:r>
+            <w:r>
+              <w:rPr>
+                <w:rFonts w:ascii="Consolas" w:eastAsia="Times New Roman" w:hAnsi="Consolas" w:cs="Times New Roman"/>
+                <w:color w:val="225588"/>
+                <w:sz w:val="21"/>
+                <w:szCs w:val="21"/>
+                <w:lang w:eastAsia="uk-UA"/>
+              </w:rPr>
+              <w:t>p</w:t>
+            </w:r>
             <w:r>
               <w:rPr>
                 <w:rFonts w:ascii="Consolas" w:eastAsia="Times New Roman" w:hAnsi="Consolas" w:cs="Times New Roman"/>
@@ -3791,59 +3719,59 @@
                 <w:szCs w:val="21"/>
                 <w:lang w:eastAsia="uk-UA"/>
               </w:rPr>
-              <w:t>                    &lt;</w:t>
-            </w:r>
-            <w:r>
-              <w:rPr>
-                <w:rFonts w:ascii="Consolas" w:eastAsia="Times New Roman" w:hAnsi="Consolas" w:cs="Times New Roman"/>
-                <w:color w:val="225588"/>
-                <w:sz w:val="21"/>
-                <w:szCs w:val="21"/>
-                <w:lang w:eastAsia="uk-UA"/>
-              </w:rPr>
-              <w:t>li</w:t>
-            </w:r>
-            <w:r>
-              <w:rPr>
-                <w:rFonts w:ascii="Consolas" w:eastAsia="Times New Roman" w:hAnsi="Consolas" w:cs="Times New Roman"/>
-                <w:color w:val="6688CC"/>
-                <w:sz w:val="21"/>
-                <w:szCs w:val="21"/>
-                <w:lang w:eastAsia="uk-UA"/>
-              </w:rPr>
-              <w:t xml:space="preserve">&gt;AWS </w:t>
-            </w:r>
-            <w:proofErr w:type="spellStart"/>
-            <w:r>
-              <w:rPr>
-                <w:rFonts w:ascii="Consolas" w:eastAsia="Times New Roman" w:hAnsi="Consolas" w:cs="Times New Roman"/>
-                <w:color w:val="6688CC"/>
-                <w:sz w:val="21"/>
-                <w:szCs w:val="21"/>
-                <w:lang w:eastAsia="uk-UA"/>
-              </w:rPr>
-              <w:t>Academy</w:t>
-            </w:r>
-            <w:proofErr w:type="spellEnd"/>
-            <w:r>
-              <w:rPr>
-                <w:rFonts w:ascii="Consolas" w:eastAsia="Times New Roman" w:hAnsi="Consolas" w:cs="Times New Roman"/>
-                <w:color w:val="6688CC"/>
-                <w:sz w:val="21"/>
-                <w:szCs w:val="21"/>
-                <w:lang w:eastAsia="uk-UA"/>
-              </w:rPr>
-              <w:t>&lt;/</w:t>
-            </w:r>
-            <w:r>
-              <w:rPr>
-                <w:rFonts w:ascii="Consolas" w:eastAsia="Times New Roman" w:hAnsi="Consolas" w:cs="Times New Roman"/>
-                <w:color w:val="225588"/>
-                <w:sz w:val="21"/>
-                <w:szCs w:val="21"/>
-                <w:lang w:eastAsia="uk-UA"/>
-              </w:rPr>
-              <w:t>li</w:t>
+              <w:t>                &lt;</w:t>
+            </w:r>
+            <w:r>
+              <w:rPr>
+                <w:rFonts w:ascii="Consolas" w:eastAsia="Times New Roman" w:hAnsi="Consolas" w:cs="Times New Roman"/>
+                <w:color w:val="225588"/>
+                <w:sz w:val="21"/>
+                <w:szCs w:val="21"/>
+                <w:lang w:eastAsia="uk-UA"/>
+              </w:rPr>
+              <w:t>h3</w:t>
+            </w:r>
+            <w:r>
+              <w:rPr>
+                <w:rFonts w:ascii="Consolas" w:eastAsia="Times New Roman" w:hAnsi="Consolas" w:cs="Times New Roman"/>
+                <w:color w:val="6688CC"/>
+                <w:sz w:val="21"/>
+                <w:szCs w:val="21"/>
+                <w:lang w:eastAsia="uk-UA"/>
+              </w:rPr>
+              <w:t>&gt;</w:t>
+            </w:r>
+            <w:proofErr w:type="spellStart"/>
+            <w:r>
+              <w:rPr>
+                <w:rFonts w:ascii="Consolas" w:eastAsia="Times New Roman" w:hAnsi="Consolas" w:cs="Times New Roman"/>
+                <w:color w:val="6688CC"/>
+                <w:sz w:val="21"/>
+                <w:szCs w:val="21"/>
+                <w:lang w:eastAsia="uk-UA"/>
+              </w:rPr>
+              <w:t>Certifications</w:t>
+            </w:r>
+            <w:proofErr w:type="spellEnd"/>
+            <w:r>
+              <w:rPr>
+                <w:rFonts w:ascii="Consolas" w:eastAsia="Times New Roman" w:hAnsi="Consolas" w:cs="Times New Roman"/>
+                <w:color w:val="6688CC"/>
+                <w:sz w:val="21"/>
+                <w:szCs w:val="21"/>
+                <w:lang w:eastAsia="uk-UA"/>
+              </w:rPr>
+              <w:t>:&lt;/</w:t>
+            </w:r>
+            <w:r>
+              <w:rPr>
+                <w:rFonts w:ascii="Consolas" w:eastAsia="Times New Roman" w:hAnsi="Consolas" w:cs="Times New Roman"/>
+                <w:color w:val="225588"/>
+                <w:sz w:val="21"/>
+                <w:szCs w:val="21"/>
+                <w:lang w:eastAsia="uk-UA"/>
+              </w:rPr>
+              <w:t>h3</w:t>
             </w:r>
             <w:r>
               <w:rPr>
@@ -3876,126 +3804,20 @@
                 <w:szCs w:val="21"/>
                 <w:lang w:eastAsia="uk-UA"/>
               </w:rPr>
-              <w:t>                    &lt;</w:t>
-            </w:r>
-            <w:r>
-              <w:rPr>
-                <w:rFonts w:ascii="Consolas" w:eastAsia="Times New Roman" w:hAnsi="Consolas" w:cs="Times New Roman"/>
-                <w:color w:val="225588"/>
-                <w:sz w:val="21"/>
-                <w:szCs w:val="21"/>
-                <w:lang w:eastAsia="uk-UA"/>
-              </w:rPr>
-              <w:t>li</w:t>
-            </w:r>
-            <w:r>
-              <w:rPr>
-                <w:rFonts w:ascii="Consolas" w:eastAsia="Times New Roman" w:hAnsi="Consolas" w:cs="Times New Roman"/>
-                <w:color w:val="6688CC"/>
-                <w:sz w:val="21"/>
-                <w:szCs w:val="21"/>
-                <w:lang w:eastAsia="uk-UA"/>
-              </w:rPr>
-              <w:t>&gt;</w:t>
-            </w:r>
-            <w:proofErr w:type="spellStart"/>
-            <w:r>
-              <w:rPr>
-                <w:rFonts w:ascii="Consolas" w:eastAsia="Times New Roman" w:hAnsi="Consolas" w:cs="Times New Roman"/>
-                <w:color w:val="6688CC"/>
-                <w:sz w:val="21"/>
-                <w:szCs w:val="21"/>
-                <w:lang w:eastAsia="uk-UA"/>
-              </w:rPr>
-              <w:t>Internship</w:t>
-            </w:r>
-            <w:proofErr w:type="spellEnd"/>
-            <w:r>
-              <w:rPr>
-                <w:rFonts w:ascii="Consolas" w:eastAsia="Times New Roman" w:hAnsi="Consolas" w:cs="Times New Roman"/>
-                <w:color w:val="6688CC"/>
-                <w:sz w:val="21"/>
-                <w:szCs w:val="21"/>
-                <w:lang w:eastAsia="uk-UA"/>
-              </w:rPr>
-              <w:t xml:space="preserve"> </w:t>
-            </w:r>
-            <w:proofErr w:type="spellStart"/>
-            <w:r>
-              <w:rPr>
-                <w:rFonts w:ascii="Consolas" w:eastAsia="Times New Roman" w:hAnsi="Consolas" w:cs="Times New Roman"/>
-                <w:color w:val="6688CC"/>
-                <w:sz w:val="21"/>
-                <w:szCs w:val="21"/>
-                <w:lang w:eastAsia="uk-UA"/>
-              </w:rPr>
-              <w:t>program</w:t>
-            </w:r>
-            <w:proofErr w:type="spellEnd"/>
-            <w:r>
-              <w:rPr>
-                <w:rFonts w:ascii="Consolas" w:eastAsia="Times New Roman" w:hAnsi="Consolas" w:cs="Times New Roman"/>
-                <w:color w:val="6688CC"/>
-                <w:sz w:val="21"/>
-                <w:szCs w:val="21"/>
-                <w:lang w:eastAsia="uk-UA"/>
-              </w:rPr>
-              <w:t xml:space="preserve"> </w:t>
-            </w:r>
-            <w:proofErr w:type="spellStart"/>
-            <w:r>
-              <w:rPr>
-                <w:rFonts w:ascii="Consolas" w:eastAsia="Times New Roman" w:hAnsi="Consolas" w:cs="Times New Roman"/>
-                <w:color w:val="6688CC"/>
-                <w:sz w:val="21"/>
-                <w:szCs w:val="21"/>
-                <w:lang w:eastAsia="uk-UA"/>
-              </w:rPr>
-              <w:t>at</w:t>
-            </w:r>
-            <w:proofErr w:type="spellEnd"/>
-            <w:r>
-              <w:rPr>
-                <w:rFonts w:ascii="Consolas" w:eastAsia="Times New Roman" w:hAnsi="Consolas" w:cs="Times New Roman"/>
-                <w:color w:val="6688CC"/>
-                <w:sz w:val="21"/>
-                <w:szCs w:val="21"/>
-                <w:lang w:eastAsia="uk-UA"/>
-              </w:rPr>
-              <w:t xml:space="preserve"> </w:t>
-            </w:r>
-            <w:proofErr w:type="spellStart"/>
-            <w:r>
-              <w:rPr>
-                <w:rFonts w:ascii="Consolas" w:eastAsia="Times New Roman" w:hAnsi="Consolas" w:cs="Times New Roman"/>
-                <w:color w:val="6688CC"/>
-                <w:sz w:val="21"/>
-                <w:szCs w:val="21"/>
-                <w:lang w:eastAsia="uk-UA"/>
-              </w:rPr>
-              <w:t>SoftServe</w:t>
-            </w:r>
-            <w:proofErr w:type="spellEnd"/>
-            <w:r>
-              <w:rPr>
-                <w:rFonts w:ascii="Consolas" w:eastAsia="Times New Roman" w:hAnsi="Consolas" w:cs="Times New Roman"/>
-                <w:color w:val="6688CC"/>
-                <w:sz w:val="21"/>
-                <w:szCs w:val="21"/>
-                <w:lang w:eastAsia="uk-UA"/>
-              </w:rPr>
-              <w:t>&lt;/</w:t>
-            </w:r>
-            <w:r>
-              <w:rPr>
-                <w:rFonts w:ascii="Consolas" w:eastAsia="Times New Roman" w:hAnsi="Consolas" w:cs="Times New Roman"/>
-                <w:color w:val="225588"/>
-                <w:sz w:val="21"/>
-                <w:szCs w:val="21"/>
-                <w:lang w:eastAsia="uk-UA"/>
-              </w:rPr>
-              <w:t>li</w:t>
-            </w:r>
+              <w:t>                &lt;</w:t>
+            </w:r>
+            <w:proofErr w:type="spellStart"/>
+            <w:r>
+              <w:rPr>
+                <w:rFonts w:ascii="Consolas" w:eastAsia="Times New Roman" w:hAnsi="Consolas" w:cs="Times New Roman"/>
+                <w:color w:val="225588"/>
+                <w:sz w:val="21"/>
+                <w:szCs w:val="21"/>
+                <w:lang w:eastAsia="uk-UA"/>
+              </w:rPr>
+              <w:t>ul</w:t>
+            </w:r>
+            <w:proofErr w:type="spellEnd"/>
             <w:r>
               <w:rPr>
                 <w:rFonts w:ascii="Consolas" w:eastAsia="Times New Roman" w:hAnsi="Consolas" w:cs="Times New Roman"/>
@@ -4048,128 +3870,18 @@
                 <w:szCs w:val="21"/>
                 <w:lang w:eastAsia="uk-UA"/>
               </w:rPr>
-              <w:t>&gt;</w:t>
-            </w:r>
-            <w:proofErr w:type="spellStart"/>
-            <w:r>
-              <w:rPr>
-                <w:rFonts w:ascii="Consolas" w:eastAsia="Times New Roman" w:hAnsi="Consolas" w:cs="Times New Roman"/>
-                <w:color w:val="6688CC"/>
-                <w:sz w:val="21"/>
-                <w:szCs w:val="21"/>
-                <w:lang w:eastAsia="uk-UA"/>
-              </w:rPr>
-              <w:t>Cambridge</w:t>
-            </w:r>
-            <w:proofErr w:type="spellEnd"/>
-            <w:r>
-              <w:rPr>
-                <w:rFonts w:ascii="Consolas" w:eastAsia="Times New Roman" w:hAnsi="Consolas" w:cs="Times New Roman"/>
-                <w:color w:val="6688CC"/>
-                <w:sz w:val="21"/>
-                <w:szCs w:val="21"/>
-                <w:lang w:eastAsia="uk-UA"/>
-              </w:rPr>
-              <w:t xml:space="preserve"> </w:t>
-            </w:r>
-            <w:proofErr w:type="spellStart"/>
-            <w:r>
-              <w:rPr>
-                <w:rFonts w:ascii="Consolas" w:eastAsia="Times New Roman" w:hAnsi="Consolas" w:cs="Times New Roman"/>
-                <w:color w:val="6688CC"/>
-                <w:sz w:val="21"/>
-                <w:szCs w:val="21"/>
-                <w:lang w:eastAsia="uk-UA"/>
-              </w:rPr>
-              <w:t>English</w:t>
-            </w:r>
-            <w:proofErr w:type="spellEnd"/>
-            <w:r>
-              <w:rPr>
-                <w:rFonts w:ascii="Consolas" w:eastAsia="Times New Roman" w:hAnsi="Consolas" w:cs="Times New Roman"/>
-                <w:color w:val="6688CC"/>
-                <w:sz w:val="21"/>
-                <w:szCs w:val="21"/>
-                <w:lang w:eastAsia="uk-UA"/>
-              </w:rPr>
-              <w:t xml:space="preserve"> </w:t>
-            </w:r>
-            <w:proofErr w:type="spellStart"/>
-            <w:r>
-              <w:rPr>
-                <w:rFonts w:ascii="Consolas" w:eastAsia="Times New Roman" w:hAnsi="Consolas" w:cs="Times New Roman"/>
-                <w:color w:val="6688CC"/>
-                <w:sz w:val="21"/>
-                <w:szCs w:val="21"/>
-                <w:lang w:eastAsia="uk-UA"/>
-              </w:rPr>
-              <w:t>Level</w:t>
-            </w:r>
-            <w:proofErr w:type="spellEnd"/>
-            <w:r>
-              <w:rPr>
-                <w:rFonts w:ascii="Consolas" w:eastAsia="Times New Roman" w:hAnsi="Consolas" w:cs="Times New Roman"/>
-                <w:color w:val="6688CC"/>
-                <w:sz w:val="21"/>
-                <w:szCs w:val="21"/>
-                <w:lang w:eastAsia="uk-UA"/>
-              </w:rPr>
-              <w:t xml:space="preserve"> 2 </w:t>
-            </w:r>
-            <w:proofErr w:type="spellStart"/>
-            <w:r>
-              <w:rPr>
-                <w:rFonts w:ascii="Consolas" w:eastAsia="Times New Roman" w:hAnsi="Consolas" w:cs="Times New Roman"/>
-                <w:color w:val="6688CC"/>
-                <w:sz w:val="21"/>
-                <w:szCs w:val="21"/>
-                <w:lang w:eastAsia="uk-UA"/>
-              </w:rPr>
-              <w:t>Certificate</w:t>
-            </w:r>
-            <w:proofErr w:type="spellEnd"/>
-            <w:r>
-              <w:rPr>
-                <w:rFonts w:ascii="Consolas" w:eastAsia="Times New Roman" w:hAnsi="Consolas" w:cs="Times New Roman"/>
-                <w:color w:val="6688CC"/>
-                <w:sz w:val="21"/>
-                <w:szCs w:val="21"/>
-                <w:lang w:eastAsia="uk-UA"/>
-              </w:rPr>
-              <w:t xml:space="preserve"> </w:t>
-            </w:r>
-            <w:proofErr w:type="spellStart"/>
-            <w:r>
-              <w:rPr>
-                <w:rFonts w:ascii="Consolas" w:eastAsia="Times New Roman" w:hAnsi="Consolas" w:cs="Times New Roman"/>
-                <w:color w:val="6688CC"/>
-                <w:sz w:val="21"/>
-                <w:szCs w:val="21"/>
-                <w:lang w:eastAsia="uk-UA"/>
-              </w:rPr>
-              <w:t>in</w:t>
-            </w:r>
-            <w:proofErr w:type="spellEnd"/>
-            <w:r>
-              <w:rPr>
-                <w:rFonts w:ascii="Consolas" w:eastAsia="Times New Roman" w:hAnsi="Consolas" w:cs="Times New Roman"/>
-                <w:color w:val="6688CC"/>
-                <w:sz w:val="21"/>
-                <w:szCs w:val="21"/>
-                <w:lang w:eastAsia="uk-UA"/>
-              </w:rPr>
-              <w:t xml:space="preserve"> ESOL </w:t>
-            </w:r>
-            <w:proofErr w:type="spellStart"/>
-            <w:r>
-              <w:rPr>
-                <w:rFonts w:ascii="Consolas" w:eastAsia="Times New Roman" w:hAnsi="Consolas" w:cs="Times New Roman"/>
-                <w:color w:val="6688CC"/>
-                <w:sz w:val="21"/>
-                <w:szCs w:val="21"/>
-                <w:lang w:eastAsia="uk-UA"/>
-              </w:rPr>
-              <w:t>International</w:t>
+              <w:t xml:space="preserve">&gt;AWS </w:t>
+            </w:r>
+            <w:proofErr w:type="spellStart"/>
+            <w:r>
+              <w:rPr>
+                <w:rFonts w:ascii="Consolas" w:eastAsia="Times New Roman" w:hAnsi="Consolas" w:cs="Times New Roman"/>
+                <w:color w:val="6688CC"/>
+                <w:sz w:val="21"/>
+                <w:szCs w:val="21"/>
+                <w:lang w:eastAsia="uk-UA"/>
+              </w:rPr>
+              <w:t>Academy</w:t>
             </w:r>
             <w:proofErr w:type="spellEnd"/>
             <w:r>
@@ -4223,20 +3935,126 @@
                 <w:szCs w:val="21"/>
                 <w:lang w:eastAsia="uk-UA"/>
               </w:rPr>
-              <w:t>                &lt;/</w:t>
-            </w:r>
-            <w:proofErr w:type="spellStart"/>
-            <w:r>
-              <w:rPr>
-                <w:rFonts w:ascii="Consolas" w:eastAsia="Times New Roman" w:hAnsi="Consolas" w:cs="Times New Roman"/>
-                <w:color w:val="225588"/>
-                <w:sz w:val="21"/>
-                <w:szCs w:val="21"/>
-                <w:lang w:eastAsia="uk-UA"/>
-              </w:rPr>
-              <w:t>ul</w:t>
-            </w:r>
-            <w:proofErr w:type="spellEnd"/>
+              <w:t>                    &lt;</w:t>
+            </w:r>
+            <w:r>
+              <w:rPr>
+                <w:rFonts w:ascii="Consolas" w:eastAsia="Times New Roman" w:hAnsi="Consolas" w:cs="Times New Roman"/>
+                <w:color w:val="225588"/>
+                <w:sz w:val="21"/>
+                <w:szCs w:val="21"/>
+                <w:lang w:eastAsia="uk-UA"/>
+              </w:rPr>
+              <w:t>li</w:t>
+            </w:r>
+            <w:r>
+              <w:rPr>
+                <w:rFonts w:ascii="Consolas" w:eastAsia="Times New Roman" w:hAnsi="Consolas" w:cs="Times New Roman"/>
+                <w:color w:val="6688CC"/>
+                <w:sz w:val="21"/>
+                <w:szCs w:val="21"/>
+                <w:lang w:eastAsia="uk-UA"/>
+              </w:rPr>
+              <w:t>&gt;</w:t>
+            </w:r>
+            <w:proofErr w:type="spellStart"/>
+            <w:r>
+              <w:rPr>
+                <w:rFonts w:ascii="Consolas" w:eastAsia="Times New Roman" w:hAnsi="Consolas" w:cs="Times New Roman"/>
+                <w:color w:val="6688CC"/>
+                <w:sz w:val="21"/>
+                <w:szCs w:val="21"/>
+                <w:lang w:eastAsia="uk-UA"/>
+              </w:rPr>
+              <w:t>Internship</w:t>
+            </w:r>
+            <w:proofErr w:type="spellEnd"/>
+            <w:r>
+              <w:rPr>
+                <w:rFonts w:ascii="Consolas" w:eastAsia="Times New Roman" w:hAnsi="Consolas" w:cs="Times New Roman"/>
+                <w:color w:val="6688CC"/>
+                <w:sz w:val="21"/>
+                <w:szCs w:val="21"/>
+                <w:lang w:eastAsia="uk-UA"/>
+              </w:rPr>
+              <w:t xml:space="preserve"> </w:t>
+            </w:r>
+            <w:proofErr w:type="spellStart"/>
+            <w:r>
+              <w:rPr>
+                <w:rFonts w:ascii="Consolas" w:eastAsia="Times New Roman" w:hAnsi="Consolas" w:cs="Times New Roman"/>
+                <w:color w:val="6688CC"/>
+                <w:sz w:val="21"/>
+                <w:szCs w:val="21"/>
+                <w:lang w:eastAsia="uk-UA"/>
+              </w:rPr>
+              <w:t>program</w:t>
+            </w:r>
+            <w:proofErr w:type="spellEnd"/>
+            <w:r>
+              <w:rPr>
+                <w:rFonts w:ascii="Consolas" w:eastAsia="Times New Roman" w:hAnsi="Consolas" w:cs="Times New Roman"/>
+                <w:color w:val="6688CC"/>
+                <w:sz w:val="21"/>
+                <w:szCs w:val="21"/>
+                <w:lang w:eastAsia="uk-UA"/>
+              </w:rPr>
+              <w:t xml:space="preserve"> </w:t>
+            </w:r>
+            <w:proofErr w:type="spellStart"/>
+            <w:r>
+              <w:rPr>
+                <w:rFonts w:ascii="Consolas" w:eastAsia="Times New Roman" w:hAnsi="Consolas" w:cs="Times New Roman"/>
+                <w:color w:val="6688CC"/>
+                <w:sz w:val="21"/>
+                <w:szCs w:val="21"/>
+                <w:lang w:eastAsia="uk-UA"/>
+              </w:rPr>
+              <w:t>at</w:t>
+            </w:r>
+            <w:proofErr w:type="spellEnd"/>
+            <w:r>
+              <w:rPr>
+                <w:rFonts w:ascii="Consolas" w:eastAsia="Times New Roman" w:hAnsi="Consolas" w:cs="Times New Roman"/>
+                <w:color w:val="6688CC"/>
+                <w:sz w:val="21"/>
+                <w:szCs w:val="21"/>
+                <w:lang w:eastAsia="uk-UA"/>
+              </w:rPr>
+              <w:t xml:space="preserve"> </w:t>
+            </w:r>
+            <w:proofErr w:type="spellStart"/>
+            <w:r>
+              <w:rPr>
+                <w:rFonts w:ascii="Consolas" w:eastAsia="Times New Roman" w:hAnsi="Consolas" w:cs="Times New Roman"/>
+                <w:color w:val="6688CC"/>
+                <w:sz w:val="21"/>
+                <w:szCs w:val="21"/>
+                <w:lang w:eastAsia="uk-UA"/>
+              </w:rPr>
+              <w:t>SoftServe</w:t>
+            </w:r>
+            <w:proofErr w:type="spellEnd"/>
+            <w:r>
+              <w:rPr>
+                <w:rFonts w:ascii="Consolas" w:eastAsia="Times New Roman" w:hAnsi="Consolas" w:cs="Times New Roman"/>
+                <w:color w:val="6688CC"/>
+                <w:sz w:val="21"/>
+                <w:szCs w:val="21"/>
+                <w:lang w:eastAsia="uk-UA"/>
+              </w:rPr>
+              <w:t>&lt;/</w:t>
+            </w:r>
+            <w:r>
+              <w:rPr>
+                <w:rFonts w:ascii="Consolas" w:eastAsia="Times New Roman" w:hAnsi="Consolas" w:cs="Times New Roman"/>
+                <w:color w:val="225588"/>
+                <w:sz w:val="21"/>
+                <w:szCs w:val="21"/>
+                <w:lang w:eastAsia="uk-UA"/>
+              </w:rPr>
+              <w:t>li</w:t>
+            </w:r>
             <w:r>
               <w:rPr>
                 <w:rFonts w:ascii="Consolas" w:eastAsia="Times New Roman" w:hAnsi="Consolas" w:cs="Times New Roman"/>
@@ -4268,20 +4086,170 @@
                 <w:szCs w:val="21"/>
                 <w:lang w:eastAsia="uk-UA"/>
               </w:rPr>
-              <w:t>            &lt;/</w:t>
-            </w:r>
-            <w:proofErr w:type="spellStart"/>
-            <w:r>
-              <w:rPr>
-                <w:rFonts w:ascii="Consolas" w:eastAsia="Times New Roman" w:hAnsi="Consolas" w:cs="Times New Roman"/>
-                <w:color w:val="225588"/>
-                <w:sz w:val="21"/>
-                <w:szCs w:val="21"/>
-                <w:lang w:eastAsia="uk-UA"/>
-              </w:rPr>
-              <w:t>article</w:t>
-            </w:r>
-            <w:proofErr w:type="spellEnd"/>
+              <w:t>                    &lt;</w:t>
+            </w:r>
+            <w:r>
+              <w:rPr>
+                <w:rFonts w:ascii="Consolas" w:eastAsia="Times New Roman" w:hAnsi="Consolas" w:cs="Times New Roman"/>
+                <w:color w:val="225588"/>
+                <w:sz w:val="21"/>
+                <w:szCs w:val="21"/>
+                <w:lang w:eastAsia="uk-UA"/>
+              </w:rPr>
+              <w:t>li</w:t>
+            </w:r>
+            <w:r>
+              <w:rPr>
+                <w:rFonts w:ascii="Consolas" w:eastAsia="Times New Roman" w:hAnsi="Consolas" w:cs="Times New Roman"/>
+                <w:color w:val="6688CC"/>
+                <w:sz w:val="21"/>
+                <w:szCs w:val="21"/>
+                <w:lang w:eastAsia="uk-UA"/>
+              </w:rPr>
+              <w:t>&gt;</w:t>
+            </w:r>
+            <w:proofErr w:type="spellStart"/>
+            <w:r>
+              <w:rPr>
+                <w:rFonts w:ascii="Consolas" w:eastAsia="Times New Roman" w:hAnsi="Consolas" w:cs="Times New Roman"/>
+                <w:color w:val="6688CC"/>
+                <w:sz w:val="21"/>
+                <w:szCs w:val="21"/>
+                <w:lang w:eastAsia="uk-UA"/>
+              </w:rPr>
+              <w:t>Cambridge</w:t>
+            </w:r>
+            <w:proofErr w:type="spellEnd"/>
+            <w:r>
+              <w:rPr>
+                <w:rFonts w:ascii="Consolas" w:eastAsia="Times New Roman" w:hAnsi="Consolas" w:cs="Times New Roman"/>
+                <w:color w:val="6688CC"/>
+                <w:sz w:val="21"/>
+                <w:szCs w:val="21"/>
+                <w:lang w:eastAsia="uk-UA"/>
+              </w:rPr>
+              <w:t xml:space="preserve"> </w:t>
+            </w:r>
+            <w:proofErr w:type="spellStart"/>
+            <w:r>
+              <w:rPr>
+                <w:rFonts w:ascii="Consolas" w:eastAsia="Times New Roman" w:hAnsi="Consolas" w:cs="Times New Roman"/>
+                <w:color w:val="6688CC"/>
+                <w:sz w:val="21"/>
+                <w:szCs w:val="21"/>
+                <w:lang w:eastAsia="uk-UA"/>
+              </w:rPr>
+              <w:t>English</w:t>
+            </w:r>
+            <w:proofErr w:type="spellEnd"/>
+            <w:r>
+              <w:rPr>
+                <w:rFonts w:ascii="Consolas" w:eastAsia="Times New Roman" w:hAnsi="Consolas" w:cs="Times New Roman"/>
+                <w:color w:val="6688CC"/>
+                <w:sz w:val="21"/>
+                <w:szCs w:val="21"/>
+                <w:lang w:eastAsia="uk-UA"/>
+              </w:rPr>
+              <w:t xml:space="preserve"> </w:t>
+            </w:r>
+            <w:proofErr w:type="spellStart"/>
+            <w:r>
+              <w:rPr>
+                <w:rFonts w:ascii="Consolas" w:eastAsia="Times New Roman" w:hAnsi="Consolas" w:cs="Times New Roman"/>
+                <w:color w:val="6688CC"/>
+                <w:sz w:val="21"/>
+                <w:szCs w:val="21"/>
+                <w:lang w:eastAsia="uk-UA"/>
+              </w:rPr>
+              <w:t>Level</w:t>
+            </w:r>
+            <w:proofErr w:type="spellEnd"/>
+            <w:r>
+              <w:rPr>
+                <w:rFonts w:ascii="Consolas" w:eastAsia="Times New Roman" w:hAnsi="Consolas" w:cs="Times New Roman"/>
+                <w:color w:val="6688CC"/>
+                <w:sz w:val="21"/>
+                <w:szCs w:val="21"/>
+                <w:lang w:eastAsia="uk-UA"/>
+              </w:rPr>
+              <w:t xml:space="preserve"> 2 </w:t>
+            </w:r>
+            <w:proofErr w:type="spellStart"/>
+            <w:r>
+              <w:rPr>
+                <w:rFonts w:ascii="Consolas" w:eastAsia="Times New Roman" w:hAnsi="Consolas" w:cs="Times New Roman"/>
+                <w:color w:val="6688CC"/>
+                <w:sz w:val="21"/>
+                <w:szCs w:val="21"/>
+                <w:lang w:eastAsia="uk-UA"/>
+              </w:rPr>
+              <w:t>Certificate</w:t>
+            </w:r>
+            <w:proofErr w:type="spellEnd"/>
+            <w:r>
+              <w:rPr>
+                <w:rFonts w:ascii="Consolas" w:eastAsia="Times New Roman" w:hAnsi="Consolas" w:cs="Times New Roman"/>
+                <w:color w:val="6688CC"/>
+                <w:sz w:val="21"/>
+                <w:szCs w:val="21"/>
+                <w:lang w:eastAsia="uk-UA"/>
+              </w:rPr>
+              <w:t xml:space="preserve"> </w:t>
+            </w:r>
+            <w:proofErr w:type="spellStart"/>
+            <w:r>
+              <w:rPr>
+                <w:rFonts w:ascii="Consolas" w:eastAsia="Times New Roman" w:hAnsi="Consolas" w:cs="Times New Roman"/>
+                <w:color w:val="6688CC"/>
+                <w:sz w:val="21"/>
+                <w:szCs w:val="21"/>
+                <w:lang w:eastAsia="uk-UA"/>
+              </w:rPr>
+              <w:t>in</w:t>
+            </w:r>
+            <w:proofErr w:type="spellEnd"/>
+            <w:r>
+              <w:rPr>
+                <w:rFonts w:ascii="Consolas" w:eastAsia="Times New Roman" w:hAnsi="Consolas" w:cs="Times New Roman"/>
+                <w:color w:val="6688CC"/>
+                <w:sz w:val="21"/>
+                <w:szCs w:val="21"/>
+                <w:lang w:eastAsia="uk-UA"/>
+              </w:rPr>
+              <w:t xml:space="preserve"> ESOL </w:t>
+            </w:r>
+            <w:proofErr w:type="spellStart"/>
+            <w:r>
+              <w:rPr>
+                <w:rFonts w:ascii="Consolas" w:eastAsia="Times New Roman" w:hAnsi="Consolas" w:cs="Times New Roman"/>
+                <w:color w:val="6688CC"/>
+                <w:sz w:val="21"/>
+                <w:szCs w:val="21"/>
+                <w:lang w:eastAsia="uk-UA"/>
+              </w:rPr>
+              <w:t>International</w:t>
+            </w:r>
+            <w:proofErr w:type="spellEnd"/>
+            <w:r>
+              <w:rPr>
+                <w:rFonts w:ascii="Consolas" w:eastAsia="Times New Roman" w:hAnsi="Consolas" w:cs="Times New Roman"/>
+                <w:color w:val="6688CC"/>
+                <w:sz w:val="21"/>
+                <w:szCs w:val="21"/>
+                <w:lang w:eastAsia="uk-UA"/>
+              </w:rPr>
+              <w:t>&lt;/</w:t>
+            </w:r>
+            <w:r>
+              <w:rPr>
+                <w:rFonts w:ascii="Consolas" w:eastAsia="Times New Roman" w:hAnsi="Consolas" w:cs="Times New Roman"/>
+                <w:color w:val="225588"/>
+                <w:sz w:val="21"/>
+                <w:szCs w:val="21"/>
+                <w:lang w:eastAsia="uk-UA"/>
+              </w:rPr>
+              <w:t>li</w:t>
+            </w:r>
             <w:r>
               <w:rPr>
                 <w:rFonts w:ascii="Consolas" w:eastAsia="Times New Roman" w:hAnsi="Consolas" w:cs="Times New Roman"/>
@@ -4305,6 +4273,38 @@
                 <w:lang w:eastAsia="uk-UA"/>
               </w:rPr>
             </w:pPr>
+            <w:r>
+              <w:rPr>
+                <w:rFonts w:ascii="Consolas" w:eastAsia="Times New Roman" w:hAnsi="Consolas" w:cs="Times New Roman"/>
+                <w:color w:val="6688CC"/>
+                <w:sz w:val="21"/>
+                <w:szCs w:val="21"/>
+                <w:lang w:eastAsia="uk-UA"/>
+              </w:rPr>
+              <w:t>                &lt;/</w:t>
+            </w:r>
+            <w:proofErr w:type="spellStart"/>
+            <w:r>
+              <w:rPr>
+                <w:rFonts w:ascii="Consolas" w:eastAsia="Times New Roman" w:hAnsi="Consolas" w:cs="Times New Roman"/>
+                <w:color w:val="225588"/>
+                <w:sz w:val="21"/>
+                <w:szCs w:val="21"/>
+                <w:lang w:eastAsia="uk-UA"/>
+              </w:rPr>
+              <w:t>ul</w:t>
+            </w:r>
+            <w:proofErr w:type="spellEnd"/>
+            <w:r>
+              <w:rPr>
+                <w:rFonts w:ascii="Consolas" w:eastAsia="Times New Roman" w:hAnsi="Consolas" w:cs="Times New Roman"/>
+                <w:color w:val="6688CC"/>
+                <w:sz w:val="21"/>
+                <w:szCs w:val="21"/>
+                <w:lang w:eastAsia="uk-UA"/>
+              </w:rPr>
+              <w:t>&gt;</w:t>
+            </w:r>
           </w:p>
           <w:p>
             <w:pPr>
@@ -4326,7 +4326,7 @@
                 <w:szCs w:val="21"/>
                 <w:lang w:eastAsia="uk-UA"/>
               </w:rPr>
-              <w:t>            &lt;</w:t>
+              <w:t>            &lt;/</w:t>
             </w:r>
             <w:proofErr w:type="spellStart"/>
             <w:r>
@@ -4363,100 +4363,6 @@
                 <w:lang w:eastAsia="uk-UA"/>
               </w:rPr>
             </w:pPr>
-            <w:r>
-              <w:rPr>
-                <w:rFonts w:ascii="Consolas" w:eastAsia="Times New Roman" w:hAnsi="Consolas" w:cs="Times New Roman"/>
-                <w:color w:val="6688CC"/>
-                <w:sz w:val="21"/>
-                <w:szCs w:val="21"/>
-                <w:lang w:eastAsia="uk-UA"/>
-              </w:rPr>
-              <w:t>                &lt;</w:t>
-            </w:r>
-            <w:r>
-              <w:rPr>
-                <w:rFonts w:ascii="Consolas" w:eastAsia="Times New Roman" w:hAnsi="Consolas" w:cs="Times New Roman"/>
-                <w:color w:val="225588"/>
-                <w:sz w:val="21"/>
-                <w:szCs w:val="21"/>
-                <w:lang w:eastAsia="uk-UA"/>
-              </w:rPr>
-              <w:t>h2</w:t>
-            </w:r>
-            <w:r>
-              <w:rPr>
-                <w:rFonts w:ascii="Consolas" w:eastAsia="Times New Roman" w:hAnsi="Consolas" w:cs="Times New Roman"/>
-                <w:color w:val="6688CC"/>
-                <w:sz w:val="21"/>
-                <w:szCs w:val="21"/>
-                <w:lang w:eastAsia="uk-UA"/>
-              </w:rPr>
-              <w:t>&gt;</w:t>
-            </w:r>
-            <w:proofErr w:type="spellStart"/>
-            <w:r>
-              <w:rPr>
-                <w:rFonts w:ascii="Consolas" w:eastAsia="Times New Roman" w:hAnsi="Consolas" w:cs="Times New Roman"/>
-                <w:color w:val="6688CC"/>
-                <w:sz w:val="21"/>
-                <w:szCs w:val="21"/>
-                <w:lang w:eastAsia="uk-UA"/>
-              </w:rPr>
-              <w:t>Key</w:t>
-            </w:r>
-            <w:proofErr w:type="spellEnd"/>
-            <w:r>
-              <w:rPr>
-                <w:rFonts w:ascii="Consolas" w:eastAsia="Times New Roman" w:hAnsi="Consolas" w:cs="Times New Roman"/>
-                <w:color w:val="6688CC"/>
-                <w:sz w:val="21"/>
-                <w:szCs w:val="21"/>
-                <w:lang w:eastAsia="uk-UA"/>
-              </w:rPr>
-              <w:t xml:space="preserve"> </w:t>
-            </w:r>
-            <w:proofErr w:type="spellStart"/>
-            <w:r>
-              <w:rPr>
-                <w:rFonts w:ascii="Consolas" w:eastAsia="Times New Roman" w:hAnsi="Consolas" w:cs="Times New Roman"/>
-                <w:color w:val="6688CC"/>
-                <w:sz w:val="21"/>
-                <w:szCs w:val="21"/>
-                <w:lang w:eastAsia="uk-UA"/>
-              </w:rPr>
-              <w:t>skills</w:t>
-            </w:r>
-            <w:proofErr w:type="spellEnd"/>
-            <w:r>
-              <w:rPr>
-                <w:rFonts w:ascii="Consolas" w:eastAsia="Times New Roman" w:hAnsi="Consolas" w:cs="Times New Roman"/>
-                <w:color w:val="6688CC"/>
-                <w:sz w:val="21"/>
-                <w:szCs w:val="21"/>
-                <w:lang w:eastAsia="uk-UA"/>
-              </w:rPr>
-              <w:t>:&lt;/</w:t>
-            </w:r>
-            <w:r>
-              <w:rPr>
-                <w:rFonts w:ascii="Consolas" w:eastAsia="Times New Roman" w:hAnsi="Consolas" w:cs="Times New Roman"/>
-                <w:color w:val="225588"/>
-                <w:sz w:val="21"/>
-                <w:szCs w:val="21"/>
-                <w:lang w:eastAsia="uk-UA"/>
-              </w:rPr>
-              <w:t>h2</w:t>
-            </w:r>
-            <w:r>
-              <w:rPr>
-                <w:rFonts w:ascii="Consolas" w:eastAsia="Times New Roman" w:hAnsi="Consolas" w:cs="Times New Roman"/>
-                <w:color w:val="6688CC"/>
-                <w:sz w:val="21"/>
-                <w:szCs w:val="21"/>
-                <w:lang w:eastAsia="uk-UA"/>
-              </w:rPr>
-              <w:t>&gt;</w:t>
-            </w:r>
           </w:p>
           <w:p>
             <w:pPr>
@@ -4478,82 +4384,20 @@
                 <w:szCs w:val="21"/>
                 <w:lang w:eastAsia="uk-UA"/>
               </w:rPr>
-              <w:t>                &lt;</w:t>
-            </w:r>
-            <w:r>
-              <w:rPr>
-                <w:rFonts w:ascii="Consolas" w:eastAsia="Times New Roman" w:hAnsi="Consolas" w:cs="Times New Roman"/>
-                <w:color w:val="225588"/>
-                <w:sz w:val="21"/>
-                <w:szCs w:val="21"/>
-                <w:lang w:eastAsia="uk-UA"/>
-              </w:rPr>
-              <w:t>h3</w:t>
-            </w:r>
-            <w:r>
-              <w:rPr>
-                <w:rFonts w:ascii="Consolas" w:eastAsia="Times New Roman" w:hAnsi="Consolas" w:cs="Times New Roman"/>
-                <w:color w:val="6688CC"/>
-                <w:sz w:val="21"/>
-                <w:szCs w:val="21"/>
-                <w:lang w:eastAsia="uk-UA"/>
-              </w:rPr>
-              <w:t>&gt;</w:t>
-            </w:r>
-            <w:proofErr w:type="spellStart"/>
-            <w:r>
-              <w:rPr>
-                <w:rFonts w:ascii="Consolas" w:eastAsia="Times New Roman" w:hAnsi="Consolas" w:cs="Times New Roman"/>
-                <w:color w:val="6688CC"/>
-                <w:sz w:val="21"/>
-                <w:szCs w:val="21"/>
-                <w:lang w:eastAsia="uk-UA"/>
-              </w:rPr>
-              <w:t>Technical</w:t>
-            </w:r>
-            <w:proofErr w:type="spellEnd"/>
-            <w:r>
-              <w:rPr>
-                <w:rFonts w:ascii="Consolas" w:eastAsia="Times New Roman" w:hAnsi="Consolas" w:cs="Times New Roman"/>
-                <w:color w:val="6688CC"/>
-                <w:sz w:val="21"/>
-                <w:szCs w:val="21"/>
-                <w:lang w:eastAsia="uk-UA"/>
-              </w:rPr>
-              <w:t xml:space="preserve"> </w:t>
-            </w:r>
-            <w:proofErr w:type="spellStart"/>
-            <w:r>
-              <w:rPr>
-                <w:rFonts w:ascii="Consolas" w:eastAsia="Times New Roman" w:hAnsi="Consolas" w:cs="Times New Roman"/>
-                <w:color w:val="6688CC"/>
-                <w:sz w:val="21"/>
-                <w:szCs w:val="21"/>
-                <w:lang w:eastAsia="uk-UA"/>
-              </w:rPr>
-              <w:t>skills</w:t>
-            </w:r>
-            <w:proofErr w:type="spellEnd"/>
-            <w:r>
-              <w:rPr>
-                <w:rFonts w:ascii="Consolas" w:eastAsia="Times New Roman" w:hAnsi="Consolas" w:cs="Times New Roman"/>
-                <w:color w:val="6688CC"/>
-                <w:sz w:val="21"/>
-                <w:szCs w:val="21"/>
-                <w:lang w:eastAsia="uk-UA"/>
-              </w:rPr>
-              <w:t>:&lt;/</w:t>
-            </w:r>
-            <w:r>
-              <w:rPr>
-                <w:rFonts w:ascii="Consolas" w:eastAsia="Times New Roman" w:hAnsi="Consolas" w:cs="Times New Roman"/>
-                <w:color w:val="225588"/>
-                <w:sz w:val="21"/>
-                <w:szCs w:val="21"/>
-                <w:lang w:eastAsia="uk-UA"/>
-              </w:rPr>
-              <w:t>h3</w:t>
-            </w:r>
+              <w:t>            &lt;</w:t>
+            </w:r>
+            <w:proofErr w:type="spellStart"/>
+            <w:r>
+              <w:rPr>
+                <w:rFonts w:ascii="Consolas" w:eastAsia="Times New Roman" w:hAnsi="Consolas" w:cs="Times New Roman"/>
+                <w:color w:val="225588"/>
+                <w:sz w:val="21"/>
+                <w:szCs w:val="21"/>
+                <w:lang w:eastAsia="uk-UA"/>
+              </w:rPr>
+              <w:t>article</w:t>
+            </w:r>
+            <w:proofErr w:type="spellEnd"/>
             <w:r>
               <w:rPr>
                 <w:rFonts w:ascii="Consolas" w:eastAsia="Times New Roman" w:hAnsi="Consolas" w:cs="Times New Roman"/>
@@ -4587,18 +4431,80 @@
               </w:rPr>
               <w:t>                &lt;</w:t>
             </w:r>
-            <w:proofErr w:type="spellStart"/>
-            <w:r>
-              <w:rPr>
-                <w:rFonts w:ascii="Consolas" w:eastAsia="Times New Roman" w:hAnsi="Consolas" w:cs="Times New Roman"/>
-                <w:color w:val="225588"/>
-                <w:sz w:val="21"/>
-                <w:szCs w:val="21"/>
-                <w:lang w:eastAsia="uk-UA"/>
-              </w:rPr>
-              <w:t>ul</w:t>
-            </w:r>
-            <w:proofErr w:type="spellEnd"/>
+            <w:r>
+              <w:rPr>
+                <w:rFonts w:ascii="Consolas" w:eastAsia="Times New Roman" w:hAnsi="Consolas" w:cs="Times New Roman"/>
+                <w:color w:val="225588"/>
+                <w:sz w:val="21"/>
+                <w:szCs w:val="21"/>
+                <w:lang w:eastAsia="uk-UA"/>
+              </w:rPr>
+              <w:t>h2</w:t>
+            </w:r>
+            <w:r>
+              <w:rPr>
+                <w:rFonts w:ascii="Consolas" w:eastAsia="Times New Roman" w:hAnsi="Consolas" w:cs="Times New Roman"/>
+                <w:color w:val="6688CC"/>
+                <w:sz w:val="21"/>
+                <w:szCs w:val="21"/>
+                <w:lang w:eastAsia="uk-UA"/>
+              </w:rPr>
+              <w:t>&gt;</w:t>
+            </w:r>
+            <w:proofErr w:type="spellStart"/>
+            <w:r>
+              <w:rPr>
+                <w:rFonts w:ascii="Consolas" w:eastAsia="Times New Roman" w:hAnsi="Consolas" w:cs="Times New Roman"/>
+                <w:color w:val="6688CC"/>
+                <w:sz w:val="21"/>
+                <w:szCs w:val="21"/>
+                <w:lang w:eastAsia="uk-UA"/>
+              </w:rPr>
+              <w:t>Key</w:t>
+            </w:r>
+            <w:proofErr w:type="spellEnd"/>
+            <w:r>
+              <w:rPr>
+                <w:rFonts w:ascii="Consolas" w:eastAsia="Times New Roman" w:hAnsi="Consolas" w:cs="Times New Roman"/>
+                <w:color w:val="6688CC"/>
+                <w:sz w:val="21"/>
+                <w:szCs w:val="21"/>
+                <w:lang w:eastAsia="uk-UA"/>
+              </w:rPr>
+              <w:t xml:space="preserve"> </w:t>
+            </w:r>
+            <w:proofErr w:type="spellStart"/>
+            <w:r>
+              <w:rPr>
+                <w:rFonts w:ascii="Consolas" w:eastAsia="Times New Roman" w:hAnsi="Consolas" w:cs="Times New Roman"/>
+                <w:color w:val="6688CC"/>
+                <w:sz w:val="21"/>
+                <w:szCs w:val="21"/>
+                <w:lang w:eastAsia="uk-UA"/>
+              </w:rPr>
+              <w:t>skills</w:t>
+            </w:r>
+            <w:proofErr w:type="spellEnd"/>
+            <w:r>
+              <w:rPr>
+                <w:rFonts w:ascii="Consolas" w:eastAsia="Times New Roman" w:hAnsi="Consolas" w:cs="Times New Roman"/>
+                <w:color w:val="6688CC"/>
+                <w:sz w:val="21"/>
+                <w:szCs w:val="21"/>
+                <w:lang w:eastAsia="uk-UA"/>
+              </w:rPr>
+              <w:t>:&lt;/</w:t>
+            </w:r>
+            <w:r>
+              <w:rPr>
+                <w:rFonts w:ascii="Consolas" w:eastAsia="Times New Roman" w:hAnsi="Consolas" w:cs="Times New Roman"/>
+                <w:color w:val="225588"/>
+                <w:sz w:val="21"/>
+                <w:szCs w:val="21"/>
+                <w:lang w:eastAsia="uk-UA"/>
+              </w:rPr>
+              <w:t>h2</w:t>
+            </w:r>
             <w:r>
               <w:rPr>
                 <w:rFonts w:ascii="Consolas" w:eastAsia="Times New Roman" w:hAnsi="Consolas" w:cs="Times New Roman"/>
@@ -4630,38 +4536,38 @@
                 <w:szCs w:val="21"/>
                 <w:lang w:eastAsia="uk-UA"/>
               </w:rPr>
-              <w:t>                    &lt;</w:t>
-            </w:r>
-            <w:r>
-              <w:rPr>
-                <w:rFonts w:ascii="Consolas" w:eastAsia="Times New Roman" w:hAnsi="Consolas" w:cs="Times New Roman"/>
-                <w:color w:val="225588"/>
-                <w:sz w:val="21"/>
-                <w:szCs w:val="21"/>
-                <w:lang w:eastAsia="uk-UA"/>
-              </w:rPr>
-              <w:t>li</w:t>
-            </w:r>
-            <w:r>
-              <w:rPr>
-                <w:rFonts w:ascii="Consolas" w:eastAsia="Times New Roman" w:hAnsi="Consolas" w:cs="Times New Roman"/>
-                <w:color w:val="6688CC"/>
-                <w:sz w:val="21"/>
-                <w:szCs w:val="21"/>
-                <w:lang w:eastAsia="uk-UA"/>
-              </w:rPr>
-              <w:t>&gt;</w:t>
-            </w:r>
-            <w:proofErr w:type="spellStart"/>
-            <w:r>
-              <w:rPr>
-                <w:rFonts w:ascii="Consolas" w:eastAsia="Times New Roman" w:hAnsi="Consolas" w:cs="Times New Roman"/>
-                <w:color w:val="6688CC"/>
-                <w:sz w:val="21"/>
-                <w:szCs w:val="21"/>
-                <w:lang w:eastAsia="uk-UA"/>
-              </w:rPr>
-              <w:t>Programming</w:t>
+              <w:t>                &lt;</w:t>
+            </w:r>
+            <w:r>
+              <w:rPr>
+                <w:rFonts w:ascii="Consolas" w:eastAsia="Times New Roman" w:hAnsi="Consolas" w:cs="Times New Roman"/>
+                <w:color w:val="225588"/>
+                <w:sz w:val="21"/>
+                <w:szCs w:val="21"/>
+                <w:lang w:eastAsia="uk-UA"/>
+              </w:rPr>
+              <w:t>h3</w:t>
+            </w:r>
+            <w:r>
+              <w:rPr>
+                <w:rFonts w:ascii="Consolas" w:eastAsia="Times New Roman" w:hAnsi="Consolas" w:cs="Times New Roman"/>
+                <w:color w:val="6688CC"/>
+                <w:sz w:val="21"/>
+                <w:szCs w:val="21"/>
+                <w:lang w:eastAsia="uk-UA"/>
+              </w:rPr>
+              <w:t>&gt;</w:t>
+            </w:r>
+            <w:proofErr w:type="spellStart"/>
+            <w:r>
+              <w:rPr>
+                <w:rFonts w:ascii="Consolas" w:eastAsia="Times New Roman" w:hAnsi="Consolas" w:cs="Times New Roman"/>
+                <w:color w:val="6688CC"/>
+                <w:sz w:val="21"/>
+                <w:szCs w:val="21"/>
+                <w:lang w:eastAsia="uk-UA"/>
+              </w:rPr>
+              <w:t>Technical</w:t>
             </w:r>
             <w:proofErr w:type="spellEnd"/>
             <w:r>
@@ -4683,7 +4589,7 @@
                 <w:szCs w:val="21"/>
                 <w:lang w:eastAsia="uk-UA"/>
               </w:rPr>
-              <w:t>languages</w:t>
+              <w:t>skills</w:t>
             </w:r>
             <w:proofErr w:type="spellEnd"/>
             <w:r>
@@ -4704,7 +4610,7 @@
                 <w:szCs w:val="21"/>
                 <w:lang w:eastAsia="uk-UA"/>
               </w:rPr>
-              <w:t>li</w:t>
+              <w:t>h3</w:t>
             </w:r>
             <w:r>
               <w:rPr>
@@ -4737,7 +4643,7 @@
                 <w:szCs w:val="21"/>
                 <w:lang w:eastAsia="uk-UA"/>
               </w:rPr>
-              <w:t>                        &lt;</w:t>
+              <w:t>                &lt;</w:t>
             </w:r>
             <w:proofErr w:type="spellStart"/>
             <w:r>
@@ -4782,7 +4688,7 @@
                 <w:szCs w:val="21"/>
                 <w:lang w:eastAsia="uk-UA"/>
               </w:rPr>
-              <w:t>                            &lt;</w:t>
+              <w:t>                    &lt;</w:t>
             </w:r>
             <w:r>
               <w:rPr>
@@ -4813,18 +4719,40 @@
                 <w:szCs w:val="21"/>
                 <w:lang w:eastAsia="uk-UA"/>
               </w:rPr>
-              <w:t>Python</w:t>
-            </w:r>
-            <w:proofErr w:type="spellEnd"/>
-            <w:r>
-              <w:rPr>
-                <w:rFonts w:ascii="Consolas" w:eastAsia="Times New Roman" w:hAnsi="Consolas" w:cs="Times New Roman"/>
-                <w:color w:val="6688CC"/>
-                <w:sz w:val="21"/>
-                <w:szCs w:val="21"/>
-                <w:lang w:eastAsia="uk-UA"/>
-              </w:rPr>
-              <w:t>&lt;/</w:t>
+              <w:t>Programming</w:t>
+            </w:r>
+            <w:proofErr w:type="spellEnd"/>
+            <w:r>
+              <w:rPr>
+                <w:rFonts w:ascii="Consolas" w:eastAsia="Times New Roman" w:hAnsi="Consolas" w:cs="Times New Roman"/>
+                <w:color w:val="6688CC"/>
+                <w:sz w:val="21"/>
+                <w:szCs w:val="21"/>
+                <w:lang w:eastAsia="uk-UA"/>
+              </w:rPr>
+              <w:t xml:space="preserve"> </w:t>
+            </w:r>
+            <w:proofErr w:type="spellStart"/>
+            <w:r>
+              <w:rPr>
+                <w:rFonts w:ascii="Consolas" w:eastAsia="Times New Roman" w:hAnsi="Consolas" w:cs="Times New Roman"/>
+                <w:color w:val="6688CC"/>
+                <w:sz w:val="21"/>
+                <w:szCs w:val="21"/>
+                <w:lang w:eastAsia="uk-UA"/>
+              </w:rPr>
+              <w:t>languages</w:t>
+            </w:r>
+            <w:proofErr w:type="spellEnd"/>
+            <w:r>
+              <w:rPr>
+                <w:rFonts w:ascii="Consolas" w:eastAsia="Times New Roman" w:hAnsi="Consolas" w:cs="Times New Roman"/>
+                <w:color w:val="6688CC"/>
+                <w:sz w:val="21"/>
+                <w:szCs w:val="21"/>
+                <w:lang w:eastAsia="uk-UA"/>
+              </w:rPr>
+              <w:t>:&lt;/</w:t>
             </w:r>
             <w:r>
               <w:rPr>
@@ -4867,60 +4795,20 @@
                 <w:szCs w:val="21"/>
                 <w:lang w:eastAsia="uk-UA"/>
               </w:rPr>
-              <w:t>                            &lt;</w:t>
-            </w:r>
-            <w:r>
-              <w:rPr>
-                <w:rFonts w:ascii="Consolas" w:eastAsia="Times New Roman" w:hAnsi="Consolas" w:cs="Times New Roman"/>
-                <w:color w:val="225588"/>
-                <w:sz w:val="21"/>
-                <w:szCs w:val="21"/>
-                <w:lang w:eastAsia="uk-UA"/>
-              </w:rPr>
-              <w:t>li</w:t>
-            </w:r>
-            <w:r>
-              <w:rPr>
-                <w:rFonts w:ascii="Consolas" w:eastAsia="Times New Roman" w:hAnsi="Consolas" w:cs="Times New Roman"/>
-                <w:color w:val="6688CC"/>
-                <w:sz w:val="21"/>
-                <w:szCs w:val="21"/>
-                <w:lang w:eastAsia="uk-UA"/>
-              </w:rPr>
-              <w:t xml:space="preserve">&gt;C#/.NET (OOP </w:t>
-            </w:r>
-            <w:proofErr w:type="spellStart"/>
-            <w:r>
-              <w:rPr>
-                <w:rFonts w:ascii="Consolas" w:eastAsia="Times New Roman" w:hAnsi="Consolas" w:cs="Times New Roman"/>
-                <w:color w:val="6688CC"/>
-                <w:sz w:val="21"/>
-                <w:szCs w:val="21"/>
-                <w:lang w:eastAsia="uk-UA"/>
-              </w:rPr>
-              <w:t>fundamentals</w:t>
-            </w:r>
-            <w:proofErr w:type="spellEnd"/>
-            <w:r>
-              <w:rPr>
-                <w:rFonts w:ascii="Consolas" w:eastAsia="Times New Roman" w:hAnsi="Consolas" w:cs="Times New Roman"/>
-                <w:color w:val="6688CC"/>
-                <w:sz w:val="21"/>
-                <w:szCs w:val="21"/>
-                <w:lang w:eastAsia="uk-UA"/>
-              </w:rPr>
-              <w:t>)&lt;/</w:t>
-            </w:r>
-            <w:r>
-              <w:rPr>
-                <w:rFonts w:ascii="Consolas" w:eastAsia="Times New Roman" w:hAnsi="Consolas" w:cs="Times New Roman"/>
-                <w:color w:val="225588"/>
-                <w:sz w:val="21"/>
-                <w:szCs w:val="21"/>
-                <w:lang w:eastAsia="uk-UA"/>
-              </w:rPr>
-              <w:t>li</w:t>
-            </w:r>
+              <w:t>                        &lt;</w:t>
+            </w:r>
+            <w:proofErr w:type="spellStart"/>
+            <w:r>
+              <w:rPr>
+                <w:rFonts w:ascii="Consolas" w:eastAsia="Times New Roman" w:hAnsi="Consolas" w:cs="Times New Roman"/>
+                <w:color w:val="225588"/>
+                <w:sz w:val="21"/>
+                <w:szCs w:val="21"/>
+                <w:lang w:eastAsia="uk-UA"/>
+              </w:rPr>
+              <w:t>ul</w:t>
+            </w:r>
+            <w:proofErr w:type="spellEnd"/>
             <w:r>
               <w:rPr>
                 <w:rFonts w:ascii="Consolas" w:eastAsia="Times New Roman" w:hAnsi="Consolas" w:cs="Times New Roman"/>
@@ -4983,62 +4871,18 @@
                 <w:szCs w:val="21"/>
                 <w:lang w:eastAsia="uk-UA"/>
               </w:rPr>
-              <w:t>Basic</w:t>
-            </w:r>
-            <w:proofErr w:type="spellEnd"/>
-            <w:r>
-              <w:rPr>
-                <w:rFonts w:ascii="Consolas" w:eastAsia="Times New Roman" w:hAnsi="Consolas" w:cs="Times New Roman"/>
-                <w:color w:val="6688CC"/>
-                <w:sz w:val="21"/>
-                <w:szCs w:val="21"/>
-                <w:lang w:eastAsia="uk-UA"/>
-              </w:rPr>
-              <w:t xml:space="preserve"> </w:t>
-            </w:r>
-            <w:proofErr w:type="spellStart"/>
-            <w:r>
-              <w:rPr>
-                <w:rFonts w:ascii="Consolas" w:eastAsia="Times New Roman" w:hAnsi="Consolas" w:cs="Times New Roman"/>
-                <w:color w:val="6688CC"/>
-                <w:sz w:val="21"/>
-                <w:szCs w:val="21"/>
-                <w:lang w:eastAsia="uk-UA"/>
-              </w:rPr>
-              <w:t>knowledge</w:t>
-            </w:r>
-            <w:proofErr w:type="spellEnd"/>
-            <w:r>
-              <w:rPr>
-                <w:rFonts w:ascii="Consolas" w:eastAsia="Times New Roman" w:hAnsi="Consolas" w:cs="Times New Roman"/>
-                <w:color w:val="6688CC"/>
-                <w:sz w:val="21"/>
-                <w:szCs w:val="21"/>
-                <w:lang w:eastAsia="uk-UA"/>
-              </w:rPr>
-              <w:t xml:space="preserve"> </w:t>
-            </w:r>
-            <w:proofErr w:type="spellStart"/>
-            <w:r>
-              <w:rPr>
-                <w:rFonts w:ascii="Consolas" w:eastAsia="Times New Roman" w:hAnsi="Consolas" w:cs="Times New Roman"/>
-                <w:color w:val="6688CC"/>
-                <w:sz w:val="21"/>
-                <w:szCs w:val="21"/>
-                <w:lang w:eastAsia="uk-UA"/>
-              </w:rPr>
-              <w:t>of</w:t>
-            </w:r>
-            <w:proofErr w:type="spellEnd"/>
-            <w:r>
-              <w:rPr>
-                <w:rFonts w:ascii="Consolas" w:eastAsia="Times New Roman" w:hAnsi="Consolas" w:cs="Times New Roman"/>
-                <w:color w:val="6688CC"/>
-                <w:sz w:val="21"/>
-                <w:szCs w:val="21"/>
-                <w:lang w:eastAsia="uk-UA"/>
-              </w:rPr>
-              <w:t xml:space="preserve"> HTML&lt;/</w:t>
+              <w:t>Python</w:t>
+            </w:r>
+            <w:proofErr w:type="spellEnd"/>
+            <w:r>
+              <w:rPr>
+                <w:rFonts w:ascii="Consolas" w:eastAsia="Times New Roman" w:hAnsi="Consolas" w:cs="Times New Roman"/>
+                <w:color w:val="6688CC"/>
+                <w:sz w:val="21"/>
+                <w:szCs w:val="21"/>
+                <w:lang w:eastAsia="uk-UA"/>
+              </w:rPr>
+              <w:t>&lt;/</w:t>
             </w:r>
             <w:r>
               <w:rPr>
@@ -5081,20 +4925,60 @@
                 <w:szCs w:val="21"/>
                 <w:lang w:eastAsia="uk-UA"/>
               </w:rPr>
-              <w:t>                        &lt;/</w:t>
-            </w:r>
-            <w:proofErr w:type="spellStart"/>
-            <w:r>
-              <w:rPr>
-                <w:rFonts w:ascii="Consolas" w:eastAsia="Times New Roman" w:hAnsi="Consolas" w:cs="Times New Roman"/>
-                <w:color w:val="225588"/>
-                <w:sz w:val="21"/>
-                <w:szCs w:val="21"/>
-                <w:lang w:eastAsia="uk-UA"/>
-              </w:rPr>
-              <w:t>ul</w:t>
-            </w:r>
-            <w:proofErr w:type="spellEnd"/>
+              <w:t>                            &lt;</w:t>
+            </w:r>
+            <w:r>
+              <w:rPr>
+                <w:rFonts w:ascii="Consolas" w:eastAsia="Times New Roman" w:hAnsi="Consolas" w:cs="Times New Roman"/>
+                <w:color w:val="225588"/>
+                <w:sz w:val="21"/>
+                <w:szCs w:val="21"/>
+                <w:lang w:eastAsia="uk-UA"/>
+              </w:rPr>
+              <w:t>li</w:t>
+            </w:r>
+            <w:r>
+              <w:rPr>
+                <w:rFonts w:ascii="Consolas" w:eastAsia="Times New Roman" w:hAnsi="Consolas" w:cs="Times New Roman"/>
+                <w:color w:val="6688CC"/>
+                <w:sz w:val="21"/>
+                <w:szCs w:val="21"/>
+                <w:lang w:eastAsia="uk-UA"/>
+              </w:rPr>
+              <w:t xml:space="preserve">&gt;C#/.NET (OOP </w:t>
+            </w:r>
+            <w:proofErr w:type="spellStart"/>
+            <w:r>
+              <w:rPr>
+                <w:rFonts w:ascii="Consolas" w:eastAsia="Times New Roman" w:hAnsi="Consolas" w:cs="Times New Roman"/>
+                <w:color w:val="6688CC"/>
+                <w:sz w:val="21"/>
+                <w:szCs w:val="21"/>
+                <w:lang w:eastAsia="uk-UA"/>
+              </w:rPr>
+              <w:t>fundamentals</w:t>
+            </w:r>
+            <w:proofErr w:type="spellEnd"/>
+            <w:r>
+              <w:rPr>
+                <w:rFonts w:ascii="Consolas" w:eastAsia="Times New Roman" w:hAnsi="Consolas" w:cs="Times New Roman"/>
+                <w:color w:val="6688CC"/>
+                <w:sz w:val="21"/>
+                <w:szCs w:val="21"/>
+                <w:lang w:eastAsia="uk-UA"/>
+              </w:rPr>
+              <w:t>)&lt;/</w:t>
+            </w:r>
+            <w:r>
+              <w:rPr>
+                <w:rFonts w:ascii="Consolas" w:eastAsia="Times New Roman" w:hAnsi="Consolas" w:cs="Times New Roman"/>
+                <w:color w:val="225588"/>
+                <w:sz w:val="21"/>
+                <w:szCs w:val="21"/>
+                <w:lang w:eastAsia="uk-UA"/>
+              </w:rPr>
+              <w:t>li</w:t>
+            </w:r>
             <w:r>
               <w:rPr>
                 <w:rFonts w:ascii="Consolas" w:eastAsia="Times New Roman" w:hAnsi="Consolas" w:cs="Times New Roman"/>
@@ -5126,7 +5010,7 @@
                 <w:szCs w:val="21"/>
                 <w:lang w:eastAsia="uk-UA"/>
               </w:rPr>
-              <w:t>                    &lt;</w:t>
+              <w:t>                            &lt;</w:t>
             </w:r>
             <w:r>
               <w:rPr>
@@ -5157,18 +5041,62 @@
                 <w:szCs w:val="21"/>
                 <w:lang w:eastAsia="uk-UA"/>
               </w:rPr>
-              <w:t>Tools</w:t>
-            </w:r>
-            <w:proofErr w:type="spellEnd"/>
-            <w:r>
-              <w:rPr>
-                <w:rFonts w:ascii="Consolas" w:eastAsia="Times New Roman" w:hAnsi="Consolas" w:cs="Times New Roman"/>
-                <w:color w:val="6688CC"/>
-                <w:sz w:val="21"/>
-                <w:szCs w:val="21"/>
-                <w:lang w:eastAsia="uk-UA"/>
-              </w:rPr>
-              <w:t>:&lt;/</w:t>
+              <w:t>Basic</w:t>
+            </w:r>
+            <w:proofErr w:type="spellEnd"/>
+            <w:r>
+              <w:rPr>
+                <w:rFonts w:ascii="Consolas" w:eastAsia="Times New Roman" w:hAnsi="Consolas" w:cs="Times New Roman"/>
+                <w:color w:val="6688CC"/>
+                <w:sz w:val="21"/>
+                <w:szCs w:val="21"/>
+                <w:lang w:eastAsia="uk-UA"/>
+              </w:rPr>
+              <w:t xml:space="preserve"> </w:t>
+            </w:r>
+            <w:proofErr w:type="spellStart"/>
+            <w:r>
+              <w:rPr>
+                <w:rFonts w:ascii="Consolas" w:eastAsia="Times New Roman" w:hAnsi="Consolas" w:cs="Times New Roman"/>
+                <w:color w:val="6688CC"/>
+                <w:sz w:val="21"/>
+                <w:szCs w:val="21"/>
+                <w:lang w:eastAsia="uk-UA"/>
+              </w:rPr>
+              <w:t>knowledge</w:t>
+            </w:r>
+            <w:proofErr w:type="spellEnd"/>
+            <w:r>
+              <w:rPr>
+                <w:rFonts w:ascii="Consolas" w:eastAsia="Times New Roman" w:hAnsi="Consolas" w:cs="Times New Roman"/>
+                <w:color w:val="6688CC"/>
+                <w:sz w:val="21"/>
+                <w:szCs w:val="21"/>
+                <w:lang w:eastAsia="uk-UA"/>
+              </w:rPr>
+              <w:t xml:space="preserve"> </w:t>
+            </w:r>
+            <w:proofErr w:type="spellStart"/>
+            <w:r>
+              <w:rPr>
+                <w:rFonts w:ascii="Consolas" w:eastAsia="Times New Roman" w:hAnsi="Consolas" w:cs="Times New Roman"/>
+                <w:color w:val="6688CC"/>
+                <w:sz w:val="21"/>
+                <w:szCs w:val="21"/>
+                <w:lang w:eastAsia="uk-UA"/>
+              </w:rPr>
+              <w:t>of</w:t>
+            </w:r>
+            <w:proofErr w:type="spellEnd"/>
+            <w:r>
+              <w:rPr>
+                <w:rFonts w:ascii="Consolas" w:eastAsia="Times New Roman" w:hAnsi="Consolas" w:cs="Times New Roman"/>
+                <w:color w:val="6688CC"/>
+                <w:sz w:val="21"/>
+                <w:szCs w:val="21"/>
+                <w:lang w:eastAsia="uk-UA"/>
+              </w:rPr>
+              <w:t xml:space="preserve"> HTML&lt;/</w:t>
             </w:r>
             <w:r>
               <w:rPr>
@@ -5211,7 +5139,7 @@
                 <w:szCs w:val="21"/>
                 <w:lang w:eastAsia="uk-UA"/>
               </w:rPr>
-              <w:t>                        &lt;</w:t>
+              <w:t>                        &lt;/</w:t>
             </w:r>
             <w:proofErr w:type="spellStart"/>
             <w:r>
@@ -5256,7 +5184,7 @@
                 <w:szCs w:val="21"/>
                 <w:lang w:eastAsia="uk-UA"/>
               </w:rPr>
-              <w:t>                            &lt;</w:t>
+              <w:t>                    &lt;</w:t>
             </w:r>
             <w:r>
               <w:rPr>
@@ -5287,40 +5215,18 @@
                 <w:szCs w:val="21"/>
                 <w:lang w:eastAsia="uk-UA"/>
               </w:rPr>
-              <w:t>Git</w:t>
-            </w:r>
-            <w:proofErr w:type="spellEnd"/>
-            <w:r>
-              <w:rPr>
-                <w:rFonts w:ascii="Consolas" w:eastAsia="Times New Roman" w:hAnsi="Consolas" w:cs="Times New Roman"/>
-                <w:color w:val="6688CC"/>
-                <w:sz w:val="21"/>
-                <w:szCs w:val="21"/>
-                <w:lang w:eastAsia="uk-UA"/>
-              </w:rPr>
-              <w:t xml:space="preserve"> &amp; </w:t>
-            </w:r>
-            <w:proofErr w:type="spellStart"/>
-            <w:r>
-              <w:rPr>
-                <w:rFonts w:ascii="Consolas" w:eastAsia="Times New Roman" w:hAnsi="Consolas" w:cs="Times New Roman"/>
-                <w:color w:val="6688CC"/>
-                <w:sz w:val="21"/>
-                <w:szCs w:val="21"/>
-                <w:lang w:eastAsia="uk-UA"/>
-              </w:rPr>
-              <w:t>GitHub</w:t>
-            </w:r>
-            <w:proofErr w:type="spellEnd"/>
-            <w:r>
-              <w:rPr>
-                <w:rFonts w:ascii="Consolas" w:eastAsia="Times New Roman" w:hAnsi="Consolas" w:cs="Times New Roman"/>
-                <w:color w:val="6688CC"/>
-                <w:sz w:val="21"/>
-                <w:szCs w:val="21"/>
-                <w:lang w:eastAsia="uk-UA"/>
-              </w:rPr>
-              <w:t>&lt;/</w:t>
+              <w:t>Tools</w:t>
+            </w:r>
+            <w:proofErr w:type="spellEnd"/>
+            <w:r>
+              <w:rPr>
+                <w:rFonts w:ascii="Consolas" w:eastAsia="Times New Roman" w:hAnsi="Consolas" w:cs="Times New Roman"/>
+                <w:color w:val="6688CC"/>
+                <w:sz w:val="21"/>
+                <w:szCs w:val="21"/>
+                <w:lang w:eastAsia="uk-UA"/>
+              </w:rPr>
+              <w:t>:&lt;/</w:t>
             </w:r>
             <w:r>
               <w:rPr>
@@ -5363,82 +5269,20 @@
                 <w:szCs w:val="21"/>
                 <w:lang w:eastAsia="uk-UA"/>
               </w:rPr>
-              <w:t>                            &lt;</w:t>
-            </w:r>
-            <w:r>
-              <w:rPr>
-                <w:rFonts w:ascii="Consolas" w:eastAsia="Times New Roman" w:hAnsi="Consolas" w:cs="Times New Roman"/>
-                <w:color w:val="225588"/>
-                <w:sz w:val="21"/>
-                <w:szCs w:val="21"/>
-                <w:lang w:eastAsia="uk-UA"/>
-              </w:rPr>
-              <w:t>li</w:t>
-            </w:r>
-            <w:r>
-              <w:rPr>
-                <w:rFonts w:ascii="Consolas" w:eastAsia="Times New Roman" w:hAnsi="Consolas" w:cs="Times New Roman"/>
-                <w:color w:val="6688CC"/>
-                <w:sz w:val="21"/>
-                <w:szCs w:val="21"/>
-                <w:lang w:eastAsia="uk-UA"/>
-              </w:rPr>
-              <w:t>&gt;</w:t>
-            </w:r>
-            <w:proofErr w:type="spellStart"/>
-            <w:r>
-              <w:rPr>
-                <w:rFonts w:ascii="Consolas" w:eastAsia="Times New Roman" w:hAnsi="Consolas" w:cs="Times New Roman"/>
-                <w:color w:val="6688CC"/>
-                <w:sz w:val="21"/>
-                <w:szCs w:val="21"/>
-                <w:lang w:eastAsia="uk-UA"/>
-              </w:rPr>
-              <w:t>Linux</w:t>
-            </w:r>
-            <w:proofErr w:type="spellEnd"/>
-            <w:r>
-              <w:rPr>
-                <w:rFonts w:ascii="Consolas" w:eastAsia="Times New Roman" w:hAnsi="Consolas" w:cs="Times New Roman"/>
-                <w:color w:val="6688CC"/>
-                <w:sz w:val="21"/>
-                <w:szCs w:val="21"/>
-                <w:lang w:eastAsia="uk-UA"/>
-              </w:rPr>
-              <w:t xml:space="preserve"> </w:t>
-            </w:r>
-            <w:proofErr w:type="spellStart"/>
-            <w:r>
-              <w:rPr>
-                <w:rFonts w:ascii="Consolas" w:eastAsia="Times New Roman" w:hAnsi="Consolas" w:cs="Times New Roman"/>
-                <w:color w:val="6688CC"/>
-                <w:sz w:val="21"/>
-                <w:szCs w:val="21"/>
-                <w:lang w:eastAsia="uk-UA"/>
-              </w:rPr>
-              <w:t>basics</w:t>
-            </w:r>
-            <w:proofErr w:type="spellEnd"/>
-            <w:r>
-              <w:rPr>
-                <w:rFonts w:ascii="Consolas" w:eastAsia="Times New Roman" w:hAnsi="Consolas" w:cs="Times New Roman"/>
-                <w:color w:val="6688CC"/>
-                <w:sz w:val="21"/>
-                <w:szCs w:val="21"/>
-                <w:lang w:eastAsia="uk-UA"/>
-              </w:rPr>
-              <w:t>&lt;/</w:t>
-            </w:r>
-            <w:r>
-              <w:rPr>
-                <w:rFonts w:ascii="Consolas" w:eastAsia="Times New Roman" w:hAnsi="Consolas" w:cs="Times New Roman"/>
-                <w:color w:val="225588"/>
-                <w:sz w:val="21"/>
-                <w:szCs w:val="21"/>
-                <w:lang w:eastAsia="uk-UA"/>
-              </w:rPr>
-              <w:t>li</w:t>
-            </w:r>
+              <w:t>                        &lt;</w:t>
+            </w:r>
+            <w:proofErr w:type="spellStart"/>
+            <w:r>
+              <w:rPr>
+                <w:rFonts w:ascii="Consolas" w:eastAsia="Times New Roman" w:hAnsi="Consolas" w:cs="Times New Roman"/>
+                <w:color w:val="225588"/>
+                <w:sz w:val="21"/>
+                <w:szCs w:val="21"/>
+                <w:lang w:eastAsia="uk-UA"/>
+              </w:rPr>
+              <w:t>ul</w:t>
+            </w:r>
+            <w:proofErr w:type="spellEnd"/>
             <w:r>
               <w:rPr>
                 <w:rFonts w:ascii="Consolas" w:eastAsia="Times New Roman" w:hAnsi="Consolas" w:cs="Times New Roman"/>
@@ -5490,73 +5334,51 @@
                 <w:szCs w:val="21"/>
                 <w:lang w:eastAsia="uk-UA"/>
               </w:rPr>
-              <w:t>&gt;AWS (</w:t>
-            </w:r>
-            <w:proofErr w:type="spellStart"/>
-            <w:r>
-              <w:rPr>
-                <w:rFonts w:ascii="Consolas" w:eastAsia="Times New Roman" w:hAnsi="Consolas" w:cs="Times New Roman"/>
-                <w:color w:val="6688CC"/>
-                <w:sz w:val="21"/>
-                <w:szCs w:val="21"/>
-                <w:lang w:eastAsia="uk-UA"/>
-              </w:rPr>
-              <w:t>Cloud</w:t>
-            </w:r>
-            <w:proofErr w:type="spellEnd"/>
-            <w:r>
-              <w:rPr>
-                <w:rFonts w:ascii="Consolas" w:eastAsia="Times New Roman" w:hAnsi="Consolas" w:cs="Times New Roman"/>
-                <w:color w:val="6688CC"/>
-                <w:sz w:val="21"/>
-                <w:szCs w:val="21"/>
-                <w:lang w:eastAsia="uk-UA"/>
-              </w:rPr>
-              <w:t xml:space="preserve"> </w:t>
-            </w:r>
-            <w:proofErr w:type="spellStart"/>
-            <w:r>
-              <w:rPr>
-                <w:rFonts w:ascii="Consolas" w:eastAsia="Times New Roman" w:hAnsi="Consolas" w:cs="Times New Roman"/>
-                <w:color w:val="6688CC"/>
-                <w:sz w:val="21"/>
-                <w:szCs w:val="21"/>
-                <w:lang w:eastAsia="uk-UA"/>
-              </w:rPr>
-              <w:t>security</w:t>
-            </w:r>
-            <w:proofErr w:type="spellEnd"/>
-            <w:r>
-              <w:rPr>
-                <w:rFonts w:ascii="Consolas" w:eastAsia="Times New Roman" w:hAnsi="Consolas" w:cs="Times New Roman"/>
-                <w:color w:val="6688CC"/>
-                <w:sz w:val="21"/>
-                <w:szCs w:val="21"/>
-                <w:lang w:eastAsia="uk-UA"/>
-              </w:rPr>
-              <w:t xml:space="preserve"> </w:t>
-            </w:r>
-            <w:proofErr w:type="spellStart"/>
-            <w:r>
-              <w:rPr>
-                <w:rFonts w:ascii="Consolas" w:eastAsia="Times New Roman" w:hAnsi="Consolas" w:cs="Times New Roman"/>
-                <w:color w:val="6688CC"/>
-                <w:sz w:val="21"/>
-                <w:szCs w:val="21"/>
-                <w:lang w:eastAsia="uk-UA"/>
-              </w:rPr>
-              <w:t>foundations</w:t>
-            </w:r>
-            <w:proofErr w:type="spellEnd"/>
-            <w:r>
-              <w:rPr>
-                <w:rFonts w:ascii="Consolas" w:eastAsia="Times New Roman" w:hAnsi="Consolas" w:cs="Times New Roman"/>
-                <w:color w:val="6688CC"/>
-                <w:sz w:val="21"/>
-                <w:szCs w:val="21"/>
-                <w:lang w:eastAsia="uk-UA"/>
-              </w:rPr>
-              <w:t>)&lt;/</w:t>
+              <w:t>&gt;</w:t>
+            </w:r>
+            <w:proofErr w:type="spellStart"/>
+            <w:r>
+              <w:rPr>
+                <w:rFonts w:ascii="Consolas" w:eastAsia="Times New Roman" w:hAnsi="Consolas" w:cs="Times New Roman"/>
+                <w:color w:val="6688CC"/>
+                <w:sz w:val="21"/>
+                <w:szCs w:val="21"/>
+                <w:lang w:eastAsia="uk-UA"/>
+              </w:rPr>
+              <w:t>Git</w:t>
+            </w:r>
+            <w:proofErr w:type="spellEnd"/>
+            <w:r>
+              <w:rPr>
+                <w:rFonts w:ascii="Consolas" w:eastAsia="Times New Roman" w:hAnsi="Consolas" w:cs="Times New Roman"/>
+                <w:color w:val="6688CC"/>
+                <w:sz w:val="21"/>
+                <w:szCs w:val="21"/>
+                <w:lang w:eastAsia="uk-UA"/>
+              </w:rPr>
+              <w:t xml:space="preserve"> &amp; </w:t>
+            </w:r>
+            <w:proofErr w:type="spellStart"/>
+            <w:r>
+              <w:rPr>
+                <w:rFonts w:ascii="Consolas" w:eastAsia="Times New Roman" w:hAnsi="Consolas" w:cs="Times New Roman"/>
+                <w:color w:val="6688CC"/>
+                <w:sz w:val="21"/>
+                <w:szCs w:val="21"/>
+                <w:lang w:eastAsia="uk-UA"/>
+              </w:rPr>
+              <w:t>GitHub</w:t>
+            </w:r>
+            <w:proofErr w:type="spellEnd"/>
+            <w:r>
+              <w:rPr>
+                <w:rFonts w:ascii="Consolas" w:eastAsia="Times New Roman" w:hAnsi="Consolas" w:cs="Times New Roman"/>
+                <w:color w:val="6688CC"/>
+                <w:sz w:val="21"/>
+                <w:szCs w:val="21"/>
+                <w:lang w:eastAsia="uk-UA"/>
+              </w:rPr>
+              <w:t>&lt;/</w:t>
             </w:r>
             <w:r>
               <w:rPr>
@@ -5599,20 +5421,82 @@
                 <w:szCs w:val="21"/>
                 <w:lang w:eastAsia="uk-UA"/>
               </w:rPr>
-              <w:t>                        &lt;/</w:t>
-            </w:r>
-            <w:proofErr w:type="spellStart"/>
-            <w:r>
-              <w:rPr>
-                <w:rFonts w:ascii="Consolas" w:eastAsia="Times New Roman" w:hAnsi="Consolas" w:cs="Times New Roman"/>
-                <w:color w:val="225588"/>
-                <w:sz w:val="21"/>
-                <w:szCs w:val="21"/>
-                <w:lang w:eastAsia="uk-UA"/>
-              </w:rPr>
-              <w:t>ul</w:t>
-            </w:r>
-            <w:proofErr w:type="spellEnd"/>
+              <w:t>                            &lt;</w:t>
+            </w:r>
+            <w:r>
+              <w:rPr>
+                <w:rFonts w:ascii="Consolas" w:eastAsia="Times New Roman" w:hAnsi="Consolas" w:cs="Times New Roman"/>
+                <w:color w:val="225588"/>
+                <w:sz w:val="21"/>
+                <w:szCs w:val="21"/>
+                <w:lang w:eastAsia="uk-UA"/>
+              </w:rPr>
+              <w:t>li</w:t>
+            </w:r>
+            <w:r>
+              <w:rPr>
+                <w:rFonts w:ascii="Consolas" w:eastAsia="Times New Roman" w:hAnsi="Consolas" w:cs="Times New Roman"/>
+                <w:color w:val="6688CC"/>
+                <w:sz w:val="21"/>
+                <w:szCs w:val="21"/>
+                <w:lang w:eastAsia="uk-UA"/>
+              </w:rPr>
+              <w:t>&gt;</w:t>
+            </w:r>
+            <w:proofErr w:type="spellStart"/>
+            <w:r>
+              <w:rPr>
+                <w:rFonts w:ascii="Consolas" w:eastAsia="Times New Roman" w:hAnsi="Consolas" w:cs="Times New Roman"/>
+                <w:color w:val="6688CC"/>
+                <w:sz w:val="21"/>
+                <w:szCs w:val="21"/>
+                <w:lang w:eastAsia="uk-UA"/>
+              </w:rPr>
+              <w:t>Linux</w:t>
+            </w:r>
+            <w:proofErr w:type="spellEnd"/>
+            <w:r>
+              <w:rPr>
+                <w:rFonts w:ascii="Consolas" w:eastAsia="Times New Roman" w:hAnsi="Consolas" w:cs="Times New Roman"/>
+                <w:color w:val="6688CC"/>
+                <w:sz w:val="21"/>
+                <w:szCs w:val="21"/>
+                <w:lang w:eastAsia="uk-UA"/>
+              </w:rPr>
+              <w:t xml:space="preserve"> </w:t>
+            </w:r>
+            <w:proofErr w:type="spellStart"/>
+            <w:r>
+              <w:rPr>
+                <w:rFonts w:ascii="Consolas" w:eastAsia="Times New Roman" w:hAnsi="Consolas" w:cs="Times New Roman"/>
+                <w:color w:val="6688CC"/>
+                <w:sz w:val="21"/>
+                <w:szCs w:val="21"/>
+                <w:lang w:eastAsia="uk-UA"/>
+              </w:rPr>
+              <w:t>basics</w:t>
+            </w:r>
+            <w:proofErr w:type="spellEnd"/>
+            <w:r>
+              <w:rPr>
+                <w:rFonts w:ascii="Consolas" w:eastAsia="Times New Roman" w:hAnsi="Consolas" w:cs="Times New Roman"/>
+                <w:color w:val="6688CC"/>
+                <w:sz w:val="21"/>
+                <w:szCs w:val="21"/>
+                <w:lang w:eastAsia="uk-UA"/>
+              </w:rPr>
+              <w:t>&lt;/</w:t>
+            </w:r>
+            <w:r>
+              <w:rPr>
+                <w:rFonts w:ascii="Consolas" w:eastAsia="Times New Roman" w:hAnsi="Consolas" w:cs="Times New Roman"/>
+                <w:color w:val="225588"/>
+                <w:sz w:val="21"/>
+                <w:szCs w:val="21"/>
+                <w:lang w:eastAsia="uk-UA"/>
+              </w:rPr>
+              <w:t>li</w:t>
+            </w:r>
             <w:r>
               <w:rPr>
                 <w:rFonts w:ascii="Consolas" w:eastAsia="Times New Roman" w:hAnsi="Consolas" w:cs="Times New Roman"/>
@@ -5644,20 +5528,104 @@
                 <w:szCs w:val="21"/>
                 <w:lang w:eastAsia="uk-UA"/>
               </w:rPr>
-              <w:t>                &lt;/</w:t>
-            </w:r>
-            <w:proofErr w:type="spellStart"/>
-            <w:r>
-              <w:rPr>
-                <w:rFonts w:ascii="Consolas" w:eastAsia="Times New Roman" w:hAnsi="Consolas" w:cs="Times New Roman"/>
-                <w:color w:val="225588"/>
-                <w:sz w:val="21"/>
-                <w:szCs w:val="21"/>
-                <w:lang w:eastAsia="uk-UA"/>
-              </w:rPr>
-              <w:t>ul</w:t>
-            </w:r>
-            <w:proofErr w:type="spellEnd"/>
+              <w:t>                            &lt;</w:t>
+            </w:r>
+            <w:r>
+              <w:rPr>
+                <w:rFonts w:ascii="Consolas" w:eastAsia="Times New Roman" w:hAnsi="Consolas" w:cs="Times New Roman"/>
+                <w:color w:val="225588"/>
+                <w:sz w:val="21"/>
+                <w:szCs w:val="21"/>
+                <w:lang w:eastAsia="uk-UA"/>
+              </w:rPr>
+              <w:t>li</w:t>
+            </w:r>
+            <w:r>
+              <w:rPr>
+                <w:rFonts w:ascii="Consolas" w:eastAsia="Times New Roman" w:hAnsi="Consolas" w:cs="Times New Roman"/>
+                <w:color w:val="6688CC"/>
+                <w:sz w:val="21"/>
+                <w:szCs w:val="21"/>
+                <w:lang w:eastAsia="uk-UA"/>
+              </w:rPr>
+              <w:t>&gt;AWS (</w:t>
+            </w:r>
+            <w:proofErr w:type="spellStart"/>
+            <w:r>
+              <w:rPr>
+                <w:rFonts w:ascii="Consolas" w:eastAsia="Times New Roman" w:hAnsi="Consolas" w:cs="Times New Roman"/>
+                <w:color w:val="6688CC"/>
+                <w:sz w:val="21"/>
+                <w:szCs w:val="21"/>
+                <w:lang w:eastAsia="uk-UA"/>
+              </w:rPr>
+              <w:t>Cloud</w:t>
+            </w:r>
+            <w:proofErr w:type="spellEnd"/>
+            <w:r>
+              <w:rPr>
+                <w:rFonts w:ascii="Consolas" w:eastAsia="Times New Roman" w:hAnsi="Consolas" w:cs="Times New Roman"/>
+                <w:color w:val="6688CC"/>
+                <w:sz w:val="21"/>
+                <w:szCs w:val="21"/>
+                <w:lang w:eastAsia="uk-UA"/>
+              </w:rPr>
+              <w:t xml:space="preserve"> </w:t>
+            </w:r>
+            <w:proofErr w:type="spellStart"/>
+            <w:r>
+              <w:rPr>
+                <w:rFonts w:ascii="Consolas" w:eastAsia="Times New Roman" w:hAnsi="Consolas" w:cs="Times New Roman"/>
+                <w:color w:val="6688CC"/>
+                <w:sz w:val="21"/>
+                <w:szCs w:val="21"/>
+                <w:lang w:eastAsia="uk-UA"/>
+              </w:rPr>
+              <w:t>security</w:t>
+            </w:r>
+            <w:proofErr w:type="spellEnd"/>
+            <w:r>
+              <w:rPr>
+                <w:rFonts w:ascii="Consolas" w:eastAsia="Times New Roman" w:hAnsi="Consolas" w:cs="Times New Roman"/>
+                <w:color w:val="6688CC"/>
+                <w:sz w:val="21"/>
+                <w:szCs w:val="21"/>
+                <w:lang w:eastAsia="uk-UA"/>
+              </w:rPr>
+              <w:t xml:space="preserve"> </w:t>
+            </w:r>
+            <w:proofErr w:type="spellStart"/>
+            <w:r>
+              <w:rPr>
+                <w:rFonts w:ascii="Consolas" w:eastAsia="Times New Roman" w:hAnsi="Consolas" w:cs="Times New Roman"/>
+                <w:color w:val="6688CC"/>
+                <w:sz w:val="21"/>
+                <w:szCs w:val="21"/>
+                <w:lang w:eastAsia="uk-UA"/>
+              </w:rPr>
+              <w:t>foundations</w:t>
+            </w:r>
+            <w:proofErr w:type="spellEnd"/>
+            <w:r>
+              <w:rPr>
+                <w:rFonts w:ascii="Consolas" w:eastAsia="Times New Roman" w:hAnsi="Consolas" w:cs="Times New Roman"/>
+                <w:color w:val="6688CC"/>
+                <w:sz w:val="21"/>
+                <w:szCs w:val="21"/>
+                <w:lang w:eastAsia="uk-UA"/>
+              </w:rPr>
+              <w:t>)&lt;/</w:t>
+            </w:r>
+            <w:r>
+              <w:rPr>
+                <w:rFonts w:ascii="Consolas" w:eastAsia="Times New Roman" w:hAnsi="Consolas" w:cs="Times New Roman"/>
+                <w:color w:val="225588"/>
+                <w:sz w:val="21"/>
+                <w:szCs w:val="21"/>
+                <w:lang w:eastAsia="uk-UA"/>
+              </w:rPr>
+              <w:t>li</w:t>
+            </w:r>
             <w:r>
               <w:rPr>
                 <w:rFonts w:ascii="Consolas" w:eastAsia="Times New Roman" w:hAnsi="Consolas" w:cs="Times New Roman"/>
@@ -5689,126 +5657,20 @@
                 <w:szCs w:val="21"/>
                 <w:lang w:eastAsia="uk-UA"/>
               </w:rPr>
-              <w:t>                &lt;</w:t>
-            </w:r>
-            <w:r>
-              <w:rPr>
-                <w:rFonts w:ascii="Consolas" w:eastAsia="Times New Roman" w:hAnsi="Consolas" w:cs="Times New Roman"/>
-                <w:color w:val="225588"/>
-                <w:sz w:val="21"/>
-                <w:szCs w:val="21"/>
-                <w:lang w:eastAsia="uk-UA"/>
-              </w:rPr>
-              <w:t>h3</w:t>
-            </w:r>
-            <w:r>
-              <w:rPr>
-                <w:rFonts w:ascii="Consolas" w:eastAsia="Times New Roman" w:hAnsi="Consolas" w:cs="Times New Roman"/>
-                <w:color w:val="6688CC"/>
-                <w:sz w:val="21"/>
-                <w:szCs w:val="21"/>
-                <w:lang w:eastAsia="uk-UA"/>
-              </w:rPr>
-              <w:t>&gt;</w:t>
-            </w:r>
-            <w:proofErr w:type="spellStart"/>
-            <w:r>
-              <w:rPr>
-                <w:rFonts w:ascii="Consolas" w:eastAsia="Times New Roman" w:hAnsi="Consolas" w:cs="Times New Roman"/>
-                <w:color w:val="6688CC"/>
-                <w:sz w:val="21"/>
-                <w:szCs w:val="21"/>
-                <w:lang w:eastAsia="uk-UA"/>
-              </w:rPr>
-              <w:t>Information</w:t>
-            </w:r>
-            <w:proofErr w:type="spellEnd"/>
-            <w:r>
-              <w:rPr>
-                <w:rFonts w:ascii="Consolas" w:eastAsia="Times New Roman" w:hAnsi="Consolas" w:cs="Times New Roman"/>
-                <w:color w:val="6688CC"/>
-                <w:sz w:val="21"/>
-                <w:szCs w:val="21"/>
-                <w:lang w:eastAsia="uk-UA"/>
-              </w:rPr>
-              <w:t xml:space="preserve"> </w:t>
-            </w:r>
-            <w:proofErr w:type="spellStart"/>
-            <w:r>
-              <w:rPr>
-                <w:rFonts w:ascii="Consolas" w:eastAsia="Times New Roman" w:hAnsi="Consolas" w:cs="Times New Roman"/>
-                <w:color w:val="6688CC"/>
-                <w:sz w:val="21"/>
-                <w:szCs w:val="21"/>
-                <w:lang w:eastAsia="uk-UA"/>
-              </w:rPr>
-              <w:t>security</w:t>
-            </w:r>
-            <w:proofErr w:type="spellEnd"/>
-            <w:r>
-              <w:rPr>
-                <w:rFonts w:ascii="Consolas" w:eastAsia="Times New Roman" w:hAnsi="Consolas" w:cs="Times New Roman"/>
-                <w:color w:val="6688CC"/>
-                <w:sz w:val="21"/>
-                <w:szCs w:val="21"/>
-                <w:lang w:eastAsia="uk-UA"/>
-              </w:rPr>
-              <w:t xml:space="preserve"> </w:t>
-            </w:r>
-            <w:proofErr w:type="spellStart"/>
-            <w:r>
-              <w:rPr>
-                <w:rFonts w:ascii="Consolas" w:eastAsia="Times New Roman" w:hAnsi="Consolas" w:cs="Times New Roman"/>
-                <w:color w:val="6688CC"/>
-                <w:sz w:val="21"/>
-                <w:szCs w:val="21"/>
-                <w:lang w:eastAsia="uk-UA"/>
-              </w:rPr>
-              <w:t>and</w:t>
-            </w:r>
-            <w:proofErr w:type="spellEnd"/>
-            <w:r>
-              <w:rPr>
-                <w:rFonts w:ascii="Consolas" w:eastAsia="Times New Roman" w:hAnsi="Consolas" w:cs="Times New Roman"/>
-                <w:color w:val="6688CC"/>
-                <w:sz w:val="21"/>
-                <w:szCs w:val="21"/>
-                <w:lang w:eastAsia="uk-UA"/>
-              </w:rPr>
-              <w:t xml:space="preserve"> </w:t>
-            </w:r>
-            <w:proofErr w:type="spellStart"/>
-            <w:r>
-              <w:rPr>
-                <w:rFonts w:ascii="Consolas" w:eastAsia="Times New Roman" w:hAnsi="Consolas" w:cs="Times New Roman"/>
-                <w:color w:val="6688CC"/>
-                <w:sz w:val="21"/>
-                <w:szCs w:val="21"/>
-                <w:lang w:eastAsia="uk-UA"/>
-              </w:rPr>
-              <w:t>standarts</w:t>
-            </w:r>
-            <w:proofErr w:type="spellEnd"/>
-            <w:r>
-              <w:rPr>
-                <w:rFonts w:ascii="Consolas" w:eastAsia="Times New Roman" w:hAnsi="Consolas" w:cs="Times New Roman"/>
-                <w:color w:val="6688CC"/>
-                <w:sz w:val="21"/>
-                <w:szCs w:val="21"/>
-                <w:lang w:eastAsia="uk-UA"/>
-              </w:rPr>
-              <w:t>:&lt;/</w:t>
-            </w:r>
-            <w:r>
-              <w:rPr>
-                <w:rFonts w:ascii="Consolas" w:eastAsia="Times New Roman" w:hAnsi="Consolas" w:cs="Times New Roman"/>
-                <w:color w:val="225588"/>
-                <w:sz w:val="21"/>
-                <w:szCs w:val="21"/>
-                <w:lang w:eastAsia="uk-UA"/>
-              </w:rPr>
-              <w:t>h3</w:t>
-            </w:r>
+              <w:t>                        &lt;/</w:t>
+            </w:r>
+            <w:proofErr w:type="spellStart"/>
+            <w:r>
+              <w:rPr>
+                <w:rFonts w:ascii="Consolas" w:eastAsia="Times New Roman" w:hAnsi="Consolas" w:cs="Times New Roman"/>
+                <w:color w:val="225588"/>
+                <w:sz w:val="21"/>
+                <w:szCs w:val="21"/>
+                <w:lang w:eastAsia="uk-UA"/>
+              </w:rPr>
+              <w:t>ul</w:t>
+            </w:r>
+            <w:proofErr w:type="spellEnd"/>
             <w:r>
               <w:rPr>
                 <w:rFonts w:ascii="Consolas" w:eastAsia="Times New Roman" w:hAnsi="Consolas" w:cs="Times New Roman"/>
@@ -5840,7 +5702,7 @@
                 <w:szCs w:val="21"/>
                 <w:lang w:eastAsia="uk-UA"/>
               </w:rPr>
-              <w:t>                &lt;</w:t>
+              <w:t>                &lt;/</w:t>
             </w:r>
             <w:proofErr w:type="spellStart"/>
             <w:r>
@@ -5885,60 +5747,38 @@
                 <w:szCs w:val="21"/>
                 <w:lang w:eastAsia="uk-UA"/>
               </w:rPr>
-              <w:t>                    &lt;</w:t>
-            </w:r>
-            <w:r>
-              <w:rPr>
-                <w:rFonts w:ascii="Consolas" w:eastAsia="Times New Roman" w:hAnsi="Consolas" w:cs="Times New Roman"/>
-                <w:color w:val="225588"/>
-                <w:sz w:val="21"/>
-                <w:szCs w:val="21"/>
-                <w:lang w:eastAsia="uk-UA"/>
-              </w:rPr>
-              <w:t>li</w:t>
-            </w:r>
-            <w:r>
-              <w:rPr>
-                <w:rFonts w:ascii="Consolas" w:eastAsia="Times New Roman" w:hAnsi="Consolas" w:cs="Times New Roman"/>
-                <w:color w:val="6688CC"/>
-                <w:sz w:val="21"/>
-                <w:szCs w:val="21"/>
-                <w:lang w:eastAsia="uk-UA"/>
-              </w:rPr>
-              <w:t>&gt;</w:t>
-            </w:r>
-            <w:proofErr w:type="spellStart"/>
-            <w:r>
-              <w:rPr>
-                <w:rFonts w:ascii="Consolas" w:eastAsia="Times New Roman" w:hAnsi="Consolas" w:cs="Times New Roman"/>
-                <w:color w:val="6688CC"/>
-                <w:sz w:val="21"/>
-                <w:szCs w:val="21"/>
-                <w:lang w:eastAsia="uk-UA"/>
-              </w:rPr>
-              <w:t>Conducted</w:t>
-            </w:r>
-            <w:proofErr w:type="spellEnd"/>
-            <w:r>
-              <w:rPr>
-                <w:rFonts w:ascii="Consolas" w:eastAsia="Times New Roman" w:hAnsi="Consolas" w:cs="Times New Roman"/>
-                <w:color w:val="6688CC"/>
-                <w:sz w:val="21"/>
-                <w:szCs w:val="21"/>
-                <w:lang w:eastAsia="uk-UA"/>
-              </w:rPr>
-              <w:t xml:space="preserve"> a </w:t>
-            </w:r>
-            <w:proofErr w:type="spellStart"/>
-            <w:r>
-              <w:rPr>
-                <w:rFonts w:ascii="Consolas" w:eastAsia="Times New Roman" w:hAnsi="Consolas" w:cs="Times New Roman"/>
-                <w:color w:val="6688CC"/>
-                <w:sz w:val="21"/>
-                <w:szCs w:val="21"/>
-                <w:lang w:eastAsia="uk-UA"/>
-              </w:rPr>
-              <w:t>simulated</w:t>
+              <w:t>                &lt;</w:t>
+            </w:r>
+            <w:r>
+              <w:rPr>
+                <w:rFonts w:ascii="Consolas" w:eastAsia="Times New Roman" w:hAnsi="Consolas" w:cs="Times New Roman"/>
+                <w:color w:val="225588"/>
+                <w:sz w:val="21"/>
+                <w:szCs w:val="21"/>
+                <w:lang w:eastAsia="uk-UA"/>
+              </w:rPr>
+              <w:t>h3</w:t>
+            </w:r>
+            <w:r>
+              <w:rPr>
+                <w:rFonts w:ascii="Consolas" w:eastAsia="Times New Roman" w:hAnsi="Consolas" w:cs="Times New Roman"/>
+                <w:color w:val="6688CC"/>
+                <w:sz w:val="21"/>
+                <w:szCs w:val="21"/>
+                <w:lang w:eastAsia="uk-UA"/>
+              </w:rPr>
+              <w:t>&gt;</w:t>
+            </w:r>
+            <w:proofErr w:type="spellStart"/>
+            <w:r>
+              <w:rPr>
+                <w:rFonts w:ascii="Consolas" w:eastAsia="Times New Roman" w:hAnsi="Consolas" w:cs="Times New Roman"/>
+                <w:color w:val="6688CC"/>
+                <w:sz w:val="21"/>
+                <w:szCs w:val="21"/>
+                <w:lang w:eastAsia="uk-UA"/>
+              </w:rPr>
+              <w:t>Information</w:t>
             </w:r>
             <w:proofErr w:type="spellEnd"/>
             <w:r>
@@ -5982,7 +5822,7 @@
                 <w:szCs w:val="21"/>
                 <w:lang w:eastAsia="uk-UA"/>
               </w:rPr>
-              <w:t>audit</w:t>
+              <w:t>and</w:t>
             </w:r>
             <w:proofErr w:type="spellEnd"/>
             <w:r>
@@ -6004,116 +5844,28 @@
                 <w:szCs w:val="21"/>
                 <w:lang w:eastAsia="uk-UA"/>
               </w:rPr>
-              <w:t>to</w:t>
-            </w:r>
-            <w:proofErr w:type="spellEnd"/>
-            <w:r>
-              <w:rPr>
-                <w:rFonts w:ascii="Consolas" w:eastAsia="Times New Roman" w:hAnsi="Consolas" w:cs="Times New Roman"/>
-                <w:color w:val="6688CC"/>
-                <w:sz w:val="21"/>
-                <w:szCs w:val="21"/>
-                <w:lang w:eastAsia="uk-UA"/>
-              </w:rPr>
-              <w:t xml:space="preserve"> </w:t>
-            </w:r>
-            <w:proofErr w:type="spellStart"/>
-            <w:r>
-              <w:rPr>
-                <w:rFonts w:ascii="Consolas" w:eastAsia="Times New Roman" w:hAnsi="Consolas" w:cs="Times New Roman"/>
-                <w:color w:val="6688CC"/>
-                <w:sz w:val="21"/>
-                <w:szCs w:val="21"/>
-                <w:lang w:eastAsia="uk-UA"/>
-              </w:rPr>
-              <w:t>check</w:t>
-            </w:r>
-            <w:proofErr w:type="spellEnd"/>
-            <w:r>
-              <w:rPr>
-                <w:rFonts w:ascii="Consolas" w:eastAsia="Times New Roman" w:hAnsi="Consolas" w:cs="Times New Roman"/>
-                <w:color w:val="6688CC"/>
-                <w:sz w:val="21"/>
-                <w:szCs w:val="21"/>
-                <w:lang w:eastAsia="uk-UA"/>
-              </w:rPr>
-              <w:t xml:space="preserve"> </w:t>
-            </w:r>
-            <w:proofErr w:type="spellStart"/>
-            <w:r>
-              <w:rPr>
-                <w:rFonts w:ascii="Consolas" w:eastAsia="Times New Roman" w:hAnsi="Consolas" w:cs="Times New Roman"/>
-                <w:color w:val="6688CC"/>
-                <w:sz w:val="21"/>
-                <w:szCs w:val="21"/>
-                <w:lang w:eastAsia="uk-UA"/>
-              </w:rPr>
-              <w:t>system</w:t>
-            </w:r>
-            <w:proofErr w:type="spellEnd"/>
-            <w:r>
-              <w:rPr>
-                <w:rFonts w:ascii="Consolas" w:eastAsia="Times New Roman" w:hAnsi="Consolas" w:cs="Times New Roman"/>
-                <w:color w:val="6688CC"/>
-                <w:sz w:val="21"/>
-                <w:szCs w:val="21"/>
-                <w:lang w:eastAsia="uk-UA"/>
-              </w:rPr>
-              <w:t xml:space="preserve"> </w:t>
-            </w:r>
-            <w:proofErr w:type="spellStart"/>
-            <w:r>
-              <w:rPr>
-                <w:rFonts w:ascii="Consolas" w:eastAsia="Times New Roman" w:hAnsi="Consolas" w:cs="Times New Roman"/>
-                <w:color w:val="6688CC"/>
-                <w:sz w:val="21"/>
-                <w:szCs w:val="21"/>
-                <w:lang w:eastAsia="uk-UA"/>
-              </w:rPr>
-              <w:t>safety</w:t>
-            </w:r>
-            <w:proofErr w:type="spellEnd"/>
-            <w:r>
-              <w:rPr>
-                <w:rFonts w:ascii="Consolas" w:eastAsia="Times New Roman" w:hAnsi="Consolas" w:cs="Times New Roman"/>
-                <w:color w:val="6688CC"/>
-                <w:sz w:val="21"/>
-                <w:szCs w:val="21"/>
-                <w:lang w:eastAsia="uk-UA"/>
-              </w:rPr>
-              <w:t xml:space="preserve"> </w:t>
-            </w:r>
-            <w:proofErr w:type="spellStart"/>
-            <w:r>
-              <w:rPr>
-                <w:rFonts w:ascii="Consolas" w:eastAsia="Times New Roman" w:hAnsi="Consolas" w:cs="Times New Roman"/>
-                <w:color w:val="6688CC"/>
-                <w:sz w:val="21"/>
-                <w:szCs w:val="21"/>
-                <w:lang w:eastAsia="uk-UA"/>
-              </w:rPr>
-              <w:t>using</w:t>
-            </w:r>
-            <w:proofErr w:type="spellEnd"/>
-            <w:r>
-              <w:rPr>
-                <w:rFonts w:ascii="Consolas" w:eastAsia="Times New Roman" w:hAnsi="Consolas" w:cs="Times New Roman"/>
-                <w:color w:val="6688CC"/>
-                <w:sz w:val="21"/>
-                <w:szCs w:val="21"/>
-                <w:lang w:eastAsia="uk-UA"/>
-              </w:rPr>
-              <w:t xml:space="preserve"> ISO/IEC 27001&lt;/</w:t>
-            </w:r>
-            <w:r>
-              <w:rPr>
-                <w:rFonts w:ascii="Consolas" w:eastAsia="Times New Roman" w:hAnsi="Consolas" w:cs="Times New Roman"/>
-                <w:color w:val="225588"/>
-                <w:sz w:val="21"/>
-                <w:szCs w:val="21"/>
-                <w:lang w:eastAsia="uk-UA"/>
-              </w:rPr>
-              <w:t>li</w:t>
+              <w:t>standarts</w:t>
+            </w:r>
+            <w:proofErr w:type="spellEnd"/>
+            <w:r>
+              <w:rPr>
+                <w:rFonts w:ascii="Consolas" w:eastAsia="Times New Roman" w:hAnsi="Consolas" w:cs="Times New Roman"/>
+                <w:color w:val="6688CC"/>
+                <w:sz w:val="21"/>
+                <w:szCs w:val="21"/>
+                <w:lang w:eastAsia="uk-UA"/>
+              </w:rPr>
+              <w:t>:&lt;/</w:t>
+            </w:r>
+            <w:r>
+              <w:rPr>
+                <w:rFonts w:ascii="Consolas" w:eastAsia="Times New Roman" w:hAnsi="Consolas" w:cs="Times New Roman"/>
+                <w:color w:val="225588"/>
+                <w:sz w:val="21"/>
+                <w:szCs w:val="21"/>
+                <w:lang w:eastAsia="uk-UA"/>
+              </w:rPr>
+              <w:t>h3</w:t>
             </w:r>
             <w:r>
               <w:rPr>
@@ -6146,192 +5898,20 @@
                 <w:szCs w:val="21"/>
                 <w:lang w:eastAsia="uk-UA"/>
               </w:rPr>
-              <w:t>                    &lt;</w:t>
-            </w:r>
-            <w:r>
-              <w:rPr>
-                <w:rFonts w:ascii="Consolas" w:eastAsia="Times New Roman" w:hAnsi="Consolas" w:cs="Times New Roman"/>
-                <w:color w:val="225588"/>
-                <w:sz w:val="21"/>
-                <w:szCs w:val="21"/>
-                <w:lang w:eastAsia="uk-UA"/>
-              </w:rPr>
-              <w:t>li</w:t>
-            </w:r>
-            <w:r>
-              <w:rPr>
-                <w:rFonts w:ascii="Consolas" w:eastAsia="Times New Roman" w:hAnsi="Consolas" w:cs="Times New Roman"/>
-                <w:color w:val="6688CC"/>
-                <w:sz w:val="21"/>
-                <w:szCs w:val="21"/>
-                <w:lang w:eastAsia="uk-UA"/>
-              </w:rPr>
-              <w:t>&gt;</w:t>
-            </w:r>
-            <w:proofErr w:type="spellStart"/>
-            <w:r>
-              <w:rPr>
-                <w:rFonts w:ascii="Consolas" w:eastAsia="Times New Roman" w:hAnsi="Consolas" w:cs="Times New Roman"/>
-                <w:color w:val="6688CC"/>
-                <w:sz w:val="21"/>
-                <w:szCs w:val="21"/>
-                <w:lang w:eastAsia="uk-UA"/>
-              </w:rPr>
-              <w:t>Identification</w:t>
-            </w:r>
-            <w:proofErr w:type="spellEnd"/>
-            <w:r>
-              <w:rPr>
-                <w:rFonts w:ascii="Consolas" w:eastAsia="Times New Roman" w:hAnsi="Consolas" w:cs="Times New Roman"/>
-                <w:color w:val="6688CC"/>
-                <w:sz w:val="21"/>
-                <w:szCs w:val="21"/>
-                <w:lang w:eastAsia="uk-UA"/>
-              </w:rPr>
-              <w:t xml:space="preserve"> </w:t>
-            </w:r>
-            <w:proofErr w:type="spellStart"/>
-            <w:r>
-              <w:rPr>
-                <w:rFonts w:ascii="Consolas" w:eastAsia="Times New Roman" w:hAnsi="Consolas" w:cs="Times New Roman"/>
-                <w:color w:val="6688CC"/>
-                <w:sz w:val="21"/>
-                <w:szCs w:val="21"/>
-                <w:lang w:eastAsia="uk-UA"/>
-              </w:rPr>
-              <w:t>of</w:t>
-            </w:r>
-            <w:proofErr w:type="spellEnd"/>
-            <w:r>
-              <w:rPr>
-                <w:rFonts w:ascii="Consolas" w:eastAsia="Times New Roman" w:hAnsi="Consolas" w:cs="Times New Roman"/>
-                <w:color w:val="6688CC"/>
-                <w:sz w:val="21"/>
-                <w:szCs w:val="21"/>
-                <w:lang w:eastAsia="uk-UA"/>
-              </w:rPr>
-              <w:t xml:space="preserve"> </w:t>
-            </w:r>
-            <w:proofErr w:type="spellStart"/>
-            <w:r>
-              <w:rPr>
-                <w:rFonts w:ascii="Consolas" w:eastAsia="Times New Roman" w:hAnsi="Consolas" w:cs="Times New Roman"/>
-                <w:color w:val="6688CC"/>
-                <w:sz w:val="21"/>
-                <w:szCs w:val="21"/>
-                <w:lang w:eastAsia="uk-UA"/>
-              </w:rPr>
-              <w:t>potential</w:t>
-            </w:r>
-            <w:proofErr w:type="spellEnd"/>
-            <w:r>
-              <w:rPr>
-                <w:rFonts w:ascii="Consolas" w:eastAsia="Times New Roman" w:hAnsi="Consolas" w:cs="Times New Roman"/>
-                <w:color w:val="6688CC"/>
-                <w:sz w:val="21"/>
-                <w:szCs w:val="21"/>
-                <w:lang w:eastAsia="uk-UA"/>
-              </w:rPr>
-              <w:t xml:space="preserve"> </w:t>
-            </w:r>
-            <w:proofErr w:type="spellStart"/>
-            <w:r>
-              <w:rPr>
-                <w:rFonts w:ascii="Consolas" w:eastAsia="Times New Roman" w:hAnsi="Consolas" w:cs="Times New Roman"/>
-                <w:color w:val="6688CC"/>
-                <w:sz w:val="21"/>
-                <w:szCs w:val="21"/>
-                <w:lang w:eastAsia="uk-UA"/>
-              </w:rPr>
-              <w:t>cyberthreats</w:t>
-            </w:r>
-            <w:proofErr w:type="spellEnd"/>
-            <w:r>
-              <w:rPr>
-                <w:rFonts w:ascii="Consolas" w:eastAsia="Times New Roman" w:hAnsi="Consolas" w:cs="Times New Roman"/>
-                <w:color w:val="6688CC"/>
-                <w:sz w:val="21"/>
-                <w:szCs w:val="21"/>
-                <w:lang w:eastAsia="uk-UA"/>
-              </w:rPr>
-              <w:t xml:space="preserve"> </w:t>
-            </w:r>
-            <w:proofErr w:type="spellStart"/>
-            <w:r>
-              <w:rPr>
-                <w:rFonts w:ascii="Consolas" w:eastAsia="Times New Roman" w:hAnsi="Consolas" w:cs="Times New Roman"/>
-                <w:color w:val="6688CC"/>
-                <w:sz w:val="21"/>
-                <w:szCs w:val="21"/>
-                <w:lang w:eastAsia="uk-UA"/>
-              </w:rPr>
-              <w:t>and</w:t>
-            </w:r>
-            <w:proofErr w:type="spellEnd"/>
-            <w:r>
-              <w:rPr>
-                <w:rFonts w:ascii="Consolas" w:eastAsia="Times New Roman" w:hAnsi="Consolas" w:cs="Times New Roman"/>
-                <w:color w:val="6688CC"/>
-                <w:sz w:val="21"/>
-                <w:szCs w:val="21"/>
-                <w:lang w:eastAsia="uk-UA"/>
-              </w:rPr>
-              <w:t xml:space="preserve"> </w:t>
-            </w:r>
-            <w:proofErr w:type="spellStart"/>
-            <w:r>
-              <w:rPr>
-                <w:rFonts w:ascii="Consolas" w:eastAsia="Times New Roman" w:hAnsi="Consolas" w:cs="Times New Roman"/>
-                <w:color w:val="6688CC"/>
-                <w:sz w:val="21"/>
-                <w:szCs w:val="21"/>
-                <w:lang w:eastAsia="uk-UA"/>
-              </w:rPr>
-              <w:t>system</w:t>
-            </w:r>
-            <w:proofErr w:type="spellEnd"/>
-            <w:r>
-              <w:rPr>
-                <w:rFonts w:ascii="Consolas" w:eastAsia="Times New Roman" w:hAnsi="Consolas" w:cs="Times New Roman"/>
-                <w:color w:val="6688CC"/>
-                <w:sz w:val="21"/>
-                <w:szCs w:val="21"/>
-                <w:lang w:eastAsia="uk-UA"/>
-              </w:rPr>
-              <w:t xml:space="preserve"> </w:t>
-            </w:r>
-            <w:proofErr w:type="spellStart"/>
-            <w:r>
-              <w:rPr>
-                <w:rFonts w:ascii="Consolas" w:eastAsia="Times New Roman" w:hAnsi="Consolas" w:cs="Times New Roman"/>
-                <w:color w:val="6688CC"/>
-                <w:sz w:val="21"/>
-                <w:szCs w:val="21"/>
-                <w:lang w:eastAsia="uk-UA"/>
-              </w:rPr>
-              <w:t>vulnerabilities</w:t>
-            </w:r>
-            <w:proofErr w:type="spellEnd"/>
-            <w:r>
-              <w:rPr>
-                <w:rFonts w:ascii="Consolas" w:eastAsia="Times New Roman" w:hAnsi="Consolas" w:cs="Times New Roman"/>
-                <w:color w:val="6688CC"/>
-                <w:sz w:val="21"/>
-                <w:szCs w:val="21"/>
-                <w:lang w:eastAsia="uk-UA"/>
-              </w:rPr>
-              <w:t xml:space="preserve"> &lt;/</w:t>
-            </w:r>
-            <w:r>
-              <w:rPr>
-                <w:rFonts w:ascii="Consolas" w:eastAsia="Times New Roman" w:hAnsi="Consolas" w:cs="Times New Roman"/>
-                <w:color w:val="225588"/>
-                <w:sz w:val="21"/>
-                <w:szCs w:val="21"/>
-                <w:lang w:eastAsia="uk-UA"/>
-              </w:rPr>
-              <w:t>li</w:t>
-            </w:r>
+              <w:t>                &lt;</w:t>
+            </w:r>
+            <w:proofErr w:type="spellStart"/>
+            <w:r>
+              <w:rPr>
+                <w:rFonts w:ascii="Consolas" w:eastAsia="Times New Roman" w:hAnsi="Consolas" w:cs="Times New Roman"/>
+                <w:color w:val="225588"/>
+                <w:sz w:val="21"/>
+                <w:szCs w:val="21"/>
+                <w:lang w:eastAsia="uk-UA"/>
+              </w:rPr>
+              <w:t>ul</w:t>
+            </w:r>
+            <w:proofErr w:type="spellEnd"/>
             <w:r>
               <w:rPr>
                 <w:rFonts w:ascii="Consolas" w:eastAsia="Times New Roman" w:hAnsi="Consolas" w:cs="Times New Roman"/>
@@ -6363,20 +5943,236 @@
                 <w:szCs w:val="21"/>
                 <w:lang w:eastAsia="uk-UA"/>
               </w:rPr>
-              <w:t>                &lt;/</w:t>
-            </w:r>
-            <w:proofErr w:type="spellStart"/>
-            <w:r>
-              <w:rPr>
-                <w:rFonts w:ascii="Consolas" w:eastAsia="Times New Roman" w:hAnsi="Consolas" w:cs="Times New Roman"/>
-                <w:color w:val="225588"/>
-                <w:sz w:val="21"/>
-                <w:szCs w:val="21"/>
-                <w:lang w:eastAsia="uk-UA"/>
-              </w:rPr>
-              <w:t>ul</w:t>
-            </w:r>
-            <w:proofErr w:type="spellEnd"/>
+              <w:t>                    &lt;</w:t>
+            </w:r>
+            <w:r>
+              <w:rPr>
+                <w:rFonts w:ascii="Consolas" w:eastAsia="Times New Roman" w:hAnsi="Consolas" w:cs="Times New Roman"/>
+                <w:color w:val="225588"/>
+                <w:sz w:val="21"/>
+                <w:szCs w:val="21"/>
+                <w:lang w:eastAsia="uk-UA"/>
+              </w:rPr>
+              <w:t>li</w:t>
+            </w:r>
+            <w:r>
+              <w:rPr>
+                <w:rFonts w:ascii="Consolas" w:eastAsia="Times New Roman" w:hAnsi="Consolas" w:cs="Times New Roman"/>
+                <w:color w:val="6688CC"/>
+                <w:sz w:val="21"/>
+                <w:szCs w:val="21"/>
+                <w:lang w:eastAsia="uk-UA"/>
+              </w:rPr>
+              <w:t>&gt;</w:t>
+            </w:r>
+            <w:proofErr w:type="spellStart"/>
+            <w:r>
+              <w:rPr>
+                <w:rFonts w:ascii="Consolas" w:eastAsia="Times New Roman" w:hAnsi="Consolas" w:cs="Times New Roman"/>
+                <w:color w:val="6688CC"/>
+                <w:sz w:val="21"/>
+                <w:szCs w:val="21"/>
+                <w:lang w:eastAsia="uk-UA"/>
+              </w:rPr>
+              <w:t>Conducted</w:t>
+            </w:r>
+            <w:proofErr w:type="spellEnd"/>
+            <w:r>
+              <w:rPr>
+                <w:rFonts w:ascii="Consolas" w:eastAsia="Times New Roman" w:hAnsi="Consolas" w:cs="Times New Roman"/>
+                <w:color w:val="6688CC"/>
+                <w:sz w:val="21"/>
+                <w:szCs w:val="21"/>
+                <w:lang w:eastAsia="uk-UA"/>
+              </w:rPr>
+              <w:t xml:space="preserve"> a </w:t>
+            </w:r>
+            <w:proofErr w:type="spellStart"/>
+            <w:r>
+              <w:rPr>
+                <w:rFonts w:ascii="Consolas" w:eastAsia="Times New Roman" w:hAnsi="Consolas" w:cs="Times New Roman"/>
+                <w:color w:val="6688CC"/>
+                <w:sz w:val="21"/>
+                <w:szCs w:val="21"/>
+                <w:lang w:eastAsia="uk-UA"/>
+              </w:rPr>
+              <w:t>simulated</w:t>
+            </w:r>
+            <w:proofErr w:type="spellEnd"/>
+            <w:r>
+              <w:rPr>
+                <w:rFonts w:ascii="Consolas" w:eastAsia="Times New Roman" w:hAnsi="Consolas" w:cs="Times New Roman"/>
+                <w:color w:val="6688CC"/>
+                <w:sz w:val="21"/>
+                <w:szCs w:val="21"/>
+                <w:lang w:eastAsia="uk-UA"/>
+              </w:rPr>
+              <w:t xml:space="preserve"> </w:t>
+            </w:r>
+            <w:proofErr w:type="spellStart"/>
+            <w:r>
+              <w:rPr>
+                <w:rFonts w:ascii="Consolas" w:eastAsia="Times New Roman" w:hAnsi="Consolas" w:cs="Times New Roman"/>
+                <w:color w:val="6688CC"/>
+                <w:sz w:val="21"/>
+                <w:szCs w:val="21"/>
+                <w:lang w:eastAsia="uk-UA"/>
+              </w:rPr>
+              <w:t>security</w:t>
+            </w:r>
+            <w:proofErr w:type="spellEnd"/>
+            <w:r>
+              <w:rPr>
+                <w:rFonts w:ascii="Consolas" w:eastAsia="Times New Roman" w:hAnsi="Consolas" w:cs="Times New Roman"/>
+                <w:color w:val="6688CC"/>
+                <w:sz w:val="21"/>
+                <w:szCs w:val="21"/>
+                <w:lang w:eastAsia="uk-UA"/>
+              </w:rPr>
+              <w:t xml:space="preserve"> </w:t>
+            </w:r>
+            <w:proofErr w:type="spellStart"/>
+            <w:r>
+              <w:rPr>
+                <w:rFonts w:ascii="Consolas" w:eastAsia="Times New Roman" w:hAnsi="Consolas" w:cs="Times New Roman"/>
+                <w:color w:val="6688CC"/>
+                <w:sz w:val="21"/>
+                <w:szCs w:val="21"/>
+                <w:lang w:eastAsia="uk-UA"/>
+              </w:rPr>
+              <w:t>audit</w:t>
+            </w:r>
+            <w:proofErr w:type="spellEnd"/>
+            <w:r>
+              <w:rPr>
+                <w:rFonts w:ascii="Consolas" w:eastAsia="Times New Roman" w:hAnsi="Consolas" w:cs="Times New Roman"/>
+                <w:color w:val="6688CC"/>
+                <w:sz w:val="21"/>
+                <w:szCs w:val="21"/>
+                <w:lang w:eastAsia="uk-UA"/>
+              </w:rPr>
+              <w:t xml:space="preserve"> </w:t>
+            </w:r>
+            <w:proofErr w:type="spellStart"/>
+            <w:r>
+              <w:rPr>
+                <w:rFonts w:ascii="Consolas" w:eastAsia="Times New Roman" w:hAnsi="Consolas" w:cs="Times New Roman"/>
+                <w:color w:val="6688CC"/>
+                <w:sz w:val="21"/>
+                <w:szCs w:val="21"/>
+                <w:lang w:eastAsia="uk-UA"/>
+              </w:rPr>
+              <w:t>to</w:t>
+            </w:r>
+            <w:proofErr w:type="spellEnd"/>
+            <w:r>
+              <w:rPr>
+                <w:rFonts w:ascii="Consolas" w:eastAsia="Times New Roman" w:hAnsi="Consolas" w:cs="Times New Roman"/>
+                <w:color w:val="6688CC"/>
+                <w:sz w:val="21"/>
+                <w:szCs w:val="21"/>
+                <w:lang w:eastAsia="uk-UA"/>
+              </w:rPr>
+              <w:t xml:space="preserve"> </w:t>
+            </w:r>
+            <w:proofErr w:type="spellStart"/>
+            <w:r>
+              <w:rPr>
+                <w:rFonts w:ascii="Consolas" w:eastAsia="Times New Roman" w:hAnsi="Consolas" w:cs="Times New Roman"/>
+                <w:color w:val="6688CC"/>
+                <w:sz w:val="21"/>
+                <w:szCs w:val="21"/>
+                <w:lang w:eastAsia="uk-UA"/>
+              </w:rPr>
+              <w:t>check</w:t>
+            </w:r>
+            <w:proofErr w:type="spellEnd"/>
+            <w:r>
+              <w:rPr>
+                <w:rFonts w:ascii="Consolas" w:eastAsia="Times New Roman" w:hAnsi="Consolas" w:cs="Times New Roman"/>
+                <w:color w:val="6688CC"/>
+                <w:sz w:val="21"/>
+                <w:szCs w:val="21"/>
+                <w:lang w:eastAsia="uk-UA"/>
+              </w:rPr>
+              <w:t xml:space="preserve"> </w:t>
+            </w:r>
+            <w:proofErr w:type="spellStart"/>
+            <w:r>
+              <w:rPr>
+                <w:rFonts w:ascii="Consolas" w:eastAsia="Times New Roman" w:hAnsi="Consolas" w:cs="Times New Roman"/>
+                <w:color w:val="6688CC"/>
+                <w:sz w:val="21"/>
+                <w:szCs w:val="21"/>
+                <w:lang w:eastAsia="uk-UA"/>
+              </w:rPr>
+              <w:t>system</w:t>
+            </w:r>
+            <w:proofErr w:type="spellEnd"/>
+            <w:r>
+              <w:rPr>
+                <w:rFonts w:ascii="Consolas" w:eastAsia="Times New Roman" w:hAnsi="Consolas" w:cs="Times New Roman"/>
+                <w:color w:val="6688CC"/>
+                <w:sz w:val="21"/>
+                <w:szCs w:val="21"/>
+                <w:lang w:eastAsia="uk-UA"/>
+              </w:rPr>
+              <w:t xml:space="preserve"> </w:t>
+            </w:r>
+            <w:proofErr w:type="spellStart"/>
+            <w:r>
+              <w:rPr>
+                <w:rFonts w:ascii="Consolas" w:eastAsia="Times New Roman" w:hAnsi="Consolas" w:cs="Times New Roman"/>
+                <w:color w:val="6688CC"/>
+                <w:sz w:val="21"/>
+                <w:szCs w:val="21"/>
+                <w:lang w:eastAsia="uk-UA"/>
+              </w:rPr>
+              <w:t>safety</w:t>
+            </w:r>
+            <w:proofErr w:type="spellEnd"/>
+            <w:r>
+              <w:rPr>
+                <w:rFonts w:ascii="Consolas" w:eastAsia="Times New Roman" w:hAnsi="Consolas" w:cs="Times New Roman"/>
+                <w:color w:val="6688CC"/>
+                <w:sz w:val="21"/>
+                <w:szCs w:val="21"/>
+                <w:lang w:eastAsia="uk-UA"/>
+              </w:rPr>
+              <w:t xml:space="preserve"> </w:t>
+            </w:r>
+            <w:proofErr w:type="spellStart"/>
+            <w:r>
+              <w:rPr>
+                <w:rFonts w:ascii="Consolas" w:eastAsia="Times New Roman" w:hAnsi="Consolas" w:cs="Times New Roman"/>
+                <w:color w:val="6688CC"/>
+                <w:sz w:val="21"/>
+                <w:szCs w:val="21"/>
+                <w:lang w:eastAsia="uk-UA"/>
+              </w:rPr>
+              <w:t>using</w:t>
+            </w:r>
+            <w:proofErr w:type="spellEnd"/>
+            <w:r>
+              <w:rPr>
+                <w:rFonts w:ascii="Consolas" w:eastAsia="Times New Roman" w:hAnsi="Consolas" w:cs="Times New Roman"/>
+                <w:color w:val="6688CC"/>
+                <w:sz w:val="21"/>
+                <w:szCs w:val="21"/>
+                <w:lang w:eastAsia="uk-UA"/>
+              </w:rPr>
+              <w:t xml:space="preserve"> ISO/IEC 27001&lt;/</w:t>
+            </w:r>
+            <w:r>
+              <w:rPr>
+                <w:rFonts w:ascii="Consolas" w:eastAsia="Times New Roman" w:hAnsi="Consolas" w:cs="Times New Roman"/>
+                <w:color w:val="225588"/>
+                <w:sz w:val="21"/>
+                <w:szCs w:val="21"/>
+                <w:lang w:eastAsia="uk-UA"/>
+              </w:rPr>
+              <w:t>li</w:t>
+            </w:r>
             <w:r>
               <w:rPr>
                 <w:rFonts w:ascii="Consolas" w:eastAsia="Times New Roman" w:hAnsi="Consolas" w:cs="Times New Roman"/>
@@ -6408,38 +6204,38 @@
                 <w:szCs w:val="21"/>
                 <w:lang w:eastAsia="uk-UA"/>
               </w:rPr>
-              <w:t>                &lt;</w:t>
-            </w:r>
-            <w:r>
-              <w:rPr>
-                <w:rFonts w:ascii="Consolas" w:eastAsia="Times New Roman" w:hAnsi="Consolas" w:cs="Times New Roman"/>
-                <w:color w:val="225588"/>
-                <w:sz w:val="21"/>
-                <w:szCs w:val="21"/>
-                <w:lang w:eastAsia="uk-UA"/>
-              </w:rPr>
-              <w:t>h3</w:t>
-            </w:r>
-            <w:r>
-              <w:rPr>
-                <w:rFonts w:ascii="Consolas" w:eastAsia="Times New Roman" w:hAnsi="Consolas" w:cs="Times New Roman"/>
-                <w:color w:val="6688CC"/>
-                <w:sz w:val="21"/>
-                <w:szCs w:val="21"/>
-                <w:lang w:eastAsia="uk-UA"/>
-              </w:rPr>
-              <w:t>&gt;</w:t>
-            </w:r>
-            <w:proofErr w:type="spellStart"/>
-            <w:r>
-              <w:rPr>
-                <w:rFonts w:ascii="Consolas" w:eastAsia="Times New Roman" w:hAnsi="Consolas" w:cs="Times New Roman"/>
-                <w:color w:val="6688CC"/>
-                <w:sz w:val="21"/>
-                <w:szCs w:val="21"/>
-                <w:lang w:eastAsia="uk-UA"/>
-              </w:rPr>
-              <w:t>Soft</w:t>
+              <w:t>                    &lt;</w:t>
+            </w:r>
+            <w:r>
+              <w:rPr>
+                <w:rFonts w:ascii="Consolas" w:eastAsia="Times New Roman" w:hAnsi="Consolas" w:cs="Times New Roman"/>
+                <w:color w:val="225588"/>
+                <w:sz w:val="21"/>
+                <w:szCs w:val="21"/>
+                <w:lang w:eastAsia="uk-UA"/>
+              </w:rPr>
+              <w:t>li</w:t>
+            </w:r>
+            <w:r>
+              <w:rPr>
+                <w:rFonts w:ascii="Consolas" w:eastAsia="Times New Roman" w:hAnsi="Consolas" w:cs="Times New Roman"/>
+                <w:color w:val="6688CC"/>
+                <w:sz w:val="21"/>
+                <w:szCs w:val="21"/>
+                <w:lang w:eastAsia="uk-UA"/>
+              </w:rPr>
+              <w:t>&gt;</w:t>
+            </w:r>
+            <w:proofErr w:type="spellStart"/>
+            <w:r>
+              <w:rPr>
+                <w:rFonts w:ascii="Consolas" w:eastAsia="Times New Roman" w:hAnsi="Consolas" w:cs="Times New Roman"/>
+                <w:color w:val="6688CC"/>
+                <w:sz w:val="21"/>
+                <w:szCs w:val="21"/>
+                <w:lang w:eastAsia="uk-UA"/>
+              </w:rPr>
+              <w:t>Identification</w:t>
             </w:r>
             <w:proofErr w:type="spellEnd"/>
             <w:r>
@@ -6461,28 +6257,138 @@
                 <w:szCs w:val="21"/>
                 <w:lang w:eastAsia="uk-UA"/>
               </w:rPr>
-              <w:t>skills</w:t>
-            </w:r>
-            <w:proofErr w:type="spellEnd"/>
-            <w:r>
-              <w:rPr>
-                <w:rFonts w:ascii="Consolas" w:eastAsia="Times New Roman" w:hAnsi="Consolas" w:cs="Times New Roman"/>
-                <w:color w:val="6688CC"/>
-                <w:sz w:val="21"/>
-                <w:szCs w:val="21"/>
-                <w:lang w:eastAsia="uk-UA"/>
-              </w:rPr>
-              <w:t>:&lt;/</w:t>
-            </w:r>
-            <w:r>
-              <w:rPr>
-                <w:rFonts w:ascii="Consolas" w:eastAsia="Times New Roman" w:hAnsi="Consolas" w:cs="Times New Roman"/>
-                <w:color w:val="225588"/>
-                <w:sz w:val="21"/>
-                <w:szCs w:val="21"/>
-                <w:lang w:eastAsia="uk-UA"/>
-              </w:rPr>
-              <w:t>h3</w:t>
+              <w:t>of</w:t>
+            </w:r>
+            <w:proofErr w:type="spellEnd"/>
+            <w:r>
+              <w:rPr>
+                <w:rFonts w:ascii="Consolas" w:eastAsia="Times New Roman" w:hAnsi="Consolas" w:cs="Times New Roman"/>
+                <w:color w:val="6688CC"/>
+                <w:sz w:val="21"/>
+                <w:szCs w:val="21"/>
+                <w:lang w:eastAsia="uk-UA"/>
+              </w:rPr>
+              <w:t xml:space="preserve"> </w:t>
+            </w:r>
+            <w:proofErr w:type="spellStart"/>
+            <w:r>
+              <w:rPr>
+                <w:rFonts w:ascii="Consolas" w:eastAsia="Times New Roman" w:hAnsi="Consolas" w:cs="Times New Roman"/>
+                <w:color w:val="6688CC"/>
+                <w:sz w:val="21"/>
+                <w:szCs w:val="21"/>
+                <w:lang w:eastAsia="uk-UA"/>
+              </w:rPr>
+              <w:t>potential</w:t>
+            </w:r>
+            <w:proofErr w:type="spellEnd"/>
+            <w:r>
+              <w:rPr>
+                <w:rFonts w:ascii="Consolas" w:eastAsia="Times New Roman" w:hAnsi="Consolas" w:cs="Times New Roman"/>
+                <w:color w:val="6688CC"/>
+                <w:sz w:val="21"/>
+                <w:szCs w:val="21"/>
+                <w:lang w:eastAsia="uk-UA"/>
+              </w:rPr>
+              <w:t xml:space="preserve"> </w:t>
+            </w:r>
+            <w:proofErr w:type="spellStart"/>
+            <w:r>
+              <w:rPr>
+                <w:rFonts w:ascii="Consolas" w:eastAsia="Times New Roman" w:hAnsi="Consolas" w:cs="Times New Roman"/>
+                <w:color w:val="6688CC"/>
+                <w:sz w:val="21"/>
+                <w:szCs w:val="21"/>
+                <w:lang w:eastAsia="uk-UA"/>
+              </w:rPr>
+              <w:t>cyberthreats</w:t>
+            </w:r>
+            <w:proofErr w:type="spellEnd"/>
+            <w:r>
+              <w:rPr>
+                <w:rFonts w:ascii="Consolas" w:eastAsia="Times New Roman" w:hAnsi="Consolas" w:cs="Times New Roman"/>
+                <w:color w:val="6688CC"/>
+                <w:sz w:val="21"/>
+                <w:szCs w:val="21"/>
+                <w:lang w:eastAsia="uk-UA"/>
+              </w:rPr>
+              <w:t xml:space="preserve"> </w:t>
+            </w:r>
+            <w:proofErr w:type="spellStart"/>
+            <w:r>
+              <w:rPr>
+                <w:rFonts w:ascii="Consolas" w:eastAsia="Times New Roman" w:hAnsi="Consolas" w:cs="Times New Roman"/>
+                <w:color w:val="6688CC"/>
+                <w:sz w:val="21"/>
+                <w:szCs w:val="21"/>
+                <w:lang w:eastAsia="uk-UA"/>
+              </w:rPr>
+              <w:t>and</w:t>
+            </w:r>
+            <w:proofErr w:type="spellEnd"/>
+            <w:r>
+              <w:rPr>
+                <w:rFonts w:ascii="Consolas" w:eastAsia="Times New Roman" w:hAnsi="Consolas" w:cs="Times New Roman"/>
+                <w:color w:val="6688CC"/>
+                <w:sz w:val="21"/>
+                <w:szCs w:val="21"/>
+                <w:lang w:eastAsia="uk-UA"/>
+              </w:rPr>
+              <w:t xml:space="preserve"> </w:t>
+            </w:r>
+            <w:proofErr w:type="spellStart"/>
+            <w:r>
+              <w:rPr>
+                <w:rFonts w:ascii="Consolas" w:eastAsia="Times New Roman" w:hAnsi="Consolas" w:cs="Times New Roman"/>
+                <w:color w:val="6688CC"/>
+                <w:sz w:val="21"/>
+                <w:szCs w:val="21"/>
+                <w:lang w:eastAsia="uk-UA"/>
+              </w:rPr>
+              <w:t>system</w:t>
+            </w:r>
+            <w:proofErr w:type="spellEnd"/>
+            <w:r>
+              <w:rPr>
+                <w:rFonts w:ascii="Consolas" w:eastAsia="Times New Roman" w:hAnsi="Consolas" w:cs="Times New Roman"/>
+                <w:color w:val="6688CC"/>
+                <w:sz w:val="21"/>
+                <w:szCs w:val="21"/>
+                <w:lang w:eastAsia="uk-UA"/>
+              </w:rPr>
+              <w:t xml:space="preserve"> </w:t>
+            </w:r>
+            <w:proofErr w:type="spellStart"/>
+            <w:r>
+              <w:rPr>
+                <w:rFonts w:ascii="Consolas" w:eastAsia="Times New Roman" w:hAnsi="Consolas" w:cs="Times New Roman"/>
+                <w:color w:val="6688CC"/>
+                <w:sz w:val="21"/>
+                <w:szCs w:val="21"/>
+                <w:lang w:eastAsia="uk-UA"/>
+              </w:rPr>
+              <w:t>vulnerabilities</w:t>
+            </w:r>
+            <w:proofErr w:type="spellEnd"/>
+            <w:r>
+              <w:rPr>
+                <w:rFonts w:ascii="Consolas" w:eastAsia="Times New Roman" w:hAnsi="Consolas" w:cs="Times New Roman"/>
+                <w:color w:val="6688CC"/>
+                <w:sz w:val="21"/>
+                <w:szCs w:val="21"/>
+                <w:lang w:eastAsia="uk-UA"/>
+              </w:rPr>
+              <w:t xml:space="preserve"> &lt;/</w:t>
+            </w:r>
+            <w:r>
+              <w:rPr>
+                <w:rFonts w:ascii="Consolas" w:eastAsia="Times New Roman" w:hAnsi="Consolas" w:cs="Times New Roman"/>
+                <w:color w:val="225588"/>
+                <w:sz w:val="21"/>
+                <w:szCs w:val="21"/>
+                <w:lang w:eastAsia="uk-UA"/>
+              </w:rPr>
+              <w:t>li</w:t>
             </w:r>
             <w:r>
               <w:rPr>
@@ -6515,7 +6421,7 @@
                 <w:szCs w:val="21"/>
                 <w:lang w:eastAsia="uk-UA"/>
               </w:rPr>
-              <w:t>                &lt;</w:t>
+              <w:t>                &lt;/</w:t>
             </w:r>
             <w:proofErr w:type="spellStart"/>
             <w:r>
@@ -6560,38 +6466,38 @@
                 <w:szCs w:val="21"/>
                 <w:lang w:eastAsia="uk-UA"/>
               </w:rPr>
-              <w:t>                    &lt;</w:t>
-            </w:r>
-            <w:r>
-              <w:rPr>
-                <w:rFonts w:ascii="Consolas" w:eastAsia="Times New Roman" w:hAnsi="Consolas" w:cs="Times New Roman"/>
-                <w:color w:val="225588"/>
-                <w:sz w:val="21"/>
-                <w:szCs w:val="21"/>
-                <w:lang w:eastAsia="uk-UA"/>
-              </w:rPr>
-              <w:t>li</w:t>
-            </w:r>
-            <w:r>
-              <w:rPr>
-                <w:rFonts w:ascii="Consolas" w:eastAsia="Times New Roman" w:hAnsi="Consolas" w:cs="Times New Roman"/>
-                <w:color w:val="6688CC"/>
-                <w:sz w:val="21"/>
-                <w:szCs w:val="21"/>
-                <w:lang w:eastAsia="uk-UA"/>
-              </w:rPr>
-              <w:t>&gt;</w:t>
-            </w:r>
-            <w:proofErr w:type="spellStart"/>
-            <w:r>
-              <w:rPr>
-                <w:rFonts w:ascii="Consolas" w:eastAsia="Times New Roman" w:hAnsi="Consolas" w:cs="Times New Roman"/>
-                <w:color w:val="6688CC"/>
-                <w:sz w:val="21"/>
-                <w:szCs w:val="21"/>
-                <w:lang w:eastAsia="uk-UA"/>
-              </w:rPr>
-              <w:t>Communication</w:t>
+              <w:t>                &lt;</w:t>
+            </w:r>
+            <w:r>
+              <w:rPr>
+                <w:rFonts w:ascii="Consolas" w:eastAsia="Times New Roman" w:hAnsi="Consolas" w:cs="Times New Roman"/>
+                <w:color w:val="225588"/>
+                <w:sz w:val="21"/>
+                <w:szCs w:val="21"/>
+                <w:lang w:eastAsia="uk-UA"/>
+              </w:rPr>
+              <w:t>h3</w:t>
+            </w:r>
+            <w:r>
+              <w:rPr>
+                <w:rFonts w:ascii="Consolas" w:eastAsia="Times New Roman" w:hAnsi="Consolas" w:cs="Times New Roman"/>
+                <w:color w:val="6688CC"/>
+                <w:sz w:val="21"/>
+                <w:szCs w:val="21"/>
+                <w:lang w:eastAsia="uk-UA"/>
+              </w:rPr>
+              <w:t>&gt;</w:t>
+            </w:r>
+            <w:proofErr w:type="spellStart"/>
+            <w:r>
+              <w:rPr>
+                <w:rFonts w:ascii="Consolas" w:eastAsia="Times New Roman" w:hAnsi="Consolas" w:cs="Times New Roman"/>
+                <w:color w:val="6688CC"/>
+                <w:sz w:val="21"/>
+                <w:szCs w:val="21"/>
+                <w:lang w:eastAsia="uk-UA"/>
+              </w:rPr>
+              <w:t>Soft</w:t>
             </w:r>
             <w:proofErr w:type="spellEnd"/>
             <w:r>
@@ -6624,17 +6530,17 @@
                 <w:szCs w:val="21"/>
                 <w:lang w:eastAsia="uk-UA"/>
               </w:rPr>
-              <w:t>&lt;/</w:t>
-            </w:r>
-            <w:r>
-              <w:rPr>
-                <w:rFonts w:ascii="Consolas" w:eastAsia="Times New Roman" w:hAnsi="Consolas" w:cs="Times New Roman"/>
-                <w:color w:val="225588"/>
-                <w:sz w:val="21"/>
-                <w:szCs w:val="21"/>
-                <w:lang w:eastAsia="uk-UA"/>
-              </w:rPr>
-              <w:t>li</w:t>
+              <w:t>:&lt;/</w:t>
+            </w:r>
+            <w:r>
+              <w:rPr>
+                <w:rFonts w:ascii="Consolas" w:eastAsia="Times New Roman" w:hAnsi="Consolas" w:cs="Times New Roman"/>
+                <w:color w:val="225588"/>
+                <w:sz w:val="21"/>
+                <w:szCs w:val="21"/>
+                <w:lang w:eastAsia="uk-UA"/>
+              </w:rPr>
+              <w:t>h3</w:t>
             </w:r>
             <w:r>
               <w:rPr>
@@ -6667,104 +6573,20 @@
                 <w:szCs w:val="21"/>
                 <w:lang w:eastAsia="uk-UA"/>
               </w:rPr>
-              <w:t>                    &lt;</w:t>
-            </w:r>
-            <w:r>
-              <w:rPr>
-                <w:rFonts w:ascii="Consolas" w:eastAsia="Times New Roman" w:hAnsi="Consolas" w:cs="Times New Roman"/>
-                <w:color w:val="225588"/>
-                <w:sz w:val="21"/>
-                <w:szCs w:val="21"/>
-                <w:lang w:eastAsia="uk-UA"/>
-              </w:rPr>
-              <w:t>li</w:t>
-            </w:r>
-            <w:r>
-              <w:rPr>
-                <w:rFonts w:ascii="Consolas" w:eastAsia="Times New Roman" w:hAnsi="Consolas" w:cs="Times New Roman"/>
-                <w:color w:val="6688CC"/>
-                <w:sz w:val="21"/>
-                <w:szCs w:val="21"/>
-                <w:lang w:eastAsia="uk-UA"/>
-              </w:rPr>
-              <w:t>&gt;</w:t>
-            </w:r>
-            <w:proofErr w:type="spellStart"/>
-            <w:r>
-              <w:rPr>
-                <w:rFonts w:ascii="Consolas" w:eastAsia="Times New Roman" w:hAnsi="Consolas" w:cs="Times New Roman"/>
-                <w:color w:val="6688CC"/>
-                <w:sz w:val="21"/>
-                <w:szCs w:val="21"/>
-                <w:lang w:eastAsia="uk-UA"/>
-              </w:rPr>
-              <w:t>Attentive</w:t>
-            </w:r>
-            <w:proofErr w:type="spellEnd"/>
-            <w:r>
-              <w:rPr>
-                <w:rFonts w:ascii="Consolas" w:eastAsia="Times New Roman" w:hAnsi="Consolas" w:cs="Times New Roman"/>
-                <w:color w:val="6688CC"/>
-                <w:sz w:val="21"/>
-                <w:szCs w:val="21"/>
-                <w:lang w:eastAsia="uk-UA"/>
-              </w:rPr>
-              <w:t xml:space="preserve"> </w:t>
-            </w:r>
-            <w:proofErr w:type="spellStart"/>
-            <w:r>
-              <w:rPr>
-                <w:rFonts w:ascii="Consolas" w:eastAsia="Times New Roman" w:hAnsi="Consolas" w:cs="Times New Roman"/>
-                <w:color w:val="6688CC"/>
-                <w:sz w:val="21"/>
-                <w:szCs w:val="21"/>
-                <w:lang w:eastAsia="uk-UA"/>
-              </w:rPr>
-              <w:t>to</w:t>
-            </w:r>
-            <w:proofErr w:type="spellEnd"/>
-            <w:r>
-              <w:rPr>
-                <w:rFonts w:ascii="Consolas" w:eastAsia="Times New Roman" w:hAnsi="Consolas" w:cs="Times New Roman"/>
-                <w:color w:val="6688CC"/>
-                <w:sz w:val="21"/>
-                <w:szCs w:val="21"/>
-                <w:lang w:eastAsia="uk-UA"/>
-              </w:rPr>
-              <w:t xml:space="preserve"> </w:t>
-            </w:r>
-            <w:proofErr w:type="spellStart"/>
-            <w:r>
-              <w:rPr>
-                <w:rFonts w:ascii="Consolas" w:eastAsia="Times New Roman" w:hAnsi="Consolas" w:cs="Times New Roman"/>
-                <w:color w:val="6688CC"/>
-                <w:sz w:val="21"/>
-                <w:szCs w:val="21"/>
-                <w:lang w:eastAsia="uk-UA"/>
-              </w:rPr>
-              <w:t>details</w:t>
-            </w:r>
-            <w:proofErr w:type="spellEnd"/>
-            <w:r>
-              <w:rPr>
-                <w:rFonts w:ascii="Consolas" w:eastAsia="Times New Roman" w:hAnsi="Consolas" w:cs="Times New Roman"/>
-                <w:color w:val="6688CC"/>
-                <w:sz w:val="21"/>
-                <w:szCs w:val="21"/>
-                <w:lang w:eastAsia="uk-UA"/>
-              </w:rPr>
-              <w:t>&lt;/</w:t>
-            </w:r>
-            <w:r>
-              <w:rPr>
-                <w:rFonts w:ascii="Consolas" w:eastAsia="Times New Roman" w:hAnsi="Consolas" w:cs="Times New Roman"/>
-                <w:color w:val="225588"/>
-                <w:sz w:val="21"/>
-                <w:szCs w:val="21"/>
-                <w:lang w:eastAsia="uk-UA"/>
-              </w:rPr>
-              <w:t>li</w:t>
-            </w:r>
+              <w:t>                &lt;</w:t>
+            </w:r>
+            <w:proofErr w:type="spellStart"/>
+            <w:r>
+              <w:rPr>
+                <w:rFonts w:ascii="Consolas" w:eastAsia="Times New Roman" w:hAnsi="Consolas" w:cs="Times New Roman"/>
+                <w:color w:val="225588"/>
+                <w:sz w:val="21"/>
+                <w:szCs w:val="21"/>
+                <w:lang w:eastAsia="uk-UA"/>
+              </w:rPr>
+              <w:t>ul</w:t>
+            </w:r>
+            <w:proofErr w:type="spellEnd"/>
             <w:r>
               <w:rPr>
                 <w:rFonts w:ascii="Consolas" w:eastAsia="Times New Roman" w:hAnsi="Consolas" w:cs="Times New Roman"/>
@@ -6827,7 +6649,29 @@
                 <w:szCs w:val="21"/>
                 <w:lang w:eastAsia="uk-UA"/>
               </w:rPr>
-              <w:t>Adaptability</w:t>
+              <w:t>Communication</w:t>
+            </w:r>
+            <w:proofErr w:type="spellEnd"/>
+            <w:r>
+              <w:rPr>
+                <w:rFonts w:ascii="Consolas" w:eastAsia="Times New Roman" w:hAnsi="Consolas" w:cs="Times New Roman"/>
+                <w:color w:val="6688CC"/>
+                <w:sz w:val="21"/>
+                <w:szCs w:val="21"/>
+                <w:lang w:eastAsia="uk-UA"/>
+              </w:rPr>
+              <w:t xml:space="preserve"> </w:t>
+            </w:r>
+            <w:proofErr w:type="spellStart"/>
+            <w:r>
+              <w:rPr>
+                <w:rFonts w:ascii="Consolas" w:eastAsia="Times New Roman" w:hAnsi="Consolas" w:cs="Times New Roman"/>
+                <w:color w:val="6688CC"/>
+                <w:sz w:val="21"/>
+                <w:szCs w:val="21"/>
+                <w:lang w:eastAsia="uk-UA"/>
+              </w:rPr>
+              <w:t>skills</w:t>
             </w:r>
             <w:proofErr w:type="spellEnd"/>
             <w:r>
@@ -6881,20 +6725,104 @@
                 <w:szCs w:val="21"/>
                 <w:lang w:eastAsia="uk-UA"/>
               </w:rPr>
-              <w:t>                &lt;/</w:t>
-            </w:r>
-            <w:proofErr w:type="spellStart"/>
-            <w:r>
-              <w:rPr>
-                <w:rFonts w:ascii="Consolas" w:eastAsia="Times New Roman" w:hAnsi="Consolas" w:cs="Times New Roman"/>
-                <w:color w:val="225588"/>
-                <w:sz w:val="21"/>
-                <w:szCs w:val="21"/>
-                <w:lang w:eastAsia="uk-UA"/>
-              </w:rPr>
-              <w:t>ul</w:t>
-            </w:r>
-            <w:proofErr w:type="spellEnd"/>
+              <w:t>                    &lt;</w:t>
+            </w:r>
+            <w:r>
+              <w:rPr>
+                <w:rFonts w:ascii="Consolas" w:eastAsia="Times New Roman" w:hAnsi="Consolas" w:cs="Times New Roman"/>
+                <w:color w:val="225588"/>
+                <w:sz w:val="21"/>
+                <w:szCs w:val="21"/>
+                <w:lang w:eastAsia="uk-UA"/>
+              </w:rPr>
+              <w:t>li</w:t>
+            </w:r>
+            <w:r>
+              <w:rPr>
+                <w:rFonts w:ascii="Consolas" w:eastAsia="Times New Roman" w:hAnsi="Consolas" w:cs="Times New Roman"/>
+                <w:color w:val="6688CC"/>
+                <w:sz w:val="21"/>
+                <w:szCs w:val="21"/>
+                <w:lang w:eastAsia="uk-UA"/>
+              </w:rPr>
+              <w:t>&gt;</w:t>
+            </w:r>
+            <w:proofErr w:type="spellStart"/>
+            <w:r>
+              <w:rPr>
+                <w:rFonts w:ascii="Consolas" w:eastAsia="Times New Roman" w:hAnsi="Consolas" w:cs="Times New Roman"/>
+                <w:color w:val="6688CC"/>
+                <w:sz w:val="21"/>
+                <w:szCs w:val="21"/>
+                <w:lang w:eastAsia="uk-UA"/>
+              </w:rPr>
+              <w:t>Attentive</w:t>
+            </w:r>
+            <w:proofErr w:type="spellEnd"/>
+            <w:r>
+              <w:rPr>
+                <w:rFonts w:ascii="Consolas" w:eastAsia="Times New Roman" w:hAnsi="Consolas" w:cs="Times New Roman"/>
+                <w:color w:val="6688CC"/>
+                <w:sz w:val="21"/>
+                <w:szCs w:val="21"/>
+                <w:lang w:eastAsia="uk-UA"/>
+              </w:rPr>
+              <w:t xml:space="preserve"> </w:t>
+            </w:r>
+            <w:proofErr w:type="spellStart"/>
+            <w:r>
+              <w:rPr>
+                <w:rFonts w:ascii="Consolas" w:eastAsia="Times New Roman" w:hAnsi="Consolas" w:cs="Times New Roman"/>
+                <w:color w:val="6688CC"/>
+                <w:sz w:val="21"/>
+                <w:szCs w:val="21"/>
+                <w:lang w:eastAsia="uk-UA"/>
+              </w:rPr>
+              <w:t>to</w:t>
+            </w:r>
+            <w:proofErr w:type="spellEnd"/>
+            <w:r>
+              <w:rPr>
+                <w:rFonts w:ascii="Consolas" w:eastAsia="Times New Roman" w:hAnsi="Consolas" w:cs="Times New Roman"/>
+                <w:color w:val="6688CC"/>
+                <w:sz w:val="21"/>
+                <w:szCs w:val="21"/>
+                <w:lang w:eastAsia="uk-UA"/>
+              </w:rPr>
+              <w:t xml:space="preserve"> </w:t>
+            </w:r>
+            <w:proofErr w:type="spellStart"/>
+            <w:r>
+              <w:rPr>
+                <w:rFonts w:ascii="Consolas" w:eastAsia="Times New Roman" w:hAnsi="Consolas" w:cs="Times New Roman"/>
+                <w:color w:val="6688CC"/>
+                <w:sz w:val="21"/>
+                <w:szCs w:val="21"/>
+                <w:lang w:eastAsia="uk-UA"/>
+              </w:rPr>
+              <w:t>details</w:t>
+            </w:r>
+            <w:proofErr w:type="spellEnd"/>
+            <w:r>
+              <w:rPr>
+                <w:rFonts w:ascii="Consolas" w:eastAsia="Times New Roman" w:hAnsi="Consolas" w:cs="Times New Roman"/>
+                <w:color w:val="6688CC"/>
+                <w:sz w:val="21"/>
+                <w:szCs w:val="21"/>
+                <w:lang w:eastAsia="uk-UA"/>
+              </w:rPr>
+              <w:t>&lt;/</w:t>
+            </w:r>
+            <w:r>
+              <w:rPr>
+                <w:rFonts w:ascii="Consolas" w:eastAsia="Times New Roman" w:hAnsi="Consolas" w:cs="Times New Roman"/>
+                <w:color w:val="225588"/>
+                <w:sz w:val="21"/>
+                <w:szCs w:val="21"/>
+                <w:lang w:eastAsia="uk-UA"/>
+              </w:rPr>
+              <w:t>li</w:t>
+            </w:r>
             <w:r>
               <w:rPr>
                 <w:rFonts w:ascii="Consolas" w:eastAsia="Times New Roman" w:hAnsi="Consolas" w:cs="Times New Roman"/>
@@ -6926,20 +6854,60 @@
                 <w:szCs w:val="21"/>
                 <w:lang w:eastAsia="uk-UA"/>
               </w:rPr>
-              <w:t>            &lt;/</w:t>
-            </w:r>
-            <w:proofErr w:type="spellStart"/>
-            <w:r>
-              <w:rPr>
-                <w:rFonts w:ascii="Consolas" w:eastAsia="Times New Roman" w:hAnsi="Consolas" w:cs="Times New Roman"/>
-                <w:color w:val="225588"/>
-                <w:sz w:val="21"/>
-                <w:szCs w:val="21"/>
-                <w:lang w:eastAsia="uk-UA"/>
-              </w:rPr>
-              <w:t>article</w:t>
-            </w:r>
-            <w:proofErr w:type="spellEnd"/>
+              <w:t>                    &lt;</w:t>
+            </w:r>
+            <w:r>
+              <w:rPr>
+                <w:rFonts w:ascii="Consolas" w:eastAsia="Times New Roman" w:hAnsi="Consolas" w:cs="Times New Roman"/>
+                <w:color w:val="225588"/>
+                <w:sz w:val="21"/>
+                <w:szCs w:val="21"/>
+                <w:lang w:eastAsia="uk-UA"/>
+              </w:rPr>
+              <w:t>li</w:t>
+            </w:r>
+            <w:r>
+              <w:rPr>
+                <w:rFonts w:ascii="Consolas" w:eastAsia="Times New Roman" w:hAnsi="Consolas" w:cs="Times New Roman"/>
+                <w:color w:val="6688CC"/>
+                <w:sz w:val="21"/>
+                <w:szCs w:val="21"/>
+                <w:lang w:eastAsia="uk-UA"/>
+              </w:rPr>
+              <w:t>&gt;</w:t>
+            </w:r>
+            <w:proofErr w:type="spellStart"/>
+            <w:r>
+              <w:rPr>
+                <w:rFonts w:ascii="Consolas" w:eastAsia="Times New Roman" w:hAnsi="Consolas" w:cs="Times New Roman"/>
+                <w:color w:val="6688CC"/>
+                <w:sz w:val="21"/>
+                <w:szCs w:val="21"/>
+                <w:lang w:eastAsia="uk-UA"/>
+              </w:rPr>
+              <w:t>Adaptability</w:t>
+            </w:r>
+            <w:proofErr w:type="spellEnd"/>
+            <w:r>
+              <w:rPr>
+                <w:rFonts w:ascii="Consolas" w:eastAsia="Times New Roman" w:hAnsi="Consolas" w:cs="Times New Roman"/>
+                <w:color w:val="6688CC"/>
+                <w:sz w:val="21"/>
+                <w:szCs w:val="21"/>
+                <w:lang w:eastAsia="uk-UA"/>
+              </w:rPr>
+              <w:t>&lt;/</w:t>
+            </w:r>
+            <w:r>
+              <w:rPr>
+                <w:rFonts w:ascii="Consolas" w:eastAsia="Times New Roman" w:hAnsi="Consolas" w:cs="Times New Roman"/>
+                <w:color w:val="225588"/>
+                <w:sz w:val="21"/>
+                <w:szCs w:val="21"/>
+                <w:lang w:eastAsia="uk-UA"/>
+              </w:rPr>
+              <w:t>li</w:t>
+            </w:r>
             <w:r>
               <w:rPr>
                 <w:rFonts w:ascii="Consolas" w:eastAsia="Times New Roman" w:hAnsi="Consolas" w:cs="Times New Roman"/>
@@ -6963,6 +6931,38 @@
                 <w:lang w:eastAsia="uk-UA"/>
               </w:rPr>
             </w:pPr>
+            <w:r>
+              <w:rPr>
+                <w:rFonts w:ascii="Consolas" w:eastAsia="Times New Roman" w:hAnsi="Consolas" w:cs="Times New Roman"/>
+                <w:color w:val="6688CC"/>
+                <w:sz w:val="21"/>
+                <w:szCs w:val="21"/>
+                <w:lang w:eastAsia="uk-UA"/>
+              </w:rPr>
+              <w:t>                &lt;/</w:t>
+            </w:r>
+            <w:proofErr w:type="spellStart"/>
+            <w:r>
+              <w:rPr>
+                <w:rFonts w:ascii="Consolas" w:eastAsia="Times New Roman" w:hAnsi="Consolas" w:cs="Times New Roman"/>
+                <w:color w:val="225588"/>
+                <w:sz w:val="21"/>
+                <w:szCs w:val="21"/>
+                <w:lang w:eastAsia="uk-UA"/>
+              </w:rPr>
+              <w:t>ul</w:t>
+            </w:r>
+            <w:proofErr w:type="spellEnd"/>
+            <w:r>
+              <w:rPr>
+                <w:rFonts w:ascii="Consolas" w:eastAsia="Times New Roman" w:hAnsi="Consolas" w:cs="Times New Roman"/>
+                <w:color w:val="6688CC"/>
+                <w:sz w:val="21"/>
+                <w:szCs w:val="21"/>
+                <w:lang w:eastAsia="uk-UA"/>
+              </w:rPr>
+              <w:t>&gt;</w:t>
+            </w:r>
           </w:p>
           <w:p>
             <w:pPr>
@@ -6984,7 +6984,7 @@
                 <w:szCs w:val="21"/>
                 <w:lang w:eastAsia="uk-UA"/>
               </w:rPr>
-              <w:t>            &lt;</w:t>
+              <w:t>            &lt;/</w:t>
             </w:r>
             <w:proofErr w:type="spellStart"/>
             <w:r>
@@ -7021,78 +7021,6 @@
                 <w:lang w:eastAsia="uk-UA"/>
               </w:rPr>
             </w:pPr>
-            <w:r>
-              <w:rPr>
-                <w:rFonts w:ascii="Consolas" w:eastAsia="Times New Roman" w:hAnsi="Consolas" w:cs="Times New Roman"/>
-                <w:color w:val="6688CC"/>
-                <w:sz w:val="21"/>
-                <w:szCs w:val="21"/>
-                <w:lang w:eastAsia="uk-UA"/>
-              </w:rPr>
-              <w:t>                &lt;</w:t>
-            </w:r>
-            <w:r>
-              <w:rPr>
-                <w:rFonts w:ascii="Consolas" w:eastAsia="Times New Roman" w:hAnsi="Consolas" w:cs="Times New Roman"/>
-                <w:color w:val="225588"/>
-                <w:sz w:val="21"/>
-                <w:szCs w:val="21"/>
-                <w:lang w:eastAsia="uk-UA"/>
-              </w:rPr>
-              <w:t>h2</w:t>
-            </w:r>
-            <w:r>
-              <w:rPr>
-                <w:rFonts w:ascii="Consolas" w:eastAsia="Times New Roman" w:hAnsi="Consolas" w:cs="Times New Roman"/>
-                <w:color w:val="6688CC"/>
-                <w:sz w:val="21"/>
-                <w:szCs w:val="21"/>
-                <w:lang w:eastAsia="uk-UA"/>
-              </w:rPr>
-              <w:t>&gt;</w:t>
-            </w:r>
-            <w:proofErr w:type="spellStart"/>
-            <w:r>
-              <w:rPr>
-                <w:rFonts w:ascii="Consolas" w:eastAsia="Times New Roman" w:hAnsi="Consolas" w:cs="Times New Roman"/>
-                <w:color w:val="6688CC"/>
-                <w:sz w:val="21"/>
-                <w:szCs w:val="21"/>
-                <w:lang w:eastAsia="uk-UA"/>
-              </w:rPr>
-              <w:t>Languages</w:t>
-            </w:r>
-            <w:proofErr w:type="spellEnd"/>
-            <w:r>
-              <w:rPr>
-                <w:rFonts w:ascii="Consolas" w:eastAsia="Times New Roman" w:hAnsi="Consolas" w:cs="Times New Roman"/>
-                <w:color w:val="6688CC"/>
-                <w:sz w:val="21"/>
-                <w:szCs w:val="21"/>
-                <w:lang w:eastAsia="uk-UA"/>
-              </w:rPr>
-              <w:t>:&lt;/</w:t>
-            </w:r>
-            <w:r>
-              <w:rPr>
-                <w:rFonts w:ascii="Consolas" w:eastAsia="Times New Roman" w:hAnsi="Consolas" w:cs="Times New Roman"/>
-                <w:color w:val="225588"/>
-                <w:sz w:val="21"/>
-                <w:szCs w:val="21"/>
-                <w:lang w:eastAsia="uk-UA"/>
-              </w:rPr>
-              <w:t>h2</w:t>
-            </w:r>
-            <w:r>
-              <w:rPr>
-                <w:rFonts w:ascii="Consolas" w:eastAsia="Times New Roman" w:hAnsi="Consolas" w:cs="Times New Roman"/>
-                <w:color w:val="6688CC"/>
-                <w:sz w:val="21"/>
-                <w:szCs w:val="21"/>
-                <w:lang w:eastAsia="uk-UA"/>
-              </w:rPr>
-              <w:t>&gt;</w:t>
-            </w:r>
           </w:p>
           <w:p>
             <w:pPr>
@@ -7114,18 +7042,18 @@
                 <w:szCs w:val="21"/>
                 <w:lang w:eastAsia="uk-UA"/>
               </w:rPr>
-              <w:t>                &lt;</w:t>
-            </w:r>
-            <w:proofErr w:type="spellStart"/>
-            <w:r>
-              <w:rPr>
-                <w:rFonts w:ascii="Consolas" w:eastAsia="Times New Roman" w:hAnsi="Consolas" w:cs="Times New Roman"/>
-                <w:color w:val="225588"/>
-                <w:sz w:val="21"/>
-                <w:szCs w:val="21"/>
-                <w:lang w:eastAsia="uk-UA"/>
-              </w:rPr>
-              <w:t>ul</w:t>
+              <w:t>            &lt;</w:t>
+            </w:r>
+            <w:proofErr w:type="spellStart"/>
+            <w:r>
+              <w:rPr>
+                <w:rFonts w:ascii="Consolas" w:eastAsia="Times New Roman" w:hAnsi="Consolas" w:cs="Times New Roman"/>
+                <w:color w:val="225588"/>
+                <w:sz w:val="21"/>
+                <w:szCs w:val="21"/>
+                <w:lang w:eastAsia="uk-UA"/>
+              </w:rPr>
+              <w:t>article</w:t>
             </w:r>
             <w:proofErr w:type="spellEnd"/>
             <w:r>
@@ -7159,81 +7087,59 @@
                 <w:szCs w:val="21"/>
                 <w:lang w:eastAsia="uk-UA"/>
               </w:rPr>
-              <w:t>                    &lt;</w:t>
-            </w:r>
-            <w:r>
-              <w:rPr>
-                <w:rFonts w:ascii="Consolas" w:eastAsia="Times New Roman" w:hAnsi="Consolas" w:cs="Times New Roman"/>
-                <w:color w:val="225588"/>
-                <w:sz w:val="21"/>
-                <w:szCs w:val="21"/>
-                <w:lang w:eastAsia="uk-UA"/>
-              </w:rPr>
-              <w:t>li</w:t>
-            </w:r>
-            <w:r>
-              <w:rPr>
-                <w:rFonts w:ascii="Consolas" w:eastAsia="Times New Roman" w:hAnsi="Consolas" w:cs="Times New Roman"/>
-                <w:color w:val="6688CC"/>
-                <w:sz w:val="21"/>
-                <w:szCs w:val="21"/>
-                <w:lang w:eastAsia="uk-UA"/>
-              </w:rPr>
-              <w:t>&gt;</w:t>
-            </w:r>
-            <w:proofErr w:type="spellStart"/>
-            <w:r>
-              <w:rPr>
-                <w:rFonts w:ascii="Consolas" w:eastAsia="Times New Roman" w:hAnsi="Consolas" w:cs="Times New Roman"/>
-                <w:color w:val="6688CC"/>
-                <w:sz w:val="21"/>
-                <w:szCs w:val="21"/>
-                <w:lang w:eastAsia="uk-UA"/>
-              </w:rPr>
-              <w:t>Ukranian</w:t>
-            </w:r>
-            <w:proofErr w:type="spellEnd"/>
-            <w:r>
-              <w:rPr>
-                <w:rFonts w:ascii="Consolas" w:eastAsia="Times New Roman" w:hAnsi="Consolas" w:cs="Times New Roman"/>
-                <w:color w:val="6688CC"/>
-                <w:sz w:val="21"/>
-                <w:szCs w:val="21"/>
-                <w:lang w:eastAsia="uk-UA"/>
-              </w:rPr>
-              <w:t xml:space="preserve"> - </w:t>
-            </w:r>
-            <w:proofErr w:type="spellStart"/>
-            <w:r>
-              <w:rPr>
-                <w:rFonts w:ascii="Consolas" w:eastAsia="Times New Roman" w:hAnsi="Consolas" w:cs="Times New Roman"/>
-                <w:color w:val="6688CC"/>
-                <w:sz w:val="21"/>
-                <w:szCs w:val="21"/>
-                <w:lang w:eastAsia="uk-UA"/>
-              </w:rPr>
-              <w:t>native</w:t>
-            </w:r>
-            <w:proofErr w:type="spellEnd"/>
-            <w:r>
-              <w:rPr>
-                <w:rFonts w:ascii="Consolas" w:eastAsia="Times New Roman" w:hAnsi="Consolas" w:cs="Times New Roman"/>
-                <w:color w:val="6688CC"/>
-                <w:sz w:val="21"/>
-                <w:szCs w:val="21"/>
-                <w:lang w:eastAsia="uk-UA"/>
-              </w:rPr>
-              <w:t>&lt;/</w:t>
-            </w:r>
-            <w:r>
-              <w:rPr>
-                <w:rFonts w:ascii="Consolas" w:eastAsia="Times New Roman" w:hAnsi="Consolas" w:cs="Times New Roman"/>
-                <w:color w:val="225588"/>
-                <w:sz w:val="21"/>
-                <w:szCs w:val="21"/>
-                <w:lang w:eastAsia="uk-UA"/>
-              </w:rPr>
-              <w:t>li</w:t>
+              <w:t>                &lt;</w:t>
+            </w:r>
+            <w:r>
+              <w:rPr>
+                <w:rFonts w:ascii="Consolas" w:eastAsia="Times New Roman" w:hAnsi="Consolas" w:cs="Times New Roman"/>
+                <w:color w:val="225588"/>
+                <w:sz w:val="21"/>
+                <w:szCs w:val="21"/>
+                <w:lang w:eastAsia="uk-UA"/>
+              </w:rPr>
+              <w:t>h2</w:t>
+            </w:r>
+            <w:r>
+              <w:rPr>
+                <w:rFonts w:ascii="Consolas" w:eastAsia="Times New Roman" w:hAnsi="Consolas" w:cs="Times New Roman"/>
+                <w:color w:val="6688CC"/>
+                <w:sz w:val="21"/>
+                <w:szCs w:val="21"/>
+                <w:lang w:eastAsia="uk-UA"/>
+              </w:rPr>
+              <w:t>&gt;</w:t>
+            </w:r>
+            <w:proofErr w:type="spellStart"/>
+            <w:r>
+              <w:rPr>
+                <w:rFonts w:ascii="Consolas" w:eastAsia="Times New Roman" w:hAnsi="Consolas" w:cs="Times New Roman"/>
+                <w:color w:val="6688CC"/>
+                <w:sz w:val="21"/>
+                <w:szCs w:val="21"/>
+                <w:lang w:eastAsia="uk-UA"/>
+              </w:rPr>
+              <w:t>Languages</w:t>
+            </w:r>
+            <w:proofErr w:type="spellEnd"/>
+            <w:r>
+              <w:rPr>
+                <w:rFonts w:ascii="Consolas" w:eastAsia="Times New Roman" w:hAnsi="Consolas" w:cs="Times New Roman"/>
+                <w:color w:val="6688CC"/>
+                <w:sz w:val="21"/>
+                <w:szCs w:val="21"/>
+                <w:lang w:eastAsia="uk-UA"/>
+              </w:rPr>
+              <w:t>:&lt;/</w:t>
+            </w:r>
+            <w:r>
+              <w:rPr>
+                <w:rFonts w:ascii="Consolas" w:eastAsia="Times New Roman" w:hAnsi="Consolas" w:cs="Times New Roman"/>
+                <w:color w:val="225588"/>
+                <w:sz w:val="21"/>
+                <w:szCs w:val="21"/>
+                <w:lang w:eastAsia="uk-UA"/>
+              </w:rPr>
+              <w:t>h2</w:t>
             </w:r>
             <w:r>
               <w:rPr>
@@ -7266,60 +7172,20 @@
                 <w:szCs w:val="21"/>
                 <w:lang w:eastAsia="uk-UA"/>
               </w:rPr>
-              <w:t>                    &lt;</w:t>
-            </w:r>
-            <w:r>
-              <w:rPr>
-                <w:rFonts w:ascii="Consolas" w:eastAsia="Times New Roman" w:hAnsi="Consolas" w:cs="Times New Roman"/>
-                <w:color w:val="225588"/>
-                <w:sz w:val="21"/>
-                <w:szCs w:val="21"/>
-                <w:lang w:eastAsia="uk-UA"/>
-              </w:rPr>
-              <w:t>li</w:t>
-            </w:r>
-            <w:r>
-              <w:rPr>
-                <w:rFonts w:ascii="Consolas" w:eastAsia="Times New Roman" w:hAnsi="Consolas" w:cs="Times New Roman"/>
-                <w:color w:val="6688CC"/>
-                <w:sz w:val="21"/>
-                <w:szCs w:val="21"/>
-                <w:lang w:eastAsia="uk-UA"/>
-              </w:rPr>
-              <w:t>&gt;</w:t>
-            </w:r>
-            <w:proofErr w:type="spellStart"/>
-            <w:r>
-              <w:rPr>
-                <w:rFonts w:ascii="Consolas" w:eastAsia="Times New Roman" w:hAnsi="Consolas" w:cs="Times New Roman"/>
-                <w:color w:val="6688CC"/>
-                <w:sz w:val="21"/>
-                <w:szCs w:val="21"/>
-                <w:lang w:eastAsia="uk-UA"/>
-              </w:rPr>
-              <w:t>English</w:t>
-            </w:r>
-            <w:proofErr w:type="spellEnd"/>
-            <w:r>
-              <w:rPr>
-                <w:rFonts w:ascii="Consolas" w:eastAsia="Times New Roman" w:hAnsi="Consolas" w:cs="Times New Roman"/>
-                <w:color w:val="6688CC"/>
-                <w:sz w:val="21"/>
-                <w:szCs w:val="21"/>
-                <w:lang w:eastAsia="uk-UA"/>
-              </w:rPr>
-              <w:t xml:space="preserve"> - C1 &lt;/</w:t>
-            </w:r>
-            <w:r>
-              <w:rPr>
-                <w:rFonts w:ascii="Consolas" w:eastAsia="Times New Roman" w:hAnsi="Consolas" w:cs="Times New Roman"/>
-                <w:color w:val="225588"/>
-                <w:sz w:val="21"/>
-                <w:szCs w:val="21"/>
-                <w:lang w:eastAsia="uk-UA"/>
-              </w:rPr>
-              <w:t>li</w:t>
-            </w:r>
+              <w:t>                &lt;</w:t>
+            </w:r>
+            <w:proofErr w:type="spellStart"/>
+            <w:r>
+              <w:rPr>
+                <w:rFonts w:ascii="Consolas" w:eastAsia="Times New Roman" w:hAnsi="Consolas" w:cs="Times New Roman"/>
+                <w:color w:val="225588"/>
+                <w:sz w:val="21"/>
+                <w:szCs w:val="21"/>
+                <w:lang w:eastAsia="uk-UA"/>
+              </w:rPr>
+              <w:t>ul</w:t>
+            </w:r>
+            <w:proofErr w:type="spellEnd"/>
             <w:r>
               <w:rPr>
                 <w:rFonts w:ascii="Consolas" w:eastAsia="Times New Roman" w:hAnsi="Consolas" w:cs="Times New Roman"/>
@@ -7351,20 +7217,82 @@
                 <w:szCs w:val="21"/>
                 <w:lang w:eastAsia="uk-UA"/>
               </w:rPr>
-              <w:t>                &lt;/</w:t>
-            </w:r>
-            <w:proofErr w:type="spellStart"/>
-            <w:r>
-              <w:rPr>
-                <w:rFonts w:ascii="Consolas" w:eastAsia="Times New Roman" w:hAnsi="Consolas" w:cs="Times New Roman"/>
-                <w:color w:val="225588"/>
-                <w:sz w:val="21"/>
-                <w:szCs w:val="21"/>
-                <w:lang w:eastAsia="uk-UA"/>
-              </w:rPr>
-              <w:t>ul</w:t>
-            </w:r>
-            <w:proofErr w:type="spellEnd"/>
+              <w:t>                    &lt;</w:t>
+            </w:r>
+            <w:r>
+              <w:rPr>
+                <w:rFonts w:ascii="Consolas" w:eastAsia="Times New Roman" w:hAnsi="Consolas" w:cs="Times New Roman"/>
+                <w:color w:val="225588"/>
+                <w:sz w:val="21"/>
+                <w:szCs w:val="21"/>
+                <w:lang w:eastAsia="uk-UA"/>
+              </w:rPr>
+              <w:t>li</w:t>
+            </w:r>
+            <w:r>
+              <w:rPr>
+                <w:rFonts w:ascii="Consolas" w:eastAsia="Times New Roman" w:hAnsi="Consolas" w:cs="Times New Roman"/>
+                <w:color w:val="6688CC"/>
+                <w:sz w:val="21"/>
+                <w:szCs w:val="21"/>
+                <w:lang w:eastAsia="uk-UA"/>
+              </w:rPr>
+              <w:t>&gt;</w:t>
+            </w:r>
+            <w:proofErr w:type="spellStart"/>
+            <w:r>
+              <w:rPr>
+                <w:rFonts w:ascii="Consolas" w:eastAsia="Times New Roman" w:hAnsi="Consolas" w:cs="Times New Roman"/>
+                <w:color w:val="6688CC"/>
+                <w:sz w:val="21"/>
+                <w:szCs w:val="21"/>
+                <w:lang w:eastAsia="uk-UA"/>
+              </w:rPr>
+              <w:t>Ukranian</w:t>
+            </w:r>
+            <w:proofErr w:type="spellEnd"/>
+            <w:r>
+              <w:rPr>
+                <w:rFonts w:ascii="Consolas" w:eastAsia="Times New Roman" w:hAnsi="Consolas" w:cs="Times New Roman"/>
+                <w:color w:val="6688CC"/>
+                <w:sz w:val="21"/>
+                <w:szCs w:val="21"/>
+                <w:lang w:eastAsia="uk-UA"/>
+              </w:rPr>
+              <w:t xml:space="preserve"> - </w:t>
+            </w:r>
+            <w:proofErr w:type="spellStart"/>
+            <w:r>
+              <w:rPr>
+                <w:rFonts w:ascii="Consolas" w:eastAsia="Times New Roman" w:hAnsi="Consolas" w:cs="Times New Roman"/>
+                <w:color w:val="6688CC"/>
+                <w:sz w:val="21"/>
+                <w:szCs w:val="21"/>
+                <w:lang w:eastAsia="uk-UA"/>
+              </w:rPr>
+              <w:t>native</w:t>
+            </w:r>
+            <w:proofErr w:type="spellEnd"/>
+            <w:r>
+              <w:rPr>
+                <w:rFonts w:ascii="Consolas" w:eastAsia="Times New Roman" w:hAnsi="Consolas" w:cs="Times New Roman"/>
+                <w:color w:val="6688CC"/>
+                <w:sz w:val="21"/>
+                <w:szCs w:val="21"/>
+                <w:lang w:eastAsia="uk-UA"/>
+              </w:rPr>
+              <w:t>&lt;/</w:t>
+            </w:r>
+            <w:r>
+              <w:rPr>
+                <w:rFonts w:ascii="Consolas" w:eastAsia="Times New Roman" w:hAnsi="Consolas" w:cs="Times New Roman"/>
+                <w:color w:val="225588"/>
+                <w:sz w:val="21"/>
+                <w:szCs w:val="21"/>
+                <w:lang w:eastAsia="uk-UA"/>
+              </w:rPr>
+              <w:t>li</w:t>
+            </w:r>
             <w:r>
               <w:rPr>
                 <w:rFonts w:ascii="Consolas" w:eastAsia="Times New Roman" w:hAnsi="Consolas" w:cs="Times New Roman"/>
@@ -7396,20 +7324,60 @@
                 <w:szCs w:val="21"/>
                 <w:lang w:eastAsia="uk-UA"/>
               </w:rPr>
-              <w:t>            &lt;/</w:t>
-            </w:r>
-            <w:proofErr w:type="spellStart"/>
-            <w:r>
-              <w:rPr>
-                <w:rFonts w:ascii="Consolas" w:eastAsia="Times New Roman" w:hAnsi="Consolas" w:cs="Times New Roman"/>
-                <w:color w:val="225588"/>
-                <w:sz w:val="21"/>
-                <w:szCs w:val="21"/>
-                <w:lang w:eastAsia="uk-UA"/>
-              </w:rPr>
-              <w:t>article</w:t>
-            </w:r>
-            <w:proofErr w:type="spellEnd"/>
+              <w:t>                    &lt;</w:t>
+            </w:r>
+            <w:r>
+              <w:rPr>
+                <w:rFonts w:ascii="Consolas" w:eastAsia="Times New Roman" w:hAnsi="Consolas" w:cs="Times New Roman"/>
+                <w:color w:val="225588"/>
+                <w:sz w:val="21"/>
+                <w:szCs w:val="21"/>
+                <w:lang w:eastAsia="uk-UA"/>
+              </w:rPr>
+              <w:t>li</w:t>
+            </w:r>
+            <w:r>
+              <w:rPr>
+                <w:rFonts w:ascii="Consolas" w:eastAsia="Times New Roman" w:hAnsi="Consolas" w:cs="Times New Roman"/>
+                <w:color w:val="6688CC"/>
+                <w:sz w:val="21"/>
+                <w:szCs w:val="21"/>
+                <w:lang w:eastAsia="uk-UA"/>
+              </w:rPr>
+              <w:t>&gt;</w:t>
+            </w:r>
+            <w:proofErr w:type="spellStart"/>
+            <w:r>
+              <w:rPr>
+                <w:rFonts w:ascii="Consolas" w:eastAsia="Times New Roman" w:hAnsi="Consolas" w:cs="Times New Roman"/>
+                <w:color w:val="6688CC"/>
+                <w:sz w:val="21"/>
+                <w:szCs w:val="21"/>
+                <w:lang w:eastAsia="uk-UA"/>
+              </w:rPr>
+              <w:t>English</w:t>
+            </w:r>
+            <w:proofErr w:type="spellEnd"/>
+            <w:r>
+              <w:rPr>
+                <w:rFonts w:ascii="Consolas" w:eastAsia="Times New Roman" w:hAnsi="Consolas" w:cs="Times New Roman"/>
+                <w:color w:val="6688CC"/>
+                <w:sz w:val="21"/>
+                <w:szCs w:val="21"/>
+                <w:lang w:eastAsia="uk-UA"/>
+              </w:rPr>
+              <w:t xml:space="preserve"> - C1 &lt;/</w:t>
+            </w:r>
+            <w:r>
+              <w:rPr>
+                <w:rFonts w:ascii="Consolas" w:eastAsia="Times New Roman" w:hAnsi="Consolas" w:cs="Times New Roman"/>
+                <w:color w:val="225588"/>
+                <w:sz w:val="21"/>
+                <w:szCs w:val="21"/>
+                <w:lang w:eastAsia="uk-UA"/>
+              </w:rPr>
+              <w:t>li</w:t>
+            </w:r>
             <w:r>
               <w:rPr>
                 <w:rFonts w:ascii="Consolas" w:eastAsia="Times New Roman" w:hAnsi="Consolas" w:cs="Times New Roman"/>
@@ -7433,6 +7401,38 @@
                 <w:lang w:eastAsia="uk-UA"/>
               </w:rPr>
             </w:pPr>
+            <w:r>
+              <w:rPr>
+                <w:rFonts w:ascii="Consolas" w:eastAsia="Times New Roman" w:hAnsi="Consolas" w:cs="Times New Roman"/>
+                <w:color w:val="6688CC"/>
+                <w:sz w:val="21"/>
+                <w:szCs w:val="21"/>
+                <w:lang w:eastAsia="uk-UA"/>
+              </w:rPr>
+              <w:t>                &lt;/</w:t>
+            </w:r>
+            <w:proofErr w:type="spellStart"/>
+            <w:r>
+              <w:rPr>
+                <w:rFonts w:ascii="Consolas" w:eastAsia="Times New Roman" w:hAnsi="Consolas" w:cs="Times New Roman"/>
+                <w:color w:val="225588"/>
+                <w:sz w:val="21"/>
+                <w:szCs w:val="21"/>
+                <w:lang w:eastAsia="uk-UA"/>
+              </w:rPr>
+              <w:t>ul</w:t>
+            </w:r>
+            <w:proofErr w:type="spellEnd"/>
+            <w:r>
+              <w:rPr>
+                <w:rFonts w:ascii="Consolas" w:eastAsia="Times New Roman" w:hAnsi="Consolas" w:cs="Times New Roman"/>
+                <w:color w:val="6688CC"/>
+                <w:sz w:val="21"/>
+                <w:szCs w:val="21"/>
+                <w:lang w:eastAsia="uk-UA"/>
+              </w:rPr>
+              <w:t>&gt;</w:t>
+            </w:r>
           </w:p>
           <w:p>
             <w:pPr>
@@ -7454,7 +7454,7 @@
                 <w:szCs w:val="21"/>
                 <w:lang w:eastAsia="uk-UA"/>
               </w:rPr>
-              <w:t>            &lt;</w:t>
+              <w:t>            &lt;/</w:t>
             </w:r>
             <w:proofErr w:type="spellStart"/>
             <w:r>
@@ -7491,100 +7491,6 @@
                 <w:lang w:eastAsia="uk-UA"/>
               </w:rPr>
             </w:pPr>
-            <w:r>
-              <w:rPr>
-                <w:rFonts w:ascii="Consolas" w:eastAsia="Times New Roman" w:hAnsi="Consolas" w:cs="Times New Roman"/>
-                <w:color w:val="6688CC"/>
-                <w:sz w:val="21"/>
-                <w:szCs w:val="21"/>
-                <w:lang w:eastAsia="uk-UA"/>
-              </w:rPr>
-              <w:t>                &lt;</w:t>
-            </w:r>
-            <w:r>
-              <w:rPr>
-                <w:rFonts w:ascii="Consolas" w:eastAsia="Times New Roman" w:hAnsi="Consolas" w:cs="Times New Roman"/>
-                <w:color w:val="225588"/>
-                <w:sz w:val="21"/>
-                <w:szCs w:val="21"/>
-                <w:lang w:eastAsia="uk-UA"/>
-              </w:rPr>
-              <w:t>h2</w:t>
-            </w:r>
-            <w:r>
-              <w:rPr>
-                <w:rFonts w:ascii="Consolas" w:eastAsia="Times New Roman" w:hAnsi="Consolas" w:cs="Times New Roman"/>
-                <w:color w:val="6688CC"/>
-                <w:sz w:val="21"/>
-                <w:szCs w:val="21"/>
-                <w:lang w:eastAsia="uk-UA"/>
-              </w:rPr>
-              <w:t>&gt;</w:t>
-            </w:r>
-            <w:proofErr w:type="spellStart"/>
-            <w:r>
-              <w:rPr>
-                <w:rFonts w:ascii="Consolas" w:eastAsia="Times New Roman" w:hAnsi="Consolas" w:cs="Times New Roman"/>
-                <w:color w:val="6688CC"/>
-                <w:sz w:val="21"/>
-                <w:szCs w:val="21"/>
-                <w:lang w:eastAsia="uk-UA"/>
-              </w:rPr>
-              <w:t>Additional</w:t>
-            </w:r>
-            <w:proofErr w:type="spellEnd"/>
-            <w:r>
-              <w:rPr>
-                <w:rFonts w:ascii="Consolas" w:eastAsia="Times New Roman" w:hAnsi="Consolas" w:cs="Times New Roman"/>
-                <w:color w:val="6688CC"/>
-                <w:sz w:val="21"/>
-                <w:szCs w:val="21"/>
-                <w:lang w:eastAsia="uk-UA"/>
-              </w:rPr>
-              <w:t xml:space="preserve"> </w:t>
-            </w:r>
-            <w:proofErr w:type="spellStart"/>
-            <w:r>
-              <w:rPr>
-                <w:rFonts w:ascii="Consolas" w:eastAsia="Times New Roman" w:hAnsi="Consolas" w:cs="Times New Roman"/>
-                <w:color w:val="6688CC"/>
-                <w:sz w:val="21"/>
-                <w:szCs w:val="21"/>
-                <w:lang w:eastAsia="uk-UA"/>
-              </w:rPr>
-              <w:t>information</w:t>
-            </w:r>
-            <w:proofErr w:type="spellEnd"/>
-            <w:r>
-              <w:rPr>
-                <w:rFonts w:ascii="Consolas" w:eastAsia="Times New Roman" w:hAnsi="Consolas" w:cs="Times New Roman"/>
-                <w:color w:val="6688CC"/>
-                <w:sz w:val="21"/>
-                <w:szCs w:val="21"/>
-                <w:lang w:eastAsia="uk-UA"/>
-              </w:rPr>
-              <w:t>:&lt;/</w:t>
-            </w:r>
-            <w:r>
-              <w:rPr>
-                <w:rFonts w:ascii="Consolas" w:eastAsia="Times New Roman" w:hAnsi="Consolas" w:cs="Times New Roman"/>
-                <w:color w:val="225588"/>
-                <w:sz w:val="21"/>
-                <w:szCs w:val="21"/>
-                <w:lang w:eastAsia="uk-UA"/>
-              </w:rPr>
-              <w:t>h2</w:t>
-            </w:r>
-            <w:r>
-              <w:rPr>
-                <w:rFonts w:ascii="Consolas" w:eastAsia="Times New Roman" w:hAnsi="Consolas" w:cs="Times New Roman"/>
-                <w:color w:val="6688CC"/>
-                <w:sz w:val="21"/>
-                <w:szCs w:val="21"/>
-                <w:lang w:eastAsia="uk-UA"/>
-              </w:rPr>
-              <w:t>&gt;</w:t>
-            </w:r>
           </w:p>
           <w:p>
             <w:pPr>
@@ -7606,18 +7512,18 @@
                 <w:szCs w:val="21"/>
                 <w:lang w:eastAsia="uk-UA"/>
               </w:rPr>
-              <w:t>                &lt;</w:t>
-            </w:r>
-            <w:proofErr w:type="spellStart"/>
-            <w:r>
-              <w:rPr>
-                <w:rFonts w:ascii="Consolas" w:eastAsia="Times New Roman" w:hAnsi="Consolas" w:cs="Times New Roman"/>
-                <w:color w:val="225588"/>
-                <w:sz w:val="21"/>
-                <w:szCs w:val="21"/>
-                <w:lang w:eastAsia="uk-UA"/>
-              </w:rPr>
-              <w:t>ul</w:t>
+              <w:t>            &lt;</w:t>
+            </w:r>
+            <w:proofErr w:type="spellStart"/>
+            <w:r>
+              <w:rPr>
+                <w:rFonts w:ascii="Consolas" w:eastAsia="Times New Roman" w:hAnsi="Consolas" w:cs="Times New Roman"/>
+                <w:color w:val="225588"/>
+                <w:sz w:val="21"/>
+                <w:szCs w:val="21"/>
+                <w:lang w:eastAsia="uk-UA"/>
+              </w:rPr>
+              <w:t>article</w:t>
             </w:r>
             <w:proofErr w:type="spellEnd"/>
             <w:r>
@@ -7651,38 +7557,38 @@
                 <w:szCs w:val="21"/>
                 <w:lang w:eastAsia="uk-UA"/>
               </w:rPr>
-              <w:t>                    &lt;</w:t>
-            </w:r>
-            <w:r>
-              <w:rPr>
-                <w:rFonts w:ascii="Consolas" w:eastAsia="Times New Roman" w:hAnsi="Consolas" w:cs="Times New Roman"/>
-                <w:color w:val="225588"/>
-                <w:sz w:val="21"/>
-                <w:szCs w:val="21"/>
-                <w:lang w:eastAsia="uk-UA"/>
-              </w:rPr>
-              <w:t>li</w:t>
-            </w:r>
-            <w:r>
-              <w:rPr>
-                <w:rFonts w:ascii="Consolas" w:eastAsia="Times New Roman" w:hAnsi="Consolas" w:cs="Times New Roman"/>
-                <w:color w:val="6688CC"/>
-                <w:sz w:val="21"/>
-                <w:szCs w:val="21"/>
-                <w:lang w:eastAsia="uk-UA"/>
-              </w:rPr>
-              <w:t>&gt;</w:t>
-            </w:r>
-            <w:proofErr w:type="spellStart"/>
-            <w:r>
-              <w:rPr>
-                <w:rFonts w:ascii="Consolas" w:eastAsia="Times New Roman" w:hAnsi="Consolas" w:cs="Times New Roman"/>
-                <w:color w:val="6688CC"/>
-                <w:sz w:val="21"/>
-                <w:szCs w:val="21"/>
-                <w:lang w:eastAsia="uk-UA"/>
-              </w:rPr>
-              <w:t>Valid</w:t>
+              <w:t>                &lt;</w:t>
+            </w:r>
+            <w:r>
+              <w:rPr>
+                <w:rFonts w:ascii="Consolas" w:eastAsia="Times New Roman" w:hAnsi="Consolas" w:cs="Times New Roman"/>
+                <w:color w:val="225588"/>
+                <w:sz w:val="21"/>
+                <w:szCs w:val="21"/>
+                <w:lang w:eastAsia="uk-UA"/>
+              </w:rPr>
+              <w:t>h2</w:t>
+            </w:r>
+            <w:r>
+              <w:rPr>
+                <w:rFonts w:ascii="Consolas" w:eastAsia="Times New Roman" w:hAnsi="Consolas" w:cs="Times New Roman"/>
+                <w:color w:val="6688CC"/>
+                <w:sz w:val="21"/>
+                <w:szCs w:val="21"/>
+                <w:lang w:eastAsia="uk-UA"/>
+              </w:rPr>
+              <w:t>&gt;</w:t>
+            </w:r>
+            <w:proofErr w:type="spellStart"/>
+            <w:r>
+              <w:rPr>
+                <w:rFonts w:ascii="Consolas" w:eastAsia="Times New Roman" w:hAnsi="Consolas" w:cs="Times New Roman"/>
+                <w:color w:val="6688CC"/>
+                <w:sz w:val="21"/>
+                <w:szCs w:val="21"/>
+                <w:lang w:eastAsia="uk-UA"/>
+              </w:rPr>
+              <w:t>Additional</w:t>
             </w:r>
             <w:proofErr w:type="spellEnd"/>
             <w:r>
@@ -7704,50 +7610,28 @@
                 <w:szCs w:val="21"/>
                 <w:lang w:eastAsia="uk-UA"/>
               </w:rPr>
-              <w:t>international</w:t>
-            </w:r>
-            <w:proofErr w:type="spellEnd"/>
-            <w:r>
-              <w:rPr>
-                <w:rFonts w:ascii="Consolas" w:eastAsia="Times New Roman" w:hAnsi="Consolas" w:cs="Times New Roman"/>
-                <w:color w:val="6688CC"/>
-                <w:sz w:val="21"/>
-                <w:szCs w:val="21"/>
-                <w:lang w:eastAsia="uk-UA"/>
-              </w:rPr>
-              <w:t xml:space="preserve"> </w:t>
-            </w:r>
-            <w:proofErr w:type="spellStart"/>
-            <w:r>
-              <w:rPr>
-                <w:rFonts w:ascii="Consolas" w:eastAsia="Times New Roman" w:hAnsi="Consolas" w:cs="Times New Roman"/>
-                <w:color w:val="6688CC"/>
-                <w:sz w:val="21"/>
-                <w:szCs w:val="21"/>
-                <w:lang w:eastAsia="uk-UA"/>
-              </w:rPr>
-              <w:t>passport</w:t>
-            </w:r>
-            <w:proofErr w:type="spellEnd"/>
-            <w:r>
-              <w:rPr>
-                <w:rFonts w:ascii="Consolas" w:eastAsia="Times New Roman" w:hAnsi="Consolas" w:cs="Times New Roman"/>
-                <w:color w:val="6688CC"/>
-                <w:sz w:val="21"/>
-                <w:szCs w:val="21"/>
-                <w:lang w:eastAsia="uk-UA"/>
-              </w:rPr>
-              <w:t>&lt;/</w:t>
-            </w:r>
-            <w:r>
-              <w:rPr>
-                <w:rFonts w:ascii="Consolas" w:eastAsia="Times New Roman" w:hAnsi="Consolas" w:cs="Times New Roman"/>
-                <w:color w:val="225588"/>
-                <w:sz w:val="21"/>
-                <w:szCs w:val="21"/>
-                <w:lang w:eastAsia="uk-UA"/>
-              </w:rPr>
-              <w:t>li</w:t>
+              <w:t>information</w:t>
+            </w:r>
+            <w:proofErr w:type="spellEnd"/>
+            <w:r>
+              <w:rPr>
+                <w:rFonts w:ascii="Consolas" w:eastAsia="Times New Roman" w:hAnsi="Consolas" w:cs="Times New Roman"/>
+                <w:color w:val="6688CC"/>
+                <w:sz w:val="21"/>
+                <w:szCs w:val="21"/>
+                <w:lang w:eastAsia="uk-UA"/>
+              </w:rPr>
+              <w:t>:&lt;/</w:t>
+            </w:r>
+            <w:r>
+              <w:rPr>
+                <w:rFonts w:ascii="Consolas" w:eastAsia="Times New Roman" w:hAnsi="Consolas" w:cs="Times New Roman"/>
+                <w:color w:val="225588"/>
+                <w:sz w:val="21"/>
+                <w:szCs w:val="21"/>
+                <w:lang w:eastAsia="uk-UA"/>
+              </w:rPr>
+              <w:t>h2</w:t>
             </w:r>
             <w:r>
               <w:rPr>
@@ -7780,39 +7664,29 @@
                 <w:szCs w:val="21"/>
                 <w:lang w:eastAsia="uk-UA"/>
               </w:rPr>
-              <w:t xml:space="preserve">                    </w:t>
-            </w:r>
-            <w:r>
-              <w:rPr>
-                <w:rFonts w:ascii="Consolas" w:eastAsia="Times New Roman" w:hAnsi="Consolas" w:cs="Times New Roman"/>
-                <w:color w:val="384887"/>
-                <w:sz w:val="21"/>
-                <w:szCs w:val="21"/>
-                <w:lang w:eastAsia="uk-UA"/>
-              </w:rPr>
-              <w:t xml:space="preserve">&lt;!-- &lt;li&gt;A </w:t>
-            </w:r>
-            <w:proofErr w:type="spellStart"/>
-            <w:r>
-              <w:rPr>
-                <w:rFonts w:ascii="Consolas" w:eastAsia="Times New Roman" w:hAnsi="Consolas" w:cs="Times New Roman"/>
-                <w:color w:val="384887"/>
-                <w:sz w:val="21"/>
-                <w:szCs w:val="21"/>
-                <w:lang w:eastAsia="uk-UA"/>
-              </w:rPr>
-              <w:t>volunteer</w:t>
-            </w:r>
-            <w:proofErr w:type="spellEnd"/>
-            <w:r>
-              <w:rPr>
-                <w:rFonts w:ascii="Consolas" w:eastAsia="Times New Roman" w:hAnsi="Consolas" w:cs="Times New Roman"/>
-                <w:color w:val="384887"/>
-                <w:sz w:val="21"/>
-                <w:szCs w:val="21"/>
-                <w:lang w:eastAsia="uk-UA"/>
-              </w:rPr>
-              <w:t>&lt;/li&gt; --&gt;</w:t>
+              <w:t>                &lt;</w:t>
+            </w:r>
+            <w:proofErr w:type="spellStart"/>
+            <w:r>
+              <w:rPr>
+                <w:rFonts w:ascii="Consolas" w:eastAsia="Times New Roman" w:hAnsi="Consolas" w:cs="Times New Roman"/>
+                <w:color w:val="225588"/>
+                <w:sz w:val="21"/>
+                <w:szCs w:val="21"/>
+                <w:lang w:eastAsia="uk-UA"/>
+              </w:rPr>
+              <w:t>ul</w:t>
+            </w:r>
+            <w:proofErr w:type="spellEnd"/>
+            <w:r>
+              <w:rPr>
+                <w:rFonts w:ascii="Consolas" w:eastAsia="Times New Roman" w:hAnsi="Consolas" w:cs="Times New Roman"/>
+                <w:color w:val="6688CC"/>
+                <w:sz w:val="21"/>
+                <w:szCs w:val="21"/>
+                <w:lang w:eastAsia="uk-UA"/>
+              </w:rPr>
+              <w:t>&gt;</w:t>
             </w:r>
           </w:p>
           <w:p>
@@ -7835,20 +7709,104 @@
                 <w:szCs w:val="21"/>
                 <w:lang w:eastAsia="uk-UA"/>
               </w:rPr>
-              <w:t>                &lt;/</w:t>
-            </w:r>
-            <w:proofErr w:type="spellStart"/>
-            <w:r>
-              <w:rPr>
-                <w:rFonts w:ascii="Consolas" w:eastAsia="Times New Roman" w:hAnsi="Consolas" w:cs="Times New Roman"/>
-                <w:color w:val="225588"/>
-                <w:sz w:val="21"/>
-                <w:szCs w:val="21"/>
-                <w:lang w:eastAsia="uk-UA"/>
-              </w:rPr>
-              <w:t>ul</w:t>
-            </w:r>
-            <w:proofErr w:type="spellEnd"/>
+              <w:t>                    &lt;</w:t>
+            </w:r>
+            <w:r>
+              <w:rPr>
+                <w:rFonts w:ascii="Consolas" w:eastAsia="Times New Roman" w:hAnsi="Consolas" w:cs="Times New Roman"/>
+                <w:color w:val="225588"/>
+                <w:sz w:val="21"/>
+                <w:szCs w:val="21"/>
+                <w:lang w:eastAsia="uk-UA"/>
+              </w:rPr>
+              <w:t>li</w:t>
+            </w:r>
+            <w:r>
+              <w:rPr>
+                <w:rFonts w:ascii="Consolas" w:eastAsia="Times New Roman" w:hAnsi="Consolas" w:cs="Times New Roman"/>
+                <w:color w:val="6688CC"/>
+                <w:sz w:val="21"/>
+                <w:szCs w:val="21"/>
+                <w:lang w:eastAsia="uk-UA"/>
+              </w:rPr>
+              <w:t>&gt;</w:t>
+            </w:r>
+            <w:proofErr w:type="spellStart"/>
+            <w:r>
+              <w:rPr>
+                <w:rFonts w:ascii="Consolas" w:eastAsia="Times New Roman" w:hAnsi="Consolas" w:cs="Times New Roman"/>
+                <w:color w:val="6688CC"/>
+                <w:sz w:val="21"/>
+                <w:szCs w:val="21"/>
+                <w:lang w:eastAsia="uk-UA"/>
+              </w:rPr>
+              <w:t>Valid</w:t>
+            </w:r>
+            <w:proofErr w:type="spellEnd"/>
+            <w:r>
+              <w:rPr>
+                <w:rFonts w:ascii="Consolas" w:eastAsia="Times New Roman" w:hAnsi="Consolas" w:cs="Times New Roman"/>
+                <w:color w:val="6688CC"/>
+                <w:sz w:val="21"/>
+                <w:szCs w:val="21"/>
+                <w:lang w:eastAsia="uk-UA"/>
+              </w:rPr>
+              <w:t xml:space="preserve"> </w:t>
+            </w:r>
+            <w:proofErr w:type="spellStart"/>
+            <w:r>
+              <w:rPr>
+                <w:rFonts w:ascii="Consolas" w:eastAsia="Times New Roman" w:hAnsi="Consolas" w:cs="Times New Roman"/>
+                <w:color w:val="6688CC"/>
+                <w:sz w:val="21"/>
+                <w:szCs w:val="21"/>
+                <w:lang w:eastAsia="uk-UA"/>
+              </w:rPr>
+              <w:t>international</w:t>
+            </w:r>
+            <w:proofErr w:type="spellEnd"/>
+            <w:r>
+              <w:rPr>
+                <w:rFonts w:ascii="Consolas" w:eastAsia="Times New Roman" w:hAnsi="Consolas" w:cs="Times New Roman"/>
+                <w:color w:val="6688CC"/>
+                <w:sz w:val="21"/>
+                <w:szCs w:val="21"/>
+                <w:lang w:eastAsia="uk-UA"/>
+              </w:rPr>
+              <w:t xml:space="preserve"> </w:t>
+            </w:r>
+            <w:proofErr w:type="spellStart"/>
+            <w:r>
+              <w:rPr>
+                <w:rFonts w:ascii="Consolas" w:eastAsia="Times New Roman" w:hAnsi="Consolas" w:cs="Times New Roman"/>
+                <w:color w:val="6688CC"/>
+                <w:sz w:val="21"/>
+                <w:szCs w:val="21"/>
+                <w:lang w:eastAsia="uk-UA"/>
+              </w:rPr>
+              <w:t>passport</w:t>
+            </w:r>
+            <w:proofErr w:type="spellEnd"/>
+            <w:r>
+              <w:rPr>
+                <w:rFonts w:ascii="Consolas" w:eastAsia="Times New Roman" w:hAnsi="Consolas" w:cs="Times New Roman"/>
+                <w:color w:val="6688CC"/>
+                <w:sz w:val="21"/>
+                <w:szCs w:val="21"/>
+                <w:lang w:eastAsia="uk-UA"/>
+              </w:rPr>
+              <w:t>&lt;/</w:t>
+            </w:r>
+            <w:r>
+              <w:rPr>
+                <w:rFonts w:ascii="Consolas" w:eastAsia="Times New Roman" w:hAnsi="Consolas" w:cs="Times New Roman"/>
+                <w:color w:val="225588"/>
+                <w:sz w:val="21"/>
+                <w:szCs w:val="21"/>
+                <w:lang w:eastAsia="uk-UA"/>
+              </w:rPr>
+              <w:t>li</w:t>
+            </w:r>
             <w:r>
               <w:rPr>
                 <w:rFonts w:ascii="Consolas" w:eastAsia="Times New Roman" w:hAnsi="Consolas" w:cs="Times New Roman"/>
@@ -7880,29 +7838,39 @@
                 <w:szCs w:val="21"/>
                 <w:lang w:eastAsia="uk-UA"/>
               </w:rPr>
-              <w:t>            &lt;/</w:t>
-            </w:r>
-            <w:proofErr w:type="spellStart"/>
-            <w:r>
-              <w:rPr>
-                <w:rFonts w:ascii="Consolas" w:eastAsia="Times New Roman" w:hAnsi="Consolas" w:cs="Times New Roman"/>
-                <w:color w:val="225588"/>
-                <w:sz w:val="21"/>
-                <w:szCs w:val="21"/>
-                <w:lang w:eastAsia="uk-UA"/>
-              </w:rPr>
-              <w:t>article</w:t>
-            </w:r>
-            <w:proofErr w:type="spellEnd"/>
-            <w:r>
-              <w:rPr>
-                <w:rFonts w:ascii="Consolas" w:eastAsia="Times New Roman" w:hAnsi="Consolas" w:cs="Times New Roman"/>
-                <w:color w:val="6688CC"/>
-                <w:sz w:val="21"/>
-                <w:szCs w:val="21"/>
-                <w:lang w:eastAsia="uk-UA"/>
-              </w:rPr>
-              <w:t>&gt;</w:t>
+              <w:t xml:space="preserve">                    </w:t>
+            </w:r>
+            <w:r>
+              <w:rPr>
+                <w:rFonts w:ascii="Consolas" w:eastAsia="Times New Roman" w:hAnsi="Consolas" w:cs="Times New Roman"/>
+                <w:color w:val="384887"/>
+                <w:sz w:val="21"/>
+                <w:szCs w:val="21"/>
+                <w:lang w:eastAsia="uk-UA"/>
+              </w:rPr>
+              <w:t xml:space="preserve">&lt;!-- &lt;li&gt;A </w:t>
+            </w:r>
+            <w:proofErr w:type="spellStart"/>
+            <w:r>
+              <w:rPr>
+                <w:rFonts w:ascii="Consolas" w:eastAsia="Times New Roman" w:hAnsi="Consolas" w:cs="Times New Roman"/>
+                <w:color w:val="384887"/>
+                <w:sz w:val="21"/>
+                <w:szCs w:val="21"/>
+                <w:lang w:eastAsia="uk-UA"/>
+              </w:rPr>
+              <w:t>volunteer</w:t>
+            </w:r>
+            <w:proofErr w:type="spellEnd"/>
+            <w:r>
+              <w:rPr>
+                <w:rFonts w:ascii="Consolas" w:eastAsia="Times New Roman" w:hAnsi="Consolas" w:cs="Times New Roman"/>
+                <w:color w:val="384887"/>
+                <w:sz w:val="21"/>
+                <w:szCs w:val="21"/>
+                <w:lang w:eastAsia="uk-UA"/>
+              </w:rPr>
+              <w:t>&lt;/li&gt; --&gt;</w:t>
             </w:r>
           </w:p>
           <w:p>
@@ -7917,6 +7885,38 @@
                 <w:lang w:eastAsia="uk-UA"/>
               </w:rPr>
             </w:pPr>
+            <w:r>
+              <w:rPr>
+                <w:rFonts w:ascii="Consolas" w:eastAsia="Times New Roman" w:hAnsi="Consolas" w:cs="Times New Roman"/>
+                <w:color w:val="6688CC"/>
+                <w:sz w:val="21"/>
+                <w:szCs w:val="21"/>
+                <w:lang w:eastAsia="uk-UA"/>
+              </w:rPr>
+              <w:t>                &lt;/</w:t>
+            </w:r>
+            <w:proofErr w:type="spellStart"/>
+            <w:r>
+              <w:rPr>
+                <w:rFonts w:ascii="Consolas" w:eastAsia="Times New Roman" w:hAnsi="Consolas" w:cs="Times New Roman"/>
+                <w:color w:val="225588"/>
+                <w:sz w:val="21"/>
+                <w:szCs w:val="21"/>
+                <w:lang w:eastAsia="uk-UA"/>
+              </w:rPr>
+              <w:t>ul</w:t>
+            </w:r>
+            <w:proofErr w:type="spellEnd"/>
+            <w:r>
+              <w:rPr>
+                <w:rFonts w:ascii="Consolas" w:eastAsia="Times New Roman" w:hAnsi="Consolas" w:cs="Times New Roman"/>
+                <w:color w:val="6688CC"/>
+                <w:sz w:val="21"/>
+                <w:szCs w:val="21"/>
+                <w:lang w:eastAsia="uk-UA"/>
+              </w:rPr>
+              <w:t>&gt;</w:t>
+            </w:r>
           </w:p>
           <w:p>
             <w:pPr>
@@ -7939,18 +7939,18 @@
                 <w:lang w:eastAsia="uk-UA"/>
               </w:rPr>
               <w:lastRenderedPageBreak/>
-              <w:t>        &lt;/</w:t>
-            </w:r>
-            <w:proofErr w:type="spellStart"/>
-            <w:r>
-              <w:rPr>
-                <w:rFonts w:ascii="Consolas" w:eastAsia="Times New Roman" w:hAnsi="Consolas" w:cs="Times New Roman"/>
-                <w:color w:val="225588"/>
-                <w:sz w:val="21"/>
-                <w:szCs w:val="21"/>
-                <w:lang w:eastAsia="uk-UA"/>
-              </w:rPr>
-              <w:t>section</w:t>
+              <w:t>            &lt;/</w:t>
+            </w:r>
+            <w:proofErr w:type="spellStart"/>
+            <w:r>
+              <w:rPr>
+                <w:rFonts w:ascii="Consolas" w:eastAsia="Times New Roman" w:hAnsi="Consolas" w:cs="Times New Roman"/>
+                <w:color w:val="225588"/>
+                <w:sz w:val="21"/>
+                <w:szCs w:val="21"/>
+                <w:lang w:eastAsia="uk-UA"/>
+              </w:rPr>
+              <w:t>article</w:t>
             </w:r>
             <w:proofErr w:type="spellEnd"/>
             <w:r>
@@ -7997,6 +7997,64 @@
                 <w:szCs w:val="21"/>
                 <w:lang w:eastAsia="uk-UA"/>
               </w:rPr>
+              <w:t>        &lt;/</w:t>
+            </w:r>
+            <w:proofErr w:type="spellStart"/>
+            <w:r>
+              <w:rPr>
+                <w:rFonts w:ascii="Consolas" w:eastAsia="Times New Roman" w:hAnsi="Consolas" w:cs="Times New Roman"/>
+                <w:color w:val="225588"/>
+                <w:sz w:val="21"/>
+                <w:szCs w:val="21"/>
+                <w:lang w:eastAsia="uk-UA"/>
+              </w:rPr>
+              <w:t>section</w:t>
+            </w:r>
+            <w:proofErr w:type="spellEnd"/>
+            <w:r>
+              <w:rPr>
+                <w:rFonts w:ascii="Consolas" w:eastAsia="Times New Roman" w:hAnsi="Consolas" w:cs="Times New Roman"/>
+                <w:color w:val="6688CC"/>
+                <w:sz w:val="21"/>
+                <w:szCs w:val="21"/>
+                <w:lang w:eastAsia="uk-UA"/>
+              </w:rPr>
+              <w:t>&gt;</w:t>
+            </w:r>
+          </w:p>
+          <w:p>
+            <w:pPr>
+              <w:shd w:val="clear" w:color="auto" w:fill="000C18"/>
+              <w:spacing w:line="285" w:lineRule="atLeast"/>
+              <w:rPr>
+                <w:rFonts w:ascii="Consolas" w:eastAsia="Times New Roman" w:hAnsi="Consolas" w:cs="Times New Roman"/>
+                <w:color w:val="6688CC"/>
+                <w:sz w:val="21"/>
+                <w:szCs w:val="21"/>
+                <w:lang w:eastAsia="uk-UA"/>
+              </w:rPr>
+            </w:pPr>
+          </w:p>
+          <w:p>
+            <w:pPr>
+              <w:shd w:val="clear" w:color="auto" w:fill="000C18"/>
+              <w:spacing w:line="285" w:lineRule="atLeast"/>
+              <w:rPr>
+                <w:rFonts w:ascii="Consolas" w:eastAsia="Times New Roman" w:hAnsi="Consolas" w:cs="Times New Roman"/>
+                <w:color w:val="6688CC"/>
+                <w:sz w:val="21"/>
+                <w:szCs w:val="21"/>
+                <w:lang w:eastAsia="uk-UA"/>
+              </w:rPr>
+            </w:pPr>
+            <w:r>
+              <w:rPr>
+                <w:rFonts w:ascii="Consolas" w:eastAsia="Times New Roman" w:hAnsi="Consolas" w:cs="Times New Roman"/>
+                <w:color w:val="6688CC"/>
+                <w:sz w:val="21"/>
+                <w:szCs w:val="21"/>
+                <w:lang w:eastAsia="uk-UA"/>
+              </w:rPr>
               <w:t>    &lt;/</w:t>
             </w:r>
             <w:proofErr w:type="spellStart"/>
@@ -8009,6 +8067,382 @@
                 <w:lang w:eastAsia="uk-UA"/>
               </w:rPr>
               <w:t>main</w:t>
+            </w:r>
+            <w:proofErr w:type="spellEnd"/>
+            <w:r>
+              <w:rPr>
+                <w:rFonts w:ascii="Consolas" w:eastAsia="Times New Roman" w:hAnsi="Consolas" w:cs="Times New Roman"/>
+                <w:color w:val="6688CC"/>
+                <w:sz w:val="21"/>
+                <w:szCs w:val="21"/>
+                <w:lang w:eastAsia="uk-UA"/>
+              </w:rPr>
+              <w:t>&gt;</w:t>
+            </w:r>
+          </w:p>
+          <w:p>
+            <w:pPr>
+              <w:shd w:val="clear" w:color="auto" w:fill="000C18"/>
+              <w:spacing w:line="285" w:lineRule="atLeast"/>
+              <w:rPr>
+                <w:rFonts w:ascii="Consolas" w:eastAsia="Times New Roman" w:hAnsi="Consolas" w:cs="Times New Roman"/>
+                <w:color w:val="6688CC"/>
+                <w:sz w:val="21"/>
+                <w:szCs w:val="21"/>
+                <w:lang w:eastAsia="uk-UA"/>
+              </w:rPr>
+            </w:pPr>
+          </w:p>
+          <w:p>
+            <w:pPr>
+              <w:shd w:val="clear" w:color="auto" w:fill="000C18"/>
+              <w:spacing w:line="285" w:lineRule="atLeast"/>
+              <w:rPr>
+                <w:rFonts w:ascii="Consolas" w:eastAsia="Times New Roman" w:hAnsi="Consolas" w:cs="Times New Roman"/>
+                <w:color w:val="6688CC"/>
+                <w:sz w:val="21"/>
+                <w:szCs w:val="21"/>
+                <w:lang w:eastAsia="uk-UA"/>
+              </w:rPr>
+            </w:pPr>
+            <w:r>
+              <w:rPr>
+                <w:rFonts w:ascii="Consolas" w:eastAsia="Times New Roman" w:hAnsi="Consolas" w:cs="Times New Roman"/>
+                <w:color w:val="6688CC"/>
+                <w:sz w:val="21"/>
+                <w:szCs w:val="21"/>
+                <w:lang w:eastAsia="uk-UA"/>
+              </w:rPr>
+              <w:t>    &lt;</w:t>
+            </w:r>
+            <w:proofErr w:type="spellStart"/>
+            <w:r>
+              <w:rPr>
+                <w:rFonts w:ascii="Consolas" w:eastAsia="Times New Roman" w:hAnsi="Consolas" w:cs="Times New Roman"/>
+                <w:color w:val="225588"/>
+                <w:sz w:val="21"/>
+                <w:szCs w:val="21"/>
+                <w:lang w:eastAsia="uk-UA"/>
+              </w:rPr>
+              <w:t>hr</w:t>
+            </w:r>
+            <w:proofErr w:type="spellEnd"/>
+            <w:r>
+              <w:rPr>
+                <w:rFonts w:ascii="Consolas" w:eastAsia="Times New Roman" w:hAnsi="Consolas" w:cs="Times New Roman"/>
+                <w:color w:val="6688CC"/>
+                <w:sz w:val="21"/>
+                <w:szCs w:val="21"/>
+                <w:lang w:eastAsia="uk-UA"/>
+              </w:rPr>
+              <w:t>&gt;</w:t>
+            </w:r>
+          </w:p>
+          <w:p>
+            <w:pPr>
+              <w:shd w:val="clear" w:color="auto" w:fill="000C18"/>
+              <w:spacing w:after="240" w:line="285" w:lineRule="atLeast"/>
+              <w:rPr>
+                <w:rFonts w:ascii="Consolas" w:eastAsia="Times New Roman" w:hAnsi="Consolas" w:cs="Times New Roman"/>
+                <w:color w:val="6688CC"/>
+                <w:sz w:val="21"/>
+                <w:szCs w:val="21"/>
+                <w:lang w:eastAsia="uk-UA"/>
+              </w:rPr>
+            </w:pPr>
+          </w:p>
+          <w:p>
+            <w:pPr>
+              <w:shd w:val="clear" w:color="auto" w:fill="000C18"/>
+              <w:spacing w:line="285" w:lineRule="atLeast"/>
+              <w:rPr>
+                <w:rFonts w:ascii="Consolas" w:eastAsia="Times New Roman" w:hAnsi="Consolas" w:cs="Times New Roman"/>
+                <w:color w:val="6688CC"/>
+                <w:sz w:val="21"/>
+                <w:szCs w:val="21"/>
+                <w:lang w:eastAsia="uk-UA"/>
+              </w:rPr>
+            </w:pPr>
+            <w:r>
+              <w:rPr>
+                <w:rFonts w:ascii="Consolas" w:eastAsia="Times New Roman" w:hAnsi="Consolas" w:cs="Times New Roman"/>
+                <w:color w:val="6688CC"/>
+                <w:sz w:val="21"/>
+                <w:szCs w:val="21"/>
+                <w:lang w:eastAsia="uk-UA"/>
+              </w:rPr>
+              <w:t>    &lt;</w:t>
+            </w:r>
+            <w:proofErr w:type="spellStart"/>
+            <w:r>
+              <w:rPr>
+                <w:rFonts w:ascii="Consolas" w:eastAsia="Times New Roman" w:hAnsi="Consolas" w:cs="Times New Roman"/>
+                <w:color w:val="225588"/>
+                <w:sz w:val="21"/>
+                <w:szCs w:val="21"/>
+                <w:lang w:eastAsia="uk-UA"/>
+              </w:rPr>
+              <w:t>footer</w:t>
+            </w:r>
+            <w:proofErr w:type="spellEnd"/>
+            <w:r>
+              <w:rPr>
+                <w:rFonts w:ascii="Consolas" w:eastAsia="Times New Roman" w:hAnsi="Consolas" w:cs="Times New Roman"/>
+                <w:color w:val="6688CC"/>
+                <w:sz w:val="21"/>
+                <w:szCs w:val="21"/>
+                <w:lang w:eastAsia="uk-UA"/>
+              </w:rPr>
+              <w:t>&gt;</w:t>
+            </w:r>
+          </w:p>
+          <w:p>
+            <w:pPr>
+              <w:shd w:val="clear" w:color="auto" w:fill="000C18"/>
+              <w:spacing w:line="285" w:lineRule="atLeast"/>
+              <w:rPr>
+                <w:rFonts w:ascii="Consolas" w:eastAsia="Times New Roman" w:hAnsi="Consolas" w:cs="Times New Roman"/>
+                <w:color w:val="6688CC"/>
+                <w:sz w:val="21"/>
+                <w:szCs w:val="21"/>
+                <w:lang w:eastAsia="uk-UA"/>
+              </w:rPr>
+            </w:pPr>
+            <w:r>
+              <w:rPr>
+                <w:rFonts w:ascii="Consolas" w:eastAsia="Times New Roman" w:hAnsi="Consolas" w:cs="Times New Roman"/>
+                <w:color w:val="6688CC"/>
+                <w:sz w:val="21"/>
+                <w:szCs w:val="21"/>
+                <w:lang w:eastAsia="uk-UA"/>
+              </w:rPr>
+              <w:t>        &lt;</w:t>
+            </w:r>
+            <w:r>
+              <w:rPr>
+                <w:rFonts w:ascii="Consolas" w:eastAsia="Times New Roman" w:hAnsi="Consolas" w:cs="Times New Roman"/>
+                <w:color w:val="225588"/>
+                <w:sz w:val="21"/>
+                <w:szCs w:val="21"/>
+                <w:lang w:eastAsia="uk-UA"/>
+              </w:rPr>
+              <w:t>p</w:t>
+            </w:r>
+            <w:r>
+              <w:rPr>
+                <w:rFonts w:ascii="Consolas" w:eastAsia="Times New Roman" w:hAnsi="Consolas" w:cs="Times New Roman"/>
+                <w:color w:val="6688CC"/>
+                <w:sz w:val="21"/>
+                <w:szCs w:val="21"/>
+                <w:lang w:eastAsia="uk-UA"/>
+              </w:rPr>
+              <w:t>&gt;</w:t>
+            </w:r>
+            <w:r>
+              <w:rPr>
+                <w:rFonts w:ascii="Consolas" w:eastAsia="Times New Roman" w:hAnsi="Consolas" w:cs="Times New Roman"/>
+                <w:color w:val="F280D0"/>
+                <w:sz w:val="21"/>
+                <w:szCs w:val="21"/>
+                <w:lang w:eastAsia="uk-UA"/>
+              </w:rPr>
+              <w:t>&amp;</w:t>
+            </w:r>
+            <w:proofErr w:type="spellStart"/>
+            <w:r>
+              <w:rPr>
+                <w:rFonts w:ascii="Consolas" w:eastAsia="Times New Roman" w:hAnsi="Consolas" w:cs="Times New Roman"/>
+                <w:color w:val="F280D0"/>
+                <w:sz w:val="21"/>
+                <w:szCs w:val="21"/>
+                <w:lang w:eastAsia="uk-UA"/>
+              </w:rPr>
+              <w:t>copy</w:t>
+            </w:r>
+            <w:proofErr w:type="spellEnd"/>
+            <w:r>
+              <w:rPr>
+                <w:rFonts w:ascii="Consolas" w:eastAsia="Times New Roman" w:hAnsi="Consolas" w:cs="Times New Roman"/>
+                <w:color w:val="F280D0"/>
+                <w:sz w:val="21"/>
+                <w:szCs w:val="21"/>
+                <w:lang w:eastAsia="uk-UA"/>
+              </w:rPr>
+              <w:t>;</w:t>
+            </w:r>
+            <w:r>
+              <w:rPr>
+                <w:rFonts w:ascii="Consolas" w:eastAsia="Times New Roman" w:hAnsi="Consolas" w:cs="Times New Roman"/>
+                <w:color w:val="6688CC"/>
+                <w:sz w:val="21"/>
+                <w:szCs w:val="21"/>
+                <w:lang w:eastAsia="uk-UA"/>
+              </w:rPr>
+              <w:t xml:space="preserve"> 2026 </w:t>
+            </w:r>
+            <w:proofErr w:type="spellStart"/>
+            <w:r>
+              <w:rPr>
+                <w:rFonts w:ascii="Consolas" w:eastAsia="Times New Roman" w:hAnsi="Consolas" w:cs="Times New Roman"/>
+                <w:color w:val="6688CC"/>
+                <w:sz w:val="21"/>
+                <w:szCs w:val="21"/>
+                <w:lang w:eastAsia="uk-UA"/>
+              </w:rPr>
+              <w:t>Riepina</w:t>
+            </w:r>
+            <w:proofErr w:type="spellEnd"/>
+            <w:r>
+              <w:rPr>
+                <w:rFonts w:ascii="Consolas" w:eastAsia="Times New Roman" w:hAnsi="Consolas" w:cs="Times New Roman"/>
+                <w:color w:val="6688CC"/>
+                <w:sz w:val="21"/>
+                <w:szCs w:val="21"/>
+                <w:lang w:eastAsia="uk-UA"/>
+              </w:rPr>
+              <w:t xml:space="preserve"> </w:t>
+            </w:r>
+            <w:proofErr w:type="spellStart"/>
+            <w:r>
+              <w:rPr>
+                <w:rFonts w:ascii="Consolas" w:eastAsia="Times New Roman" w:hAnsi="Consolas" w:cs="Times New Roman"/>
+                <w:color w:val="6688CC"/>
+                <w:sz w:val="21"/>
+                <w:szCs w:val="21"/>
+                <w:lang w:eastAsia="uk-UA"/>
+              </w:rPr>
+              <w:t>Sofiia</w:t>
+            </w:r>
+            <w:proofErr w:type="spellEnd"/>
+            <w:r>
+              <w:rPr>
+                <w:rFonts w:ascii="Consolas" w:eastAsia="Times New Roman" w:hAnsi="Consolas" w:cs="Times New Roman"/>
+                <w:color w:val="6688CC"/>
+                <w:sz w:val="21"/>
+                <w:szCs w:val="21"/>
+                <w:lang w:eastAsia="uk-UA"/>
+              </w:rPr>
+              <w:t xml:space="preserve">. </w:t>
+            </w:r>
+            <w:proofErr w:type="spellStart"/>
+            <w:r>
+              <w:rPr>
+                <w:rFonts w:ascii="Consolas" w:eastAsia="Times New Roman" w:hAnsi="Consolas" w:cs="Times New Roman"/>
+                <w:color w:val="6688CC"/>
+                <w:sz w:val="21"/>
+                <w:szCs w:val="21"/>
+                <w:lang w:eastAsia="uk-UA"/>
+              </w:rPr>
+              <w:t>All</w:t>
+            </w:r>
+            <w:proofErr w:type="spellEnd"/>
+            <w:r>
+              <w:rPr>
+                <w:rFonts w:ascii="Consolas" w:eastAsia="Times New Roman" w:hAnsi="Consolas" w:cs="Times New Roman"/>
+                <w:color w:val="6688CC"/>
+                <w:sz w:val="21"/>
+                <w:szCs w:val="21"/>
+                <w:lang w:eastAsia="uk-UA"/>
+              </w:rPr>
+              <w:t xml:space="preserve"> </w:t>
+            </w:r>
+            <w:proofErr w:type="spellStart"/>
+            <w:r>
+              <w:rPr>
+                <w:rFonts w:ascii="Consolas" w:eastAsia="Times New Roman" w:hAnsi="Consolas" w:cs="Times New Roman"/>
+                <w:color w:val="6688CC"/>
+                <w:sz w:val="21"/>
+                <w:szCs w:val="21"/>
+                <w:lang w:eastAsia="uk-UA"/>
+              </w:rPr>
+              <w:t>rights</w:t>
+            </w:r>
+            <w:proofErr w:type="spellEnd"/>
+            <w:r>
+              <w:rPr>
+                <w:rFonts w:ascii="Consolas" w:eastAsia="Times New Roman" w:hAnsi="Consolas" w:cs="Times New Roman"/>
+                <w:color w:val="6688CC"/>
+                <w:sz w:val="21"/>
+                <w:szCs w:val="21"/>
+                <w:lang w:eastAsia="uk-UA"/>
+              </w:rPr>
+              <w:t xml:space="preserve"> </w:t>
+            </w:r>
+            <w:proofErr w:type="spellStart"/>
+            <w:r>
+              <w:rPr>
+                <w:rFonts w:ascii="Consolas" w:eastAsia="Times New Roman" w:hAnsi="Consolas" w:cs="Times New Roman"/>
+                <w:color w:val="6688CC"/>
+                <w:sz w:val="21"/>
+                <w:szCs w:val="21"/>
+                <w:lang w:eastAsia="uk-UA"/>
+              </w:rPr>
+              <w:t>reserved</w:t>
+            </w:r>
+            <w:proofErr w:type="spellEnd"/>
+            <w:r>
+              <w:rPr>
+                <w:rFonts w:ascii="Consolas" w:eastAsia="Times New Roman" w:hAnsi="Consolas" w:cs="Times New Roman"/>
+                <w:color w:val="6688CC"/>
+                <w:sz w:val="21"/>
+                <w:szCs w:val="21"/>
+                <w:lang w:eastAsia="uk-UA"/>
+              </w:rPr>
+              <w:t>.&lt;/</w:t>
+            </w:r>
+            <w:r>
+              <w:rPr>
+                <w:rFonts w:ascii="Consolas" w:eastAsia="Times New Roman" w:hAnsi="Consolas" w:cs="Times New Roman"/>
+                <w:color w:val="225588"/>
+                <w:sz w:val="21"/>
+                <w:szCs w:val="21"/>
+                <w:lang w:eastAsia="uk-UA"/>
+              </w:rPr>
+              <w:t>p</w:t>
+            </w:r>
+            <w:r>
+              <w:rPr>
+                <w:rFonts w:ascii="Consolas" w:eastAsia="Times New Roman" w:hAnsi="Consolas" w:cs="Times New Roman"/>
+                <w:color w:val="6688CC"/>
+                <w:sz w:val="21"/>
+                <w:szCs w:val="21"/>
+                <w:lang w:eastAsia="uk-UA"/>
+              </w:rPr>
+              <w:t>&gt;</w:t>
+            </w:r>
+          </w:p>
+          <w:p>
+            <w:pPr>
+              <w:shd w:val="clear" w:color="auto" w:fill="000C18"/>
+              <w:spacing w:line="285" w:lineRule="atLeast"/>
+              <w:rPr>
+                <w:rFonts w:ascii="Consolas" w:eastAsia="Times New Roman" w:hAnsi="Consolas" w:cs="Times New Roman"/>
+                <w:color w:val="6688CC"/>
+                <w:sz w:val="21"/>
+                <w:szCs w:val="21"/>
+                <w:lang w:eastAsia="uk-UA"/>
+              </w:rPr>
+            </w:pPr>
+            <w:r>
+              <w:rPr>
+                <w:rFonts w:ascii="Consolas" w:eastAsia="Times New Roman" w:hAnsi="Consolas" w:cs="Times New Roman"/>
+                <w:color w:val="6688CC"/>
+                <w:sz w:val="21"/>
+                <w:szCs w:val="21"/>
+                <w:lang w:eastAsia="uk-UA"/>
+              </w:rPr>
+              <w:t>    &lt;/</w:t>
+            </w:r>
+            <w:proofErr w:type="spellStart"/>
+            <w:r>
+              <w:rPr>
+                <w:rFonts w:ascii="Consolas" w:eastAsia="Times New Roman" w:hAnsi="Consolas" w:cs="Times New Roman"/>
+                <w:color w:val="225588"/>
+                <w:sz w:val="21"/>
+                <w:szCs w:val="21"/>
+                <w:lang w:eastAsia="uk-UA"/>
+              </w:rPr>
+              <w:t>footer</w:t>
             </w:r>
             <w:proofErr w:type="spellEnd"/>
             <w:r>
@@ -8164,10 +8598,10 @@
           <w:szCs w:val="28"/>
         </w:rPr>
         <w:drawing>
-          <wp:inline distT="0" distB="0" distL="0" distR="0" wp14:anchorId="2DE97F0F" wp14:editId="7AA7C4E0">
-            <wp:extent cx="6120765" cy="2968625"/>
-            <wp:effectExtent l="0" t="0" r="0" b="3175"/>
-            <wp:docPr id="1" name="Рисунок 1"/>
+          <wp:inline distT="0" distB="0" distL="0" distR="0" wp14:anchorId="38436DBA" wp14:editId="6A00BC09">
+            <wp:extent cx="6120765" cy="2982595"/>
+            <wp:effectExtent l="0" t="0" r="0" b="8255"/>
+            <wp:docPr id="5" name="Рисунок 5"/>
             <wp:cNvGraphicFramePr>
               <a:graphicFrameLocks xmlns:a="http://schemas.openxmlformats.org/drawingml/2006/main" noChangeAspect="1"/>
             </wp:cNvGraphicFramePr>
@@ -8187,7 +8621,7 @@
                   <pic:spPr>
                     <a:xfrm>
                       <a:off x="0" y="0"/>
-                      <a:ext cx="6120765" cy="2968625"/>
+                      <a:ext cx="6120765" cy="2982595"/>
                     </a:xfrm>
                     <a:prstGeom prst="rect">
                       <a:avLst/>
@@ -8538,7 +8972,16 @@
           <w:sz w:val="28"/>
           <w:szCs w:val="28"/>
         </w:rPr>
-        <w:t xml:space="preserve">. Зрозуміти, як </w:t>
+        <w:t xml:space="preserve">. </w:t>
+      </w:r>
+      <w:r>
+        <w:rPr>
+          <w:rFonts w:ascii="Times New Roman" w:hAnsi="Times New Roman" w:cs="Times New Roman"/>
+          <w:sz w:val="28"/>
+          <w:szCs w:val="28"/>
+        </w:rPr>
+        <w:lastRenderedPageBreak/>
+        <w:t xml:space="preserve">Зрозуміти, як </w:t>
       </w:r>
       <w:proofErr w:type="spellStart"/>
       <w:r>
@@ -8832,7 +9275,6 @@
           <w:sz w:val="28"/>
           <w:szCs w:val="28"/>
         </w:rPr>
-        <w:lastRenderedPageBreak/>
         <w:t>npm</w:t>
       </w:r>
       <w:proofErr w:type="spellEnd"/>
@@ -10651,6 +11093,7 @@
                 <w:szCs w:val="21"/>
                 <w:lang w:eastAsia="uk-UA"/>
               </w:rPr>
+              <w:lastRenderedPageBreak/>
               <w:t>            &lt;</w:t>
             </w:r>
             <w:r>
@@ -11518,7 +11961,6 @@
                 <w:szCs w:val="21"/>
                 <w:lang w:eastAsia="uk-UA"/>
               </w:rPr>
-              <w:lastRenderedPageBreak/>
               <w:t>        &lt;/</w:t>
             </w:r>
             <w:proofErr w:type="spellStart"/>
@@ -14652,6 +15094,7 @@
                 <w:sz w:val="28"/>
                 <w:szCs w:val="28"/>
               </w:rPr>
+              <w:lastRenderedPageBreak/>
               <w:t xml:space="preserve">Лістинг коду компонента </w:t>
             </w:r>
             <w:proofErr w:type="spellStart"/>
@@ -15168,7 +15611,6 @@
                 <w:szCs w:val="21"/>
                 <w:lang w:eastAsia="uk-UA"/>
               </w:rPr>
-              <w:lastRenderedPageBreak/>
               <w:t>        &lt;/</w:t>
             </w:r>
             <w:proofErr w:type="spellStart"/>
@@ -15306,6 +15748,599 @@
                 <w:lang w:eastAsia="uk-UA"/>
               </w:rPr>
               <w:t>Add_info</w:t>
+            </w:r>
+            <w:proofErr w:type="spellEnd"/>
+            <w:r>
+              <w:rPr>
+                <w:rFonts w:ascii="Consolas" w:eastAsia="Times New Roman" w:hAnsi="Consolas" w:cs="Times New Roman"/>
+                <w:color w:val="6688CC"/>
+                <w:sz w:val="21"/>
+                <w:szCs w:val="21"/>
+                <w:lang w:eastAsia="uk-UA"/>
+              </w:rPr>
+              <w:t>;</w:t>
+            </w:r>
+          </w:p>
+        </w:tc>
+      </w:tr>
+    </w:tbl>
+    <w:p>
+      <w:pPr>
+        <w:rPr>
+          <w:rFonts w:ascii="Times New Roman" w:hAnsi="Times New Roman" w:cs="Times New Roman"/>
+          <w:lang w:val="en-US"/>
+        </w:rPr>
+      </w:pPr>
+    </w:p>
+    <w:tbl>
+      <w:tblPr>
+        <w:tblStyle w:val="a4"/>
+        <w:tblW w:w="0" w:type="auto"/>
+        <w:tblLook w:val="04A0" w:firstRow="1" w:lastRow="0" w:firstColumn="1" w:lastColumn="0" w:noHBand="0" w:noVBand="1"/>
+      </w:tblPr>
+      <w:tblGrid>
+        <w:gridCol w:w="9629"/>
+      </w:tblGrid>
+      <w:tr>
+        <w:tc>
+          <w:tcPr>
+            <w:tcW w:w="9629" w:type="dxa"/>
+          </w:tcPr>
+          <w:p>
+            <w:pPr>
+              <w:rPr>
+                <w:rFonts w:ascii="Times New Roman" w:hAnsi="Times New Roman" w:cs="Times New Roman"/>
+                <w:sz w:val="28"/>
+                <w:szCs w:val="28"/>
+                <w:lang w:val="en-US"/>
+              </w:rPr>
+            </w:pPr>
+            <w:r>
+              <w:rPr>
+                <w:rFonts w:ascii="Times New Roman" w:hAnsi="Times New Roman" w:cs="Times New Roman"/>
+                <w:sz w:val="28"/>
+                <w:szCs w:val="28"/>
+              </w:rPr>
+              <w:t xml:space="preserve">Лістинг коду компонента </w:t>
+            </w:r>
+            <w:r>
+              <w:rPr>
+                <w:rFonts w:ascii="Times New Roman" w:hAnsi="Times New Roman" w:cs="Times New Roman"/>
+                <w:sz w:val="28"/>
+                <w:szCs w:val="28"/>
+                <w:lang w:val="en-US"/>
+              </w:rPr>
+              <w:t>Footer</w:t>
+            </w:r>
+          </w:p>
+        </w:tc>
+      </w:tr>
+      <w:tr>
+        <w:tc>
+          <w:tcPr>
+            <w:tcW w:w="9629" w:type="dxa"/>
+          </w:tcPr>
+          <w:p>
+            <w:pPr>
+              <w:shd w:val="clear" w:color="auto" w:fill="000C18"/>
+              <w:spacing w:line="285" w:lineRule="atLeast"/>
+              <w:rPr>
+                <w:rFonts w:ascii="Consolas" w:eastAsia="Times New Roman" w:hAnsi="Consolas" w:cs="Times New Roman"/>
+                <w:color w:val="6688CC"/>
+                <w:sz w:val="21"/>
+                <w:szCs w:val="21"/>
+                <w:lang w:eastAsia="uk-UA"/>
+              </w:rPr>
+            </w:pPr>
+            <w:proofErr w:type="spellStart"/>
+            <w:r>
+              <w:rPr>
+                <w:rFonts w:ascii="Consolas" w:eastAsia="Times New Roman" w:hAnsi="Consolas" w:cs="Times New Roman"/>
+                <w:i/>
+                <w:iCs/>
+                <w:color w:val="9966B8"/>
+                <w:sz w:val="21"/>
+                <w:szCs w:val="21"/>
+                <w:lang w:eastAsia="uk-UA"/>
+              </w:rPr>
+              <w:t>function</w:t>
+            </w:r>
+            <w:proofErr w:type="spellEnd"/>
+            <w:r>
+              <w:rPr>
+                <w:rFonts w:ascii="Consolas" w:eastAsia="Times New Roman" w:hAnsi="Consolas" w:cs="Times New Roman"/>
+                <w:color w:val="6688CC"/>
+                <w:sz w:val="21"/>
+                <w:szCs w:val="21"/>
+                <w:lang w:eastAsia="uk-UA"/>
+              </w:rPr>
+              <w:t xml:space="preserve"> </w:t>
+            </w:r>
+            <w:proofErr w:type="spellStart"/>
+            <w:r>
+              <w:rPr>
+                <w:rFonts w:ascii="Consolas" w:eastAsia="Times New Roman" w:hAnsi="Consolas" w:cs="Times New Roman"/>
+                <w:color w:val="DDBB88"/>
+                <w:sz w:val="21"/>
+                <w:szCs w:val="21"/>
+                <w:lang w:eastAsia="uk-UA"/>
+              </w:rPr>
+              <w:t>Footer</w:t>
+            </w:r>
+            <w:proofErr w:type="spellEnd"/>
+            <w:r>
+              <w:rPr>
+                <w:rFonts w:ascii="Consolas" w:eastAsia="Times New Roman" w:hAnsi="Consolas" w:cs="Times New Roman"/>
+                <w:color w:val="6688CC"/>
+                <w:sz w:val="21"/>
+                <w:szCs w:val="21"/>
+                <w:lang w:eastAsia="uk-UA"/>
+              </w:rPr>
+              <w:t>() {</w:t>
+            </w:r>
+          </w:p>
+          <w:p>
+            <w:pPr>
+              <w:shd w:val="clear" w:color="auto" w:fill="000C18"/>
+              <w:spacing w:line="285" w:lineRule="atLeast"/>
+              <w:rPr>
+                <w:rFonts w:ascii="Consolas" w:eastAsia="Times New Roman" w:hAnsi="Consolas" w:cs="Times New Roman"/>
+                <w:color w:val="6688CC"/>
+                <w:sz w:val="21"/>
+                <w:szCs w:val="21"/>
+                <w:lang w:eastAsia="uk-UA"/>
+              </w:rPr>
+            </w:pPr>
+            <w:r>
+              <w:rPr>
+                <w:rFonts w:ascii="Consolas" w:eastAsia="Times New Roman" w:hAnsi="Consolas" w:cs="Times New Roman"/>
+                <w:color w:val="6688CC"/>
+                <w:sz w:val="21"/>
+                <w:szCs w:val="21"/>
+                <w:lang w:eastAsia="uk-UA"/>
+              </w:rPr>
+              <w:t xml:space="preserve">    </w:t>
+            </w:r>
+            <w:proofErr w:type="spellStart"/>
+            <w:r>
+              <w:rPr>
+                <w:rFonts w:ascii="Consolas" w:eastAsia="Times New Roman" w:hAnsi="Consolas" w:cs="Times New Roman"/>
+                <w:color w:val="225588"/>
+                <w:sz w:val="21"/>
+                <w:szCs w:val="21"/>
+                <w:lang w:eastAsia="uk-UA"/>
+              </w:rPr>
+              <w:t>return</w:t>
+            </w:r>
+            <w:proofErr w:type="spellEnd"/>
+            <w:r>
+              <w:rPr>
+                <w:rFonts w:ascii="Consolas" w:eastAsia="Times New Roman" w:hAnsi="Consolas" w:cs="Times New Roman"/>
+                <w:color w:val="6688CC"/>
+                <w:sz w:val="21"/>
+                <w:szCs w:val="21"/>
+                <w:lang w:eastAsia="uk-UA"/>
+              </w:rPr>
+              <w:t xml:space="preserve"> (</w:t>
+            </w:r>
+          </w:p>
+          <w:p>
+            <w:pPr>
+              <w:shd w:val="clear" w:color="auto" w:fill="000C18"/>
+              <w:spacing w:line="285" w:lineRule="atLeast"/>
+              <w:rPr>
+                <w:rFonts w:ascii="Consolas" w:eastAsia="Times New Roman" w:hAnsi="Consolas" w:cs="Times New Roman"/>
+                <w:color w:val="6688CC"/>
+                <w:sz w:val="21"/>
+                <w:szCs w:val="21"/>
+                <w:lang w:eastAsia="uk-UA"/>
+              </w:rPr>
+            </w:pPr>
+            <w:r>
+              <w:rPr>
+                <w:rFonts w:ascii="Consolas" w:eastAsia="Times New Roman" w:hAnsi="Consolas" w:cs="Times New Roman"/>
+                <w:color w:val="6688CC"/>
+                <w:sz w:val="21"/>
+                <w:szCs w:val="21"/>
+                <w:lang w:eastAsia="uk-UA"/>
+              </w:rPr>
+              <w:t>        &lt;</w:t>
+            </w:r>
+            <w:proofErr w:type="spellStart"/>
+            <w:r>
+              <w:rPr>
+                <w:rFonts w:ascii="Consolas" w:eastAsia="Times New Roman" w:hAnsi="Consolas" w:cs="Times New Roman"/>
+                <w:color w:val="225588"/>
+                <w:sz w:val="21"/>
+                <w:szCs w:val="21"/>
+                <w:lang w:eastAsia="uk-UA"/>
+              </w:rPr>
+              <w:t>footer</w:t>
+            </w:r>
+            <w:proofErr w:type="spellEnd"/>
+            <w:r>
+              <w:rPr>
+                <w:rFonts w:ascii="Consolas" w:eastAsia="Times New Roman" w:hAnsi="Consolas" w:cs="Times New Roman"/>
+                <w:color w:val="6688CC"/>
+                <w:sz w:val="21"/>
+                <w:szCs w:val="21"/>
+                <w:lang w:eastAsia="uk-UA"/>
+              </w:rPr>
+              <w:t>&gt;</w:t>
+            </w:r>
+          </w:p>
+          <w:p>
+            <w:pPr>
+              <w:shd w:val="clear" w:color="auto" w:fill="000C18"/>
+              <w:spacing w:line="285" w:lineRule="atLeast"/>
+              <w:rPr>
+                <w:rFonts w:ascii="Consolas" w:eastAsia="Times New Roman" w:hAnsi="Consolas" w:cs="Times New Roman"/>
+                <w:color w:val="6688CC"/>
+                <w:sz w:val="21"/>
+                <w:szCs w:val="21"/>
+                <w:lang w:eastAsia="uk-UA"/>
+              </w:rPr>
+            </w:pPr>
+            <w:r>
+              <w:rPr>
+                <w:rFonts w:ascii="Consolas" w:eastAsia="Times New Roman" w:hAnsi="Consolas" w:cs="Times New Roman"/>
+                <w:color w:val="6688CC"/>
+                <w:sz w:val="21"/>
+                <w:szCs w:val="21"/>
+                <w:lang w:eastAsia="uk-UA"/>
+              </w:rPr>
+              <w:t>            &lt;</w:t>
+            </w:r>
+            <w:r>
+              <w:rPr>
+                <w:rFonts w:ascii="Consolas" w:eastAsia="Times New Roman" w:hAnsi="Consolas" w:cs="Times New Roman"/>
+                <w:color w:val="225588"/>
+                <w:sz w:val="21"/>
+                <w:szCs w:val="21"/>
+                <w:lang w:eastAsia="uk-UA"/>
+              </w:rPr>
+              <w:t>p</w:t>
+            </w:r>
+            <w:r>
+              <w:rPr>
+                <w:rFonts w:ascii="Consolas" w:eastAsia="Times New Roman" w:hAnsi="Consolas" w:cs="Times New Roman"/>
+                <w:color w:val="6688CC"/>
+                <w:sz w:val="21"/>
+                <w:szCs w:val="21"/>
+                <w:lang w:eastAsia="uk-UA"/>
+              </w:rPr>
+              <w:t>&gt;</w:t>
+            </w:r>
+            <w:r>
+              <w:rPr>
+                <w:rFonts w:ascii="Consolas" w:eastAsia="Times New Roman" w:hAnsi="Consolas" w:cs="Times New Roman"/>
+                <w:color w:val="F280D0"/>
+                <w:sz w:val="21"/>
+                <w:szCs w:val="21"/>
+                <w:lang w:eastAsia="uk-UA"/>
+              </w:rPr>
+              <w:t>&amp;</w:t>
+            </w:r>
+            <w:proofErr w:type="spellStart"/>
+            <w:r>
+              <w:rPr>
+                <w:rFonts w:ascii="Consolas" w:eastAsia="Times New Roman" w:hAnsi="Consolas" w:cs="Times New Roman"/>
+                <w:color w:val="F280D0"/>
+                <w:sz w:val="21"/>
+                <w:szCs w:val="21"/>
+                <w:lang w:eastAsia="uk-UA"/>
+              </w:rPr>
+              <w:t>copy</w:t>
+            </w:r>
+            <w:proofErr w:type="spellEnd"/>
+            <w:r>
+              <w:rPr>
+                <w:rFonts w:ascii="Consolas" w:eastAsia="Times New Roman" w:hAnsi="Consolas" w:cs="Times New Roman"/>
+                <w:color w:val="F280D0"/>
+                <w:sz w:val="21"/>
+                <w:szCs w:val="21"/>
+                <w:lang w:eastAsia="uk-UA"/>
+              </w:rPr>
+              <w:t>;</w:t>
+            </w:r>
+            <w:r>
+              <w:rPr>
+                <w:rFonts w:ascii="Consolas" w:eastAsia="Times New Roman" w:hAnsi="Consolas" w:cs="Times New Roman"/>
+                <w:color w:val="6688CC"/>
+                <w:sz w:val="21"/>
+                <w:szCs w:val="21"/>
+                <w:lang w:eastAsia="uk-UA"/>
+              </w:rPr>
+              <w:t xml:space="preserve"> 2026 </w:t>
+            </w:r>
+            <w:proofErr w:type="spellStart"/>
+            <w:r>
+              <w:rPr>
+                <w:rFonts w:ascii="Consolas" w:eastAsia="Times New Roman" w:hAnsi="Consolas" w:cs="Times New Roman"/>
+                <w:color w:val="6688CC"/>
+                <w:sz w:val="21"/>
+                <w:szCs w:val="21"/>
+                <w:lang w:eastAsia="uk-UA"/>
+              </w:rPr>
+              <w:t>Riepina</w:t>
+            </w:r>
+            <w:proofErr w:type="spellEnd"/>
+            <w:r>
+              <w:rPr>
+                <w:rFonts w:ascii="Consolas" w:eastAsia="Times New Roman" w:hAnsi="Consolas" w:cs="Times New Roman"/>
+                <w:color w:val="6688CC"/>
+                <w:sz w:val="21"/>
+                <w:szCs w:val="21"/>
+                <w:lang w:eastAsia="uk-UA"/>
+              </w:rPr>
+              <w:t xml:space="preserve"> </w:t>
+            </w:r>
+            <w:proofErr w:type="spellStart"/>
+            <w:r>
+              <w:rPr>
+                <w:rFonts w:ascii="Consolas" w:eastAsia="Times New Roman" w:hAnsi="Consolas" w:cs="Times New Roman"/>
+                <w:color w:val="6688CC"/>
+                <w:sz w:val="21"/>
+                <w:szCs w:val="21"/>
+                <w:lang w:eastAsia="uk-UA"/>
+              </w:rPr>
+              <w:t>Sofiia</w:t>
+            </w:r>
+            <w:proofErr w:type="spellEnd"/>
+            <w:r>
+              <w:rPr>
+                <w:rFonts w:ascii="Consolas" w:eastAsia="Times New Roman" w:hAnsi="Consolas" w:cs="Times New Roman"/>
+                <w:color w:val="6688CC"/>
+                <w:sz w:val="21"/>
+                <w:szCs w:val="21"/>
+                <w:lang w:eastAsia="uk-UA"/>
+              </w:rPr>
+              <w:t xml:space="preserve">. </w:t>
+            </w:r>
+            <w:proofErr w:type="spellStart"/>
+            <w:r>
+              <w:rPr>
+                <w:rFonts w:ascii="Consolas" w:eastAsia="Times New Roman" w:hAnsi="Consolas" w:cs="Times New Roman"/>
+                <w:color w:val="6688CC"/>
+                <w:sz w:val="21"/>
+                <w:szCs w:val="21"/>
+                <w:lang w:eastAsia="uk-UA"/>
+              </w:rPr>
+              <w:t>All</w:t>
+            </w:r>
+            <w:proofErr w:type="spellEnd"/>
+            <w:r>
+              <w:rPr>
+                <w:rFonts w:ascii="Consolas" w:eastAsia="Times New Roman" w:hAnsi="Consolas" w:cs="Times New Roman"/>
+                <w:color w:val="6688CC"/>
+                <w:sz w:val="21"/>
+                <w:szCs w:val="21"/>
+                <w:lang w:eastAsia="uk-UA"/>
+              </w:rPr>
+              <w:t xml:space="preserve"> </w:t>
+            </w:r>
+            <w:proofErr w:type="spellStart"/>
+            <w:r>
+              <w:rPr>
+                <w:rFonts w:ascii="Consolas" w:eastAsia="Times New Roman" w:hAnsi="Consolas" w:cs="Times New Roman"/>
+                <w:color w:val="6688CC"/>
+                <w:sz w:val="21"/>
+                <w:szCs w:val="21"/>
+                <w:lang w:eastAsia="uk-UA"/>
+              </w:rPr>
+              <w:t>rights</w:t>
+            </w:r>
+            <w:proofErr w:type="spellEnd"/>
+            <w:r>
+              <w:rPr>
+                <w:rFonts w:ascii="Consolas" w:eastAsia="Times New Roman" w:hAnsi="Consolas" w:cs="Times New Roman"/>
+                <w:color w:val="6688CC"/>
+                <w:sz w:val="21"/>
+                <w:szCs w:val="21"/>
+                <w:lang w:eastAsia="uk-UA"/>
+              </w:rPr>
+              <w:t xml:space="preserve"> </w:t>
+            </w:r>
+            <w:proofErr w:type="spellStart"/>
+            <w:r>
+              <w:rPr>
+                <w:rFonts w:ascii="Consolas" w:eastAsia="Times New Roman" w:hAnsi="Consolas" w:cs="Times New Roman"/>
+                <w:color w:val="6688CC"/>
+                <w:sz w:val="21"/>
+                <w:szCs w:val="21"/>
+                <w:lang w:eastAsia="uk-UA"/>
+              </w:rPr>
+              <w:t>reserved</w:t>
+            </w:r>
+            <w:proofErr w:type="spellEnd"/>
+            <w:r>
+              <w:rPr>
+                <w:rFonts w:ascii="Consolas" w:eastAsia="Times New Roman" w:hAnsi="Consolas" w:cs="Times New Roman"/>
+                <w:color w:val="6688CC"/>
+                <w:sz w:val="21"/>
+                <w:szCs w:val="21"/>
+                <w:lang w:eastAsia="uk-UA"/>
+              </w:rPr>
+              <w:t>.&lt;/</w:t>
+            </w:r>
+            <w:r>
+              <w:rPr>
+                <w:rFonts w:ascii="Consolas" w:eastAsia="Times New Roman" w:hAnsi="Consolas" w:cs="Times New Roman"/>
+                <w:color w:val="225588"/>
+                <w:sz w:val="21"/>
+                <w:szCs w:val="21"/>
+                <w:lang w:eastAsia="uk-UA"/>
+              </w:rPr>
+              <w:t>p</w:t>
+            </w:r>
+            <w:r>
+              <w:rPr>
+                <w:rFonts w:ascii="Consolas" w:eastAsia="Times New Roman" w:hAnsi="Consolas" w:cs="Times New Roman"/>
+                <w:color w:val="6688CC"/>
+                <w:sz w:val="21"/>
+                <w:szCs w:val="21"/>
+                <w:lang w:eastAsia="uk-UA"/>
+              </w:rPr>
+              <w:t>&gt;</w:t>
+            </w:r>
+          </w:p>
+          <w:p>
+            <w:pPr>
+              <w:shd w:val="clear" w:color="auto" w:fill="000C18"/>
+              <w:spacing w:line="285" w:lineRule="atLeast"/>
+              <w:rPr>
+                <w:rFonts w:ascii="Consolas" w:eastAsia="Times New Roman" w:hAnsi="Consolas" w:cs="Times New Roman"/>
+                <w:color w:val="6688CC"/>
+                <w:sz w:val="21"/>
+                <w:szCs w:val="21"/>
+                <w:lang w:eastAsia="uk-UA"/>
+              </w:rPr>
+            </w:pPr>
+            <w:r>
+              <w:rPr>
+                <w:rFonts w:ascii="Consolas" w:eastAsia="Times New Roman" w:hAnsi="Consolas" w:cs="Times New Roman"/>
+                <w:color w:val="6688CC"/>
+                <w:sz w:val="21"/>
+                <w:szCs w:val="21"/>
+                <w:lang w:eastAsia="uk-UA"/>
+              </w:rPr>
+              <w:t>        &lt;/</w:t>
+            </w:r>
+            <w:proofErr w:type="spellStart"/>
+            <w:r>
+              <w:rPr>
+                <w:rFonts w:ascii="Consolas" w:eastAsia="Times New Roman" w:hAnsi="Consolas" w:cs="Times New Roman"/>
+                <w:color w:val="225588"/>
+                <w:sz w:val="21"/>
+                <w:szCs w:val="21"/>
+                <w:lang w:eastAsia="uk-UA"/>
+              </w:rPr>
+              <w:t>footer</w:t>
+            </w:r>
+            <w:proofErr w:type="spellEnd"/>
+            <w:r>
+              <w:rPr>
+                <w:rFonts w:ascii="Consolas" w:eastAsia="Times New Roman" w:hAnsi="Consolas" w:cs="Times New Roman"/>
+                <w:color w:val="6688CC"/>
+                <w:sz w:val="21"/>
+                <w:szCs w:val="21"/>
+                <w:lang w:eastAsia="uk-UA"/>
+              </w:rPr>
+              <w:t>&gt;</w:t>
+            </w:r>
+          </w:p>
+          <w:p>
+            <w:pPr>
+              <w:shd w:val="clear" w:color="auto" w:fill="000C18"/>
+              <w:spacing w:line="285" w:lineRule="atLeast"/>
+              <w:rPr>
+                <w:rFonts w:ascii="Consolas" w:eastAsia="Times New Roman" w:hAnsi="Consolas" w:cs="Times New Roman"/>
+                <w:color w:val="6688CC"/>
+                <w:sz w:val="21"/>
+                <w:szCs w:val="21"/>
+                <w:lang w:eastAsia="uk-UA"/>
+              </w:rPr>
+            </w:pPr>
+            <w:r>
+              <w:rPr>
+                <w:rFonts w:ascii="Consolas" w:eastAsia="Times New Roman" w:hAnsi="Consolas" w:cs="Times New Roman"/>
+                <w:color w:val="6688CC"/>
+                <w:sz w:val="21"/>
+                <w:szCs w:val="21"/>
+                <w:lang w:eastAsia="uk-UA"/>
+              </w:rPr>
+              <w:t>    );</w:t>
+            </w:r>
+          </w:p>
+          <w:p>
+            <w:pPr>
+              <w:shd w:val="clear" w:color="auto" w:fill="000C18"/>
+              <w:spacing w:line="285" w:lineRule="atLeast"/>
+              <w:rPr>
+                <w:rFonts w:ascii="Consolas" w:eastAsia="Times New Roman" w:hAnsi="Consolas" w:cs="Times New Roman"/>
+                <w:color w:val="6688CC"/>
+                <w:sz w:val="21"/>
+                <w:szCs w:val="21"/>
+                <w:lang w:eastAsia="uk-UA"/>
+              </w:rPr>
+            </w:pPr>
+            <w:r>
+              <w:rPr>
+                <w:rFonts w:ascii="Consolas" w:eastAsia="Times New Roman" w:hAnsi="Consolas" w:cs="Times New Roman"/>
+                <w:color w:val="6688CC"/>
+                <w:sz w:val="21"/>
+                <w:szCs w:val="21"/>
+                <w:lang w:eastAsia="uk-UA"/>
+              </w:rPr>
+              <w:t>}</w:t>
+            </w:r>
+          </w:p>
+          <w:p>
+            <w:pPr>
+              <w:shd w:val="clear" w:color="auto" w:fill="000C18"/>
+              <w:spacing w:line="285" w:lineRule="atLeast"/>
+              <w:rPr>
+                <w:rFonts w:ascii="Consolas" w:eastAsia="Times New Roman" w:hAnsi="Consolas" w:cs="Times New Roman"/>
+                <w:color w:val="6688CC"/>
+                <w:sz w:val="21"/>
+                <w:szCs w:val="21"/>
+                <w:lang w:eastAsia="uk-UA"/>
+              </w:rPr>
+            </w:pPr>
+            <w:proofErr w:type="spellStart"/>
+            <w:r>
+              <w:rPr>
+                <w:rFonts w:ascii="Consolas" w:eastAsia="Times New Roman" w:hAnsi="Consolas" w:cs="Times New Roman"/>
+                <w:color w:val="225588"/>
+                <w:sz w:val="21"/>
+                <w:szCs w:val="21"/>
+                <w:lang w:eastAsia="uk-UA"/>
+              </w:rPr>
+              <w:t>export</w:t>
+            </w:r>
+            <w:proofErr w:type="spellEnd"/>
+            <w:r>
+              <w:rPr>
+                <w:rFonts w:ascii="Consolas" w:eastAsia="Times New Roman" w:hAnsi="Consolas" w:cs="Times New Roman"/>
+                <w:color w:val="6688CC"/>
+                <w:sz w:val="21"/>
+                <w:szCs w:val="21"/>
+                <w:lang w:eastAsia="uk-UA"/>
+              </w:rPr>
+              <w:t xml:space="preserve"> </w:t>
+            </w:r>
+            <w:proofErr w:type="spellStart"/>
+            <w:r>
+              <w:rPr>
+                <w:rFonts w:ascii="Consolas" w:eastAsia="Times New Roman" w:hAnsi="Consolas" w:cs="Times New Roman"/>
+                <w:color w:val="225588"/>
+                <w:sz w:val="21"/>
+                <w:szCs w:val="21"/>
+                <w:lang w:eastAsia="uk-UA"/>
+              </w:rPr>
+              <w:t>default</w:t>
+            </w:r>
+            <w:proofErr w:type="spellEnd"/>
+            <w:r>
+              <w:rPr>
+                <w:rFonts w:ascii="Consolas" w:eastAsia="Times New Roman" w:hAnsi="Consolas" w:cs="Times New Roman"/>
+                <w:color w:val="6688CC"/>
+                <w:sz w:val="21"/>
+                <w:szCs w:val="21"/>
+                <w:lang w:eastAsia="uk-UA"/>
+              </w:rPr>
+              <w:t xml:space="preserve"> </w:t>
+            </w:r>
+            <w:proofErr w:type="spellStart"/>
+            <w:r>
+              <w:rPr>
+                <w:rFonts w:ascii="Consolas" w:eastAsia="Times New Roman" w:hAnsi="Consolas" w:cs="Times New Roman"/>
+                <w:color w:val="DDBB88"/>
+                <w:sz w:val="21"/>
+                <w:szCs w:val="21"/>
+                <w:lang w:eastAsia="uk-UA"/>
+              </w:rPr>
+              <w:t>Footer</w:t>
             </w:r>
             <w:proofErr w:type="spellEnd"/>
             <w:r>
@@ -15339,11 +16374,15 @@
         </w:numPr>
         <w:rPr>
           <w:rFonts w:ascii="Times New Roman" w:hAnsi="Times New Roman" w:cs="Times New Roman"/>
+          <w:sz w:val="28"/>
+          <w:szCs w:val="28"/>
         </w:rPr>
       </w:pPr>
       <w:r>
         <w:rPr>
           <w:rFonts w:ascii="Times New Roman" w:hAnsi="Times New Roman" w:cs="Times New Roman"/>
+          <w:sz w:val="28"/>
+          <w:szCs w:val="28"/>
         </w:rPr>
         <w:t>Збір застосунку</w:t>
       </w:r>
@@ -15409,6 +16448,1297 @@
           <w:tcPr>
             <w:tcW w:w="9629" w:type="dxa"/>
           </w:tcPr>
+          <w:p>
+            <w:pPr>
+              <w:shd w:val="clear" w:color="auto" w:fill="000C18"/>
+              <w:spacing w:line="285" w:lineRule="atLeast"/>
+              <w:rPr>
+                <w:rFonts w:ascii="Consolas" w:eastAsia="Times New Roman" w:hAnsi="Consolas" w:cs="Times New Roman"/>
+                <w:color w:val="6688CC"/>
+                <w:sz w:val="21"/>
+                <w:szCs w:val="21"/>
+                <w:lang w:eastAsia="uk-UA"/>
+              </w:rPr>
+            </w:pPr>
+            <w:proofErr w:type="spellStart"/>
+            <w:r>
+              <w:rPr>
+                <w:rFonts w:ascii="Consolas" w:eastAsia="Times New Roman" w:hAnsi="Consolas" w:cs="Times New Roman"/>
+                <w:color w:val="225588"/>
+                <w:sz w:val="21"/>
+                <w:szCs w:val="21"/>
+                <w:lang w:eastAsia="uk-UA"/>
+              </w:rPr>
+              <w:t>import</w:t>
+            </w:r>
+            <w:proofErr w:type="spellEnd"/>
+            <w:r>
+              <w:rPr>
+                <w:rFonts w:ascii="Consolas" w:eastAsia="Times New Roman" w:hAnsi="Consolas" w:cs="Times New Roman"/>
+                <w:color w:val="6688CC"/>
+                <w:sz w:val="21"/>
+                <w:szCs w:val="21"/>
+                <w:lang w:eastAsia="uk-UA"/>
+              </w:rPr>
+              <w:t xml:space="preserve"> </w:t>
+            </w:r>
+            <w:proofErr w:type="spellStart"/>
+            <w:r>
+              <w:rPr>
+                <w:rFonts w:ascii="Consolas" w:eastAsia="Times New Roman" w:hAnsi="Consolas" w:cs="Times New Roman"/>
+                <w:color w:val="6688CC"/>
+                <w:sz w:val="21"/>
+                <w:szCs w:val="21"/>
+                <w:lang w:eastAsia="uk-UA"/>
+              </w:rPr>
+              <w:t>Header</w:t>
+            </w:r>
+            <w:proofErr w:type="spellEnd"/>
+            <w:r>
+              <w:rPr>
+                <w:rFonts w:ascii="Consolas" w:eastAsia="Times New Roman" w:hAnsi="Consolas" w:cs="Times New Roman"/>
+                <w:color w:val="6688CC"/>
+                <w:sz w:val="21"/>
+                <w:szCs w:val="21"/>
+                <w:lang w:eastAsia="uk-UA"/>
+              </w:rPr>
+              <w:t xml:space="preserve"> </w:t>
+            </w:r>
+            <w:proofErr w:type="spellStart"/>
+            <w:r>
+              <w:rPr>
+                <w:rFonts w:ascii="Consolas" w:eastAsia="Times New Roman" w:hAnsi="Consolas" w:cs="Times New Roman"/>
+                <w:color w:val="225588"/>
+                <w:sz w:val="21"/>
+                <w:szCs w:val="21"/>
+                <w:lang w:eastAsia="uk-UA"/>
+              </w:rPr>
+              <w:t>from</w:t>
+            </w:r>
+            <w:proofErr w:type="spellEnd"/>
+            <w:r>
+              <w:rPr>
+                <w:rFonts w:ascii="Consolas" w:eastAsia="Times New Roman" w:hAnsi="Consolas" w:cs="Times New Roman"/>
+                <w:color w:val="6688CC"/>
+                <w:sz w:val="21"/>
+                <w:szCs w:val="21"/>
+                <w:lang w:eastAsia="uk-UA"/>
+              </w:rPr>
+              <w:t xml:space="preserve"> </w:t>
+            </w:r>
+            <w:r>
+              <w:rPr>
+                <w:rFonts w:ascii="Consolas" w:eastAsia="Times New Roman" w:hAnsi="Consolas" w:cs="Times New Roman"/>
+                <w:color w:val="22AA44"/>
+                <w:sz w:val="21"/>
+                <w:szCs w:val="21"/>
+                <w:lang w:eastAsia="uk-UA"/>
+              </w:rPr>
+              <w:t>'./</w:t>
+            </w:r>
+            <w:proofErr w:type="spellStart"/>
+            <w:r>
+              <w:rPr>
+                <w:rFonts w:ascii="Consolas" w:eastAsia="Times New Roman" w:hAnsi="Consolas" w:cs="Times New Roman"/>
+                <w:color w:val="22AA44"/>
+                <w:sz w:val="21"/>
+                <w:szCs w:val="21"/>
+                <w:lang w:eastAsia="uk-UA"/>
+              </w:rPr>
+              <w:t>components</w:t>
+            </w:r>
+            <w:proofErr w:type="spellEnd"/>
+            <w:r>
+              <w:rPr>
+                <w:rFonts w:ascii="Consolas" w:eastAsia="Times New Roman" w:hAnsi="Consolas" w:cs="Times New Roman"/>
+                <w:color w:val="22AA44"/>
+                <w:sz w:val="21"/>
+                <w:szCs w:val="21"/>
+                <w:lang w:eastAsia="uk-UA"/>
+              </w:rPr>
+              <w:t>/</w:t>
+            </w:r>
+            <w:proofErr w:type="spellStart"/>
+            <w:r>
+              <w:rPr>
+                <w:rFonts w:ascii="Consolas" w:eastAsia="Times New Roman" w:hAnsi="Consolas" w:cs="Times New Roman"/>
+                <w:color w:val="22AA44"/>
+                <w:sz w:val="21"/>
+                <w:szCs w:val="21"/>
+                <w:lang w:eastAsia="uk-UA"/>
+              </w:rPr>
+              <w:t>Header</w:t>
+            </w:r>
+            <w:proofErr w:type="spellEnd"/>
+            <w:r>
+              <w:rPr>
+                <w:rFonts w:ascii="Consolas" w:eastAsia="Times New Roman" w:hAnsi="Consolas" w:cs="Times New Roman"/>
+                <w:color w:val="22AA44"/>
+                <w:sz w:val="21"/>
+                <w:szCs w:val="21"/>
+                <w:lang w:eastAsia="uk-UA"/>
+              </w:rPr>
+              <w:t>'</w:t>
+            </w:r>
+            <w:r>
+              <w:rPr>
+                <w:rFonts w:ascii="Consolas" w:eastAsia="Times New Roman" w:hAnsi="Consolas" w:cs="Times New Roman"/>
+                <w:color w:val="6688CC"/>
+                <w:sz w:val="21"/>
+                <w:szCs w:val="21"/>
+                <w:lang w:eastAsia="uk-UA"/>
+              </w:rPr>
+              <w:t>;</w:t>
+            </w:r>
+          </w:p>
+          <w:p>
+            <w:pPr>
+              <w:shd w:val="clear" w:color="auto" w:fill="000C18"/>
+              <w:spacing w:line="285" w:lineRule="atLeast"/>
+              <w:rPr>
+                <w:rFonts w:ascii="Consolas" w:eastAsia="Times New Roman" w:hAnsi="Consolas" w:cs="Times New Roman"/>
+                <w:color w:val="6688CC"/>
+                <w:sz w:val="21"/>
+                <w:szCs w:val="21"/>
+                <w:lang w:eastAsia="uk-UA"/>
+              </w:rPr>
+            </w:pPr>
+            <w:proofErr w:type="spellStart"/>
+            <w:r>
+              <w:rPr>
+                <w:rFonts w:ascii="Consolas" w:eastAsia="Times New Roman" w:hAnsi="Consolas" w:cs="Times New Roman"/>
+                <w:color w:val="225588"/>
+                <w:sz w:val="21"/>
+                <w:szCs w:val="21"/>
+                <w:lang w:eastAsia="uk-UA"/>
+              </w:rPr>
+              <w:t>import</w:t>
+            </w:r>
+            <w:proofErr w:type="spellEnd"/>
+            <w:r>
+              <w:rPr>
+                <w:rFonts w:ascii="Consolas" w:eastAsia="Times New Roman" w:hAnsi="Consolas" w:cs="Times New Roman"/>
+                <w:color w:val="6688CC"/>
+                <w:sz w:val="21"/>
+                <w:szCs w:val="21"/>
+                <w:lang w:eastAsia="uk-UA"/>
+              </w:rPr>
+              <w:t xml:space="preserve"> </w:t>
+            </w:r>
+            <w:proofErr w:type="spellStart"/>
+            <w:r>
+              <w:rPr>
+                <w:rFonts w:ascii="Consolas" w:eastAsia="Times New Roman" w:hAnsi="Consolas" w:cs="Times New Roman"/>
+                <w:color w:val="6688CC"/>
+                <w:sz w:val="21"/>
+                <w:szCs w:val="21"/>
+                <w:lang w:eastAsia="uk-UA"/>
+              </w:rPr>
+              <w:t>Experience</w:t>
+            </w:r>
+            <w:proofErr w:type="spellEnd"/>
+            <w:r>
+              <w:rPr>
+                <w:rFonts w:ascii="Consolas" w:eastAsia="Times New Roman" w:hAnsi="Consolas" w:cs="Times New Roman"/>
+                <w:color w:val="6688CC"/>
+                <w:sz w:val="21"/>
+                <w:szCs w:val="21"/>
+                <w:lang w:eastAsia="uk-UA"/>
+              </w:rPr>
+              <w:t xml:space="preserve"> </w:t>
+            </w:r>
+            <w:proofErr w:type="spellStart"/>
+            <w:r>
+              <w:rPr>
+                <w:rFonts w:ascii="Consolas" w:eastAsia="Times New Roman" w:hAnsi="Consolas" w:cs="Times New Roman"/>
+                <w:color w:val="225588"/>
+                <w:sz w:val="21"/>
+                <w:szCs w:val="21"/>
+                <w:lang w:eastAsia="uk-UA"/>
+              </w:rPr>
+              <w:t>from</w:t>
+            </w:r>
+            <w:proofErr w:type="spellEnd"/>
+            <w:r>
+              <w:rPr>
+                <w:rFonts w:ascii="Consolas" w:eastAsia="Times New Roman" w:hAnsi="Consolas" w:cs="Times New Roman"/>
+                <w:color w:val="6688CC"/>
+                <w:sz w:val="21"/>
+                <w:szCs w:val="21"/>
+                <w:lang w:eastAsia="uk-UA"/>
+              </w:rPr>
+              <w:t xml:space="preserve"> </w:t>
+            </w:r>
+            <w:r>
+              <w:rPr>
+                <w:rFonts w:ascii="Consolas" w:eastAsia="Times New Roman" w:hAnsi="Consolas" w:cs="Times New Roman"/>
+                <w:color w:val="22AA44"/>
+                <w:sz w:val="21"/>
+                <w:szCs w:val="21"/>
+                <w:lang w:eastAsia="uk-UA"/>
+              </w:rPr>
+              <w:t>'./</w:t>
+            </w:r>
+            <w:proofErr w:type="spellStart"/>
+            <w:r>
+              <w:rPr>
+                <w:rFonts w:ascii="Consolas" w:eastAsia="Times New Roman" w:hAnsi="Consolas" w:cs="Times New Roman"/>
+                <w:color w:val="22AA44"/>
+                <w:sz w:val="21"/>
+                <w:szCs w:val="21"/>
+                <w:lang w:eastAsia="uk-UA"/>
+              </w:rPr>
+              <w:t>components</w:t>
+            </w:r>
+            <w:proofErr w:type="spellEnd"/>
+            <w:r>
+              <w:rPr>
+                <w:rFonts w:ascii="Consolas" w:eastAsia="Times New Roman" w:hAnsi="Consolas" w:cs="Times New Roman"/>
+                <w:color w:val="22AA44"/>
+                <w:sz w:val="21"/>
+                <w:szCs w:val="21"/>
+                <w:lang w:eastAsia="uk-UA"/>
+              </w:rPr>
+              <w:t>/</w:t>
+            </w:r>
+            <w:proofErr w:type="spellStart"/>
+            <w:r>
+              <w:rPr>
+                <w:rFonts w:ascii="Consolas" w:eastAsia="Times New Roman" w:hAnsi="Consolas" w:cs="Times New Roman"/>
+                <w:color w:val="22AA44"/>
+                <w:sz w:val="21"/>
+                <w:szCs w:val="21"/>
+                <w:lang w:eastAsia="uk-UA"/>
+              </w:rPr>
+              <w:t>Experience</w:t>
+            </w:r>
+            <w:proofErr w:type="spellEnd"/>
+            <w:r>
+              <w:rPr>
+                <w:rFonts w:ascii="Consolas" w:eastAsia="Times New Roman" w:hAnsi="Consolas" w:cs="Times New Roman"/>
+                <w:color w:val="22AA44"/>
+                <w:sz w:val="21"/>
+                <w:szCs w:val="21"/>
+                <w:lang w:eastAsia="uk-UA"/>
+              </w:rPr>
+              <w:t>'</w:t>
+            </w:r>
+            <w:r>
+              <w:rPr>
+                <w:rFonts w:ascii="Consolas" w:eastAsia="Times New Roman" w:hAnsi="Consolas" w:cs="Times New Roman"/>
+                <w:color w:val="6688CC"/>
+                <w:sz w:val="21"/>
+                <w:szCs w:val="21"/>
+                <w:lang w:eastAsia="uk-UA"/>
+              </w:rPr>
+              <w:t>;</w:t>
+            </w:r>
+          </w:p>
+          <w:p>
+            <w:pPr>
+              <w:shd w:val="clear" w:color="auto" w:fill="000C18"/>
+              <w:spacing w:line="285" w:lineRule="atLeast"/>
+              <w:rPr>
+                <w:rFonts w:ascii="Consolas" w:eastAsia="Times New Roman" w:hAnsi="Consolas" w:cs="Times New Roman"/>
+                <w:color w:val="6688CC"/>
+                <w:sz w:val="21"/>
+                <w:szCs w:val="21"/>
+                <w:lang w:eastAsia="uk-UA"/>
+              </w:rPr>
+            </w:pPr>
+            <w:proofErr w:type="spellStart"/>
+            <w:r>
+              <w:rPr>
+                <w:rFonts w:ascii="Consolas" w:eastAsia="Times New Roman" w:hAnsi="Consolas" w:cs="Times New Roman"/>
+                <w:color w:val="225588"/>
+                <w:sz w:val="21"/>
+                <w:szCs w:val="21"/>
+                <w:lang w:eastAsia="uk-UA"/>
+              </w:rPr>
+              <w:t>import</w:t>
+            </w:r>
+            <w:proofErr w:type="spellEnd"/>
+            <w:r>
+              <w:rPr>
+                <w:rFonts w:ascii="Consolas" w:eastAsia="Times New Roman" w:hAnsi="Consolas" w:cs="Times New Roman"/>
+                <w:color w:val="6688CC"/>
+                <w:sz w:val="21"/>
+                <w:szCs w:val="21"/>
+                <w:lang w:eastAsia="uk-UA"/>
+              </w:rPr>
+              <w:t xml:space="preserve"> </w:t>
+            </w:r>
+            <w:proofErr w:type="spellStart"/>
+            <w:r>
+              <w:rPr>
+                <w:rFonts w:ascii="Consolas" w:eastAsia="Times New Roman" w:hAnsi="Consolas" w:cs="Times New Roman"/>
+                <w:color w:val="6688CC"/>
+                <w:sz w:val="21"/>
+                <w:szCs w:val="21"/>
+                <w:lang w:eastAsia="uk-UA"/>
+              </w:rPr>
+              <w:t>Education</w:t>
+            </w:r>
+            <w:proofErr w:type="spellEnd"/>
+            <w:r>
+              <w:rPr>
+                <w:rFonts w:ascii="Consolas" w:eastAsia="Times New Roman" w:hAnsi="Consolas" w:cs="Times New Roman"/>
+                <w:color w:val="6688CC"/>
+                <w:sz w:val="21"/>
+                <w:szCs w:val="21"/>
+                <w:lang w:eastAsia="uk-UA"/>
+              </w:rPr>
+              <w:t xml:space="preserve"> </w:t>
+            </w:r>
+            <w:proofErr w:type="spellStart"/>
+            <w:r>
+              <w:rPr>
+                <w:rFonts w:ascii="Consolas" w:eastAsia="Times New Roman" w:hAnsi="Consolas" w:cs="Times New Roman"/>
+                <w:color w:val="225588"/>
+                <w:sz w:val="21"/>
+                <w:szCs w:val="21"/>
+                <w:lang w:eastAsia="uk-UA"/>
+              </w:rPr>
+              <w:t>from</w:t>
+            </w:r>
+            <w:proofErr w:type="spellEnd"/>
+            <w:r>
+              <w:rPr>
+                <w:rFonts w:ascii="Consolas" w:eastAsia="Times New Roman" w:hAnsi="Consolas" w:cs="Times New Roman"/>
+                <w:color w:val="6688CC"/>
+                <w:sz w:val="21"/>
+                <w:szCs w:val="21"/>
+                <w:lang w:eastAsia="uk-UA"/>
+              </w:rPr>
+              <w:t xml:space="preserve"> </w:t>
+            </w:r>
+            <w:r>
+              <w:rPr>
+                <w:rFonts w:ascii="Consolas" w:eastAsia="Times New Roman" w:hAnsi="Consolas" w:cs="Times New Roman"/>
+                <w:color w:val="22AA44"/>
+                <w:sz w:val="21"/>
+                <w:szCs w:val="21"/>
+                <w:lang w:eastAsia="uk-UA"/>
+              </w:rPr>
+              <w:t>'./</w:t>
+            </w:r>
+            <w:proofErr w:type="spellStart"/>
+            <w:r>
+              <w:rPr>
+                <w:rFonts w:ascii="Consolas" w:eastAsia="Times New Roman" w:hAnsi="Consolas" w:cs="Times New Roman"/>
+                <w:color w:val="22AA44"/>
+                <w:sz w:val="21"/>
+                <w:szCs w:val="21"/>
+                <w:lang w:eastAsia="uk-UA"/>
+              </w:rPr>
+              <w:t>components</w:t>
+            </w:r>
+            <w:proofErr w:type="spellEnd"/>
+            <w:r>
+              <w:rPr>
+                <w:rFonts w:ascii="Consolas" w:eastAsia="Times New Roman" w:hAnsi="Consolas" w:cs="Times New Roman"/>
+                <w:color w:val="22AA44"/>
+                <w:sz w:val="21"/>
+                <w:szCs w:val="21"/>
+                <w:lang w:eastAsia="uk-UA"/>
+              </w:rPr>
+              <w:t>/</w:t>
+            </w:r>
+            <w:proofErr w:type="spellStart"/>
+            <w:r>
+              <w:rPr>
+                <w:rFonts w:ascii="Consolas" w:eastAsia="Times New Roman" w:hAnsi="Consolas" w:cs="Times New Roman"/>
+                <w:color w:val="22AA44"/>
+                <w:sz w:val="21"/>
+                <w:szCs w:val="21"/>
+                <w:lang w:eastAsia="uk-UA"/>
+              </w:rPr>
+              <w:t>Education</w:t>
+            </w:r>
+            <w:proofErr w:type="spellEnd"/>
+            <w:r>
+              <w:rPr>
+                <w:rFonts w:ascii="Consolas" w:eastAsia="Times New Roman" w:hAnsi="Consolas" w:cs="Times New Roman"/>
+                <w:color w:val="22AA44"/>
+                <w:sz w:val="21"/>
+                <w:szCs w:val="21"/>
+                <w:lang w:eastAsia="uk-UA"/>
+              </w:rPr>
+              <w:t>'</w:t>
+            </w:r>
+            <w:r>
+              <w:rPr>
+                <w:rFonts w:ascii="Consolas" w:eastAsia="Times New Roman" w:hAnsi="Consolas" w:cs="Times New Roman"/>
+                <w:color w:val="6688CC"/>
+                <w:sz w:val="21"/>
+                <w:szCs w:val="21"/>
+                <w:lang w:eastAsia="uk-UA"/>
+              </w:rPr>
+              <w:t>;</w:t>
+            </w:r>
+          </w:p>
+          <w:p>
+            <w:pPr>
+              <w:shd w:val="clear" w:color="auto" w:fill="000C18"/>
+              <w:spacing w:line="285" w:lineRule="atLeast"/>
+              <w:rPr>
+                <w:rFonts w:ascii="Consolas" w:eastAsia="Times New Roman" w:hAnsi="Consolas" w:cs="Times New Roman"/>
+                <w:color w:val="6688CC"/>
+                <w:sz w:val="21"/>
+                <w:szCs w:val="21"/>
+                <w:lang w:eastAsia="uk-UA"/>
+              </w:rPr>
+            </w:pPr>
+            <w:proofErr w:type="spellStart"/>
+            <w:r>
+              <w:rPr>
+                <w:rFonts w:ascii="Consolas" w:eastAsia="Times New Roman" w:hAnsi="Consolas" w:cs="Times New Roman"/>
+                <w:color w:val="225588"/>
+                <w:sz w:val="21"/>
+                <w:szCs w:val="21"/>
+                <w:lang w:eastAsia="uk-UA"/>
+              </w:rPr>
+              <w:t>import</w:t>
+            </w:r>
+            <w:proofErr w:type="spellEnd"/>
+            <w:r>
+              <w:rPr>
+                <w:rFonts w:ascii="Consolas" w:eastAsia="Times New Roman" w:hAnsi="Consolas" w:cs="Times New Roman"/>
+                <w:color w:val="6688CC"/>
+                <w:sz w:val="21"/>
+                <w:szCs w:val="21"/>
+                <w:lang w:eastAsia="uk-UA"/>
+              </w:rPr>
+              <w:t xml:space="preserve"> </w:t>
+            </w:r>
+            <w:proofErr w:type="spellStart"/>
+            <w:r>
+              <w:rPr>
+                <w:rFonts w:ascii="Consolas" w:eastAsia="Times New Roman" w:hAnsi="Consolas" w:cs="Times New Roman"/>
+                <w:color w:val="6688CC"/>
+                <w:sz w:val="21"/>
+                <w:szCs w:val="21"/>
+                <w:lang w:eastAsia="uk-UA"/>
+              </w:rPr>
+              <w:t>Add_info</w:t>
+            </w:r>
+            <w:proofErr w:type="spellEnd"/>
+            <w:r>
+              <w:rPr>
+                <w:rFonts w:ascii="Consolas" w:eastAsia="Times New Roman" w:hAnsi="Consolas" w:cs="Times New Roman"/>
+                <w:color w:val="6688CC"/>
+                <w:sz w:val="21"/>
+                <w:szCs w:val="21"/>
+                <w:lang w:eastAsia="uk-UA"/>
+              </w:rPr>
+              <w:t xml:space="preserve"> </w:t>
+            </w:r>
+            <w:proofErr w:type="spellStart"/>
+            <w:r>
+              <w:rPr>
+                <w:rFonts w:ascii="Consolas" w:eastAsia="Times New Roman" w:hAnsi="Consolas" w:cs="Times New Roman"/>
+                <w:color w:val="225588"/>
+                <w:sz w:val="21"/>
+                <w:szCs w:val="21"/>
+                <w:lang w:eastAsia="uk-UA"/>
+              </w:rPr>
+              <w:t>from</w:t>
+            </w:r>
+            <w:proofErr w:type="spellEnd"/>
+            <w:r>
+              <w:rPr>
+                <w:rFonts w:ascii="Consolas" w:eastAsia="Times New Roman" w:hAnsi="Consolas" w:cs="Times New Roman"/>
+                <w:color w:val="6688CC"/>
+                <w:sz w:val="21"/>
+                <w:szCs w:val="21"/>
+                <w:lang w:eastAsia="uk-UA"/>
+              </w:rPr>
+              <w:t xml:space="preserve"> </w:t>
+            </w:r>
+            <w:r>
+              <w:rPr>
+                <w:rFonts w:ascii="Consolas" w:eastAsia="Times New Roman" w:hAnsi="Consolas" w:cs="Times New Roman"/>
+                <w:color w:val="22AA44"/>
+                <w:sz w:val="21"/>
+                <w:szCs w:val="21"/>
+                <w:lang w:eastAsia="uk-UA"/>
+              </w:rPr>
+              <w:t>'./</w:t>
+            </w:r>
+            <w:proofErr w:type="spellStart"/>
+            <w:r>
+              <w:rPr>
+                <w:rFonts w:ascii="Consolas" w:eastAsia="Times New Roman" w:hAnsi="Consolas" w:cs="Times New Roman"/>
+                <w:color w:val="22AA44"/>
+                <w:sz w:val="21"/>
+                <w:szCs w:val="21"/>
+                <w:lang w:eastAsia="uk-UA"/>
+              </w:rPr>
+              <w:t>components</w:t>
+            </w:r>
+            <w:proofErr w:type="spellEnd"/>
+            <w:r>
+              <w:rPr>
+                <w:rFonts w:ascii="Consolas" w:eastAsia="Times New Roman" w:hAnsi="Consolas" w:cs="Times New Roman"/>
+                <w:color w:val="22AA44"/>
+                <w:sz w:val="21"/>
+                <w:szCs w:val="21"/>
+                <w:lang w:eastAsia="uk-UA"/>
+              </w:rPr>
+              <w:t>/</w:t>
+            </w:r>
+            <w:proofErr w:type="spellStart"/>
+            <w:r>
+              <w:rPr>
+                <w:rFonts w:ascii="Consolas" w:eastAsia="Times New Roman" w:hAnsi="Consolas" w:cs="Times New Roman"/>
+                <w:color w:val="22AA44"/>
+                <w:sz w:val="21"/>
+                <w:szCs w:val="21"/>
+                <w:lang w:eastAsia="uk-UA"/>
+              </w:rPr>
+              <w:t>Additional_info</w:t>
+            </w:r>
+            <w:proofErr w:type="spellEnd"/>
+            <w:r>
+              <w:rPr>
+                <w:rFonts w:ascii="Consolas" w:eastAsia="Times New Roman" w:hAnsi="Consolas" w:cs="Times New Roman"/>
+                <w:color w:val="22AA44"/>
+                <w:sz w:val="21"/>
+                <w:szCs w:val="21"/>
+                <w:lang w:eastAsia="uk-UA"/>
+              </w:rPr>
+              <w:t>'</w:t>
+            </w:r>
+            <w:r>
+              <w:rPr>
+                <w:rFonts w:ascii="Consolas" w:eastAsia="Times New Roman" w:hAnsi="Consolas" w:cs="Times New Roman"/>
+                <w:color w:val="6688CC"/>
+                <w:sz w:val="21"/>
+                <w:szCs w:val="21"/>
+                <w:lang w:eastAsia="uk-UA"/>
+              </w:rPr>
+              <w:t>;</w:t>
+            </w:r>
+          </w:p>
+          <w:p>
+            <w:pPr>
+              <w:shd w:val="clear" w:color="auto" w:fill="000C18"/>
+              <w:spacing w:line="285" w:lineRule="atLeast"/>
+              <w:rPr>
+                <w:rFonts w:ascii="Consolas" w:eastAsia="Times New Roman" w:hAnsi="Consolas" w:cs="Times New Roman"/>
+                <w:color w:val="6688CC"/>
+                <w:sz w:val="21"/>
+                <w:szCs w:val="21"/>
+                <w:lang w:eastAsia="uk-UA"/>
+              </w:rPr>
+            </w:pPr>
+            <w:proofErr w:type="spellStart"/>
+            <w:r>
+              <w:rPr>
+                <w:rFonts w:ascii="Consolas" w:eastAsia="Times New Roman" w:hAnsi="Consolas" w:cs="Times New Roman"/>
+                <w:color w:val="225588"/>
+                <w:sz w:val="21"/>
+                <w:szCs w:val="21"/>
+                <w:lang w:eastAsia="uk-UA"/>
+              </w:rPr>
+              <w:t>import</w:t>
+            </w:r>
+            <w:proofErr w:type="spellEnd"/>
+            <w:r>
+              <w:rPr>
+                <w:rFonts w:ascii="Consolas" w:eastAsia="Times New Roman" w:hAnsi="Consolas" w:cs="Times New Roman"/>
+                <w:color w:val="6688CC"/>
+                <w:sz w:val="21"/>
+                <w:szCs w:val="21"/>
+                <w:lang w:eastAsia="uk-UA"/>
+              </w:rPr>
+              <w:t xml:space="preserve"> </w:t>
+            </w:r>
+            <w:proofErr w:type="spellStart"/>
+            <w:r>
+              <w:rPr>
+                <w:rFonts w:ascii="Consolas" w:eastAsia="Times New Roman" w:hAnsi="Consolas" w:cs="Times New Roman"/>
+                <w:color w:val="6688CC"/>
+                <w:sz w:val="21"/>
+                <w:szCs w:val="21"/>
+                <w:lang w:eastAsia="uk-UA"/>
+              </w:rPr>
+              <w:t>Footer</w:t>
+            </w:r>
+            <w:proofErr w:type="spellEnd"/>
+            <w:r>
+              <w:rPr>
+                <w:rFonts w:ascii="Consolas" w:eastAsia="Times New Roman" w:hAnsi="Consolas" w:cs="Times New Roman"/>
+                <w:color w:val="6688CC"/>
+                <w:sz w:val="21"/>
+                <w:szCs w:val="21"/>
+                <w:lang w:eastAsia="uk-UA"/>
+              </w:rPr>
+              <w:t xml:space="preserve"> </w:t>
+            </w:r>
+            <w:proofErr w:type="spellStart"/>
+            <w:r>
+              <w:rPr>
+                <w:rFonts w:ascii="Consolas" w:eastAsia="Times New Roman" w:hAnsi="Consolas" w:cs="Times New Roman"/>
+                <w:color w:val="225588"/>
+                <w:sz w:val="21"/>
+                <w:szCs w:val="21"/>
+                <w:lang w:eastAsia="uk-UA"/>
+              </w:rPr>
+              <w:t>from</w:t>
+            </w:r>
+            <w:proofErr w:type="spellEnd"/>
+            <w:r>
+              <w:rPr>
+                <w:rFonts w:ascii="Consolas" w:eastAsia="Times New Roman" w:hAnsi="Consolas" w:cs="Times New Roman"/>
+                <w:color w:val="6688CC"/>
+                <w:sz w:val="21"/>
+                <w:szCs w:val="21"/>
+                <w:lang w:eastAsia="uk-UA"/>
+              </w:rPr>
+              <w:t xml:space="preserve"> </w:t>
+            </w:r>
+            <w:r>
+              <w:rPr>
+                <w:rFonts w:ascii="Consolas" w:eastAsia="Times New Roman" w:hAnsi="Consolas" w:cs="Times New Roman"/>
+                <w:color w:val="22AA44"/>
+                <w:sz w:val="21"/>
+                <w:szCs w:val="21"/>
+                <w:lang w:eastAsia="uk-UA"/>
+              </w:rPr>
+              <w:t>'./</w:t>
+            </w:r>
+            <w:proofErr w:type="spellStart"/>
+            <w:r>
+              <w:rPr>
+                <w:rFonts w:ascii="Consolas" w:eastAsia="Times New Roman" w:hAnsi="Consolas" w:cs="Times New Roman"/>
+                <w:color w:val="22AA44"/>
+                <w:sz w:val="21"/>
+                <w:szCs w:val="21"/>
+                <w:lang w:eastAsia="uk-UA"/>
+              </w:rPr>
+              <w:t>components</w:t>
+            </w:r>
+            <w:proofErr w:type="spellEnd"/>
+            <w:r>
+              <w:rPr>
+                <w:rFonts w:ascii="Consolas" w:eastAsia="Times New Roman" w:hAnsi="Consolas" w:cs="Times New Roman"/>
+                <w:color w:val="22AA44"/>
+                <w:sz w:val="21"/>
+                <w:szCs w:val="21"/>
+                <w:lang w:eastAsia="uk-UA"/>
+              </w:rPr>
+              <w:t>/</w:t>
+            </w:r>
+            <w:proofErr w:type="spellStart"/>
+            <w:r>
+              <w:rPr>
+                <w:rFonts w:ascii="Consolas" w:eastAsia="Times New Roman" w:hAnsi="Consolas" w:cs="Times New Roman"/>
+                <w:color w:val="22AA44"/>
+                <w:sz w:val="21"/>
+                <w:szCs w:val="21"/>
+                <w:lang w:eastAsia="uk-UA"/>
+              </w:rPr>
+              <w:t>Footer</w:t>
+            </w:r>
+            <w:proofErr w:type="spellEnd"/>
+            <w:r>
+              <w:rPr>
+                <w:rFonts w:ascii="Consolas" w:eastAsia="Times New Roman" w:hAnsi="Consolas" w:cs="Times New Roman"/>
+                <w:color w:val="22AA44"/>
+                <w:sz w:val="21"/>
+                <w:szCs w:val="21"/>
+                <w:lang w:eastAsia="uk-UA"/>
+              </w:rPr>
+              <w:t>'</w:t>
+            </w:r>
+            <w:r>
+              <w:rPr>
+                <w:rFonts w:ascii="Consolas" w:eastAsia="Times New Roman" w:hAnsi="Consolas" w:cs="Times New Roman"/>
+                <w:color w:val="6688CC"/>
+                <w:sz w:val="21"/>
+                <w:szCs w:val="21"/>
+                <w:lang w:eastAsia="uk-UA"/>
+              </w:rPr>
+              <w:t>;</w:t>
+            </w:r>
+          </w:p>
+          <w:p>
+            <w:pPr>
+              <w:shd w:val="clear" w:color="auto" w:fill="000C18"/>
+              <w:spacing w:line="285" w:lineRule="atLeast"/>
+              <w:rPr>
+                <w:rFonts w:ascii="Consolas" w:eastAsia="Times New Roman" w:hAnsi="Consolas" w:cs="Times New Roman"/>
+                <w:color w:val="6688CC"/>
+                <w:sz w:val="21"/>
+                <w:szCs w:val="21"/>
+                <w:lang w:eastAsia="uk-UA"/>
+              </w:rPr>
+            </w:pPr>
+          </w:p>
+          <w:p>
+            <w:pPr>
+              <w:shd w:val="clear" w:color="auto" w:fill="000C18"/>
+              <w:spacing w:line="285" w:lineRule="atLeast"/>
+              <w:rPr>
+                <w:rFonts w:ascii="Consolas" w:eastAsia="Times New Roman" w:hAnsi="Consolas" w:cs="Times New Roman"/>
+                <w:color w:val="6688CC"/>
+                <w:sz w:val="21"/>
+                <w:szCs w:val="21"/>
+                <w:lang w:eastAsia="uk-UA"/>
+              </w:rPr>
+            </w:pPr>
+            <w:proofErr w:type="spellStart"/>
+            <w:r>
+              <w:rPr>
+                <w:rFonts w:ascii="Consolas" w:eastAsia="Times New Roman" w:hAnsi="Consolas" w:cs="Times New Roman"/>
+                <w:i/>
+                <w:iCs/>
+                <w:color w:val="9966B8"/>
+                <w:sz w:val="21"/>
+                <w:szCs w:val="21"/>
+                <w:lang w:eastAsia="uk-UA"/>
+              </w:rPr>
+              <w:t>function</w:t>
+            </w:r>
+            <w:proofErr w:type="spellEnd"/>
+            <w:r>
+              <w:rPr>
+                <w:rFonts w:ascii="Consolas" w:eastAsia="Times New Roman" w:hAnsi="Consolas" w:cs="Times New Roman"/>
+                <w:color w:val="6688CC"/>
+                <w:sz w:val="21"/>
+                <w:szCs w:val="21"/>
+                <w:lang w:eastAsia="uk-UA"/>
+              </w:rPr>
+              <w:t xml:space="preserve"> </w:t>
+            </w:r>
+            <w:proofErr w:type="spellStart"/>
+            <w:r>
+              <w:rPr>
+                <w:rFonts w:ascii="Consolas" w:eastAsia="Times New Roman" w:hAnsi="Consolas" w:cs="Times New Roman"/>
+                <w:color w:val="DDBB88"/>
+                <w:sz w:val="21"/>
+                <w:szCs w:val="21"/>
+                <w:lang w:eastAsia="uk-UA"/>
+              </w:rPr>
+              <w:t>App</w:t>
+            </w:r>
+            <w:proofErr w:type="spellEnd"/>
+            <w:r>
+              <w:rPr>
+                <w:rFonts w:ascii="Consolas" w:eastAsia="Times New Roman" w:hAnsi="Consolas" w:cs="Times New Roman"/>
+                <w:color w:val="6688CC"/>
+                <w:sz w:val="21"/>
+                <w:szCs w:val="21"/>
+                <w:lang w:eastAsia="uk-UA"/>
+              </w:rPr>
+              <w:t>() {</w:t>
+            </w:r>
+          </w:p>
+          <w:p>
+            <w:pPr>
+              <w:shd w:val="clear" w:color="auto" w:fill="000C18"/>
+              <w:spacing w:line="285" w:lineRule="atLeast"/>
+              <w:rPr>
+                <w:rFonts w:ascii="Consolas" w:eastAsia="Times New Roman" w:hAnsi="Consolas" w:cs="Times New Roman"/>
+                <w:color w:val="6688CC"/>
+                <w:sz w:val="21"/>
+                <w:szCs w:val="21"/>
+                <w:lang w:eastAsia="uk-UA"/>
+              </w:rPr>
+            </w:pPr>
+            <w:r>
+              <w:rPr>
+                <w:rFonts w:ascii="Consolas" w:eastAsia="Times New Roman" w:hAnsi="Consolas" w:cs="Times New Roman"/>
+                <w:color w:val="6688CC"/>
+                <w:sz w:val="21"/>
+                <w:szCs w:val="21"/>
+                <w:lang w:eastAsia="uk-UA"/>
+              </w:rPr>
+              <w:t xml:space="preserve">  </w:t>
+            </w:r>
+            <w:proofErr w:type="spellStart"/>
+            <w:r>
+              <w:rPr>
+                <w:rFonts w:ascii="Consolas" w:eastAsia="Times New Roman" w:hAnsi="Consolas" w:cs="Times New Roman"/>
+                <w:color w:val="225588"/>
+                <w:sz w:val="21"/>
+                <w:szCs w:val="21"/>
+                <w:lang w:eastAsia="uk-UA"/>
+              </w:rPr>
+              <w:t>return</w:t>
+            </w:r>
+            <w:proofErr w:type="spellEnd"/>
+            <w:r>
+              <w:rPr>
+                <w:rFonts w:ascii="Consolas" w:eastAsia="Times New Roman" w:hAnsi="Consolas" w:cs="Times New Roman"/>
+                <w:color w:val="6688CC"/>
+                <w:sz w:val="21"/>
+                <w:szCs w:val="21"/>
+                <w:lang w:eastAsia="uk-UA"/>
+              </w:rPr>
+              <w:t xml:space="preserve"> (</w:t>
+            </w:r>
+          </w:p>
+          <w:p>
+            <w:pPr>
+              <w:shd w:val="clear" w:color="auto" w:fill="000C18"/>
+              <w:spacing w:line="285" w:lineRule="atLeast"/>
+              <w:rPr>
+                <w:rFonts w:ascii="Consolas" w:eastAsia="Times New Roman" w:hAnsi="Consolas" w:cs="Times New Roman"/>
+                <w:color w:val="6688CC"/>
+                <w:sz w:val="21"/>
+                <w:szCs w:val="21"/>
+                <w:lang w:eastAsia="uk-UA"/>
+              </w:rPr>
+            </w:pPr>
+            <w:r>
+              <w:rPr>
+                <w:rFonts w:ascii="Consolas" w:eastAsia="Times New Roman" w:hAnsi="Consolas" w:cs="Times New Roman"/>
+                <w:color w:val="6688CC"/>
+                <w:sz w:val="21"/>
+                <w:szCs w:val="21"/>
+                <w:lang w:eastAsia="uk-UA"/>
+              </w:rPr>
+              <w:t>    &lt;</w:t>
+            </w:r>
+            <w:r>
+              <w:rPr>
+                <w:rFonts w:ascii="Consolas" w:eastAsia="Times New Roman" w:hAnsi="Consolas" w:cs="Times New Roman"/>
+                <w:color w:val="225588"/>
+                <w:sz w:val="21"/>
+                <w:szCs w:val="21"/>
+                <w:lang w:eastAsia="uk-UA"/>
+              </w:rPr>
+              <w:t>div</w:t>
+            </w:r>
+            <w:r>
+              <w:rPr>
+                <w:rFonts w:ascii="Consolas" w:eastAsia="Times New Roman" w:hAnsi="Consolas" w:cs="Times New Roman"/>
+                <w:color w:val="6688CC"/>
+                <w:sz w:val="21"/>
+                <w:szCs w:val="21"/>
+                <w:lang w:eastAsia="uk-UA"/>
+              </w:rPr>
+              <w:t>&gt;</w:t>
+            </w:r>
+          </w:p>
+          <w:p>
+            <w:pPr>
+              <w:shd w:val="clear" w:color="auto" w:fill="000C18"/>
+              <w:spacing w:line="285" w:lineRule="atLeast"/>
+              <w:rPr>
+                <w:rFonts w:ascii="Consolas" w:eastAsia="Times New Roman" w:hAnsi="Consolas" w:cs="Times New Roman"/>
+                <w:color w:val="6688CC"/>
+                <w:sz w:val="21"/>
+                <w:szCs w:val="21"/>
+                <w:lang w:eastAsia="uk-UA"/>
+              </w:rPr>
+            </w:pPr>
+            <w:r>
+              <w:rPr>
+                <w:rFonts w:ascii="Consolas" w:eastAsia="Times New Roman" w:hAnsi="Consolas" w:cs="Times New Roman"/>
+                <w:color w:val="6688CC"/>
+                <w:sz w:val="21"/>
+                <w:szCs w:val="21"/>
+                <w:lang w:eastAsia="uk-UA"/>
+              </w:rPr>
+              <w:t>      &lt;</w:t>
+            </w:r>
+            <w:proofErr w:type="spellStart"/>
+            <w:r>
+              <w:rPr>
+                <w:rFonts w:ascii="Consolas" w:eastAsia="Times New Roman" w:hAnsi="Consolas" w:cs="Times New Roman"/>
+                <w:i/>
+                <w:iCs/>
+                <w:color w:val="9966B8"/>
+                <w:sz w:val="21"/>
+                <w:szCs w:val="21"/>
+                <w:lang w:eastAsia="uk-UA"/>
+              </w:rPr>
+              <w:t>Header</w:t>
+            </w:r>
+            <w:proofErr w:type="spellEnd"/>
+            <w:r>
+              <w:rPr>
+                <w:rFonts w:ascii="Consolas" w:eastAsia="Times New Roman" w:hAnsi="Consolas" w:cs="Times New Roman"/>
+                <w:color w:val="6688CC"/>
+                <w:sz w:val="21"/>
+                <w:szCs w:val="21"/>
+                <w:lang w:eastAsia="uk-UA"/>
+              </w:rPr>
+              <w:t xml:space="preserve"> /&gt;</w:t>
+            </w:r>
+          </w:p>
+          <w:p>
+            <w:pPr>
+              <w:shd w:val="clear" w:color="auto" w:fill="000C18"/>
+              <w:spacing w:line="285" w:lineRule="atLeast"/>
+              <w:rPr>
+                <w:rFonts w:ascii="Consolas" w:eastAsia="Times New Roman" w:hAnsi="Consolas" w:cs="Times New Roman"/>
+                <w:color w:val="6688CC"/>
+                <w:sz w:val="21"/>
+                <w:szCs w:val="21"/>
+                <w:lang w:eastAsia="uk-UA"/>
+              </w:rPr>
+            </w:pPr>
+            <w:r>
+              <w:rPr>
+                <w:rFonts w:ascii="Consolas" w:eastAsia="Times New Roman" w:hAnsi="Consolas" w:cs="Times New Roman"/>
+                <w:color w:val="6688CC"/>
+                <w:sz w:val="21"/>
+                <w:szCs w:val="21"/>
+                <w:lang w:eastAsia="uk-UA"/>
+              </w:rPr>
+              <w:t>      &lt;</w:t>
+            </w:r>
+            <w:proofErr w:type="spellStart"/>
+            <w:r>
+              <w:rPr>
+                <w:rFonts w:ascii="Consolas" w:eastAsia="Times New Roman" w:hAnsi="Consolas" w:cs="Times New Roman"/>
+                <w:i/>
+                <w:iCs/>
+                <w:color w:val="9966B8"/>
+                <w:sz w:val="21"/>
+                <w:szCs w:val="21"/>
+                <w:lang w:eastAsia="uk-UA"/>
+              </w:rPr>
+              <w:t>Education</w:t>
+            </w:r>
+            <w:proofErr w:type="spellEnd"/>
+            <w:r>
+              <w:rPr>
+                <w:rFonts w:ascii="Consolas" w:eastAsia="Times New Roman" w:hAnsi="Consolas" w:cs="Times New Roman"/>
+                <w:color w:val="6688CC"/>
+                <w:sz w:val="21"/>
+                <w:szCs w:val="21"/>
+                <w:lang w:eastAsia="uk-UA"/>
+              </w:rPr>
+              <w:t xml:space="preserve"> /&gt;</w:t>
+            </w:r>
+          </w:p>
+          <w:p>
+            <w:pPr>
+              <w:shd w:val="clear" w:color="auto" w:fill="000C18"/>
+              <w:spacing w:line="285" w:lineRule="atLeast"/>
+              <w:rPr>
+                <w:rFonts w:ascii="Consolas" w:eastAsia="Times New Roman" w:hAnsi="Consolas" w:cs="Times New Roman"/>
+                <w:color w:val="6688CC"/>
+                <w:sz w:val="21"/>
+                <w:szCs w:val="21"/>
+                <w:lang w:eastAsia="uk-UA"/>
+              </w:rPr>
+            </w:pPr>
+            <w:r>
+              <w:rPr>
+                <w:rFonts w:ascii="Consolas" w:eastAsia="Times New Roman" w:hAnsi="Consolas" w:cs="Times New Roman"/>
+                <w:color w:val="6688CC"/>
+                <w:sz w:val="21"/>
+                <w:szCs w:val="21"/>
+                <w:lang w:eastAsia="uk-UA"/>
+              </w:rPr>
+              <w:t>      &lt;</w:t>
+            </w:r>
+            <w:proofErr w:type="spellStart"/>
+            <w:r>
+              <w:rPr>
+                <w:rFonts w:ascii="Consolas" w:eastAsia="Times New Roman" w:hAnsi="Consolas" w:cs="Times New Roman"/>
+                <w:i/>
+                <w:iCs/>
+                <w:color w:val="9966B8"/>
+                <w:sz w:val="21"/>
+                <w:szCs w:val="21"/>
+                <w:lang w:eastAsia="uk-UA"/>
+              </w:rPr>
+              <w:t>Experience</w:t>
+            </w:r>
+            <w:proofErr w:type="spellEnd"/>
+            <w:r>
+              <w:rPr>
+                <w:rFonts w:ascii="Consolas" w:eastAsia="Times New Roman" w:hAnsi="Consolas" w:cs="Times New Roman"/>
+                <w:color w:val="6688CC"/>
+                <w:sz w:val="21"/>
+                <w:szCs w:val="21"/>
+                <w:lang w:eastAsia="uk-UA"/>
+              </w:rPr>
+              <w:t xml:space="preserve"> /&gt;</w:t>
+            </w:r>
+          </w:p>
+          <w:p>
+            <w:pPr>
+              <w:shd w:val="clear" w:color="auto" w:fill="000C18"/>
+              <w:spacing w:line="285" w:lineRule="atLeast"/>
+              <w:rPr>
+                <w:rFonts w:ascii="Consolas" w:eastAsia="Times New Roman" w:hAnsi="Consolas" w:cs="Times New Roman"/>
+                <w:color w:val="6688CC"/>
+                <w:sz w:val="21"/>
+                <w:szCs w:val="21"/>
+                <w:lang w:eastAsia="uk-UA"/>
+              </w:rPr>
+            </w:pPr>
+            <w:r>
+              <w:rPr>
+                <w:rFonts w:ascii="Consolas" w:eastAsia="Times New Roman" w:hAnsi="Consolas" w:cs="Times New Roman"/>
+                <w:color w:val="6688CC"/>
+                <w:sz w:val="21"/>
+                <w:szCs w:val="21"/>
+                <w:lang w:eastAsia="uk-UA"/>
+              </w:rPr>
+              <w:t>      &lt;</w:t>
+            </w:r>
+            <w:proofErr w:type="spellStart"/>
+            <w:r>
+              <w:rPr>
+                <w:rFonts w:ascii="Consolas" w:eastAsia="Times New Roman" w:hAnsi="Consolas" w:cs="Times New Roman"/>
+                <w:i/>
+                <w:iCs/>
+                <w:color w:val="9966B8"/>
+                <w:sz w:val="21"/>
+                <w:szCs w:val="21"/>
+                <w:lang w:eastAsia="uk-UA"/>
+              </w:rPr>
+              <w:t>Add_info</w:t>
+            </w:r>
+            <w:proofErr w:type="spellEnd"/>
+            <w:r>
+              <w:rPr>
+                <w:rFonts w:ascii="Consolas" w:eastAsia="Times New Roman" w:hAnsi="Consolas" w:cs="Times New Roman"/>
+                <w:color w:val="6688CC"/>
+                <w:sz w:val="21"/>
+                <w:szCs w:val="21"/>
+                <w:lang w:eastAsia="uk-UA"/>
+              </w:rPr>
+              <w:t>/&gt;</w:t>
+            </w:r>
+          </w:p>
+          <w:p>
+            <w:pPr>
+              <w:shd w:val="clear" w:color="auto" w:fill="000C18"/>
+              <w:spacing w:line="285" w:lineRule="atLeast"/>
+              <w:rPr>
+                <w:rFonts w:ascii="Consolas" w:eastAsia="Times New Roman" w:hAnsi="Consolas" w:cs="Times New Roman"/>
+                <w:color w:val="6688CC"/>
+                <w:sz w:val="21"/>
+                <w:szCs w:val="21"/>
+                <w:lang w:eastAsia="uk-UA"/>
+              </w:rPr>
+            </w:pPr>
+            <w:r>
+              <w:rPr>
+                <w:rFonts w:ascii="Consolas" w:eastAsia="Times New Roman" w:hAnsi="Consolas" w:cs="Times New Roman"/>
+                <w:color w:val="6688CC"/>
+                <w:sz w:val="21"/>
+                <w:szCs w:val="21"/>
+                <w:lang w:eastAsia="uk-UA"/>
+              </w:rPr>
+              <w:t>      &lt;</w:t>
+            </w:r>
+            <w:proofErr w:type="spellStart"/>
+            <w:r>
+              <w:rPr>
+                <w:rFonts w:ascii="Consolas" w:eastAsia="Times New Roman" w:hAnsi="Consolas" w:cs="Times New Roman"/>
+                <w:i/>
+                <w:iCs/>
+                <w:color w:val="9966B8"/>
+                <w:sz w:val="21"/>
+                <w:szCs w:val="21"/>
+                <w:lang w:eastAsia="uk-UA"/>
+              </w:rPr>
+              <w:t>Footer</w:t>
+            </w:r>
+            <w:proofErr w:type="spellEnd"/>
+            <w:r>
+              <w:rPr>
+                <w:rFonts w:ascii="Consolas" w:eastAsia="Times New Roman" w:hAnsi="Consolas" w:cs="Times New Roman"/>
+                <w:color w:val="6688CC"/>
+                <w:sz w:val="21"/>
+                <w:szCs w:val="21"/>
+                <w:lang w:eastAsia="uk-UA"/>
+              </w:rPr>
+              <w:t>/&gt;</w:t>
+            </w:r>
+          </w:p>
+          <w:p>
+            <w:pPr>
+              <w:shd w:val="clear" w:color="auto" w:fill="000C18"/>
+              <w:spacing w:line="285" w:lineRule="atLeast"/>
+              <w:rPr>
+                <w:rFonts w:ascii="Consolas" w:eastAsia="Times New Roman" w:hAnsi="Consolas" w:cs="Times New Roman"/>
+                <w:color w:val="6688CC"/>
+                <w:sz w:val="21"/>
+                <w:szCs w:val="21"/>
+                <w:lang w:eastAsia="uk-UA"/>
+              </w:rPr>
+            </w:pPr>
+            <w:r>
+              <w:rPr>
+                <w:rFonts w:ascii="Consolas" w:eastAsia="Times New Roman" w:hAnsi="Consolas" w:cs="Times New Roman"/>
+                <w:color w:val="6688CC"/>
+                <w:sz w:val="21"/>
+                <w:szCs w:val="21"/>
+                <w:lang w:eastAsia="uk-UA"/>
+              </w:rPr>
+              <w:t>    &lt;/</w:t>
+            </w:r>
+            <w:r>
+              <w:rPr>
+                <w:rFonts w:ascii="Consolas" w:eastAsia="Times New Roman" w:hAnsi="Consolas" w:cs="Times New Roman"/>
+                <w:color w:val="225588"/>
+                <w:sz w:val="21"/>
+                <w:szCs w:val="21"/>
+                <w:lang w:eastAsia="uk-UA"/>
+              </w:rPr>
+              <w:t>div</w:t>
+            </w:r>
+            <w:r>
+              <w:rPr>
+                <w:rFonts w:ascii="Consolas" w:eastAsia="Times New Roman" w:hAnsi="Consolas" w:cs="Times New Roman"/>
+                <w:color w:val="6688CC"/>
+                <w:sz w:val="21"/>
+                <w:szCs w:val="21"/>
+                <w:lang w:eastAsia="uk-UA"/>
+              </w:rPr>
+              <w:t>&gt;</w:t>
+            </w:r>
+          </w:p>
+          <w:p>
+            <w:pPr>
+              <w:shd w:val="clear" w:color="auto" w:fill="000C18"/>
+              <w:spacing w:line="285" w:lineRule="atLeast"/>
+              <w:rPr>
+                <w:rFonts w:ascii="Consolas" w:eastAsia="Times New Roman" w:hAnsi="Consolas" w:cs="Times New Roman"/>
+                <w:color w:val="6688CC"/>
+                <w:sz w:val="21"/>
+                <w:szCs w:val="21"/>
+                <w:lang w:eastAsia="uk-UA"/>
+              </w:rPr>
+            </w:pPr>
+            <w:r>
+              <w:rPr>
+                <w:rFonts w:ascii="Consolas" w:eastAsia="Times New Roman" w:hAnsi="Consolas" w:cs="Times New Roman"/>
+                <w:color w:val="6688CC"/>
+                <w:sz w:val="21"/>
+                <w:szCs w:val="21"/>
+                <w:lang w:eastAsia="uk-UA"/>
+              </w:rPr>
+              <w:t>  );</w:t>
+            </w:r>
+          </w:p>
+          <w:p>
+            <w:pPr>
+              <w:shd w:val="clear" w:color="auto" w:fill="000C18"/>
+              <w:spacing w:line="285" w:lineRule="atLeast"/>
+              <w:rPr>
+                <w:rFonts w:ascii="Consolas" w:eastAsia="Times New Roman" w:hAnsi="Consolas" w:cs="Times New Roman"/>
+                <w:color w:val="6688CC"/>
+                <w:sz w:val="21"/>
+                <w:szCs w:val="21"/>
+                <w:lang w:eastAsia="uk-UA"/>
+              </w:rPr>
+            </w:pPr>
+            <w:r>
+              <w:rPr>
+                <w:rFonts w:ascii="Consolas" w:eastAsia="Times New Roman" w:hAnsi="Consolas" w:cs="Times New Roman"/>
+                <w:color w:val="6688CC"/>
+                <w:sz w:val="21"/>
+                <w:szCs w:val="21"/>
+                <w:lang w:eastAsia="uk-UA"/>
+              </w:rPr>
+              <w:t>}</w:t>
+            </w:r>
+          </w:p>
+          <w:p>
+            <w:pPr>
+              <w:shd w:val="clear" w:color="auto" w:fill="000C18"/>
+              <w:spacing w:line="285" w:lineRule="atLeast"/>
+              <w:rPr>
+                <w:rFonts w:ascii="Consolas" w:eastAsia="Times New Roman" w:hAnsi="Consolas" w:cs="Times New Roman"/>
+                <w:color w:val="6688CC"/>
+                <w:sz w:val="21"/>
+                <w:szCs w:val="21"/>
+                <w:lang w:eastAsia="uk-UA"/>
+              </w:rPr>
+            </w:pPr>
+            <w:proofErr w:type="spellStart"/>
+            <w:r>
+              <w:rPr>
+                <w:rFonts w:ascii="Consolas" w:eastAsia="Times New Roman" w:hAnsi="Consolas" w:cs="Times New Roman"/>
+                <w:color w:val="225588"/>
+                <w:sz w:val="21"/>
+                <w:szCs w:val="21"/>
+                <w:lang w:eastAsia="uk-UA"/>
+              </w:rPr>
+              <w:t>export</w:t>
+            </w:r>
+            <w:proofErr w:type="spellEnd"/>
+            <w:r>
+              <w:rPr>
+                <w:rFonts w:ascii="Consolas" w:eastAsia="Times New Roman" w:hAnsi="Consolas" w:cs="Times New Roman"/>
+                <w:color w:val="6688CC"/>
+                <w:sz w:val="21"/>
+                <w:szCs w:val="21"/>
+                <w:lang w:eastAsia="uk-UA"/>
+              </w:rPr>
+              <w:t xml:space="preserve"> </w:t>
+            </w:r>
+            <w:proofErr w:type="spellStart"/>
+            <w:r>
+              <w:rPr>
+                <w:rFonts w:ascii="Consolas" w:eastAsia="Times New Roman" w:hAnsi="Consolas" w:cs="Times New Roman"/>
+                <w:color w:val="225588"/>
+                <w:sz w:val="21"/>
+                <w:szCs w:val="21"/>
+                <w:lang w:eastAsia="uk-UA"/>
+              </w:rPr>
+              <w:t>default</w:t>
+            </w:r>
+            <w:proofErr w:type="spellEnd"/>
+            <w:r>
+              <w:rPr>
+                <w:rFonts w:ascii="Consolas" w:eastAsia="Times New Roman" w:hAnsi="Consolas" w:cs="Times New Roman"/>
+                <w:color w:val="6688CC"/>
+                <w:sz w:val="21"/>
+                <w:szCs w:val="21"/>
+                <w:lang w:eastAsia="uk-UA"/>
+              </w:rPr>
+              <w:t xml:space="preserve"> </w:t>
+            </w:r>
+            <w:proofErr w:type="spellStart"/>
+            <w:r>
+              <w:rPr>
+                <w:rFonts w:ascii="Consolas" w:eastAsia="Times New Roman" w:hAnsi="Consolas" w:cs="Times New Roman"/>
+                <w:color w:val="DDBB88"/>
+                <w:sz w:val="21"/>
+                <w:szCs w:val="21"/>
+                <w:lang w:eastAsia="uk-UA"/>
+              </w:rPr>
+              <w:t>App</w:t>
+            </w:r>
+            <w:proofErr w:type="spellEnd"/>
+            <w:r>
+              <w:rPr>
+                <w:rFonts w:ascii="Consolas" w:eastAsia="Times New Roman" w:hAnsi="Consolas" w:cs="Times New Roman"/>
+                <w:color w:val="6688CC"/>
+                <w:sz w:val="21"/>
+                <w:szCs w:val="21"/>
+                <w:lang w:eastAsia="uk-UA"/>
+              </w:rPr>
+              <w:t>;</w:t>
+            </w:r>
+          </w:p>
+          <w:p>
+            <w:pPr>
+              <w:shd w:val="clear" w:color="auto" w:fill="000C18"/>
+              <w:spacing w:line="285" w:lineRule="atLeast"/>
+              <w:rPr>
+                <w:rFonts w:ascii="Consolas" w:eastAsia="Times New Roman" w:hAnsi="Consolas" w:cs="Times New Roman"/>
+                <w:color w:val="6688CC"/>
+                <w:sz w:val="21"/>
+                <w:szCs w:val="21"/>
+                <w:lang w:eastAsia="uk-UA"/>
+              </w:rPr>
+            </w:pPr>
+          </w:p>
           <w:p>
             <w:pPr>
               <w:pStyle w:val="a3"/>

--- a/лаба2_веб.docx
+++ b/лаба2_веб.docx
@@ -129,7 +129,7 @@
                     </pic:cNvPicPr>
                   </pic:nvPicPr>
                   <pic:blipFill>
-                    <a:blip r:embed="rId5" cstate="print">
+                    <a:blip r:embed="rId6" cstate="print">
                       <a:extLst>
                         <a:ext uri="{28A0092B-C50C-407E-A947-70E740481C1C}">
                           <a14:useLocalDpi xmlns:a14="http://schemas.microsoft.com/office/drawing/2010/main" val="0"/>
@@ -257,7 +257,15 @@
           <w:sz w:val="28"/>
           <w:szCs w:val="28"/>
         </w:rPr>
-        <w:t xml:space="preserve">Технологія </w:t>
+        <w:t>Технологі</w:t>
+      </w:r>
+      <w:r>
+        <w:rPr>
+          <w:rFonts w:ascii="Times New Roman" w:hAnsi="Times New Roman" w:cs="Times New Roman"/>
+          <w:sz w:val="28"/>
+          <w:szCs w:val="28"/>
+        </w:rPr>
+        <w:t xml:space="preserve">ї </w:t>
       </w:r>
       <w:proofErr w:type="spellStart"/>
       <w:r>
@@ -8602,58 +8610,6 @@
             <wp:extent cx="6120765" cy="2982595"/>
             <wp:effectExtent l="0" t="0" r="0" b="8255"/>
             <wp:docPr id="5" name="Рисунок 5"/>
-            <wp:cNvGraphicFramePr>
-              <a:graphicFrameLocks xmlns:a="http://schemas.openxmlformats.org/drawingml/2006/main" noChangeAspect="1"/>
-            </wp:cNvGraphicFramePr>
-            <a:graphic xmlns:a="http://schemas.openxmlformats.org/drawingml/2006/main">
-              <a:graphicData uri="http://schemas.openxmlformats.org/drawingml/2006/picture">
-                <pic:pic xmlns:pic="http://schemas.openxmlformats.org/drawingml/2006/picture">
-                  <pic:nvPicPr>
-                    <pic:cNvPr id="1" name=""/>
-                    <pic:cNvPicPr/>
-                  </pic:nvPicPr>
-                  <pic:blipFill>
-                    <a:blip r:embed="rId6"/>
-                    <a:stretch>
-                      <a:fillRect/>
-                    </a:stretch>
-                  </pic:blipFill>
-                  <pic:spPr>
-                    <a:xfrm>
-                      <a:off x="0" y="0"/>
-                      <a:ext cx="6120765" cy="2982595"/>
-                    </a:xfrm>
-                    <a:prstGeom prst="rect">
-                      <a:avLst/>
-                    </a:prstGeom>
-                  </pic:spPr>
-                </pic:pic>
-              </a:graphicData>
-            </a:graphic>
-          </wp:inline>
-        </w:drawing>
-      </w:r>
-    </w:p>
-    <w:p>
-      <w:pPr>
-        <w:jc w:val="both"/>
-        <w:rPr>
-          <w:rFonts w:ascii="Times New Roman" w:hAnsi="Times New Roman" w:cs="Times New Roman"/>
-          <w:sz w:val="28"/>
-          <w:szCs w:val="28"/>
-        </w:rPr>
-      </w:pPr>
-      <w:r>
-        <w:rPr>
-          <w:rFonts w:ascii="Times New Roman" w:hAnsi="Times New Roman" w:cs="Times New Roman"/>
-          <w:sz w:val="28"/>
-          <w:szCs w:val="28"/>
-        </w:rPr>
-        <w:drawing>
-          <wp:inline distT="0" distB="0" distL="0" distR="0" wp14:anchorId="5D6D2CD8" wp14:editId="68B1AEBF">
-            <wp:extent cx="6120765" cy="1666240"/>
-            <wp:effectExtent l="0" t="0" r="0" b="0"/>
-            <wp:docPr id="2" name="Рисунок 2"/>
             <wp:cNvGraphicFramePr>
               <a:graphicFrameLocks xmlns:a="http://schemas.openxmlformats.org/drawingml/2006/main" noChangeAspect="1"/>
             </wp:cNvGraphicFramePr>
@@ -8673,7 +8629,7 @@
                   <pic:spPr>
                     <a:xfrm>
                       <a:off x="0" y="0"/>
-                      <a:ext cx="6120765" cy="1666240"/>
+                      <a:ext cx="6120765" cy="2982595"/>
                     </a:xfrm>
                     <a:prstGeom prst="rect">
                       <a:avLst/>
@@ -8701,778 +8657,11 @@
           <w:sz w:val="28"/>
           <w:szCs w:val="28"/>
         </w:rPr>
-        <w:t>Рис.№ 1-2 Результат виконання коду</w:t>
-      </w:r>
-    </w:p>
-    <w:p>
-      <w:pPr>
-        <w:pStyle w:val="a3"/>
-        <w:numPr>
-          <w:ilvl w:val="0"/>
-          <w:numId w:val="1"/>
-        </w:numPr>
-        <w:jc w:val="both"/>
-        <w:rPr>
-          <w:rFonts w:ascii="Times New Roman" w:hAnsi="Times New Roman" w:cs="Times New Roman"/>
-          <w:sz w:val="28"/>
-          <w:szCs w:val="28"/>
-        </w:rPr>
-      </w:pPr>
-      <w:proofErr w:type="spellStart"/>
-      <w:r>
-        <w:rPr>
-          <w:rFonts w:ascii="Times New Roman" w:hAnsi="Times New Roman" w:cs="Times New Roman"/>
-          <w:sz w:val="28"/>
-          <w:szCs w:val="28"/>
-        </w:rPr>
-        <w:t>git</w:t>
-      </w:r>
-      <w:proofErr w:type="spellEnd"/>
-      <w:r>
-        <w:rPr>
-          <w:rFonts w:ascii="Times New Roman" w:hAnsi="Times New Roman" w:cs="Times New Roman"/>
-          <w:sz w:val="28"/>
-          <w:szCs w:val="28"/>
-        </w:rPr>
-        <w:t xml:space="preserve"> </w:t>
-      </w:r>
-      <w:proofErr w:type="spellStart"/>
-      <w:r>
-        <w:rPr>
-          <w:rFonts w:ascii="Times New Roman" w:hAnsi="Times New Roman" w:cs="Times New Roman"/>
-          <w:sz w:val="28"/>
-          <w:szCs w:val="28"/>
-        </w:rPr>
-        <w:t>commit</w:t>
-      </w:r>
-      <w:proofErr w:type="spellEnd"/>
-      <w:r>
-        <w:rPr>
-          <w:rFonts w:ascii="Times New Roman" w:hAnsi="Times New Roman" w:cs="Times New Roman"/>
-          <w:sz w:val="28"/>
-          <w:szCs w:val="28"/>
-        </w:rPr>
-        <w:t xml:space="preserve"> -m "</w:t>
-      </w:r>
-      <w:proofErr w:type="spellStart"/>
-      <w:r>
-        <w:rPr>
-          <w:rFonts w:ascii="Times New Roman" w:hAnsi="Times New Roman" w:cs="Times New Roman"/>
-          <w:sz w:val="28"/>
-          <w:szCs w:val="28"/>
-        </w:rPr>
-        <w:t>Initial</w:t>
-      </w:r>
-      <w:proofErr w:type="spellEnd"/>
-      <w:r>
-        <w:rPr>
-          <w:rFonts w:ascii="Times New Roman" w:hAnsi="Times New Roman" w:cs="Times New Roman"/>
-          <w:sz w:val="28"/>
-          <w:szCs w:val="28"/>
-        </w:rPr>
-        <w:t xml:space="preserve"> </w:t>
-      </w:r>
-      <w:proofErr w:type="spellStart"/>
-      <w:r>
-        <w:rPr>
-          <w:rFonts w:ascii="Times New Roman" w:hAnsi="Times New Roman" w:cs="Times New Roman"/>
-          <w:sz w:val="28"/>
-          <w:szCs w:val="28"/>
-        </w:rPr>
-        <w:t>commit</w:t>
-      </w:r>
-      <w:proofErr w:type="spellEnd"/>
-      <w:r>
-        <w:rPr>
-          <w:rFonts w:ascii="Times New Roman" w:hAnsi="Times New Roman" w:cs="Times New Roman"/>
-          <w:sz w:val="28"/>
-          <w:szCs w:val="28"/>
-        </w:rPr>
-        <w:t xml:space="preserve"> </w:t>
-      </w:r>
-      <w:proofErr w:type="spellStart"/>
-      <w:r>
-        <w:rPr>
-          <w:rFonts w:ascii="Times New Roman" w:hAnsi="Times New Roman" w:cs="Times New Roman"/>
-          <w:sz w:val="28"/>
-          <w:szCs w:val="28"/>
-        </w:rPr>
-        <w:t>of</w:t>
-      </w:r>
-      <w:proofErr w:type="spellEnd"/>
-      <w:r>
-        <w:rPr>
-          <w:rFonts w:ascii="Times New Roman" w:hAnsi="Times New Roman" w:cs="Times New Roman"/>
-          <w:sz w:val="28"/>
-          <w:szCs w:val="28"/>
-        </w:rPr>
-        <w:t xml:space="preserve"> </w:t>
-      </w:r>
-      <w:r>
-        <w:rPr>
-          <w:rFonts w:ascii="Times New Roman" w:hAnsi="Times New Roman" w:cs="Times New Roman"/>
-          <w:sz w:val="28"/>
-          <w:szCs w:val="28"/>
-        </w:rPr>
-        <w:t xml:space="preserve">CV </w:t>
-      </w:r>
-      <w:proofErr w:type="spellStart"/>
-      <w:r>
-        <w:rPr>
-          <w:rFonts w:ascii="Times New Roman" w:hAnsi="Times New Roman" w:cs="Times New Roman"/>
-          <w:sz w:val="28"/>
-          <w:szCs w:val="28"/>
-        </w:rPr>
-        <w:t>structure</w:t>
-      </w:r>
-      <w:proofErr w:type="spellEnd"/>
-      <w:r>
-        <w:rPr>
-          <w:rFonts w:ascii="Times New Roman" w:hAnsi="Times New Roman" w:cs="Times New Roman"/>
-          <w:sz w:val="28"/>
-          <w:szCs w:val="28"/>
-        </w:rPr>
-        <w:t>"</w:t>
-      </w:r>
-    </w:p>
-    <w:p>
-      <w:pPr>
-        <w:pStyle w:val="a3"/>
-        <w:jc w:val="both"/>
-        <w:rPr>
-          <w:rFonts w:ascii="Times New Roman" w:hAnsi="Times New Roman" w:cs="Times New Roman"/>
-          <w:sz w:val="28"/>
-          <w:szCs w:val="28"/>
-        </w:rPr>
-      </w:pPr>
-    </w:p>
-    <w:p>
-      <w:pPr>
-        <w:pStyle w:val="a3"/>
-        <w:jc w:val="center"/>
-        <w:rPr>
-          <w:rFonts w:ascii="Times New Roman" w:hAnsi="Times New Roman" w:cs="Times New Roman"/>
-          <w:b/>
-          <w:bCs/>
-          <w:sz w:val="28"/>
-          <w:szCs w:val="28"/>
-        </w:rPr>
-      </w:pPr>
-      <w:r>
-        <w:rPr>
-          <w:rFonts w:ascii="Times New Roman" w:hAnsi="Times New Roman" w:cs="Times New Roman"/>
-          <w:b/>
-          <w:bCs/>
-          <w:sz w:val="28"/>
-          <w:szCs w:val="28"/>
-        </w:rPr>
-        <w:t>Частина 2</w:t>
-      </w:r>
-    </w:p>
-    <w:p>
-      <w:pPr>
-        <w:jc w:val="both"/>
-        <w:rPr>
-          <w:rFonts w:ascii="Times New Roman" w:hAnsi="Times New Roman" w:cs="Times New Roman"/>
-          <w:sz w:val="28"/>
-          <w:szCs w:val="28"/>
-        </w:rPr>
-      </w:pPr>
-      <w:r>
-        <w:rPr>
-          <w:rFonts w:ascii="Times New Roman" w:hAnsi="Times New Roman" w:cs="Times New Roman"/>
-          <w:b/>
-          <w:bCs/>
-          <w:sz w:val="28"/>
-          <w:szCs w:val="28"/>
-        </w:rPr>
-        <w:t>Мета:</w:t>
-      </w:r>
-      <w:r>
-        <w:rPr>
-          <w:rFonts w:ascii="Times New Roman" w:hAnsi="Times New Roman" w:cs="Times New Roman"/>
-          <w:sz w:val="28"/>
-          <w:szCs w:val="28"/>
-        </w:rPr>
-        <w:t xml:space="preserve"> </w:t>
-      </w:r>
-      <w:r>
-        <w:rPr>
-          <w:rFonts w:ascii="Times New Roman" w:hAnsi="Times New Roman" w:cs="Times New Roman"/>
-          <w:sz w:val="28"/>
-          <w:szCs w:val="28"/>
-        </w:rPr>
-        <w:t xml:space="preserve">Ознайомитися з основними принципами </w:t>
-      </w:r>
-      <w:proofErr w:type="spellStart"/>
-      <w:r>
-        <w:rPr>
-          <w:rFonts w:ascii="Times New Roman" w:hAnsi="Times New Roman" w:cs="Times New Roman"/>
-          <w:sz w:val="28"/>
-          <w:szCs w:val="28"/>
-        </w:rPr>
-        <w:t>React</w:t>
-      </w:r>
-      <w:proofErr w:type="spellEnd"/>
-      <w:r>
-        <w:rPr>
-          <w:rFonts w:ascii="Times New Roman" w:hAnsi="Times New Roman" w:cs="Times New Roman"/>
-          <w:sz w:val="28"/>
-          <w:szCs w:val="28"/>
-        </w:rPr>
-        <w:t xml:space="preserve"> та</w:t>
-      </w:r>
-      <w:r>
-        <w:rPr>
-          <w:rFonts w:ascii="Times New Roman" w:hAnsi="Times New Roman" w:cs="Times New Roman"/>
-          <w:sz w:val="28"/>
-          <w:szCs w:val="28"/>
-        </w:rPr>
-        <w:t xml:space="preserve"> </w:t>
-      </w:r>
-      <w:r>
-        <w:rPr>
-          <w:rFonts w:ascii="Times New Roman" w:hAnsi="Times New Roman" w:cs="Times New Roman"/>
-          <w:sz w:val="28"/>
-          <w:szCs w:val="28"/>
-        </w:rPr>
-        <w:t xml:space="preserve">компонентної архітектури. Навчитися створювати простий </w:t>
-      </w:r>
-      <w:proofErr w:type="spellStart"/>
-      <w:r>
-        <w:rPr>
-          <w:rFonts w:ascii="Times New Roman" w:hAnsi="Times New Roman" w:cs="Times New Roman"/>
-          <w:sz w:val="28"/>
-          <w:szCs w:val="28"/>
-        </w:rPr>
-        <w:t>Reactзастосунок</w:t>
-      </w:r>
-      <w:proofErr w:type="spellEnd"/>
-      <w:r>
-        <w:rPr>
-          <w:rFonts w:ascii="Times New Roman" w:hAnsi="Times New Roman" w:cs="Times New Roman"/>
-          <w:sz w:val="28"/>
-          <w:szCs w:val="28"/>
-        </w:rPr>
-        <w:t xml:space="preserve"> за допомогою </w:t>
-      </w:r>
-      <w:proofErr w:type="spellStart"/>
-      <w:r>
-        <w:rPr>
-          <w:rFonts w:ascii="Times New Roman" w:hAnsi="Times New Roman" w:cs="Times New Roman"/>
-          <w:sz w:val="28"/>
-          <w:szCs w:val="28"/>
-        </w:rPr>
-        <w:t>Vite</w:t>
-      </w:r>
-      <w:proofErr w:type="spellEnd"/>
-      <w:r>
-        <w:rPr>
-          <w:rFonts w:ascii="Times New Roman" w:hAnsi="Times New Roman" w:cs="Times New Roman"/>
-          <w:sz w:val="28"/>
-          <w:szCs w:val="28"/>
-        </w:rPr>
-        <w:t xml:space="preserve">. </w:t>
-      </w:r>
-      <w:r>
-        <w:rPr>
-          <w:rFonts w:ascii="Times New Roman" w:hAnsi="Times New Roman" w:cs="Times New Roman"/>
-          <w:sz w:val="28"/>
-          <w:szCs w:val="28"/>
-        </w:rPr>
-        <w:lastRenderedPageBreak/>
-        <w:t xml:space="preserve">Зрозуміти, як </w:t>
-      </w:r>
-      <w:proofErr w:type="spellStart"/>
-      <w:r>
-        <w:rPr>
-          <w:rFonts w:ascii="Times New Roman" w:hAnsi="Times New Roman" w:cs="Times New Roman"/>
-          <w:sz w:val="28"/>
-          <w:szCs w:val="28"/>
-        </w:rPr>
-        <w:t>декомпозувати</w:t>
-      </w:r>
-      <w:proofErr w:type="spellEnd"/>
-      <w:r>
-        <w:rPr>
-          <w:rFonts w:ascii="Times New Roman" w:hAnsi="Times New Roman" w:cs="Times New Roman"/>
-          <w:sz w:val="28"/>
-          <w:szCs w:val="28"/>
-        </w:rPr>
-        <w:t xml:space="preserve"> </w:t>
-      </w:r>
-      <w:r>
-        <w:rPr>
-          <w:rFonts w:ascii="Times New Roman" w:hAnsi="Times New Roman" w:cs="Times New Roman"/>
-          <w:sz w:val="28"/>
-          <w:szCs w:val="28"/>
-        </w:rPr>
-        <w:t>інтерфейс користувача (UI) на компоненти, придатні для повторного</w:t>
-      </w:r>
-      <w:r>
-        <w:rPr>
-          <w:rFonts w:ascii="Times New Roman" w:hAnsi="Times New Roman" w:cs="Times New Roman"/>
-          <w:sz w:val="28"/>
-          <w:szCs w:val="28"/>
-        </w:rPr>
-        <w:t xml:space="preserve"> </w:t>
-      </w:r>
-      <w:r>
-        <w:rPr>
-          <w:rFonts w:ascii="Times New Roman" w:hAnsi="Times New Roman" w:cs="Times New Roman"/>
-          <w:sz w:val="28"/>
-          <w:szCs w:val="28"/>
-        </w:rPr>
-        <w:t>використання.</w:t>
-      </w:r>
-    </w:p>
-    <w:p>
-      <w:pPr>
-        <w:pStyle w:val="a3"/>
-        <w:numPr>
-          <w:ilvl w:val="0"/>
-          <w:numId w:val="2"/>
-        </w:numPr>
-        <w:jc w:val="both"/>
-        <w:rPr>
-          <w:rFonts w:ascii="Times New Roman" w:hAnsi="Times New Roman" w:cs="Times New Roman"/>
-          <w:sz w:val="28"/>
-          <w:szCs w:val="28"/>
-        </w:rPr>
-      </w:pPr>
-      <w:r>
-        <w:rPr>
-          <w:rFonts w:ascii="Times New Roman" w:hAnsi="Times New Roman" w:cs="Times New Roman"/>
-          <w:sz w:val="28"/>
-          <w:szCs w:val="28"/>
-        </w:rPr>
-        <w:t xml:space="preserve">Встановлення </w:t>
-      </w:r>
-      <w:r>
-        <w:rPr>
-          <w:rFonts w:ascii="Times New Roman" w:hAnsi="Times New Roman" w:cs="Times New Roman"/>
-          <w:sz w:val="28"/>
-          <w:szCs w:val="28"/>
-          <w:lang w:val="en-US"/>
-        </w:rPr>
-        <w:t>Node.js</w:t>
-      </w:r>
-    </w:p>
-    <w:p>
-      <w:pPr>
-        <w:pStyle w:val="a3"/>
-        <w:numPr>
-          <w:ilvl w:val="0"/>
-          <w:numId w:val="2"/>
-        </w:numPr>
-        <w:rPr>
-          <w:rFonts w:ascii="Times New Roman" w:hAnsi="Times New Roman" w:cs="Times New Roman"/>
-          <w:sz w:val="28"/>
-          <w:szCs w:val="28"/>
-        </w:rPr>
-      </w:pPr>
-      <w:r>
-        <w:rPr>
-          <w:rFonts w:ascii="Times New Roman" w:hAnsi="Times New Roman" w:cs="Times New Roman"/>
-          <w:sz w:val="28"/>
-          <w:szCs w:val="28"/>
-        </w:rPr>
-        <w:t xml:space="preserve">Ініціалізація </w:t>
-      </w:r>
-      <w:proofErr w:type="spellStart"/>
-      <w:r>
-        <w:rPr>
-          <w:rFonts w:ascii="Times New Roman" w:hAnsi="Times New Roman" w:cs="Times New Roman"/>
-          <w:sz w:val="28"/>
-          <w:szCs w:val="28"/>
-        </w:rPr>
-        <w:t>проєкту</w:t>
-      </w:r>
-      <w:proofErr w:type="spellEnd"/>
-      <w:r>
-        <w:rPr>
-          <w:rFonts w:ascii="Times New Roman" w:hAnsi="Times New Roman" w:cs="Times New Roman"/>
-          <w:sz w:val="28"/>
-          <w:szCs w:val="28"/>
-        </w:rPr>
-        <w:t xml:space="preserve">: </w:t>
-      </w:r>
-      <w:r>
-        <w:rPr>
-          <w:rFonts w:ascii="Times New Roman" w:hAnsi="Times New Roman" w:cs="Times New Roman"/>
-          <w:sz w:val="28"/>
-          <w:szCs w:val="28"/>
-        </w:rPr>
-        <w:br/>
-      </w:r>
-      <w:proofErr w:type="spellStart"/>
-      <w:r>
-        <w:rPr>
-          <w:rFonts w:ascii="Times New Roman" w:hAnsi="Times New Roman" w:cs="Times New Roman"/>
-          <w:sz w:val="28"/>
-          <w:szCs w:val="28"/>
-        </w:rPr>
-        <w:t>npm</w:t>
-      </w:r>
-      <w:proofErr w:type="spellEnd"/>
-      <w:r>
-        <w:rPr>
-          <w:rFonts w:ascii="Times New Roman" w:hAnsi="Times New Roman" w:cs="Times New Roman"/>
-          <w:sz w:val="28"/>
-          <w:szCs w:val="28"/>
-        </w:rPr>
-        <w:t xml:space="preserve"> </w:t>
-      </w:r>
-      <w:proofErr w:type="spellStart"/>
-      <w:r>
-        <w:rPr>
-          <w:rFonts w:ascii="Times New Roman" w:hAnsi="Times New Roman" w:cs="Times New Roman"/>
-          <w:sz w:val="28"/>
-          <w:szCs w:val="28"/>
-        </w:rPr>
-        <w:t>create</w:t>
-      </w:r>
-      <w:proofErr w:type="spellEnd"/>
-      <w:r>
-        <w:rPr>
-          <w:rFonts w:ascii="Times New Roman" w:hAnsi="Times New Roman" w:cs="Times New Roman"/>
-          <w:sz w:val="28"/>
-          <w:szCs w:val="28"/>
-        </w:rPr>
-        <w:t xml:space="preserve"> </w:t>
-      </w:r>
-      <w:proofErr w:type="spellStart"/>
-      <w:r>
-        <w:rPr>
-          <w:rFonts w:ascii="Times New Roman" w:hAnsi="Times New Roman" w:cs="Times New Roman"/>
-          <w:sz w:val="28"/>
-          <w:szCs w:val="28"/>
-        </w:rPr>
-        <w:t>vite@latest</w:t>
-      </w:r>
-      <w:proofErr w:type="spellEnd"/>
-      <w:r>
-        <w:rPr>
-          <w:rFonts w:ascii="Times New Roman" w:hAnsi="Times New Roman" w:cs="Times New Roman"/>
-          <w:sz w:val="28"/>
-          <w:szCs w:val="28"/>
-        </w:rPr>
-        <w:t xml:space="preserve"> </w:t>
-      </w:r>
-      <w:r>
-        <w:rPr>
-          <w:rFonts w:ascii="Times New Roman" w:hAnsi="Times New Roman" w:cs="Times New Roman"/>
-          <w:sz w:val="28"/>
-          <w:szCs w:val="28"/>
-        </w:rPr>
-        <w:t>lab_2_react -- --</w:t>
-      </w:r>
-      <w:proofErr w:type="spellStart"/>
-      <w:r>
-        <w:rPr>
-          <w:rFonts w:ascii="Times New Roman" w:hAnsi="Times New Roman" w:cs="Times New Roman"/>
-          <w:sz w:val="28"/>
-          <w:szCs w:val="28"/>
-        </w:rPr>
-        <w:t>template</w:t>
-      </w:r>
-      <w:proofErr w:type="spellEnd"/>
-      <w:r>
-        <w:rPr>
-          <w:rFonts w:ascii="Times New Roman" w:hAnsi="Times New Roman" w:cs="Times New Roman"/>
-          <w:sz w:val="28"/>
-          <w:szCs w:val="28"/>
-        </w:rPr>
-        <w:t xml:space="preserve"> </w:t>
-      </w:r>
-      <w:proofErr w:type="spellStart"/>
-      <w:r>
-        <w:rPr>
-          <w:rFonts w:ascii="Times New Roman" w:hAnsi="Times New Roman" w:cs="Times New Roman"/>
-          <w:sz w:val="28"/>
-          <w:szCs w:val="28"/>
-        </w:rPr>
-        <w:t>react</w:t>
-      </w:r>
-      <w:proofErr w:type="spellEnd"/>
-    </w:p>
-    <w:p>
-      <w:pPr>
-        <w:pStyle w:val="a3"/>
-        <w:numPr>
-          <w:ilvl w:val="0"/>
-          <w:numId w:val="2"/>
-        </w:numPr>
-        <w:rPr>
-          <w:rFonts w:ascii="Times New Roman" w:hAnsi="Times New Roman" w:cs="Times New Roman"/>
-          <w:sz w:val="28"/>
-          <w:szCs w:val="28"/>
-        </w:rPr>
-      </w:pPr>
-      <w:r>
-        <w:rPr>
-          <w:rFonts w:ascii="Times New Roman" w:hAnsi="Times New Roman" w:cs="Times New Roman"/>
-          <w:sz w:val="28"/>
-          <w:szCs w:val="28"/>
-        </w:rPr>
-        <w:t>cd lab_2_react</w:t>
-      </w:r>
-      <w:r>
-        <w:rPr>
-          <w:rFonts w:ascii="Times New Roman" w:hAnsi="Times New Roman" w:cs="Times New Roman"/>
-          <w:sz w:val="28"/>
-          <w:szCs w:val="28"/>
-        </w:rPr>
-        <w:br/>
-      </w:r>
-      <w:proofErr w:type="spellStart"/>
-      <w:r>
-        <w:rPr>
-          <w:rFonts w:ascii="Times New Roman" w:hAnsi="Times New Roman" w:cs="Times New Roman"/>
-          <w:sz w:val="28"/>
-          <w:szCs w:val="28"/>
-        </w:rPr>
-        <w:t>npm</w:t>
-      </w:r>
-      <w:proofErr w:type="spellEnd"/>
-      <w:r>
-        <w:rPr>
-          <w:rFonts w:ascii="Times New Roman" w:hAnsi="Times New Roman" w:cs="Times New Roman"/>
-          <w:sz w:val="28"/>
-          <w:szCs w:val="28"/>
-        </w:rPr>
-        <w:t xml:space="preserve"> </w:t>
-      </w:r>
-      <w:proofErr w:type="spellStart"/>
-      <w:r>
-        <w:rPr>
-          <w:rFonts w:ascii="Times New Roman" w:hAnsi="Times New Roman" w:cs="Times New Roman"/>
-          <w:sz w:val="28"/>
-          <w:szCs w:val="28"/>
-        </w:rPr>
-        <w:t>install</w:t>
-      </w:r>
-      <w:proofErr w:type="spellEnd"/>
-    </w:p>
-    <w:p>
-      <w:pPr>
-        <w:pStyle w:val="a3"/>
-        <w:numPr>
-          <w:ilvl w:val="0"/>
-          <w:numId w:val="2"/>
-        </w:numPr>
-        <w:jc w:val="both"/>
-        <w:rPr>
-          <w:rFonts w:ascii="Times New Roman" w:hAnsi="Times New Roman" w:cs="Times New Roman"/>
-          <w:sz w:val="28"/>
-          <w:szCs w:val="28"/>
-        </w:rPr>
-      </w:pPr>
-      <w:proofErr w:type="spellStart"/>
-      <w:r>
-        <w:rPr>
-          <w:rFonts w:ascii="Times New Roman" w:hAnsi="Times New Roman" w:cs="Times New Roman"/>
-          <w:sz w:val="28"/>
-          <w:szCs w:val="28"/>
-        </w:rPr>
-        <w:t>npm</w:t>
-      </w:r>
-      <w:proofErr w:type="spellEnd"/>
-      <w:r>
-        <w:rPr>
-          <w:rFonts w:ascii="Times New Roman" w:hAnsi="Times New Roman" w:cs="Times New Roman"/>
-          <w:sz w:val="28"/>
-          <w:szCs w:val="28"/>
-        </w:rPr>
-        <w:t xml:space="preserve"> </w:t>
-      </w:r>
-      <w:proofErr w:type="spellStart"/>
-      <w:r>
-        <w:rPr>
-          <w:rFonts w:ascii="Times New Roman" w:hAnsi="Times New Roman" w:cs="Times New Roman"/>
-          <w:sz w:val="28"/>
-          <w:szCs w:val="28"/>
-        </w:rPr>
-        <w:t>run</w:t>
-      </w:r>
-      <w:proofErr w:type="spellEnd"/>
-      <w:r>
-        <w:rPr>
-          <w:rFonts w:ascii="Times New Roman" w:hAnsi="Times New Roman" w:cs="Times New Roman"/>
-          <w:sz w:val="28"/>
-          <w:szCs w:val="28"/>
-        </w:rPr>
-        <w:t xml:space="preserve"> </w:t>
-      </w:r>
-      <w:proofErr w:type="spellStart"/>
-      <w:r>
-        <w:rPr>
-          <w:rFonts w:ascii="Times New Roman" w:hAnsi="Times New Roman" w:cs="Times New Roman"/>
-          <w:sz w:val="28"/>
-          <w:szCs w:val="28"/>
-        </w:rPr>
-        <w:t>dev</w:t>
-      </w:r>
-      <w:proofErr w:type="spellEnd"/>
-    </w:p>
-    <w:p>
-      <w:pPr>
-        <w:pStyle w:val="a3"/>
-        <w:numPr>
-          <w:ilvl w:val="0"/>
-          <w:numId w:val="2"/>
-        </w:numPr>
-        <w:jc w:val="both"/>
-        <w:rPr>
-          <w:rFonts w:ascii="Times New Roman" w:hAnsi="Times New Roman" w:cs="Times New Roman"/>
-          <w:sz w:val="28"/>
-          <w:szCs w:val="28"/>
-        </w:rPr>
-      </w:pPr>
-      <w:r>
-        <w:rPr>
-          <w:rFonts w:ascii="Times New Roman" w:hAnsi="Times New Roman" w:cs="Times New Roman"/>
-          <w:sz w:val="28"/>
-          <w:szCs w:val="28"/>
-        </w:rPr>
-        <w:t>Встановлення розширення інструментів розробника для браузера</w:t>
-      </w:r>
-      <w:r>
-        <w:rPr>
-          <w:rFonts w:ascii="Times New Roman" w:hAnsi="Times New Roman" w:cs="Times New Roman"/>
-          <w:sz w:val="28"/>
-          <w:szCs w:val="28"/>
-        </w:rPr>
-        <w:t>.</w:t>
-      </w:r>
-    </w:p>
-    <w:p>
-      <w:pPr>
-        <w:pStyle w:val="a3"/>
-        <w:numPr>
-          <w:ilvl w:val="0"/>
-          <w:numId w:val="2"/>
-        </w:numPr>
-        <w:jc w:val="both"/>
-        <w:rPr>
-          <w:rFonts w:ascii="Times New Roman" w:hAnsi="Times New Roman" w:cs="Times New Roman"/>
-          <w:sz w:val="28"/>
-          <w:szCs w:val="28"/>
-        </w:rPr>
-      </w:pPr>
-      <w:r>
-        <w:rPr>
-          <w:rFonts w:ascii="Times New Roman" w:hAnsi="Times New Roman" w:cs="Times New Roman"/>
-          <w:sz w:val="28"/>
-          <w:szCs w:val="28"/>
-        </w:rPr>
-        <w:t xml:space="preserve">Створення папки </w:t>
-      </w:r>
-      <w:proofErr w:type="spellStart"/>
-      <w:r>
-        <w:rPr>
-          <w:rFonts w:ascii="Times New Roman" w:hAnsi="Times New Roman" w:cs="Times New Roman"/>
-          <w:sz w:val="28"/>
-          <w:szCs w:val="28"/>
-        </w:rPr>
-        <w:t>components</w:t>
-      </w:r>
-      <w:proofErr w:type="spellEnd"/>
-      <w:r>
-        <w:rPr>
-          <w:rFonts w:ascii="Times New Roman" w:hAnsi="Times New Roman" w:cs="Times New Roman"/>
-          <w:sz w:val="28"/>
-          <w:szCs w:val="28"/>
-        </w:rPr>
-        <w:t xml:space="preserve"> всередині </w:t>
-      </w:r>
-      <w:proofErr w:type="spellStart"/>
-      <w:r>
-        <w:rPr>
-          <w:rFonts w:ascii="Times New Roman" w:hAnsi="Times New Roman" w:cs="Times New Roman"/>
-          <w:sz w:val="28"/>
-          <w:szCs w:val="28"/>
-        </w:rPr>
-        <w:t>src</w:t>
-      </w:r>
-      <w:proofErr w:type="spellEnd"/>
-      <w:r>
-        <w:rPr>
-          <w:rFonts w:ascii="Times New Roman" w:hAnsi="Times New Roman" w:cs="Times New Roman"/>
-          <w:sz w:val="28"/>
-          <w:szCs w:val="28"/>
-        </w:rPr>
-        <w:t xml:space="preserve"> </w:t>
-      </w:r>
-      <w:r>
-        <w:rPr>
-          <w:rFonts w:ascii="Times New Roman" w:hAnsi="Times New Roman" w:cs="Times New Roman"/>
-          <w:sz w:val="28"/>
-          <w:szCs w:val="28"/>
-        </w:rPr>
-        <w:t xml:space="preserve">( </w:t>
-      </w:r>
-      <w:proofErr w:type="spellStart"/>
-      <w:r>
-        <w:rPr>
-          <w:rFonts w:ascii="Times New Roman" w:hAnsi="Times New Roman" w:cs="Times New Roman"/>
-          <w:sz w:val="28"/>
-          <w:szCs w:val="28"/>
-        </w:rPr>
-        <w:t>src</w:t>
-      </w:r>
-      <w:proofErr w:type="spellEnd"/>
-      <w:r>
-        <w:rPr>
-          <w:rFonts w:ascii="Times New Roman" w:hAnsi="Times New Roman" w:cs="Times New Roman"/>
-          <w:sz w:val="28"/>
-          <w:szCs w:val="28"/>
-        </w:rPr>
-        <w:t>/</w:t>
-      </w:r>
-      <w:proofErr w:type="spellStart"/>
-      <w:r>
-        <w:rPr>
-          <w:rFonts w:ascii="Times New Roman" w:hAnsi="Times New Roman" w:cs="Times New Roman"/>
-          <w:sz w:val="28"/>
-          <w:szCs w:val="28"/>
-        </w:rPr>
-        <w:t>components</w:t>
-      </w:r>
-      <w:proofErr w:type="spellEnd"/>
-      <w:r>
-        <w:rPr>
-          <w:rFonts w:ascii="Times New Roman" w:hAnsi="Times New Roman" w:cs="Times New Roman"/>
-          <w:sz w:val="28"/>
-          <w:szCs w:val="28"/>
-        </w:rPr>
-        <w:t xml:space="preserve"> ).</w:t>
-      </w:r>
-    </w:p>
-    <w:p>
-      <w:pPr>
-        <w:pStyle w:val="a3"/>
-        <w:jc w:val="both"/>
-        <w:rPr>
-          <w:rFonts w:ascii="Times New Roman" w:hAnsi="Times New Roman" w:cs="Times New Roman"/>
-          <w:sz w:val="28"/>
-          <w:szCs w:val="28"/>
-        </w:rPr>
-      </w:pPr>
-      <w:r>
-        <w:rPr>
-          <w:rFonts w:ascii="Times New Roman" w:hAnsi="Times New Roman" w:cs="Times New Roman"/>
-          <w:sz w:val="28"/>
-          <w:szCs w:val="28"/>
-        </w:rPr>
-        <w:br/>
-      </w:r>
-      <w:r>
         <w:drawing>
-          <wp:inline distT="0" distB="0" distL="0" distR="0" wp14:anchorId="7F897148" wp14:editId="56CBCB4B">
-            <wp:extent cx="2314898" cy="809738"/>
-            <wp:effectExtent l="0" t="0" r="9525" b="9525"/>
-            <wp:docPr id="3" name="Рисунок 3"/>
+          <wp:inline distT="0" distB="0" distL="0" distR="0" wp14:anchorId="5D6D2CD8" wp14:editId="68B1AEBF">
+            <wp:extent cx="6120765" cy="1666240"/>
+            <wp:effectExtent l="0" t="0" r="0" b="0"/>
+            <wp:docPr id="2" name="Рисунок 2"/>
             <wp:cNvGraphicFramePr>
               <a:graphicFrameLocks xmlns:a="http://schemas.openxmlformats.org/drawingml/2006/main" noChangeAspect="1"/>
             </wp:cNvGraphicFramePr>
@@ -9492,7 +8681,7 @@
                   <pic:spPr>
                     <a:xfrm>
                       <a:off x="0" y="0"/>
-                      <a:ext cx="2314898" cy="809738"/>
+                      <a:ext cx="6120765" cy="1666240"/>
                     </a:xfrm>
                     <a:prstGeom prst="rect">
                       <a:avLst/>
@@ -9504,13 +8693,514 @@
           </wp:inline>
         </w:drawing>
       </w:r>
-      <w:r>
-        <w:rPr>
-          <w:rFonts w:ascii="Times New Roman" w:hAnsi="Times New Roman" w:cs="Times New Roman"/>
-          <w:sz w:val="28"/>
-          <w:szCs w:val="28"/>
-        </w:rPr>
-        <w:br/>
+    </w:p>
+    <w:p>
+      <w:pPr>
+        <w:jc w:val="both"/>
+        <w:rPr>
+          <w:rFonts w:ascii="Times New Roman" w:hAnsi="Times New Roman" w:cs="Times New Roman"/>
+          <w:sz w:val="24"/>
+          <w:szCs w:val="24"/>
+        </w:rPr>
+      </w:pPr>
+      <w:r>
+        <w:rPr>
+          <w:rFonts w:ascii="Times New Roman" w:hAnsi="Times New Roman" w:cs="Times New Roman"/>
+          <w:sz w:val="24"/>
+          <w:szCs w:val="24"/>
+        </w:rPr>
+        <w:t>Рис.№ 1-2 Результат виконання коду</w:t>
+      </w:r>
+    </w:p>
+    <w:p>
+      <w:pPr>
+        <w:pStyle w:val="a3"/>
+        <w:numPr>
+          <w:ilvl w:val="0"/>
+          <w:numId w:val="1"/>
+        </w:numPr>
+        <w:jc w:val="both"/>
+        <w:rPr>
+          <w:rFonts w:ascii="Times New Roman" w:hAnsi="Times New Roman" w:cs="Times New Roman"/>
+          <w:sz w:val="28"/>
+          <w:szCs w:val="28"/>
+        </w:rPr>
+      </w:pPr>
+      <w:proofErr w:type="spellStart"/>
+      <w:r>
+        <w:rPr>
+          <w:rFonts w:ascii="Times New Roman" w:hAnsi="Times New Roman" w:cs="Times New Roman"/>
+          <w:sz w:val="28"/>
+          <w:szCs w:val="28"/>
+        </w:rPr>
+        <w:t>git</w:t>
+      </w:r>
+      <w:proofErr w:type="spellEnd"/>
+      <w:r>
+        <w:rPr>
+          <w:rFonts w:ascii="Times New Roman" w:hAnsi="Times New Roman" w:cs="Times New Roman"/>
+          <w:sz w:val="28"/>
+          <w:szCs w:val="28"/>
+        </w:rPr>
+        <w:t xml:space="preserve"> </w:t>
+      </w:r>
+      <w:proofErr w:type="spellStart"/>
+      <w:r>
+        <w:rPr>
+          <w:rFonts w:ascii="Times New Roman" w:hAnsi="Times New Roman" w:cs="Times New Roman"/>
+          <w:sz w:val="28"/>
+          <w:szCs w:val="28"/>
+        </w:rPr>
+        <w:t>commit</w:t>
+      </w:r>
+      <w:proofErr w:type="spellEnd"/>
+      <w:r>
+        <w:rPr>
+          <w:rFonts w:ascii="Times New Roman" w:hAnsi="Times New Roman" w:cs="Times New Roman"/>
+          <w:sz w:val="28"/>
+          <w:szCs w:val="28"/>
+        </w:rPr>
+        <w:t xml:space="preserve"> -m "</w:t>
+      </w:r>
+      <w:proofErr w:type="spellStart"/>
+      <w:r>
+        <w:rPr>
+          <w:rFonts w:ascii="Times New Roman" w:hAnsi="Times New Roman" w:cs="Times New Roman"/>
+          <w:sz w:val="28"/>
+          <w:szCs w:val="28"/>
+        </w:rPr>
+        <w:t>Initial</w:t>
+      </w:r>
+      <w:proofErr w:type="spellEnd"/>
+      <w:r>
+        <w:rPr>
+          <w:rFonts w:ascii="Times New Roman" w:hAnsi="Times New Roman" w:cs="Times New Roman"/>
+          <w:sz w:val="28"/>
+          <w:szCs w:val="28"/>
+        </w:rPr>
+        <w:t xml:space="preserve"> </w:t>
+      </w:r>
+      <w:proofErr w:type="spellStart"/>
+      <w:r>
+        <w:rPr>
+          <w:rFonts w:ascii="Times New Roman" w:hAnsi="Times New Roman" w:cs="Times New Roman"/>
+          <w:sz w:val="28"/>
+          <w:szCs w:val="28"/>
+        </w:rPr>
+        <w:t>commit</w:t>
+      </w:r>
+      <w:proofErr w:type="spellEnd"/>
+      <w:r>
+        <w:rPr>
+          <w:rFonts w:ascii="Times New Roman" w:hAnsi="Times New Roman" w:cs="Times New Roman"/>
+          <w:sz w:val="28"/>
+          <w:szCs w:val="28"/>
+        </w:rPr>
+        <w:t xml:space="preserve"> </w:t>
+      </w:r>
+      <w:proofErr w:type="spellStart"/>
+      <w:r>
+        <w:rPr>
+          <w:rFonts w:ascii="Times New Roman" w:hAnsi="Times New Roman" w:cs="Times New Roman"/>
+          <w:sz w:val="28"/>
+          <w:szCs w:val="28"/>
+        </w:rPr>
+        <w:t>of</w:t>
+      </w:r>
+      <w:proofErr w:type="spellEnd"/>
+      <w:r>
+        <w:rPr>
+          <w:rFonts w:ascii="Times New Roman" w:hAnsi="Times New Roman" w:cs="Times New Roman"/>
+          <w:sz w:val="28"/>
+          <w:szCs w:val="28"/>
+        </w:rPr>
+        <w:t xml:space="preserve"> </w:t>
+      </w:r>
+      <w:r>
+        <w:rPr>
+          <w:rFonts w:ascii="Times New Roman" w:hAnsi="Times New Roman" w:cs="Times New Roman"/>
+          <w:sz w:val="28"/>
+          <w:szCs w:val="28"/>
+        </w:rPr>
+        <w:t xml:space="preserve">CV </w:t>
+      </w:r>
+      <w:proofErr w:type="spellStart"/>
+      <w:r>
+        <w:rPr>
+          <w:rFonts w:ascii="Times New Roman" w:hAnsi="Times New Roman" w:cs="Times New Roman"/>
+          <w:sz w:val="28"/>
+          <w:szCs w:val="28"/>
+        </w:rPr>
+        <w:t>structure</w:t>
+      </w:r>
+      <w:proofErr w:type="spellEnd"/>
+      <w:r>
+        <w:rPr>
+          <w:rFonts w:ascii="Times New Roman" w:hAnsi="Times New Roman" w:cs="Times New Roman"/>
+          <w:sz w:val="28"/>
+          <w:szCs w:val="28"/>
+        </w:rPr>
+        <w:t>"</w:t>
+      </w:r>
+    </w:p>
+    <w:p>
+      <w:pPr>
+        <w:jc w:val="both"/>
+        <w:rPr>
+          <w:rFonts w:ascii="Times New Roman" w:hAnsi="Times New Roman" w:cs="Times New Roman"/>
+          <w:b/>
+          <w:bCs/>
+          <w:sz w:val="28"/>
+          <w:szCs w:val="28"/>
+        </w:rPr>
+      </w:pPr>
+      <w:r>
+        <w:rPr>
+          <w:rFonts w:ascii="Times New Roman" w:hAnsi="Times New Roman" w:cs="Times New Roman"/>
+          <w:b/>
+          <w:bCs/>
+          <w:sz w:val="28"/>
+          <w:szCs w:val="28"/>
+        </w:rPr>
+        <w:t xml:space="preserve">Висновки: </w:t>
+      </w:r>
+    </w:p>
+    <w:p>
+      <w:pPr>
+        <w:ind w:firstLine="708"/>
+        <w:jc w:val="both"/>
+        <w:rPr>
+          <w:rFonts w:ascii="Times New Roman" w:hAnsi="Times New Roman" w:cs="Times New Roman"/>
+          <w:sz w:val="28"/>
+          <w:szCs w:val="28"/>
+        </w:rPr>
+      </w:pPr>
+      <w:r>
+        <w:rPr>
+          <w:rFonts w:ascii="Times New Roman" w:hAnsi="Times New Roman" w:cs="Times New Roman"/>
+          <w:sz w:val="28"/>
+          <w:szCs w:val="28"/>
+        </w:rPr>
+        <w:t>Під час виконання частини 1 лабораторної роботи я о</w:t>
+      </w:r>
+      <w:r>
+        <w:rPr>
+          <w:rFonts w:ascii="Times New Roman" w:hAnsi="Times New Roman" w:cs="Times New Roman"/>
+          <w:sz w:val="28"/>
+          <w:szCs w:val="28"/>
+        </w:rPr>
+        <w:t>знайоми</w:t>
+      </w:r>
+      <w:r>
+        <w:rPr>
+          <w:rFonts w:ascii="Times New Roman" w:hAnsi="Times New Roman" w:cs="Times New Roman"/>
+          <w:sz w:val="28"/>
+          <w:szCs w:val="28"/>
+        </w:rPr>
+        <w:t>ла</w:t>
+      </w:r>
+      <w:r>
+        <w:rPr>
+          <w:rFonts w:ascii="Times New Roman" w:hAnsi="Times New Roman" w:cs="Times New Roman"/>
+          <w:sz w:val="28"/>
+          <w:szCs w:val="28"/>
+        </w:rPr>
+        <w:t xml:space="preserve">ся з основними принципами розмітки </w:t>
+      </w:r>
+      <w:proofErr w:type="spellStart"/>
+      <w:r>
+        <w:rPr>
+          <w:rFonts w:ascii="Times New Roman" w:hAnsi="Times New Roman" w:cs="Times New Roman"/>
+          <w:sz w:val="28"/>
+          <w:szCs w:val="28"/>
+        </w:rPr>
+        <w:t>вебсторінок</w:t>
+      </w:r>
+      <w:proofErr w:type="spellEnd"/>
+      <w:r>
+        <w:rPr>
+          <w:rFonts w:ascii="Times New Roman" w:hAnsi="Times New Roman" w:cs="Times New Roman"/>
+          <w:sz w:val="28"/>
+          <w:szCs w:val="28"/>
+        </w:rPr>
+        <w:t xml:space="preserve"> за допомогою HTML</w:t>
+      </w:r>
+      <w:r>
+        <w:rPr>
+          <w:rFonts w:ascii="Times New Roman" w:hAnsi="Times New Roman" w:cs="Times New Roman"/>
+          <w:sz w:val="28"/>
+          <w:szCs w:val="28"/>
+        </w:rPr>
+        <w:t>,</w:t>
+      </w:r>
+      <w:r>
+        <w:rPr>
+          <w:rFonts w:ascii="Times New Roman" w:hAnsi="Times New Roman" w:cs="Times New Roman"/>
+          <w:sz w:val="28"/>
+          <w:szCs w:val="28"/>
+        </w:rPr>
+        <w:t xml:space="preserve"> навчи</w:t>
+      </w:r>
+      <w:r>
+        <w:rPr>
+          <w:rFonts w:ascii="Times New Roman" w:hAnsi="Times New Roman" w:cs="Times New Roman"/>
+          <w:sz w:val="28"/>
+          <w:szCs w:val="28"/>
+        </w:rPr>
+        <w:t>ла</w:t>
+      </w:r>
+      <w:r>
+        <w:rPr>
+          <w:rFonts w:ascii="Times New Roman" w:hAnsi="Times New Roman" w:cs="Times New Roman"/>
+          <w:sz w:val="28"/>
+          <w:szCs w:val="28"/>
+        </w:rPr>
+        <w:t xml:space="preserve">ся правильно створювати структуру HTML-документа (включно з обов'язковими </w:t>
+      </w:r>
+      <w:r>
+        <w:rPr>
+          <w:rFonts w:ascii="Times New Roman" w:hAnsi="Times New Roman" w:cs="Times New Roman"/>
+          <w:sz w:val="28"/>
+          <w:szCs w:val="28"/>
+        </w:rPr>
+        <w:lastRenderedPageBreak/>
+        <w:t>тегами та семантичними розділами), попрактику</w:t>
+      </w:r>
+      <w:r>
+        <w:rPr>
+          <w:rFonts w:ascii="Times New Roman" w:hAnsi="Times New Roman" w:cs="Times New Roman"/>
+          <w:sz w:val="28"/>
+          <w:szCs w:val="28"/>
+        </w:rPr>
+        <w:t>вала</w:t>
+      </w:r>
+      <w:r>
+        <w:rPr>
+          <w:rFonts w:ascii="Times New Roman" w:hAnsi="Times New Roman" w:cs="Times New Roman"/>
+          <w:sz w:val="28"/>
+          <w:szCs w:val="28"/>
+        </w:rPr>
+        <w:t>ся у використанні базових тегів, атрибутів, блокових та рядкових елементів, а також навчи</w:t>
+      </w:r>
+      <w:r>
+        <w:rPr>
+          <w:rFonts w:ascii="Times New Roman" w:hAnsi="Times New Roman" w:cs="Times New Roman"/>
+          <w:sz w:val="28"/>
+          <w:szCs w:val="28"/>
+        </w:rPr>
+        <w:t>ла</w:t>
+      </w:r>
+      <w:r>
+        <w:rPr>
+          <w:rFonts w:ascii="Times New Roman" w:hAnsi="Times New Roman" w:cs="Times New Roman"/>
+          <w:sz w:val="28"/>
+          <w:szCs w:val="28"/>
+        </w:rPr>
+        <w:t xml:space="preserve">ся користуватися розподіленою системою контролю версій </w:t>
+      </w:r>
+      <w:r>
+        <w:rPr>
+          <w:rFonts w:ascii="Times New Roman" w:hAnsi="Times New Roman" w:cs="Times New Roman"/>
+          <w:sz w:val="28"/>
+          <w:szCs w:val="28"/>
+        </w:rPr>
+        <w:t>-</w:t>
+      </w:r>
+      <w:r>
+        <w:rPr>
+          <w:rFonts w:ascii="Times New Roman" w:hAnsi="Times New Roman" w:cs="Times New Roman"/>
+          <w:sz w:val="28"/>
+          <w:szCs w:val="28"/>
+        </w:rPr>
+        <w:t xml:space="preserve"> </w:t>
+      </w:r>
+      <w:proofErr w:type="spellStart"/>
+      <w:r>
+        <w:rPr>
+          <w:rFonts w:ascii="Times New Roman" w:hAnsi="Times New Roman" w:cs="Times New Roman"/>
+          <w:sz w:val="28"/>
+          <w:szCs w:val="28"/>
+        </w:rPr>
+        <w:t>Git</w:t>
+      </w:r>
+      <w:proofErr w:type="spellEnd"/>
+      <w:r>
+        <w:rPr>
+          <w:rFonts w:ascii="Times New Roman" w:hAnsi="Times New Roman" w:cs="Times New Roman"/>
+          <w:sz w:val="28"/>
+          <w:szCs w:val="28"/>
+        </w:rPr>
+        <w:t>.</w:t>
+      </w:r>
+    </w:p>
+    <w:p>
+      <w:pPr>
+        <w:jc w:val="center"/>
+        <w:rPr>
+          <w:rFonts w:ascii="Times New Roman" w:hAnsi="Times New Roman" w:cs="Times New Roman"/>
+          <w:b/>
+          <w:bCs/>
+          <w:sz w:val="32"/>
+          <w:szCs w:val="32"/>
+        </w:rPr>
+      </w:pPr>
+      <w:r>
+        <w:rPr>
+          <w:rFonts w:ascii="Times New Roman" w:hAnsi="Times New Roman" w:cs="Times New Roman"/>
+          <w:b/>
+          <w:bCs/>
+          <w:sz w:val="32"/>
+          <w:szCs w:val="32"/>
+        </w:rPr>
+        <w:t>Частина 2</w:t>
+      </w:r>
+    </w:p>
+    <w:p>
+      <w:pPr>
+        <w:jc w:val="both"/>
+        <w:rPr>
+          <w:rFonts w:ascii="Times New Roman" w:hAnsi="Times New Roman" w:cs="Times New Roman"/>
+          <w:sz w:val="28"/>
+          <w:szCs w:val="28"/>
+        </w:rPr>
+      </w:pPr>
+      <w:r>
+        <w:rPr>
+          <w:rFonts w:ascii="Times New Roman" w:hAnsi="Times New Roman" w:cs="Times New Roman"/>
+          <w:b/>
+          <w:bCs/>
+          <w:sz w:val="28"/>
+          <w:szCs w:val="28"/>
+        </w:rPr>
+        <w:t>Мета:</w:t>
+      </w:r>
+      <w:r>
+        <w:rPr>
+          <w:rFonts w:ascii="Times New Roman" w:hAnsi="Times New Roman" w:cs="Times New Roman"/>
+          <w:sz w:val="28"/>
+          <w:szCs w:val="28"/>
+        </w:rPr>
+        <w:t xml:space="preserve"> </w:t>
+      </w:r>
+      <w:r>
+        <w:rPr>
+          <w:rFonts w:ascii="Times New Roman" w:hAnsi="Times New Roman" w:cs="Times New Roman"/>
+          <w:sz w:val="28"/>
+          <w:szCs w:val="28"/>
+        </w:rPr>
+        <w:t xml:space="preserve">Ознайомитися з основними принципами </w:t>
+      </w:r>
+      <w:proofErr w:type="spellStart"/>
+      <w:r>
+        <w:rPr>
+          <w:rFonts w:ascii="Times New Roman" w:hAnsi="Times New Roman" w:cs="Times New Roman"/>
+          <w:sz w:val="28"/>
+          <w:szCs w:val="28"/>
+        </w:rPr>
+        <w:t>React</w:t>
+      </w:r>
+      <w:proofErr w:type="spellEnd"/>
+      <w:r>
+        <w:rPr>
+          <w:rFonts w:ascii="Times New Roman" w:hAnsi="Times New Roman" w:cs="Times New Roman"/>
+          <w:sz w:val="28"/>
+          <w:szCs w:val="28"/>
+        </w:rPr>
+        <w:t xml:space="preserve"> та</w:t>
+      </w:r>
+      <w:r>
+        <w:rPr>
+          <w:rFonts w:ascii="Times New Roman" w:hAnsi="Times New Roman" w:cs="Times New Roman"/>
+          <w:sz w:val="28"/>
+          <w:szCs w:val="28"/>
+        </w:rPr>
+        <w:t xml:space="preserve"> </w:t>
+      </w:r>
+      <w:r>
+        <w:rPr>
+          <w:rFonts w:ascii="Times New Roman" w:hAnsi="Times New Roman" w:cs="Times New Roman"/>
+          <w:sz w:val="28"/>
+          <w:szCs w:val="28"/>
+        </w:rPr>
+        <w:t xml:space="preserve">компонентної архітектури. Навчитися створювати простий </w:t>
+      </w:r>
+      <w:proofErr w:type="spellStart"/>
+      <w:r>
+        <w:rPr>
+          <w:rFonts w:ascii="Times New Roman" w:hAnsi="Times New Roman" w:cs="Times New Roman"/>
+          <w:sz w:val="28"/>
+          <w:szCs w:val="28"/>
+        </w:rPr>
+        <w:t>Reactзастосунок</w:t>
+      </w:r>
+      <w:proofErr w:type="spellEnd"/>
+      <w:r>
+        <w:rPr>
+          <w:rFonts w:ascii="Times New Roman" w:hAnsi="Times New Roman" w:cs="Times New Roman"/>
+          <w:sz w:val="28"/>
+          <w:szCs w:val="28"/>
+        </w:rPr>
+        <w:t xml:space="preserve"> за допомогою </w:t>
+      </w:r>
+      <w:proofErr w:type="spellStart"/>
+      <w:r>
+        <w:rPr>
+          <w:rFonts w:ascii="Times New Roman" w:hAnsi="Times New Roman" w:cs="Times New Roman"/>
+          <w:sz w:val="28"/>
+          <w:szCs w:val="28"/>
+        </w:rPr>
+        <w:t>Vite</w:t>
+      </w:r>
+      <w:proofErr w:type="spellEnd"/>
+      <w:r>
+        <w:rPr>
+          <w:rFonts w:ascii="Times New Roman" w:hAnsi="Times New Roman" w:cs="Times New Roman"/>
+          <w:sz w:val="28"/>
+          <w:szCs w:val="28"/>
+        </w:rPr>
+        <w:t xml:space="preserve">. Зрозуміти, як </w:t>
+      </w:r>
+      <w:proofErr w:type="spellStart"/>
+      <w:r>
+        <w:rPr>
+          <w:rFonts w:ascii="Times New Roman" w:hAnsi="Times New Roman" w:cs="Times New Roman"/>
+          <w:sz w:val="28"/>
+          <w:szCs w:val="28"/>
+        </w:rPr>
+        <w:t>декомпозувати</w:t>
+      </w:r>
+      <w:proofErr w:type="spellEnd"/>
+      <w:r>
+        <w:rPr>
+          <w:rFonts w:ascii="Times New Roman" w:hAnsi="Times New Roman" w:cs="Times New Roman"/>
+          <w:sz w:val="28"/>
+          <w:szCs w:val="28"/>
+        </w:rPr>
+        <w:t xml:space="preserve"> </w:t>
+      </w:r>
+      <w:r>
+        <w:rPr>
+          <w:rFonts w:ascii="Times New Roman" w:hAnsi="Times New Roman" w:cs="Times New Roman"/>
+          <w:sz w:val="28"/>
+          <w:szCs w:val="28"/>
+        </w:rPr>
+        <w:t>інтерфейс користувача (UI) на компоненти, придатні для повторного</w:t>
+      </w:r>
+      <w:r>
+        <w:rPr>
+          <w:rFonts w:ascii="Times New Roman" w:hAnsi="Times New Roman" w:cs="Times New Roman"/>
+          <w:sz w:val="28"/>
+          <w:szCs w:val="28"/>
+        </w:rPr>
+        <w:t xml:space="preserve"> </w:t>
+      </w:r>
+      <w:r>
+        <w:rPr>
+          <w:rFonts w:ascii="Times New Roman" w:hAnsi="Times New Roman" w:cs="Times New Roman"/>
+          <w:sz w:val="28"/>
+          <w:szCs w:val="28"/>
+        </w:rPr>
+        <w:t>використання.</w:t>
       </w:r>
     </w:p>
     <w:p>
@@ -9533,7 +9223,407 @@
           <w:sz w:val="28"/>
           <w:szCs w:val="28"/>
         </w:rPr>
-        <w:t>Створення файлів для кожної частини</w:t>
+        <w:t xml:space="preserve">Встановлення </w:t>
+      </w:r>
+      <w:r>
+        <w:rPr>
+          <w:rFonts w:ascii="Times New Roman" w:hAnsi="Times New Roman" w:cs="Times New Roman"/>
+          <w:sz w:val="28"/>
+          <w:szCs w:val="28"/>
+          <w:lang w:val="en-US"/>
+        </w:rPr>
+        <w:t>Node.js</w:t>
+      </w:r>
+    </w:p>
+    <w:p>
+      <w:pPr>
+        <w:pStyle w:val="a3"/>
+        <w:numPr>
+          <w:ilvl w:val="0"/>
+          <w:numId w:val="2"/>
+        </w:numPr>
+        <w:rPr>
+          <w:rFonts w:ascii="Times New Roman" w:hAnsi="Times New Roman" w:cs="Times New Roman"/>
+          <w:sz w:val="28"/>
+          <w:szCs w:val="28"/>
+        </w:rPr>
+      </w:pPr>
+      <w:r>
+        <w:rPr>
+          <w:rFonts w:ascii="Times New Roman" w:hAnsi="Times New Roman" w:cs="Times New Roman"/>
+          <w:sz w:val="28"/>
+          <w:szCs w:val="28"/>
+        </w:rPr>
+        <w:t xml:space="preserve">Ініціалізація </w:t>
+      </w:r>
+      <w:proofErr w:type="spellStart"/>
+      <w:r>
+        <w:rPr>
+          <w:rFonts w:ascii="Times New Roman" w:hAnsi="Times New Roman" w:cs="Times New Roman"/>
+          <w:sz w:val="28"/>
+          <w:szCs w:val="28"/>
+        </w:rPr>
+        <w:t>проєкту</w:t>
+      </w:r>
+      <w:proofErr w:type="spellEnd"/>
+      <w:r>
+        <w:rPr>
+          <w:rFonts w:ascii="Times New Roman" w:hAnsi="Times New Roman" w:cs="Times New Roman"/>
+          <w:sz w:val="28"/>
+          <w:szCs w:val="28"/>
+        </w:rPr>
+        <w:t xml:space="preserve">: </w:t>
+      </w:r>
+      <w:r>
+        <w:rPr>
+          <w:rFonts w:ascii="Times New Roman" w:hAnsi="Times New Roman" w:cs="Times New Roman"/>
+          <w:sz w:val="28"/>
+          <w:szCs w:val="28"/>
+        </w:rPr>
+        <w:br/>
+      </w:r>
+      <w:proofErr w:type="spellStart"/>
+      <w:r>
+        <w:rPr>
+          <w:rFonts w:ascii="Times New Roman" w:hAnsi="Times New Roman" w:cs="Times New Roman"/>
+          <w:sz w:val="28"/>
+          <w:szCs w:val="28"/>
+        </w:rPr>
+        <w:t>npm</w:t>
+      </w:r>
+      <w:proofErr w:type="spellEnd"/>
+      <w:r>
+        <w:rPr>
+          <w:rFonts w:ascii="Times New Roman" w:hAnsi="Times New Roman" w:cs="Times New Roman"/>
+          <w:sz w:val="28"/>
+          <w:szCs w:val="28"/>
+        </w:rPr>
+        <w:t xml:space="preserve"> </w:t>
+      </w:r>
+      <w:proofErr w:type="spellStart"/>
+      <w:r>
+        <w:rPr>
+          <w:rFonts w:ascii="Times New Roman" w:hAnsi="Times New Roman" w:cs="Times New Roman"/>
+          <w:sz w:val="28"/>
+          <w:szCs w:val="28"/>
+        </w:rPr>
+        <w:t>create</w:t>
+      </w:r>
+      <w:proofErr w:type="spellEnd"/>
+      <w:r>
+        <w:rPr>
+          <w:rFonts w:ascii="Times New Roman" w:hAnsi="Times New Roman" w:cs="Times New Roman"/>
+          <w:sz w:val="28"/>
+          <w:szCs w:val="28"/>
+        </w:rPr>
+        <w:t xml:space="preserve"> </w:t>
+      </w:r>
+      <w:proofErr w:type="spellStart"/>
+      <w:r>
+        <w:rPr>
+          <w:rFonts w:ascii="Times New Roman" w:hAnsi="Times New Roman" w:cs="Times New Roman"/>
+          <w:sz w:val="28"/>
+          <w:szCs w:val="28"/>
+        </w:rPr>
+        <w:t>vite@latest</w:t>
+      </w:r>
+      <w:proofErr w:type="spellEnd"/>
+      <w:r>
+        <w:rPr>
+          <w:rFonts w:ascii="Times New Roman" w:hAnsi="Times New Roman" w:cs="Times New Roman"/>
+          <w:sz w:val="28"/>
+          <w:szCs w:val="28"/>
+        </w:rPr>
+        <w:t xml:space="preserve"> </w:t>
+      </w:r>
+      <w:r>
+        <w:rPr>
+          <w:rFonts w:ascii="Times New Roman" w:hAnsi="Times New Roman" w:cs="Times New Roman"/>
+          <w:sz w:val="28"/>
+          <w:szCs w:val="28"/>
+        </w:rPr>
+        <w:t>lab_2_react -- --</w:t>
+      </w:r>
+      <w:proofErr w:type="spellStart"/>
+      <w:r>
+        <w:rPr>
+          <w:rFonts w:ascii="Times New Roman" w:hAnsi="Times New Roman" w:cs="Times New Roman"/>
+          <w:sz w:val="28"/>
+          <w:szCs w:val="28"/>
+        </w:rPr>
+        <w:t>template</w:t>
+      </w:r>
+      <w:proofErr w:type="spellEnd"/>
+      <w:r>
+        <w:rPr>
+          <w:rFonts w:ascii="Times New Roman" w:hAnsi="Times New Roman" w:cs="Times New Roman"/>
+          <w:sz w:val="28"/>
+          <w:szCs w:val="28"/>
+        </w:rPr>
+        <w:t xml:space="preserve"> </w:t>
+      </w:r>
+      <w:proofErr w:type="spellStart"/>
+      <w:r>
+        <w:rPr>
+          <w:rFonts w:ascii="Times New Roman" w:hAnsi="Times New Roman" w:cs="Times New Roman"/>
+          <w:sz w:val="28"/>
+          <w:szCs w:val="28"/>
+        </w:rPr>
+        <w:t>react</w:t>
+      </w:r>
+      <w:proofErr w:type="spellEnd"/>
+    </w:p>
+    <w:p>
+      <w:pPr>
+        <w:pStyle w:val="a3"/>
+        <w:numPr>
+          <w:ilvl w:val="0"/>
+          <w:numId w:val="2"/>
+        </w:numPr>
+        <w:rPr>
+          <w:rFonts w:ascii="Times New Roman" w:hAnsi="Times New Roman" w:cs="Times New Roman"/>
+          <w:sz w:val="28"/>
+          <w:szCs w:val="28"/>
+        </w:rPr>
+      </w:pPr>
+      <w:r>
+        <w:rPr>
+          <w:rFonts w:ascii="Times New Roman" w:hAnsi="Times New Roman" w:cs="Times New Roman"/>
+          <w:sz w:val="28"/>
+          <w:szCs w:val="28"/>
+        </w:rPr>
+        <w:t>cd lab_2_react</w:t>
+      </w:r>
+      <w:r>
+        <w:rPr>
+          <w:rFonts w:ascii="Times New Roman" w:hAnsi="Times New Roman" w:cs="Times New Roman"/>
+          <w:sz w:val="28"/>
+          <w:szCs w:val="28"/>
+        </w:rPr>
+        <w:br/>
+      </w:r>
+      <w:proofErr w:type="spellStart"/>
+      <w:r>
+        <w:rPr>
+          <w:rFonts w:ascii="Times New Roman" w:hAnsi="Times New Roman" w:cs="Times New Roman"/>
+          <w:sz w:val="28"/>
+          <w:szCs w:val="28"/>
+        </w:rPr>
+        <w:t>npm</w:t>
+      </w:r>
+      <w:proofErr w:type="spellEnd"/>
+      <w:r>
+        <w:rPr>
+          <w:rFonts w:ascii="Times New Roman" w:hAnsi="Times New Roman" w:cs="Times New Roman"/>
+          <w:sz w:val="28"/>
+          <w:szCs w:val="28"/>
+        </w:rPr>
+        <w:t xml:space="preserve"> </w:t>
+      </w:r>
+      <w:proofErr w:type="spellStart"/>
+      <w:r>
+        <w:rPr>
+          <w:rFonts w:ascii="Times New Roman" w:hAnsi="Times New Roman" w:cs="Times New Roman"/>
+          <w:sz w:val="28"/>
+          <w:szCs w:val="28"/>
+        </w:rPr>
+        <w:t>install</w:t>
+      </w:r>
+      <w:proofErr w:type="spellEnd"/>
+    </w:p>
+    <w:p>
+      <w:pPr>
+        <w:pStyle w:val="a3"/>
+        <w:numPr>
+          <w:ilvl w:val="0"/>
+          <w:numId w:val="2"/>
+        </w:numPr>
+        <w:jc w:val="both"/>
+        <w:rPr>
+          <w:rFonts w:ascii="Times New Roman" w:hAnsi="Times New Roman" w:cs="Times New Roman"/>
+          <w:sz w:val="28"/>
+          <w:szCs w:val="28"/>
+        </w:rPr>
+      </w:pPr>
+      <w:proofErr w:type="spellStart"/>
+      <w:r>
+        <w:rPr>
+          <w:rFonts w:ascii="Times New Roman" w:hAnsi="Times New Roman" w:cs="Times New Roman"/>
+          <w:sz w:val="28"/>
+          <w:szCs w:val="28"/>
+        </w:rPr>
+        <w:t>npm</w:t>
+      </w:r>
+      <w:proofErr w:type="spellEnd"/>
+      <w:r>
+        <w:rPr>
+          <w:rFonts w:ascii="Times New Roman" w:hAnsi="Times New Roman" w:cs="Times New Roman"/>
+          <w:sz w:val="28"/>
+          <w:szCs w:val="28"/>
+        </w:rPr>
+        <w:t xml:space="preserve"> </w:t>
+      </w:r>
+      <w:proofErr w:type="spellStart"/>
+      <w:r>
+        <w:rPr>
+          <w:rFonts w:ascii="Times New Roman" w:hAnsi="Times New Roman" w:cs="Times New Roman"/>
+          <w:sz w:val="28"/>
+          <w:szCs w:val="28"/>
+        </w:rPr>
+        <w:t>run</w:t>
+      </w:r>
+      <w:proofErr w:type="spellEnd"/>
+      <w:r>
+        <w:rPr>
+          <w:rFonts w:ascii="Times New Roman" w:hAnsi="Times New Roman" w:cs="Times New Roman"/>
+          <w:sz w:val="28"/>
+          <w:szCs w:val="28"/>
+        </w:rPr>
+        <w:t xml:space="preserve"> </w:t>
+      </w:r>
+      <w:proofErr w:type="spellStart"/>
+      <w:r>
+        <w:rPr>
+          <w:rFonts w:ascii="Times New Roman" w:hAnsi="Times New Roman" w:cs="Times New Roman"/>
+          <w:sz w:val="28"/>
+          <w:szCs w:val="28"/>
+        </w:rPr>
+        <w:t>dev</w:t>
+      </w:r>
+      <w:proofErr w:type="spellEnd"/>
+    </w:p>
+    <w:p>
+      <w:pPr>
+        <w:pStyle w:val="a3"/>
+        <w:numPr>
+          <w:ilvl w:val="0"/>
+          <w:numId w:val="2"/>
+        </w:numPr>
+        <w:jc w:val="both"/>
+        <w:rPr>
+          <w:rFonts w:ascii="Times New Roman" w:hAnsi="Times New Roman" w:cs="Times New Roman"/>
+          <w:sz w:val="28"/>
+          <w:szCs w:val="28"/>
+        </w:rPr>
+      </w:pPr>
+      <w:r>
+        <w:rPr>
+          <w:rFonts w:ascii="Times New Roman" w:hAnsi="Times New Roman" w:cs="Times New Roman"/>
+          <w:sz w:val="28"/>
+          <w:szCs w:val="28"/>
+        </w:rPr>
+        <w:t>Встановлення розширення інструментів розробника для браузера</w:t>
+      </w:r>
+      <w:r>
+        <w:rPr>
+          <w:rFonts w:ascii="Times New Roman" w:hAnsi="Times New Roman" w:cs="Times New Roman"/>
+          <w:sz w:val="28"/>
+          <w:szCs w:val="28"/>
+        </w:rPr>
+        <w:t>.</w:t>
+      </w:r>
+    </w:p>
+    <w:p>
+      <w:pPr>
+        <w:pStyle w:val="a3"/>
+        <w:numPr>
+          <w:ilvl w:val="0"/>
+          <w:numId w:val="2"/>
+        </w:numPr>
+        <w:jc w:val="both"/>
+        <w:rPr>
+          <w:rFonts w:ascii="Times New Roman" w:hAnsi="Times New Roman" w:cs="Times New Roman"/>
+          <w:sz w:val="28"/>
+          <w:szCs w:val="28"/>
+        </w:rPr>
+      </w:pPr>
+      <w:r>
+        <w:rPr>
+          <w:rFonts w:ascii="Times New Roman" w:hAnsi="Times New Roman" w:cs="Times New Roman"/>
+          <w:sz w:val="28"/>
+          <w:szCs w:val="28"/>
+        </w:rPr>
+        <w:t xml:space="preserve">Створення папки </w:t>
+      </w:r>
+      <w:proofErr w:type="spellStart"/>
+      <w:r>
+        <w:rPr>
+          <w:rFonts w:ascii="Times New Roman" w:hAnsi="Times New Roman" w:cs="Times New Roman"/>
+          <w:sz w:val="28"/>
+          <w:szCs w:val="28"/>
+        </w:rPr>
+        <w:t>components</w:t>
+      </w:r>
+      <w:proofErr w:type="spellEnd"/>
+      <w:r>
+        <w:rPr>
+          <w:rFonts w:ascii="Times New Roman" w:hAnsi="Times New Roman" w:cs="Times New Roman"/>
+          <w:sz w:val="28"/>
+          <w:szCs w:val="28"/>
+        </w:rPr>
+        <w:t xml:space="preserve"> всередині </w:t>
+      </w:r>
+      <w:proofErr w:type="spellStart"/>
+      <w:r>
+        <w:rPr>
+          <w:rFonts w:ascii="Times New Roman" w:hAnsi="Times New Roman" w:cs="Times New Roman"/>
+          <w:sz w:val="28"/>
+          <w:szCs w:val="28"/>
+        </w:rPr>
+        <w:t>src</w:t>
+      </w:r>
+      <w:proofErr w:type="spellEnd"/>
+      <w:r>
+        <w:rPr>
+          <w:rFonts w:ascii="Times New Roman" w:hAnsi="Times New Roman" w:cs="Times New Roman"/>
+          <w:sz w:val="28"/>
+          <w:szCs w:val="28"/>
+        </w:rPr>
+        <w:t xml:space="preserve"> </w:t>
+      </w:r>
+      <w:r>
+        <w:rPr>
+          <w:rFonts w:ascii="Times New Roman" w:hAnsi="Times New Roman" w:cs="Times New Roman"/>
+          <w:sz w:val="28"/>
+          <w:szCs w:val="28"/>
+        </w:rPr>
+        <w:t xml:space="preserve">( </w:t>
+      </w:r>
+      <w:proofErr w:type="spellStart"/>
+      <w:r>
+        <w:rPr>
+          <w:rFonts w:ascii="Times New Roman" w:hAnsi="Times New Roman" w:cs="Times New Roman"/>
+          <w:sz w:val="28"/>
+          <w:szCs w:val="28"/>
+        </w:rPr>
+        <w:t>src</w:t>
+      </w:r>
+      <w:proofErr w:type="spellEnd"/>
+      <w:r>
+        <w:rPr>
+          <w:rFonts w:ascii="Times New Roman" w:hAnsi="Times New Roman" w:cs="Times New Roman"/>
+          <w:sz w:val="28"/>
+          <w:szCs w:val="28"/>
+        </w:rPr>
+        <w:t>/</w:t>
+      </w:r>
+      <w:proofErr w:type="spellStart"/>
+      <w:r>
+        <w:rPr>
+          <w:rFonts w:ascii="Times New Roman" w:hAnsi="Times New Roman" w:cs="Times New Roman"/>
+          <w:sz w:val="28"/>
+          <w:szCs w:val="28"/>
+        </w:rPr>
+        <w:t>components</w:t>
+      </w:r>
+      <w:proofErr w:type="spellEnd"/>
+      <w:r>
+        <w:rPr>
+          <w:rFonts w:ascii="Times New Roman" w:hAnsi="Times New Roman" w:cs="Times New Roman"/>
+          <w:sz w:val="28"/>
+          <w:szCs w:val="28"/>
+        </w:rPr>
+        <w:t xml:space="preserve"> ).</w:t>
       </w:r>
     </w:p>
     <w:p>
@@ -9555,16 +9645,11 @@
         <w:br/>
       </w:r>
       <w:r>
-        <w:rPr>
-          <w:rFonts w:ascii="Times New Roman" w:hAnsi="Times New Roman" w:cs="Times New Roman"/>
-          <w:sz w:val="28"/>
-          <w:szCs w:val="28"/>
-        </w:rPr>
         <w:drawing>
-          <wp:inline distT="0" distB="0" distL="0" distR="0" wp14:anchorId="3DD2C3F6" wp14:editId="59B48C2F">
-            <wp:extent cx="1952898" cy="1305107"/>
+          <wp:inline distT="0" distB="0" distL="0" distR="0" wp14:anchorId="7F897148" wp14:editId="56CBCB4B">
+            <wp:extent cx="2314898" cy="809738"/>
             <wp:effectExtent l="0" t="0" r="9525" b="9525"/>
-            <wp:docPr id="4" name="Рисунок 4"/>
+            <wp:docPr id="3" name="Рисунок 3"/>
             <wp:cNvGraphicFramePr>
               <a:graphicFrameLocks xmlns:a="http://schemas.openxmlformats.org/drawingml/2006/main" noChangeAspect="1"/>
             </wp:cNvGraphicFramePr>
@@ -9584,7 +9669,99 @@
                   <pic:spPr>
                     <a:xfrm>
                       <a:off x="0" y="0"/>
-                      <a:ext cx="1952898" cy="1305107"/>
+                      <a:ext cx="2314898" cy="809738"/>
+                    </a:xfrm>
+                    <a:prstGeom prst="rect">
+                      <a:avLst/>
+                    </a:prstGeom>
+                  </pic:spPr>
+                </pic:pic>
+              </a:graphicData>
+            </a:graphic>
+          </wp:inline>
+        </w:drawing>
+      </w:r>
+      <w:r>
+        <w:rPr>
+          <w:rFonts w:ascii="Times New Roman" w:hAnsi="Times New Roman" w:cs="Times New Roman"/>
+          <w:sz w:val="28"/>
+          <w:szCs w:val="28"/>
+        </w:rPr>
+        <w:br/>
+      </w:r>
+    </w:p>
+    <w:p>
+      <w:pPr>
+        <w:pStyle w:val="a3"/>
+        <w:numPr>
+          <w:ilvl w:val="0"/>
+          <w:numId w:val="2"/>
+        </w:numPr>
+        <w:jc w:val="both"/>
+        <w:rPr>
+          <w:rFonts w:ascii="Times New Roman" w:hAnsi="Times New Roman" w:cs="Times New Roman"/>
+          <w:sz w:val="28"/>
+          <w:szCs w:val="28"/>
+        </w:rPr>
+      </w:pPr>
+      <w:r>
+        <w:rPr>
+          <w:rFonts w:ascii="Times New Roman" w:hAnsi="Times New Roman" w:cs="Times New Roman"/>
+          <w:sz w:val="28"/>
+          <w:szCs w:val="28"/>
+        </w:rPr>
+        <w:t>Створення файлів для кожної частини</w:t>
+      </w:r>
+    </w:p>
+    <w:p>
+      <w:pPr>
+        <w:pStyle w:val="a3"/>
+        <w:jc w:val="both"/>
+        <w:rPr>
+          <w:rFonts w:ascii="Times New Roman" w:hAnsi="Times New Roman" w:cs="Times New Roman"/>
+          <w:sz w:val="28"/>
+          <w:szCs w:val="28"/>
+        </w:rPr>
+      </w:pPr>
+      <w:r>
+        <w:rPr>
+          <w:rFonts w:ascii="Times New Roman" w:hAnsi="Times New Roman" w:cs="Times New Roman"/>
+          <w:sz w:val="28"/>
+          <w:szCs w:val="28"/>
+        </w:rPr>
+        <w:br/>
+      </w:r>
+      <w:r>
+        <w:rPr>
+          <w:rFonts w:ascii="Times New Roman" w:hAnsi="Times New Roman" w:cs="Times New Roman"/>
+          <w:sz w:val="28"/>
+          <w:szCs w:val="28"/>
+        </w:rPr>
+        <w:drawing>
+          <wp:inline distT="0" distB="0" distL="0" distR="0" wp14:anchorId="02EDB166" wp14:editId="73BB596A">
+            <wp:extent cx="1829055" cy="1638529"/>
+            <wp:effectExtent l="0" t="0" r="0" b="0"/>
+            <wp:docPr id="1" name="Рисунок 1"/>
+            <wp:cNvGraphicFramePr>
+              <a:graphicFrameLocks xmlns:a="http://schemas.openxmlformats.org/drawingml/2006/main" noChangeAspect="1"/>
+            </wp:cNvGraphicFramePr>
+            <a:graphic xmlns:a="http://schemas.openxmlformats.org/drawingml/2006/main">
+              <a:graphicData uri="http://schemas.openxmlformats.org/drawingml/2006/picture">
+                <pic:pic xmlns:pic="http://schemas.openxmlformats.org/drawingml/2006/picture">
+                  <pic:nvPicPr>
+                    <pic:cNvPr id="1" name=""/>
+                    <pic:cNvPicPr/>
+                  </pic:nvPicPr>
+                  <pic:blipFill>
+                    <a:blip r:embed="rId10"/>
+                    <a:stretch>
+                      <a:fillRect/>
+                    </a:stretch>
+                  </pic:blipFill>
+                  <pic:spPr>
+                    <a:xfrm>
+                      <a:off x="0" y="0"/>
+                      <a:ext cx="1829055" cy="1638529"/>
                     </a:xfrm>
                     <a:prstGeom prst="rect">
                       <a:avLst/>
@@ -10664,6 +10841,7 @@
                 <w:szCs w:val="21"/>
                 <w:lang w:eastAsia="uk-UA"/>
               </w:rPr>
+              <w:lastRenderedPageBreak/>
               <w:t>    );</w:t>
             </w:r>
           </w:p>
@@ -11093,7 +11271,6 @@
                 <w:szCs w:val="21"/>
                 <w:lang w:eastAsia="uk-UA"/>
               </w:rPr>
-              <w:lastRenderedPageBreak/>
               <w:t>            &lt;</w:t>
             </w:r>
             <w:r>
@@ -14492,6 +14669,7 @@
                 <w:szCs w:val="21"/>
                 <w:lang w:eastAsia="uk-UA"/>
               </w:rPr>
+              <w:lastRenderedPageBreak/>
               <w:t>            &lt;</w:t>
             </w:r>
             <w:proofErr w:type="spellStart"/>
@@ -15094,7 +15272,6 @@
                 <w:sz w:val="28"/>
                 <w:szCs w:val="28"/>
               </w:rPr>
-              <w:lastRenderedPageBreak/>
               <w:t xml:space="preserve">Лістинг коду компонента </w:t>
             </w:r>
             <w:proofErr w:type="spellStart"/>
@@ -17578,6 +17755,7 @@
                 <w:szCs w:val="21"/>
                 <w:lang w:eastAsia="uk-UA"/>
               </w:rPr>
+              <w:lastRenderedPageBreak/>
               <w:t>    &lt;/</w:t>
             </w:r>
             <w:r>
@@ -17725,37 +17903,339 @@
               </w:rPr>
               <w:t>;</w:t>
             </w:r>
-          </w:p>
-          <w:p>
-            <w:pPr>
-              <w:shd w:val="clear" w:color="auto" w:fill="000C18"/>
-              <w:spacing w:line="285" w:lineRule="atLeast"/>
-              <w:rPr>
-                <w:rFonts w:ascii="Consolas" w:eastAsia="Times New Roman" w:hAnsi="Consolas" w:cs="Times New Roman"/>
-                <w:color w:val="6688CC"/>
-                <w:sz w:val="21"/>
-                <w:szCs w:val="21"/>
-                <w:lang w:eastAsia="uk-UA"/>
-              </w:rPr>
-            </w:pPr>
-          </w:p>
-          <w:p>
-            <w:pPr>
-              <w:pStyle w:val="a3"/>
-              <w:ind w:left="0"/>
-              <w:rPr>
-                <w:rFonts w:ascii="Times New Roman" w:hAnsi="Times New Roman" w:cs="Times New Roman"/>
-              </w:rPr>
-            </w:pPr>
           </w:p>
         </w:tc>
       </w:tr>
     </w:tbl>
     <w:p>
       <w:pPr>
+        <w:rPr>
+          <w:rFonts w:ascii="Times New Roman" w:hAnsi="Times New Roman" w:cs="Times New Roman"/>
+        </w:rPr>
+      </w:pPr>
+    </w:p>
+    <w:p>
+      <w:pPr>
+        <w:rPr>
+          <w:rFonts w:ascii="Times New Roman" w:hAnsi="Times New Roman" w:cs="Times New Roman"/>
+          <w:sz w:val="28"/>
+          <w:szCs w:val="28"/>
+          <w:lang w:val="en-US"/>
+        </w:rPr>
+      </w:pPr>
+      <w:r>
+        <w:rPr>
+          <w:lang w:val="en-US"/>
+        </w:rPr>
+        <w:drawing>
+          <wp:inline distT="0" distB="0" distL="0" distR="0" wp14:anchorId="0863D56A" wp14:editId="239B1C6C">
+            <wp:extent cx="6120765" cy="3109595"/>
+            <wp:effectExtent l="0" t="0" r="0" b="0"/>
+            <wp:docPr id="7" name="Рисунок 7"/>
+            <wp:cNvGraphicFramePr>
+              <a:graphicFrameLocks xmlns:a="http://schemas.openxmlformats.org/drawingml/2006/main" noChangeAspect="1"/>
+            </wp:cNvGraphicFramePr>
+            <a:graphic xmlns:a="http://schemas.openxmlformats.org/drawingml/2006/main">
+              <a:graphicData uri="http://schemas.openxmlformats.org/drawingml/2006/picture">
+                <pic:pic xmlns:pic="http://schemas.openxmlformats.org/drawingml/2006/picture">
+                  <pic:nvPicPr>
+                    <pic:cNvPr id="1" name=""/>
+                    <pic:cNvPicPr/>
+                  </pic:nvPicPr>
+                  <pic:blipFill>
+                    <a:blip r:embed="rId11"/>
+                    <a:stretch>
+                      <a:fillRect/>
+                    </a:stretch>
+                  </pic:blipFill>
+                  <pic:spPr>
+                    <a:xfrm>
+                      <a:off x="0" y="0"/>
+                      <a:ext cx="6120765" cy="3109595"/>
+                    </a:xfrm>
+                    <a:prstGeom prst="rect">
+                      <a:avLst/>
+                    </a:prstGeom>
+                  </pic:spPr>
+                </pic:pic>
+              </a:graphicData>
+            </a:graphic>
+          </wp:inline>
+        </w:drawing>
+      </w:r>
+    </w:p>
+    <w:p>
+      <w:pPr>
         <w:pStyle w:val="a3"/>
         <w:rPr>
           <w:rFonts w:ascii="Times New Roman" w:hAnsi="Times New Roman" w:cs="Times New Roman"/>
+          <w:sz w:val="24"/>
+          <w:szCs w:val="24"/>
+        </w:rPr>
+      </w:pPr>
+      <w:r>
+        <w:rPr>
+          <w:rFonts w:ascii="Times New Roman" w:hAnsi="Times New Roman" w:cs="Times New Roman"/>
+          <w:sz w:val="24"/>
+          <w:szCs w:val="24"/>
+        </w:rPr>
+        <w:t>Рис.3 Результат виконання завдання</w:t>
+      </w:r>
+    </w:p>
+    <w:p>
+      <w:pPr>
+        <w:pStyle w:val="a3"/>
+        <w:rPr>
+          <w:rFonts w:ascii="Times New Roman" w:hAnsi="Times New Roman" w:cs="Times New Roman"/>
+          <w:sz w:val="28"/>
+          <w:szCs w:val="28"/>
+        </w:rPr>
+      </w:pPr>
+    </w:p>
+    <w:p>
+      <w:pPr>
+        <w:rPr>
+          <w:rFonts w:ascii="Times New Roman" w:hAnsi="Times New Roman" w:cs="Times New Roman"/>
+          <w:sz w:val="28"/>
+          <w:szCs w:val="28"/>
+        </w:rPr>
+      </w:pPr>
+      <w:r>
+        <w:rPr>
+          <w:rFonts w:ascii="Times New Roman" w:hAnsi="Times New Roman" w:cs="Times New Roman"/>
+          <w:sz w:val="28"/>
+          <w:szCs w:val="28"/>
+        </w:rPr>
+        <w:t xml:space="preserve">Посилання на репозиторій: </w:t>
+      </w:r>
+      <w:hyperlink r:id="rId12" w:history="1">
+        <w:r>
+          <w:rPr>
+            <w:rStyle w:val="a5"/>
+            <w:rFonts w:ascii="Times New Roman" w:hAnsi="Times New Roman" w:cs="Times New Roman"/>
+            <w:sz w:val="28"/>
+            <w:szCs w:val="28"/>
+          </w:rPr>
+          <w:t>https://github.com/S-oof/lab2_web</w:t>
+        </w:r>
+      </w:hyperlink>
+    </w:p>
+    <w:p>
+      <w:pPr>
+        <w:rPr>
+          <w:rFonts w:ascii="Times New Roman" w:hAnsi="Times New Roman" w:cs="Times New Roman"/>
+          <w:b/>
+          <w:bCs/>
+          <w:sz w:val="28"/>
+          <w:szCs w:val="28"/>
+        </w:rPr>
+      </w:pPr>
+      <w:r>
+        <w:rPr>
+          <w:rFonts w:ascii="Times New Roman" w:hAnsi="Times New Roman" w:cs="Times New Roman"/>
+          <w:b/>
+          <w:bCs/>
+          <w:sz w:val="28"/>
+          <w:szCs w:val="28"/>
+        </w:rPr>
+        <w:t>Вис</w:t>
+      </w:r>
+      <w:r>
+        <w:rPr>
+          <w:rFonts w:ascii="Times New Roman" w:hAnsi="Times New Roman" w:cs="Times New Roman"/>
+          <w:b/>
+          <w:bCs/>
+          <w:sz w:val="28"/>
+          <w:szCs w:val="28"/>
+        </w:rPr>
+        <w:t>новки:</w:t>
+      </w:r>
+    </w:p>
+    <w:p>
+      <w:pPr>
+        <w:ind w:firstLine="708"/>
+        <w:jc w:val="both"/>
+        <w:rPr>
+          <w:rFonts w:ascii="Times New Roman" w:hAnsi="Times New Roman" w:cs="Times New Roman"/>
+          <w:sz w:val="28"/>
+          <w:szCs w:val="28"/>
+        </w:rPr>
+      </w:pPr>
+      <w:r>
+        <w:rPr>
+          <w:rFonts w:ascii="Times New Roman" w:hAnsi="Times New Roman" w:cs="Times New Roman"/>
+          <w:sz w:val="28"/>
+          <w:szCs w:val="28"/>
+        </w:rPr>
+        <w:t>Під час виконанні частини 2 цієї лабораторної роботи</w:t>
+      </w:r>
+      <w:r>
+        <w:rPr>
+          <w:rFonts w:ascii="Times New Roman" w:hAnsi="Times New Roman" w:cs="Times New Roman"/>
+          <w:sz w:val="28"/>
+          <w:szCs w:val="28"/>
+        </w:rPr>
+        <w:t xml:space="preserve"> </w:t>
+      </w:r>
+      <w:r>
+        <w:rPr>
+          <w:rFonts w:ascii="Times New Roman" w:hAnsi="Times New Roman" w:cs="Times New Roman"/>
+          <w:sz w:val="28"/>
+          <w:szCs w:val="28"/>
+        </w:rPr>
+        <w:t xml:space="preserve">я ознайомилась </w:t>
+      </w:r>
+      <w:r>
+        <w:rPr>
+          <w:rFonts w:ascii="Times New Roman" w:hAnsi="Times New Roman" w:cs="Times New Roman"/>
+          <w:sz w:val="28"/>
+          <w:szCs w:val="28"/>
+        </w:rPr>
+        <w:t xml:space="preserve">з основними принципами </w:t>
+      </w:r>
+      <w:proofErr w:type="spellStart"/>
+      <w:r>
+        <w:rPr>
+          <w:rFonts w:ascii="Times New Roman" w:hAnsi="Times New Roman" w:cs="Times New Roman"/>
+          <w:sz w:val="28"/>
+          <w:szCs w:val="28"/>
+        </w:rPr>
+        <w:t>React</w:t>
+      </w:r>
+      <w:proofErr w:type="spellEnd"/>
+      <w:r>
+        <w:rPr>
+          <w:rFonts w:ascii="Times New Roman" w:hAnsi="Times New Roman" w:cs="Times New Roman"/>
+          <w:sz w:val="28"/>
+          <w:szCs w:val="28"/>
+        </w:rPr>
+        <w:t xml:space="preserve"> та компонентної архітектури</w:t>
+      </w:r>
+      <w:r>
+        <w:rPr>
+          <w:rFonts w:ascii="Times New Roman" w:hAnsi="Times New Roman" w:cs="Times New Roman"/>
+          <w:sz w:val="28"/>
+          <w:szCs w:val="28"/>
+        </w:rPr>
+        <w:t>, н</w:t>
+      </w:r>
+      <w:r>
+        <w:rPr>
+          <w:rFonts w:ascii="Times New Roman" w:hAnsi="Times New Roman" w:cs="Times New Roman"/>
+          <w:sz w:val="28"/>
+          <w:szCs w:val="28"/>
+        </w:rPr>
+        <w:t>авчи</w:t>
+      </w:r>
+      <w:r>
+        <w:rPr>
+          <w:rFonts w:ascii="Times New Roman" w:hAnsi="Times New Roman" w:cs="Times New Roman"/>
+          <w:sz w:val="28"/>
+          <w:szCs w:val="28"/>
+        </w:rPr>
+        <w:t>ла</w:t>
+      </w:r>
+      <w:r>
+        <w:rPr>
+          <w:rFonts w:ascii="Times New Roman" w:hAnsi="Times New Roman" w:cs="Times New Roman"/>
+          <w:sz w:val="28"/>
+          <w:szCs w:val="28"/>
+        </w:rPr>
+        <w:t xml:space="preserve">ся створювати простий </w:t>
+      </w:r>
+      <w:proofErr w:type="spellStart"/>
+      <w:r>
+        <w:rPr>
+          <w:rFonts w:ascii="Times New Roman" w:hAnsi="Times New Roman" w:cs="Times New Roman"/>
+          <w:sz w:val="28"/>
+          <w:szCs w:val="28"/>
+        </w:rPr>
+        <w:t>React</w:t>
+      </w:r>
+      <w:proofErr w:type="spellEnd"/>
+      <w:r>
+        <w:rPr>
+          <w:rFonts w:ascii="Times New Roman" w:hAnsi="Times New Roman" w:cs="Times New Roman"/>
+          <w:sz w:val="28"/>
+          <w:szCs w:val="28"/>
+        </w:rPr>
+        <w:t xml:space="preserve"> </w:t>
+      </w:r>
+      <w:r>
+        <w:rPr>
+          <w:rFonts w:ascii="Times New Roman" w:hAnsi="Times New Roman" w:cs="Times New Roman"/>
+          <w:sz w:val="28"/>
+          <w:szCs w:val="28"/>
+        </w:rPr>
+        <w:t xml:space="preserve">застосунок за допомогою </w:t>
+      </w:r>
+      <w:proofErr w:type="spellStart"/>
+      <w:r>
+        <w:rPr>
+          <w:rFonts w:ascii="Times New Roman" w:hAnsi="Times New Roman" w:cs="Times New Roman"/>
+          <w:sz w:val="28"/>
+          <w:szCs w:val="28"/>
+        </w:rPr>
+        <w:t>Vite</w:t>
+      </w:r>
+      <w:proofErr w:type="spellEnd"/>
+      <w:r>
+        <w:rPr>
+          <w:rFonts w:ascii="Times New Roman" w:hAnsi="Times New Roman" w:cs="Times New Roman"/>
+          <w:sz w:val="28"/>
+          <w:szCs w:val="28"/>
+        </w:rPr>
+        <w:t>, а також з</w:t>
+      </w:r>
+      <w:r>
+        <w:rPr>
+          <w:rFonts w:ascii="Times New Roman" w:hAnsi="Times New Roman" w:cs="Times New Roman"/>
+          <w:sz w:val="28"/>
+          <w:szCs w:val="28"/>
+        </w:rPr>
+        <w:t>розумі</w:t>
+      </w:r>
+      <w:r>
+        <w:rPr>
+          <w:rFonts w:ascii="Times New Roman" w:hAnsi="Times New Roman" w:cs="Times New Roman"/>
+          <w:sz w:val="28"/>
+          <w:szCs w:val="28"/>
+        </w:rPr>
+        <w:t>ла</w:t>
+      </w:r>
+      <w:r>
+        <w:rPr>
+          <w:rFonts w:ascii="Times New Roman" w:hAnsi="Times New Roman" w:cs="Times New Roman"/>
+          <w:sz w:val="28"/>
+          <w:szCs w:val="28"/>
+        </w:rPr>
+        <w:t xml:space="preserve">, як </w:t>
+      </w:r>
+      <w:proofErr w:type="spellStart"/>
+      <w:r>
+        <w:rPr>
+          <w:rFonts w:ascii="Times New Roman" w:hAnsi="Times New Roman" w:cs="Times New Roman"/>
+          <w:sz w:val="28"/>
+          <w:szCs w:val="28"/>
+        </w:rPr>
+        <w:t>декомпозувати</w:t>
+      </w:r>
+      <w:proofErr w:type="spellEnd"/>
+      <w:r>
+        <w:rPr>
+          <w:rFonts w:ascii="Times New Roman" w:hAnsi="Times New Roman" w:cs="Times New Roman"/>
+          <w:sz w:val="28"/>
+          <w:szCs w:val="28"/>
+        </w:rPr>
+        <w:t xml:space="preserve"> інтерфейс користувача (UI) на компоненти, придатні для повторного використання.</w:t>
+      </w:r>
+    </w:p>
+    <w:p>
+      <w:pPr>
+        <w:rPr>
+          <w:rFonts w:ascii="Times New Roman" w:hAnsi="Times New Roman" w:cs="Times New Roman"/>
+          <w:sz w:val="28"/>
+          <w:szCs w:val="28"/>
         </w:rPr>
       </w:pPr>
     </w:p>
@@ -18414,6 +18894,29 @@
       </w:tblBorders>
     </w:tblPr>
   </w:style>
+  <w:style w:type="character" w:styleId="a5">
+    <w:name w:val="Hyperlink"/>
+    <w:basedOn w:val="a0"/>
+    <w:uiPriority w:val="99"/>
+    <w:unhideWhenUsed/>
+    <w:rsid w:val="00B702DB"/>
+    <w:rPr>
+      <w:color w:val="0563C1" w:themeColor="hyperlink"/>
+      <w:u w:val="single"/>
+    </w:rPr>
+  </w:style>
+  <w:style w:type="character" w:styleId="a6">
+    <w:name w:val="Unresolved Mention"/>
+    <w:basedOn w:val="a0"/>
+    <w:uiPriority w:val="99"/>
+    <w:semiHidden/>
+    <w:unhideWhenUsed/>
+    <w:rsid w:val="00B702DB"/>
+    <w:rPr>
+      <w:color w:val="605E5C"/>
+      <w:shd w:val="clear" w:color="auto" w:fill="E1DFDD"/>
+    </w:rPr>
+  </w:style>
 </w:styles>
 </file>
 
@@ -18710,4 +19213,16 @@
     </a:ext>
   </a:extLst>
 </a:theme>
+</file>
+
+<file path=customXml/item1.xml><?xml version="1.0" encoding="utf-8"?>
+<b:Sources xmlns:b="http://schemas.openxmlformats.org/officeDocument/2006/bibliography" xmlns="http://schemas.openxmlformats.org/officeDocument/2006/bibliography" SelectedStyle="\APASixthEditionOfficeOnline.xsl" StyleName="APA" Version="6"/>
+</file>
+
+<file path=customXml/itemProps1.xml><?xml version="1.0" encoding="utf-8"?>
+<ds:datastoreItem xmlns:ds="http://schemas.openxmlformats.org/officeDocument/2006/customXml" ds:itemID="{1B346298-BEB9-4A42-8431-D34791891834}">
+  <ds:schemaRefs>
+    <ds:schemaRef ds:uri="http://schemas.openxmlformats.org/officeDocument/2006/bibliography"/>
+  </ds:schemaRefs>
+</ds:datastoreItem>
 </file>